--- a/docs/artifacts/spec-documents/09-software-verification-report.docx
+++ b/docs/artifacts/spec-documents/09-software-verification-report.docx
@@ -23,7 +23,7 @@
         <w:pStyle w:val="Date"/>
       </w:pPr>
       <w:r>
-        <w:t xml:space="preserve">2026-09-12</w:t>
+        <w:t xml:space="preserve">2026-09-13</w:t>
       </w:r>
     </w:p>
     <w:sdt>
@@ -52,7 +52,7 @@
         </w:p>
       </w:sdtContent>
     </w:sdt>
-    <w:bookmarkStart w:id="40" w:name="foxbms-2-software-verification-report"/>
+    <w:bookmarkStart w:id="41" w:name="foxbms-2-software-verification-report"/>
     <w:p>
       <w:pPr>
         <w:pStyle w:val="Heading1"/>
@@ -316,7 +316,7 @@
               <w:jc w:val="left"/>
             </w:pPr>
             <w:r>
-              <w:t xml:space="preserve">2026-09-12T01:01:53Z</w:t>
+              <w:t xml:space="preserve">2026-09-13T02:20:37Z</w:t>
             </w:r>
           </w:p>
         </w:tc>
@@ -336,20 +336,2243 @@
         <w:pStyle w:val="FirstParagraph"/>
       </w:pPr>
       <w:r>
-        <w:t xml:space="preserve">Software verification by level — unit, component, integration, HIL — each with test specification, cases, execution report; execution_kind labeled; actual vs synthetic distinguished.</w:t>
+        <w:t xml:space="preserve">Software verification by level: (1) reverse-engineered unit verification evidence — the full per-module unit-test inventory from</w:t>
+      </w:r>
+      <w:r>
+        <w:t xml:space="preserve"> </w:t>
+      </w:r>
+      <w:r>
+        <w:rPr>
+          <w:rStyle w:val="VerbatimChar"/>
+        </w:rPr>
+        <w:t xml:space="preserve">tests/unit/app/</w:t>
+      </w:r>
+      <w:r>
+        <w:t xml:space="preserve">; (2) corpus test levels (unit, component, integration, HIL) with cases, execution reports, execution_kind labeled; actual vs synthetic distinguished.</w:t>
       </w:r>
     </w:p>
     <w:bookmarkEnd w:id="20"/>
-    <w:bookmarkStart w:id="27" w:name="unit-testing"/>
+    <w:bookmarkStart w:id="21" w:name="X5ce79628f51aefec3b956c7872b295b3d0215b9"/>
     <w:p>
       <w:pPr>
         <w:pStyle w:val="Heading2"/>
       </w:pPr>
       <w:r>
+        <w:t xml:space="preserve">Reverse-Engineered Unit Verification Evidence</w:t>
+      </w:r>
+    </w:p>
+    <w:p>
+      <w:pPr>
+        <w:pStyle w:val="FirstParagraph"/>
+      </w:pPr>
+      <w:r>
+        <w:t xml:space="preserve">The repository carries</w:t>
+      </w:r>
+      <w:r>
+        <w:t xml:space="preserve"> </w:t>
+      </w:r>
+      <w:r>
+        <w:rPr>
+          <w:b/>
+          <w:bCs/>
+        </w:rPr>
+        <w:t xml:space="preserve">313 C unit test files</w:t>
+      </w:r>
+      <w:r>
+        <w:t xml:space="preserve"> </w:t>
+      </w:r>
+      <w:r>
+        <w:t xml:space="preserve">(Ceedling/Unity, host-based) in</w:t>
+      </w:r>
+      <w:r>
+        <w:t xml:space="preserve"> </w:t>
+      </w:r>
+      <w:r>
+        <w:rPr>
+          <w:rStyle w:val="VerbatimChar"/>
+        </w:rPr>
+        <w:t xml:space="preserve">tests/unit/app/</w:t>
+      </w:r>
+      <w:r>
+        <w:t xml:space="preserve">. Per-module inventory:</w:t>
+      </w:r>
+    </w:p>
+    <w:tbl>
+      <w:tblPr>
+        <w:tblStyle w:val="Table"/>
+        <w:tblW w:type="pct" w:w="5000"/>
+        <w:jc w:val="left"/>
+        <w:tblLayout w:type="fixed"/>
+        <w:tblLook w:firstRow="1" w:lastRow="0" w:firstColumn="0" w:lastColumn="0" w:noHBand="0" w:noVBand="0" w:val="0020"/>
+      </w:tblPr>
+      <w:tblGrid>
+        <w:gridCol w:w="2640"/>
+        <w:gridCol w:w="2640"/>
+        <w:gridCol w:w="2640"/>
+      </w:tblGrid>
+      <w:tr>
+        <w:trPr>
+          <w:tblHeader w:val="on"/>
+        </w:trPr>
+        <w:tc>
+          <w:tcPr/>
+          <w:p>
+            <w:pPr>
+              <w:pStyle w:val="Compact"/>
+              <w:jc w:val="left"/>
+            </w:pPr>
+            <w:r>
+              <w:t xml:space="preserve">Module</w:t>
+            </w:r>
+          </w:p>
+        </w:tc>
+        <w:tc>
+          <w:tcPr/>
+          <w:p>
+            <w:pPr>
+              <w:pStyle w:val="Compact"/>
+              <w:jc w:val="left"/>
+            </w:pPr>
+            <w:r>
+              <w:t xml:space="preserve">Unit test files</w:t>
+            </w:r>
+          </w:p>
+        </w:tc>
+        <w:tc>
+          <w:tcPr/>
+          <w:p>
+            <w:pPr>
+              <w:pStyle w:val="Compact"/>
+              <w:jc w:val="left"/>
+            </w:pPr>
+            <w:r>
+              <w:t xml:space="preserve">Count</w:t>
+            </w:r>
+          </w:p>
+        </w:tc>
+      </w:tr>
+      <w:tr>
+        <w:tc>
+          <w:tcPr/>
+          <w:p>
+            <w:pPr>
+              <w:pStyle w:val="Compact"/>
+              <w:jc w:val="left"/>
+            </w:pPr>
+            <w:r>
+              <w:rPr>
+                <w:rStyle w:val="VerbatimChar"/>
+              </w:rPr>
+              <w:t xml:space="preserve">application/algorithm</w:t>
+            </w:r>
+          </w:p>
+        </w:tc>
+        <w:tc>
+          <w:tcPr/>
+          <w:p>
+            <w:pPr>
+              <w:pStyle w:val="Compact"/>
+              <w:jc w:val="left"/>
+            </w:pPr>
+            <w:r>
+              <w:rPr>
+                <w:rStyle w:val="VerbatimChar"/>
+              </w:rPr>
+              <w:t xml:space="preserve">test_algorithm.c</w:t>
+            </w:r>
+          </w:p>
+        </w:tc>
+        <w:tc>
+          <w:tcPr/>
+          <w:p>
+            <w:pPr>
+              <w:pStyle w:val="Compact"/>
+              <w:jc w:val="left"/>
+            </w:pPr>
+            <w:r>
+              <w:t xml:space="preserve">1</w:t>
+            </w:r>
+          </w:p>
+        </w:tc>
+      </w:tr>
+      <w:tr>
+        <w:tc>
+          <w:tcPr/>
+          <w:p>
+            <w:pPr>
+              <w:pStyle w:val="Compact"/>
+              <w:jc w:val="left"/>
+            </w:pPr>
+            <w:r>
+              <w:rPr>
+                <w:rStyle w:val="VerbatimChar"/>
+              </w:rPr>
+              <w:t xml:space="preserve">application/bal</w:t>
+            </w:r>
+          </w:p>
+        </w:tc>
+        <w:tc>
+          <w:tcPr/>
+          <w:p>
+            <w:pPr>
+              <w:pStyle w:val="Compact"/>
+              <w:jc w:val="left"/>
+            </w:pPr>
+            <w:r>
+              <w:rPr>
+                <w:rStyle w:val="VerbatimChar"/>
+              </w:rPr>
+              <w:t xml:space="preserve">test_bal.c</w:t>
+            </w:r>
+          </w:p>
+        </w:tc>
+        <w:tc>
+          <w:tcPr/>
+          <w:p>
+            <w:pPr>
+              <w:pStyle w:val="Compact"/>
+              <w:jc w:val="left"/>
+            </w:pPr>
+            <w:r>
+              <w:t xml:space="preserve">1</w:t>
+            </w:r>
+          </w:p>
+        </w:tc>
+      </w:tr>
+      <w:tr>
+        <w:tc>
+          <w:tcPr/>
+          <w:p>
+            <w:pPr>
+              <w:pStyle w:val="Compact"/>
+              <w:jc w:val="left"/>
+            </w:pPr>
+            <w:r>
+              <w:rPr>
+                <w:rStyle w:val="VerbatimChar"/>
+              </w:rPr>
+              <w:t xml:space="preserve">application/bms</w:t>
+            </w:r>
+          </w:p>
+        </w:tc>
+        <w:tc>
+          <w:tcPr/>
+          <w:p>
+            <w:pPr>
+              <w:pStyle w:val="Compact"/>
+              <w:jc w:val="left"/>
+            </w:pPr>
+            <w:r>
+              <w:rPr>
+                <w:rStyle w:val="VerbatimChar"/>
+              </w:rPr>
+              <w:t xml:space="preserve">test_bms.c</w:t>
+            </w:r>
+          </w:p>
+        </w:tc>
+        <w:tc>
+          <w:tcPr/>
+          <w:p>
+            <w:pPr>
+              <w:pStyle w:val="Compact"/>
+              <w:jc w:val="left"/>
+            </w:pPr>
+            <w:r>
+              <w:t xml:space="preserve">1</w:t>
+            </w:r>
+          </w:p>
+        </w:tc>
+      </w:tr>
+      <w:tr>
+        <w:tc>
+          <w:tcPr/>
+          <w:p>
+            <w:pPr>
+              <w:pStyle w:val="Compact"/>
+              <w:jc w:val="left"/>
+            </w:pPr>
+            <w:r>
+              <w:rPr>
+                <w:rStyle w:val="VerbatimChar"/>
+              </w:rPr>
+              <w:t xml:space="preserve">application/ethernet</w:t>
+            </w:r>
+          </w:p>
+        </w:tc>
+        <w:tc>
+          <w:tcPr/>
+          <w:p>
+            <w:pPr>
+              <w:pStyle w:val="Compact"/>
+              <w:jc w:val="left"/>
+            </w:pPr>
+            <w:r>
+              <w:rPr>
+                <w:rStyle w:val="VerbatimChar"/>
+              </w:rPr>
+              <w:t xml:space="preserve">test_ethernet.c</w:t>
+            </w:r>
+            <w:r>
+              <w:t xml:space="preserve">,</w:t>
+            </w:r>
+            <w:r>
+              <w:t xml:space="preserve"> </w:t>
+            </w:r>
+            <w:r>
+              <w:rPr>
+                <w:rStyle w:val="VerbatimChar"/>
+              </w:rPr>
+              <w:t xml:space="preserve">test_ethernet_freertos.c</w:t>
+            </w:r>
+          </w:p>
+        </w:tc>
+        <w:tc>
+          <w:tcPr/>
+          <w:p>
+            <w:pPr>
+              <w:pStyle w:val="Compact"/>
+              <w:jc w:val="left"/>
+            </w:pPr>
+            <w:r>
+              <w:t xml:space="preserve">2</w:t>
+            </w:r>
+          </w:p>
+        </w:tc>
+      </w:tr>
+      <w:tr>
+        <w:tc>
+          <w:tcPr/>
+          <w:p>
+            <w:pPr>
+              <w:pStyle w:val="Compact"/>
+              <w:jc w:val="left"/>
+            </w:pPr>
+            <w:r>
+              <w:rPr>
+                <w:rStyle w:val="VerbatimChar"/>
+              </w:rPr>
+              <w:t xml:space="preserve">application/plausibility</w:t>
+            </w:r>
+          </w:p>
+        </w:tc>
+        <w:tc>
+          <w:tcPr/>
+          <w:p>
+            <w:pPr>
+              <w:pStyle w:val="Compact"/>
+              <w:jc w:val="left"/>
+            </w:pPr>
+            <w:r>
+              <w:rPr>
+                <w:rStyle w:val="VerbatimChar"/>
+              </w:rPr>
+              <w:t xml:space="preserve">test_plausibility.c</w:t>
+            </w:r>
+          </w:p>
+        </w:tc>
+        <w:tc>
+          <w:tcPr/>
+          <w:p>
+            <w:pPr>
+              <w:pStyle w:val="Compact"/>
+              <w:jc w:val="left"/>
+            </w:pPr>
+            <w:r>
+              <w:t xml:space="preserve">1</w:t>
+            </w:r>
+          </w:p>
+        </w:tc>
+      </w:tr>
+      <w:tr>
+        <w:tc>
+          <w:tcPr/>
+          <w:p>
+            <w:pPr>
+              <w:pStyle w:val="Compact"/>
+              <w:jc w:val="left"/>
+            </w:pPr>
+            <w:r>
+              <w:rPr>
+                <w:rStyle w:val="VerbatimChar"/>
+              </w:rPr>
+              <w:t xml:space="preserve">application/redundancy</w:t>
+            </w:r>
+          </w:p>
+        </w:tc>
+        <w:tc>
+          <w:tcPr/>
+          <w:p>
+            <w:pPr>
+              <w:pStyle w:val="Compact"/>
+              <w:jc w:val="left"/>
+            </w:pPr>
+            <w:r>
+              <w:rPr>
+                <w:rStyle w:val="VerbatimChar"/>
+              </w:rPr>
+              <w:t xml:space="preserve">test_redundancy.c</w:t>
+            </w:r>
+          </w:p>
+        </w:tc>
+        <w:tc>
+          <w:tcPr/>
+          <w:p>
+            <w:pPr>
+              <w:pStyle w:val="Compact"/>
+              <w:jc w:val="left"/>
+            </w:pPr>
+            <w:r>
+              <w:t xml:space="preserve">1</w:t>
+            </w:r>
+          </w:p>
+        </w:tc>
+      </w:tr>
+      <w:tr>
+        <w:tc>
+          <w:tcPr/>
+          <w:p>
+            <w:pPr>
+              <w:pStyle w:val="Compact"/>
+              <w:jc w:val="left"/>
+            </w:pPr>
+            <w:r>
+              <w:rPr>
+                <w:rStyle w:val="VerbatimChar"/>
+              </w:rPr>
+              <w:t xml:space="preserve">application/soa</w:t>
+            </w:r>
+          </w:p>
+        </w:tc>
+        <w:tc>
+          <w:tcPr/>
+          <w:p>
+            <w:pPr>
+              <w:pStyle w:val="Compact"/>
+              <w:jc w:val="left"/>
+            </w:pPr>
+            <w:r>
+              <w:rPr>
+                <w:rStyle w:val="VerbatimChar"/>
+              </w:rPr>
+              <w:t xml:space="preserve">test_soa.c</w:t>
+            </w:r>
+          </w:p>
+        </w:tc>
+        <w:tc>
+          <w:tcPr/>
+          <w:p>
+            <w:pPr>
+              <w:pStyle w:val="Compact"/>
+              <w:jc w:val="left"/>
+            </w:pPr>
+            <w:r>
+              <w:t xml:space="preserve">1</w:t>
+            </w:r>
+          </w:p>
+        </w:tc>
+      </w:tr>
+      <w:tr>
+        <w:tc>
+          <w:tcPr/>
+          <w:p>
+            <w:pPr>
+              <w:pStyle w:val="Compact"/>
+              <w:jc w:val="left"/>
+            </w:pPr>
+            <w:r>
+              <w:rPr>
+                <w:rStyle w:val="VerbatimChar"/>
+              </w:rPr>
+              <w:t xml:space="preserve">driver/adc</w:t>
+            </w:r>
+          </w:p>
+        </w:tc>
+        <w:tc>
+          <w:tcPr/>
+          <w:p>
+            <w:pPr>
+              <w:pStyle w:val="Compact"/>
+              <w:jc w:val="left"/>
+            </w:pPr>
+            <w:r>
+              <w:rPr>
+                <w:rStyle w:val="VerbatimChar"/>
+              </w:rPr>
+              <w:t xml:space="preserve">test_adc.c</w:t>
+            </w:r>
+          </w:p>
+        </w:tc>
+        <w:tc>
+          <w:tcPr/>
+          <w:p>
+            <w:pPr>
+              <w:pStyle w:val="Compact"/>
+              <w:jc w:val="left"/>
+            </w:pPr>
+            <w:r>
+              <w:t xml:space="preserve">1</w:t>
+            </w:r>
+          </w:p>
+        </w:tc>
+      </w:tr>
+      <w:tr>
+        <w:tc>
+          <w:tcPr/>
+          <w:p>
+            <w:pPr>
+              <w:pStyle w:val="Compact"/>
+              <w:jc w:val="left"/>
+            </w:pPr>
+            <w:r>
+              <w:rPr>
+                <w:rStyle w:val="VerbatimChar"/>
+              </w:rPr>
+              <w:t xml:space="preserve">driver/can</w:t>
+            </w:r>
+          </w:p>
+        </w:tc>
+        <w:tc>
+          <w:tcPr/>
+          <w:p>
+            <w:pPr>
+              <w:pStyle w:val="Compact"/>
+              <w:jc w:val="left"/>
+            </w:pPr>
+            <w:r>
+              <w:rPr>
+                <w:rStyle w:val="VerbatimChar"/>
+              </w:rPr>
+              <w:t xml:space="preserve">test_can.c</w:t>
+            </w:r>
+            <w:r>
+              <w:t xml:space="preserve">,</w:t>
+            </w:r>
+            <w:r>
+              <w:t xml:space="preserve"> </w:t>
+            </w:r>
+            <w:r>
+              <w:rPr>
+                <w:rStyle w:val="VerbatimChar"/>
+              </w:rPr>
+              <w:t xml:space="preserve">test_can_1.c</w:t>
+            </w:r>
+            <w:r>
+              <w:t xml:space="preserve">,</w:t>
+            </w:r>
+            <w:r>
+              <w:t xml:space="preserve"> </w:t>
+            </w:r>
+            <w:r>
+              <w:rPr>
+                <w:rStyle w:val="VerbatimChar"/>
+              </w:rPr>
+              <w:t xml:space="preserve">test_can_2.c</w:t>
+            </w:r>
+            <w:r>
+              <w:t xml:space="preserve">,</w:t>
+            </w:r>
+            <w:r>
+              <w:t xml:space="preserve"> </w:t>
+            </w:r>
+            <w:r>
+              <w:rPr>
+                <w:rStyle w:val="VerbatimChar"/>
+              </w:rPr>
+              <w:t xml:space="preserve">test_can_can_message_notification.c</w:t>
+            </w:r>
+          </w:p>
+        </w:tc>
+        <w:tc>
+          <w:tcPr/>
+          <w:p>
+            <w:pPr>
+              <w:pStyle w:val="Compact"/>
+              <w:jc w:val="left"/>
+            </w:pPr>
+            <w:r>
+              <w:t xml:space="preserve">4</w:t>
+            </w:r>
+          </w:p>
+        </w:tc>
+      </w:tr>
+      <w:tr>
+        <w:tc>
+          <w:tcPr/>
+          <w:p>
+            <w:pPr>
+              <w:pStyle w:val="Compact"/>
+              <w:jc w:val="left"/>
+            </w:pPr>
+            <w:r>
+              <w:rPr>
+                <w:rStyle w:val="VerbatimChar"/>
+              </w:rPr>
+              <w:t xml:space="preserve">driver/contactor</w:t>
+            </w:r>
+          </w:p>
+        </w:tc>
+        <w:tc>
+          <w:tcPr/>
+          <w:p>
+            <w:pPr>
+              <w:pStyle w:val="Compact"/>
+              <w:jc w:val="left"/>
+            </w:pPr>
+            <w:r>
+              <w:rPr>
+                <w:rStyle w:val="VerbatimChar"/>
+              </w:rPr>
+              <w:t xml:space="preserve">test_contactor.c</w:t>
+            </w:r>
+          </w:p>
+        </w:tc>
+        <w:tc>
+          <w:tcPr/>
+          <w:p>
+            <w:pPr>
+              <w:pStyle w:val="Compact"/>
+              <w:jc w:val="left"/>
+            </w:pPr>
+            <w:r>
+              <w:t xml:space="preserve">1</w:t>
+            </w:r>
+          </w:p>
+        </w:tc>
+      </w:tr>
+      <w:tr>
+        <w:tc>
+          <w:tcPr/>
+          <w:p>
+            <w:pPr>
+              <w:pStyle w:val="Compact"/>
+              <w:jc w:val="left"/>
+            </w:pPr>
+            <w:r>
+              <w:rPr>
+                <w:rStyle w:val="VerbatimChar"/>
+              </w:rPr>
+              <w:t xml:space="preserve">driver/crc</w:t>
+            </w:r>
+          </w:p>
+        </w:tc>
+        <w:tc>
+          <w:tcPr/>
+          <w:p>
+            <w:pPr>
+              <w:pStyle w:val="Compact"/>
+              <w:jc w:val="left"/>
+            </w:pPr>
+            <w:r>
+              <w:rPr>
+                <w:rStyle w:val="VerbatimChar"/>
+              </w:rPr>
+              <w:t xml:space="preserve">test_crc.c</w:t>
+            </w:r>
+          </w:p>
+        </w:tc>
+        <w:tc>
+          <w:tcPr/>
+          <w:p>
+            <w:pPr>
+              <w:pStyle w:val="Compact"/>
+              <w:jc w:val="left"/>
+            </w:pPr>
+            <w:r>
+              <w:t xml:space="preserve">1</w:t>
+            </w:r>
+          </w:p>
+        </w:tc>
+      </w:tr>
+      <w:tr>
+        <w:tc>
+          <w:tcPr/>
+          <w:p>
+            <w:pPr>
+              <w:pStyle w:val="Compact"/>
+              <w:jc w:val="left"/>
+            </w:pPr>
+            <w:r>
+              <w:rPr>
+                <w:rStyle w:val="VerbatimChar"/>
+              </w:rPr>
+              <w:t xml:space="preserve">driver/dma</w:t>
+            </w:r>
+          </w:p>
+        </w:tc>
+        <w:tc>
+          <w:tcPr/>
+          <w:p>
+            <w:pPr>
+              <w:pStyle w:val="Compact"/>
+              <w:jc w:val="left"/>
+            </w:pPr>
+            <w:r>
+              <w:rPr>
+                <w:rStyle w:val="VerbatimChar"/>
+              </w:rPr>
+              <w:t xml:space="preserve">test_dma.c</w:t>
+            </w:r>
+            <w:r>
+              <w:t xml:space="preserve">,</w:t>
+            </w:r>
+            <w:r>
+              <w:t xml:space="preserve"> </w:t>
+            </w:r>
+            <w:r>
+              <w:rPr>
+                <w:rStyle w:val="VerbatimChar"/>
+              </w:rPr>
+              <w:t xml:space="preserve">test_dma_dma_group_a_notification.c</w:t>
+            </w:r>
+            <w:r>
+              <w:t xml:space="preserve">,</w:t>
+            </w:r>
+            <w:r>
+              <w:t xml:space="preserve"> </w:t>
+            </w:r>
+            <w:r>
+              <w:rPr>
+                <w:rStyle w:val="VerbatimChar"/>
+              </w:rPr>
+              <w:t xml:space="preserve">test_dma_nxp.c</w:t>
+            </w:r>
+            <w:r>
+              <w:t xml:space="preserve">,</w:t>
+            </w:r>
+            <w:r>
+              <w:t xml:space="preserve"> </w:t>
+            </w:r>
+            <w:r>
+              <w:rPr>
+                <w:rStyle w:val="VerbatimChar"/>
+              </w:rPr>
+              <w:t xml:space="preserve">test_dma_uart.c</w:t>
+            </w:r>
+          </w:p>
+        </w:tc>
+        <w:tc>
+          <w:tcPr/>
+          <w:p>
+            <w:pPr>
+              <w:pStyle w:val="Compact"/>
+              <w:jc w:val="left"/>
+            </w:pPr>
+            <w:r>
+              <w:t xml:space="preserve">4</w:t>
+            </w:r>
+          </w:p>
+        </w:tc>
+      </w:tr>
+      <w:tr>
+        <w:tc>
+          <w:tcPr/>
+          <w:p>
+            <w:pPr>
+              <w:pStyle w:val="Compact"/>
+              <w:jc w:val="left"/>
+            </w:pPr>
+            <w:r>
+              <w:rPr>
+                <w:rStyle w:val="VerbatimChar"/>
+              </w:rPr>
+              <w:t xml:space="preserve">driver/emac</w:t>
+            </w:r>
+          </w:p>
+        </w:tc>
+        <w:tc>
+          <w:tcPr/>
+          <w:p>
+            <w:pPr>
+              <w:pStyle w:val="Compact"/>
+              <w:jc w:val="left"/>
+            </w:pPr>
+            <w:r>
+              <w:rPr>
+                <w:rStyle w:val="VerbatimChar"/>
+              </w:rPr>
+              <w:t xml:space="preserve">test_emac-low-level.c</w:t>
+            </w:r>
+            <w:r>
+              <w:t xml:space="preserve">,</w:t>
+            </w:r>
+            <w:r>
+              <w:t xml:space="preserve"> </w:t>
+            </w:r>
+            <w:r>
+              <w:rPr>
+                <w:rStyle w:val="VerbatimChar"/>
+              </w:rPr>
+              <w:t xml:space="preserve">test_emac.c</w:t>
+            </w:r>
+          </w:p>
+        </w:tc>
+        <w:tc>
+          <w:tcPr/>
+          <w:p>
+            <w:pPr>
+              <w:pStyle w:val="Compact"/>
+              <w:jc w:val="left"/>
+            </w:pPr>
+            <w:r>
+              <w:t xml:space="preserve">2</w:t>
+            </w:r>
+          </w:p>
+        </w:tc>
+      </w:tr>
+      <w:tr>
+        <w:tc>
+          <w:tcPr/>
+          <w:p>
+            <w:pPr>
+              <w:pStyle w:val="Compact"/>
+              <w:jc w:val="left"/>
+            </w:pPr>
+            <w:r>
+              <w:rPr>
+                <w:rStyle w:val="VerbatimChar"/>
+              </w:rPr>
+              <w:t xml:space="preserve">driver/foxmath</w:t>
+            </w:r>
+          </w:p>
+        </w:tc>
+        <w:tc>
+          <w:tcPr/>
+          <w:p>
+            <w:pPr>
+              <w:pStyle w:val="Compact"/>
+              <w:jc w:val="left"/>
+            </w:pPr>
+            <w:r>
+              <w:rPr>
+                <w:rStyle w:val="VerbatimChar"/>
+              </w:rPr>
+              <w:t xml:space="preserve">test_foxmath.c</w:t>
+            </w:r>
+            <w:r>
+              <w:t xml:space="preserve">,</w:t>
+            </w:r>
+            <w:r>
+              <w:t xml:space="preserve"> </w:t>
+            </w:r>
+            <w:r>
+              <w:rPr>
+                <w:rStyle w:val="VerbatimChar"/>
+              </w:rPr>
+              <w:t xml:space="preserve">test_utils.c</w:t>
+            </w:r>
+          </w:p>
+        </w:tc>
+        <w:tc>
+          <w:tcPr/>
+          <w:p>
+            <w:pPr>
+              <w:pStyle w:val="Compact"/>
+              <w:jc w:val="left"/>
+            </w:pPr>
+            <w:r>
+              <w:t xml:space="preserve">2</w:t>
+            </w:r>
+          </w:p>
+        </w:tc>
+      </w:tr>
+      <w:tr>
+        <w:tc>
+          <w:tcPr/>
+          <w:p>
+            <w:pPr>
+              <w:pStyle w:val="Compact"/>
+              <w:jc w:val="left"/>
+            </w:pPr>
+            <w:r>
+              <w:rPr>
+                <w:rStyle w:val="VerbatimChar"/>
+              </w:rPr>
+              <w:t xml:space="preserve">driver/fram</w:t>
+            </w:r>
+          </w:p>
+        </w:tc>
+        <w:tc>
+          <w:tcPr/>
+          <w:p>
+            <w:pPr>
+              <w:pStyle w:val="Compact"/>
+              <w:jc w:val="left"/>
+            </w:pPr>
+            <w:r>
+              <w:rPr>
+                <w:rStyle w:val="VerbatimChar"/>
+              </w:rPr>
+              <w:t xml:space="preserve">test_fram.c</w:t>
+            </w:r>
+          </w:p>
+        </w:tc>
+        <w:tc>
+          <w:tcPr/>
+          <w:p>
+            <w:pPr>
+              <w:pStyle w:val="Compact"/>
+              <w:jc w:val="left"/>
+            </w:pPr>
+            <w:r>
+              <w:t xml:space="preserve">1</w:t>
+            </w:r>
+          </w:p>
+        </w:tc>
+      </w:tr>
+      <w:tr>
+        <w:tc>
+          <w:tcPr/>
+          <w:p>
+            <w:pPr>
+              <w:pStyle w:val="Compact"/>
+              <w:jc w:val="left"/>
+            </w:pPr>
+            <w:r>
+              <w:rPr>
+                <w:rStyle w:val="VerbatimChar"/>
+              </w:rPr>
+              <w:t xml:space="preserve">driver/htsensor</w:t>
+            </w:r>
+          </w:p>
+        </w:tc>
+        <w:tc>
+          <w:tcPr/>
+          <w:p>
+            <w:pPr>
+              <w:pStyle w:val="Compact"/>
+              <w:jc w:val="left"/>
+            </w:pPr>
+            <w:r>
+              <w:rPr>
+                <w:rStyle w:val="VerbatimChar"/>
+              </w:rPr>
+              <w:t xml:space="preserve">test_htsensor.c</w:t>
+            </w:r>
+          </w:p>
+        </w:tc>
+        <w:tc>
+          <w:tcPr/>
+          <w:p>
+            <w:pPr>
+              <w:pStyle w:val="Compact"/>
+              <w:jc w:val="left"/>
+            </w:pPr>
+            <w:r>
+              <w:t xml:space="preserve">1</w:t>
+            </w:r>
+          </w:p>
+        </w:tc>
+      </w:tr>
+      <w:tr>
+        <w:tc>
+          <w:tcPr/>
+          <w:p>
+            <w:pPr>
+              <w:pStyle w:val="Compact"/>
+              <w:jc w:val="left"/>
+            </w:pPr>
+            <w:r>
+              <w:rPr>
+                <w:rStyle w:val="VerbatimChar"/>
+              </w:rPr>
+              <w:t xml:space="preserve">driver/i2c</w:t>
+            </w:r>
+          </w:p>
+        </w:tc>
+        <w:tc>
+          <w:tcPr/>
+          <w:p>
+            <w:pPr>
+              <w:pStyle w:val="Compact"/>
+              <w:jc w:val="left"/>
+            </w:pPr>
+            <w:r>
+              <w:rPr>
+                <w:rStyle w:val="VerbatimChar"/>
+              </w:rPr>
+              <w:t xml:space="preserve">test_i2c.c</w:t>
+            </w:r>
+          </w:p>
+        </w:tc>
+        <w:tc>
+          <w:tcPr/>
+          <w:p>
+            <w:pPr>
+              <w:pStyle w:val="Compact"/>
+              <w:jc w:val="left"/>
+            </w:pPr>
+            <w:r>
+              <w:t xml:space="preserve">1</w:t>
+            </w:r>
+          </w:p>
+        </w:tc>
+      </w:tr>
+      <w:tr>
+        <w:tc>
+          <w:tcPr/>
+          <w:p>
+            <w:pPr>
+              <w:pStyle w:val="Compact"/>
+              <w:jc w:val="left"/>
+            </w:pPr>
+            <w:r>
+              <w:rPr>
+                <w:rStyle w:val="VerbatimChar"/>
+              </w:rPr>
+              <w:t xml:space="preserve">driver/imd</w:t>
+            </w:r>
+          </w:p>
+        </w:tc>
+        <w:tc>
+          <w:tcPr/>
+          <w:p>
+            <w:pPr>
+              <w:pStyle w:val="Compact"/>
+              <w:jc w:val="left"/>
+            </w:pPr>
+            <w:r>
+              <w:rPr>
+                <w:rStyle w:val="VerbatimChar"/>
+              </w:rPr>
+              <w:t xml:space="preserve">test_imd.c</w:t>
+            </w:r>
+          </w:p>
+        </w:tc>
+        <w:tc>
+          <w:tcPr/>
+          <w:p>
+            <w:pPr>
+              <w:pStyle w:val="Compact"/>
+              <w:jc w:val="left"/>
+            </w:pPr>
+            <w:r>
+              <w:t xml:space="preserve">1</w:t>
+            </w:r>
+          </w:p>
+        </w:tc>
+      </w:tr>
+      <w:tr>
+        <w:tc>
+          <w:tcPr/>
+          <w:p>
+            <w:pPr>
+              <w:pStyle w:val="Compact"/>
+              <w:jc w:val="left"/>
+            </w:pPr>
+            <w:r>
+              <w:rPr>
+                <w:rStyle w:val="VerbatimChar"/>
+              </w:rPr>
+              <w:t xml:space="preserve">driver/interlock</w:t>
+            </w:r>
+          </w:p>
+        </w:tc>
+        <w:tc>
+          <w:tcPr/>
+          <w:p>
+            <w:pPr>
+              <w:pStyle w:val="Compact"/>
+              <w:jc w:val="left"/>
+            </w:pPr>
+            <w:r>
+              <w:rPr>
+                <w:rStyle w:val="VerbatimChar"/>
+              </w:rPr>
+              <w:t xml:space="preserve">test_interlock.c</w:t>
+            </w:r>
+          </w:p>
+        </w:tc>
+        <w:tc>
+          <w:tcPr/>
+          <w:p>
+            <w:pPr>
+              <w:pStyle w:val="Compact"/>
+              <w:jc w:val="left"/>
+            </w:pPr>
+            <w:r>
+              <w:t xml:space="preserve">1</w:t>
+            </w:r>
+          </w:p>
+        </w:tc>
+      </w:tr>
+      <w:tr>
+        <w:tc>
+          <w:tcPr/>
+          <w:p>
+            <w:pPr>
+              <w:pStyle w:val="Compact"/>
+              <w:jc w:val="left"/>
+            </w:pPr>
+            <w:r>
+              <w:rPr>
+                <w:rStyle w:val="VerbatimChar"/>
+              </w:rPr>
+              <w:t xml:space="preserve">driver/io</w:t>
+            </w:r>
+          </w:p>
+        </w:tc>
+        <w:tc>
+          <w:tcPr/>
+          <w:p>
+            <w:pPr>
+              <w:pStyle w:val="Compact"/>
+              <w:jc w:val="left"/>
+            </w:pPr>
+            <w:r>
+              <w:rPr>
+                <w:rStyle w:val="VerbatimChar"/>
+              </w:rPr>
+              <w:t xml:space="preserve">test_io.c</w:t>
+            </w:r>
+          </w:p>
+        </w:tc>
+        <w:tc>
+          <w:tcPr/>
+          <w:p>
+            <w:pPr>
+              <w:pStyle w:val="Compact"/>
+              <w:jc w:val="left"/>
+            </w:pPr>
+            <w:r>
+              <w:t xml:space="preserve">1</w:t>
+            </w:r>
+          </w:p>
+        </w:tc>
+      </w:tr>
+      <w:tr>
+        <w:tc>
+          <w:tcPr/>
+          <w:p>
+            <w:pPr>
+              <w:pStyle w:val="Compact"/>
+              <w:jc w:val="left"/>
+            </w:pPr>
+            <w:r>
+              <w:rPr>
+                <w:rStyle w:val="VerbatimChar"/>
+              </w:rPr>
+              <w:t xml:space="preserve">driver/led</w:t>
+            </w:r>
+          </w:p>
+        </w:tc>
+        <w:tc>
+          <w:tcPr/>
+          <w:p>
+            <w:pPr>
+              <w:pStyle w:val="Compact"/>
+              <w:jc w:val="left"/>
+            </w:pPr>
+            <w:r>
+              <w:rPr>
+                <w:rStyle w:val="VerbatimChar"/>
+              </w:rPr>
+              <w:t xml:space="preserve">test_led.c</w:t>
+            </w:r>
+          </w:p>
+        </w:tc>
+        <w:tc>
+          <w:tcPr/>
+          <w:p>
+            <w:pPr>
+              <w:pStyle w:val="Compact"/>
+              <w:jc w:val="left"/>
+            </w:pPr>
+            <w:r>
+              <w:t xml:space="preserve">1</w:t>
+            </w:r>
+          </w:p>
+        </w:tc>
+      </w:tr>
+      <w:tr>
+        <w:tc>
+          <w:tcPr/>
+          <w:p>
+            <w:pPr>
+              <w:pStyle w:val="Compact"/>
+              <w:jc w:val="left"/>
+            </w:pPr>
+            <w:r>
+              <w:rPr>
+                <w:rStyle w:val="VerbatimChar"/>
+              </w:rPr>
+              <w:t xml:space="preserve">driver/mcu</w:t>
+            </w:r>
+          </w:p>
+        </w:tc>
+        <w:tc>
+          <w:tcPr/>
+          <w:p>
+            <w:pPr>
+              <w:pStyle w:val="Compact"/>
+              <w:jc w:val="left"/>
+            </w:pPr>
+            <w:r>
+              <w:rPr>
+                <w:rStyle w:val="VerbatimChar"/>
+              </w:rPr>
+              <w:t xml:space="preserve">test_mcu.c</w:t>
+            </w:r>
+          </w:p>
+        </w:tc>
+        <w:tc>
+          <w:tcPr/>
+          <w:p>
+            <w:pPr>
+              <w:pStyle w:val="Compact"/>
+              <w:jc w:val="left"/>
+            </w:pPr>
+            <w:r>
+              <w:t xml:space="preserve">1</w:t>
+            </w:r>
+          </w:p>
+        </w:tc>
+      </w:tr>
+      <w:tr>
+        <w:tc>
+          <w:tcPr/>
+          <w:p>
+            <w:pPr>
+              <w:pStyle w:val="Compact"/>
+              <w:jc w:val="left"/>
+            </w:pPr>
+            <w:r>
+              <w:rPr>
+                <w:rStyle w:val="VerbatimChar"/>
+              </w:rPr>
+              <w:t xml:space="preserve">driver/meas</w:t>
+            </w:r>
+          </w:p>
+        </w:tc>
+        <w:tc>
+          <w:tcPr/>
+          <w:p>
+            <w:pPr>
+              <w:pStyle w:val="Compact"/>
+              <w:jc w:val="left"/>
+            </w:pPr>
+            <w:r>
+              <w:rPr>
+                <w:rStyle w:val="VerbatimChar"/>
+              </w:rPr>
+              <w:t xml:space="preserve">test_meas.c</w:t>
+            </w:r>
+          </w:p>
+        </w:tc>
+        <w:tc>
+          <w:tcPr/>
+          <w:p>
+            <w:pPr>
+              <w:pStyle w:val="Compact"/>
+              <w:jc w:val="left"/>
+            </w:pPr>
+            <w:r>
+              <w:t xml:space="preserve">1</w:t>
+            </w:r>
+          </w:p>
+        </w:tc>
+      </w:tr>
+      <w:tr>
+        <w:tc>
+          <w:tcPr/>
+          <w:p>
+            <w:pPr>
+              <w:pStyle w:val="Compact"/>
+              <w:jc w:val="left"/>
+            </w:pPr>
+            <w:r>
+              <w:rPr>
+                <w:rStyle w:val="VerbatimChar"/>
+              </w:rPr>
+              <w:t xml:space="preserve">driver/pex</w:t>
+            </w:r>
+          </w:p>
+        </w:tc>
+        <w:tc>
+          <w:tcPr/>
+          <w:p>
+            <w:pPr>
+              <w:pStyle w:val="Compact"/>
+              <w:jc w:val="left"/>
+            </w:pPr>
+            <w:r>
+              <w:rPr>
+                <w:rStyle w:val="VerbatimChar"/>
+              </w:rPr>
+              <w:t xml:space="preserve">test_pex.c</w:t>
+            </w:r>
+          </w:p>
+        </w:tc>
+        <w:tc>
+          <w:tcPr/>
+          <w:p>
+            <w:pPr>
+              <w:pStyle w:val="Compact"/>
+              <w:jc w:val="left"/>
+            </w:pPr>
+            <w:r>
+              <w:t xml:space="preserve">1</w:t>
+            </w:r>
+          </w:p>
+        </w:tc>
+      </w:tr>
+      <w:tr>
+        <w:tc>
+          <w:tcPr/>
+          <w:p>
+            <w:pPr>
+              <w:pStyle w:val="Compact"/>
+              <w:jc w:val="left"/>
+            </w:pPr>
+            <w:r>
+              <w:rPr>
+                <w:rStyle w:val="VerbatimChar"/>
+              </w:rPr>
+              <w:t xml:space="preserve">driver/phy</w:t>
+            </w:r>
+          </w:p>
+        </w:tc>
+        <w:tc>
+          <w:tcPr/>
+          <w:p>
+            <w:pPr>
+              <w:pStyle w:val="Compact"/>
+              <w:jc w:val="left"/>
+            </w:pPr>
+            <w:r>
+              <w:rPr>
+                <w:rStyle w:val="VerbatimChar"/>
+              </w:rPr>
+              <w:t xml:space="preserve">test_dp83869.c</w:t>
+            </w:r>
+          </w:p>
+        </w:tc>
+        <w:tc>
+          <w:tcPr/>
+          <w:p>
+            <w:pPr>
+              <w:pStyle w:val="Compact"/>
+              <w:jc w:val="left"/>
+            </w:pPr>
+            <w:r>
+              <w:t xml:space="preserve">1</w:t>
+            </w:r>
+          </w:p>
+        </w:tc>
+      </w:tr>
+      <w:tr>
+        <w:tc>
+          <w:tcPr/>
+          <w:p>
+            <w:pPr>
+              <w:pStyle w:val="Compact"/>
+              <w:jc w:val="left"/>
+            </w:pPr>
+            <w:r>
+              <w:rPr>
+                <w:rStyle w:val="VerbatimChar"/>
+              </w:rPr>
+              <w:t xml:space="preserve">driver/pwm</w:t>
+            </w:r>
+          </w:p>
+        </w:tc>
+        <w:tc>
+          <w:tcPr/>
+          <w:p>
+            <w:pPr>
+              <w:pStyle w:val="Compact"/>
+              <w:jc w:val="left"/>
+            </w:pPr>
+            <w:r>
+              <w:rPr>
+                <w:rStyle w:val="VerbatimChar"/>
+              </w:rPr>
+              <w:t xml:space="preserve">test_pwm.c</w:t>
+            </w:r>
+          </w:p>
+        </w:tc>
+        <w:tc>
+          <w:tcPr/>
+          <w:p>
+            <w:pPr>
+              <w:pStyle w:val="Compact"/>
+              <w:jc w:val="left"/>
+            </w:pPr>
+            <w:r>
+              <w:t xml:space="preserve">1</w:t>
+            </w:r>
+          </w:p>
+        </w:tc>
+      </w:tr>
+      <w:tr>
+        <w:tc>
+          <w:tcPr/>
+          <w:p>
+            <w:pPr>
+              <w:pStyle w:val="Compact"/>
+              <w:jc w:val="left"/>
+            </w:pPr>
+            <w:r>
+              <w:rPr>
+                <w:rStyle w:val="VerbatimChar"/>
+              </w:rPr>
+              <w:t xml:space="preserve">driver/rtc</w:t>
+            </w:r>
+          </w:p>
+        </w:tc>
+        <w:tc>
+          <w:tcPr/>
+          <w:p>
+            <w:pPr>
+              <w:pStyle w:val="Compact"/>
+              <w:jc w:val="left"/>
+            </w:pPr>
+            <w:r>
+              <w:rPr>
+                <w:rStyle w:val="VerbatimChar"/>
+              </w:rPr>
+              <w:t xml:space="preserve">test_rtc.c</w:t>
+            </w:r>
+          </w:p>
+        </w:tc>
+        <w:tc>
+          <w:tcPr/>
+          <w:p>
+            <w:pPr>
+              <w:pStyle w:val="Compact"/>
+              <w:jc w:val="left"/>
+            </w:pPr>
+            <w:r>
+              <w:t xml:space="preserve">1</w:t>
+            </w:r>
+          </w:p>
+        </w:tc>
+      </w:tr>
+      <w:tr>
+        <w:tc>
+          <w:tcPr/>
+          <w:p>
+            <w:pPr>
+              <w:pStyle w:val="Compact"/>
+              <w:jc w:val="left"/>
+            </w:pPr>
+            <w:r>
+              <w:rPr>
+                <w:rStyle w:val="VerbatimChar"/>
+              </w:rPr>
+              <w:t xml:space="preserve">driver/sbc</w:t>
+            </w:r>
+          </w:p>
+        </w:tc>
+        <w:tc>
+          <w:tcPr/>
+          <w:p>
+            <w:pPr>
+              <w:pStyle w:val="Compact"/>
+              <w:jc w:val="left"/>
+            </w:pPr>
+            <w:r>
+              <w:rPr>
+                <w:rStyle w:val="VerbatimChar"/>
+              </w:rPr>
+              <w:t xml:space="preserve">test_nxpfs85xx.c</w:t>
+            </w:r>
+            <w:r>
+              <w:t xml:space="preserve">,</w:t>
+            </w:r>
+            <w:r>
+              <w:t xml:space="preserve"> </w:t>
+            </w:r>
+            <w:r>
+              <w:rPr>
+                <w:rStyle w:val="VerbatimChar"/>
+              </w:rPr>
+              <w:t xml:space="preserve">test_nxpfs85xx_mcu_spi_transfer_data.c</w:t>
+            </w:r>
+            <w:r>
+              <w:t xml:space="preserve">,</w:t>
+            </w:r>
+            <w:r>
+              <w:t xml:space="preserve"> </w:t>
+            </w:r>
+            <w:r>
+              <w:rPr>
+                <w:rStyle w:val="VerbatimChar"/>
+              </w:rPr>
+              <w:t xml:space="preserve">test_sbc.c</w:t>
+            </w:r>
+          </w:p>
+        </w:tc>
+        <w:tc>
+          <w:tcPr/>
+          <w:p>
+            <w:pPr>
+              <w:pStyle w:val="Compact"/>
+              <w:jc w:val="left"/>
+            </w:pPr>
+            <w:r>
+              <w:t xml:space="preserve">3</w:t>
+            </w:r>
+          </w:p>
+        </w:tc>
+      </w:tr>
+      <w:tr>
+        <w:tc>
+          <w:tcPr/>
+          <w:p>
+            <w:pPr>
+              <w:pStyle w:val="Compact"/>
+              <w:jc w:val="left"/>
+            </w:pPr>
+            <w:r>
+              <w:rPr>
+                <w:rStyle w:val="VerbatimChar"/>
+              </w:rPr>
+              <w:t xml:space="preserve">driver/spi</w:t>
+            </w:r>
+          </w:p>
+        </w:tc>
+        <w:tc>
+          <w:tcPr/>
+          <w:p>
+            <w:pPr>
+              <w:pStyle w:val="Compact"/>
+              <w:jc w:val="left"/>
+            </w:pPr>
+            <w:r>
+              <w:rPr>
+                <w:rStyle w:val="VerbatimChar"/>
+              </w:rPr>
+              <w:t xml:space="preserve">test_spi.c</w:t>
+            </w:r>
+            <w:r>
+              <w:t xml:space="preserve">,</w:t>
+            </w:r>
+            <w:r>
+              <w:t xml:space="preserve"> </w:t>
+            </w:r>
+            <w:r>
+              <w:rPr>
+                <w:rStyle w:val="VerbatimChar"/>
+              </w:rPr>
+              <w:t xml:space="preserve">test_spi_adi.c</w:t>
+            </w:r>
+            <w:r>
+              <w:t xml:space="preserve">,</w:t>
+            </w:r>
+            <w:r>
+              <w:t xml:space="preserve"> </w:t>
+            </w:r>
+            <w:r>
+              <w:rPr>
+                <w:rStyle w:val="VerbatimChar"/>
+              </w:rPr>
+              <w:t xml:space="preserve">test_spi_debug.c</w:t>
+            </w:r>
+            <w:r>
+              <w:t xml:space="preserve">,</w:t>
+            </w:r>
+            <w:r>
+              <w:t xml:space="preserve"> </w:t>
+            </w:r>
+            <w:r>
+              <w:rPr>
+                <w:rStyle w:val="VerbatimChar"/>
+              </w:rPr>
+              <w:t xml:space="preserve">test_spi_ltc.c</w:t>
+            </w:r>
+            <w:r>
+              <w:t xml:space="preserve">,</w:t>
+            </w:r>
+            <w:r>
+              <w:t xml:space="preserve"> </w:t>
+            </w:r>
+            <w:r>
+              <w:rPr>
+                <w:rStyle w:val="VerbatimChar"/>
+              </w:rPr>
+              <w:t xml:space="preserve">test_spi_mxm.c</w:t>
+            </w:r>
+            <w:r>
+              <w:t xml:space="preserve">,</w:t>
+            </w:r>
+            <w:r>
+              <w:t xml:space="preserve"> </w:t>
+            </w:r>
+            <w:r>
+              <w:rPr>
+                <w:rStyle w:val="VerbatimChar"/>
+              </w:rPr>
+              <w:t xml:space="preserve">test_spi_nxp.c</w:t>
+            </w:r>
+            <w:r>
+              <w:t xml:space="preserve"> </w:t>
+            </w:r>
+            <w:r>
+              <w:t xml:space="preserve">…</w:t>
+            </w:r>
+          </w:p>
+        </w:tc>
+        <w:tc>
+          <w:tcPr/>
+          <w:p>
+            <w:pPr>
+              <w:pStyle w:val="Compact"/>
+              <w:jc w:val="left"/>
+            </w:pPr>
+            <w:r>
+              <w:t xml:space="preserve">9</w:t>
+            </w:r>
+          </w:p>
+        </w:tc>
+      </w:tr>
+      <w:tr>
+        <w:tc>
+          <w:tcPr/>
+          <w:p>
+            <w:pPr>
+              <w:pStyle w:val="Compact"/>
+              <w:jc w:val="left"/>
+            </w:pPr>
+            <w:r>
+              <w:rPr>
+                <w:rStyle w:val="VerbatimChar"/>
+              </w:rPr>
+              <w:t xml:space="preserve">driver/sps</w:t>
+            </w:r>
+          </w:p>
+        </w:tc>
+        <w:tc>
+          <w:tcPr/>
+          <w:p>
+            <w:pPr>
+              <w:pStyle w:val="Compact"/>
+              <w:jc w:val="left"/>
+            </w:pPr>
+            <w:r>
+              <w:rPr>
+                <w:rStyle w:val="VerbatimChar"/>
+              </w:rPr>
+              <w:t xml:space="preserve">test_sps.c</w:t>
+            </w:r>
+          </w:p>
+        </w:tc>
+        <w:tc>
+          <w:tcPr/>
+          <w:p>
+            <w:pPr>
+              <w:pStyle w:val="Compact"/>
+              <w:jc w:val="left"/>
+            </w:pPr>
+            <w:r>
+              <w:t xml:space="preserve">1</w:t>
+            </w:r>
+          </w:p>
+        </w:tc>
+      </w:tr>
+      <w:tr>
+        <w:tc>
+          <w:tcPr/>
+          <w:p>
+            <w:pPr>
+              <w:pStyle w:val="Compact"/>
+              <w:jc w:val="left"/>
+            </w:pPr>
+            <w:r>
+              <w:rPr>
+                <w:rStyle w:val="VerbatimChar"/>
+              </w:rPr>
+              <w:t xml:space="preserve">driver/ts</w:t>
+            </w:r>
+          </w:p>
+        </w:tc>
+        <w:tc>
+          <w:tcPr/>
+          <w:p>
+            <w:pPr>
+              <w:pStyle w:val="Compact"/>
+              <w:jc w:val="left"/>
+            </w:pPr>
+            <w:r>
+              <w:rPr>
+                <w:rStyle w:val="VerbatimChar"/>
+              </w:rPr>
+              <w:t xml:space="preserve">test_beta.c</w:t>
+            </w:r>
+          </w:p>
+        </w:tc>
+        <w:tc>
+          <w:tcPr/>
+          <w:p>
+            <w:pPr>
+              <w:pStyle w:val="Compact"/>
+              <w:jc w:val="left"/>
+            </w:pPr>
+            <w:r>
+              <w:t xml:space="preserve">1</w:t>
+            </w:r>
+          </w:p>
+        </w:tc>
+      </w:tr>
+      <w:tr>
+        <w:tc>
+          <w:tcPr/>
+          <w:p>
+            <w:pPr>
+              <w:pStyle w:val="Compact"/>
+              <w:jc w:val="left"/>
+            </w:pPr>
+            <w:r>
+              <w:rPr>
+                <w:rStyle w:val="VerbatimChar"/>
+              </w:rPr>
+              <w:t xml:space="preserve">driver/uart</w:t>
+            </w:r>
+          </w:p>
+        </w:tc>
+        <w:tc>
+          <w:tcPr/>
+          <w:p>
+            <w:pPr>
+              <w:pStyle w:val="Compact"/>
+              <w:jc w:val="left"/>
+            </w:pPr>
+            <w:r>
+              <w:rPr>
+                <w:rStyle w:val="VerbatimChar"/>
+              </w:rPr>
+              <w:t xml:space="preserve">test_uart.c</w:t>
+            </w:r>
+            <w:r>
+              <w:t xml:space="preserve">,</w:t>
+            </w:r>
+            <w:r>
+              <w:t xml:space="preserve"> </w:t>
+            </w:r>
+            <w:r>
+              <w:rPr>
+                <w:rStyle w:val="VerbatimChar"/>
+              </w:rPr>
+              <w:t xml:space="preserve">test_uart_sci_notification.c</w:t>
+            </w:r>
+          </w:p>
+        </w:tc>
+        <w:tc>
+          <w:tcPr/>
+          <w:p>
+            <w:pPr>
+              <w:pStyle w:val="Compact"/>
+              <w:jc w:val="left"/>
+            </w:pPr>
+            <w:r>
+              <w:t xml:space="preserve">2</w:t>
+            </w:r>
+          </w:p>
+        </w:tc>
+      </w:tr>
+      <w:tr>
+        <w:tc>
+          <w:tcPr/>
+          <w:p>
+            <w:pPr>
+              <w:pStyle w:val="Compact"/>
+              <w:jc w:val="left"/>
+            </w:pPr>
+            <w:r>
+              <w:rPr>
+                <w:rStyle w:val="VerbatimChar"/>
+              </w:rPr>
+              <w:t xml:space="preserve">engine/database</w:t>
+            </w:r>
+          </w:p>
+        </w:tc>
+        <w:tc>
+          <w:tcPr/>
+          <w:p>
+            <w:pPr>
+              <w:pStyle w:val="Compact"/>
+              <w:jc w:val="left"/>
+            </w:pPr>
+            <w:r>
+              <w:rPr>
+                <w:rStyle w:val="VerbatimChar"/>
+              </w:rPr>
+              <w:t xml:space="preserve">test_database.c</w:t>
+            </w:r>
+            <w:r>
+              <w:t xml:space="preserve">,</w:t>
+            </w:r>
+            <w:r>
+              <w:t xml:space="preserve"> </w:t>
+            </w:r>
+            <w:r>
+              <w:rPr>
+                <w:rStyle w:val="VerbatimChar"/>
+              </w:rPr>
+              <w:t xml:space="preserve">test_database_helper.c</w:t>
+            </w:r>
+          </w:p>
+        </w:tc>
+        <w:tc>
+          <w:tcPr/>
+          <w:p>
+            <w:pPr>
+              <w:pStyle w:val="Compact"/>
+              <w:jc w:val="left"/>
+            </w:pPr>
+            <w:r>
+              <w:t xml:space="preserve">2</w:t>
+            </w:r>
+          </w:p>
+        </w:tc>
+      </w:tr>
+      <w:tr>
+        <w:tc>
+          <w:tcPr/>
+          <w:p>
+            <w:pPr>
+              <w:pStyle w:val="Compact"/>
+              <w:jc w:val="left"/>
+            </w:pPr>
+            <w:r>
+              <w:rPr>
+                <w:rStyle w:val="VerbatimChar"/>
+              </w:rPr>
+              <w:t xml:space="preserve">engine/diag</w:t>
+            </w:r>
+          </w:p>
+        </w:tc>
+        <w:tc>
+          <w:tcPr/>
+          <w:p>
+            <w:pPr>
+              <w:pStyle w:val="Compact"/>
+              <w:jc w:val="left"/>
+            </w:pPr>
+            <w:r>
+              <w:rPr>
+                <w:rStyle w:val="VerbatimChar"/>
+              </w:rPr>
+              <w:t xml:space="preserve">test_diag.c</w:t>
+            </w:r>
+          </w:p>
+        </w:tc>
+        <w:tc>
+          <w:tcPr/>
+          <w:p>
+            <w:pPr>
+              <w:pStyle w:val="Compact"/>
+              <w:jc w:val="left"/>
+            </w:pPr>
+            <w:r>
+              <w:t xml:space="preserve">1</w:t>
+            </w:r>
+          </w:p>
+        </w:tc>
+      </w:tr>
+      <w:tr>
+        <w:tc>
+          <w:tcPr/>
+          <w:p>
+            <w:pPr>
+              <w:pStyle w:val="Compact"/>
+              <w:jc w:val="left"/>
+            </w:pPr>
+            <w:r>
+              <w:rPr>
+                <w:rStyle w:val="VerbatimChar"/>
+              </w:rPr>
+              <w:t xml:space="preserve">engine/hw_info</w:t>
+            </w:r>
+          </w:p>
+        </w:tc>
+        <w:tc>
+          <w:tcPr/>
+          <w:p>
+            <w:pPr>
+              <w:pStyle w:val="Compact"/>
+              <w:jc w:val="left"/>
+            </w:pPr>
+            <w:r>
+              <w:rPr>
+                <w:rStyle w:val="VerbatimChar"/>
+              </w:rPr>
+              <w:t xml:space="preserve">test_master_info.c</w:t>
+            </w:r>
+          </w:p>
+        </w:tc>
+        <w:tc>
+          <w:tcPr/>
+          <w:p>
+            <w:pPr>
+              <w:pStyle w:val="Compact"/>
+              <w:jc w:val="left"/>
+            </w:pPr>
+            <w:r>
+              <w:t xml:space="preserve">1</w:t>
+            </w:r>
+          </w:p>
+        </w:tc>
+      </w:tr>
+      <w:tr>
+        <w:tc>
+          <w:tcPr/>
+          <w:p>
+            <w:pPr>
+              <w:pStyle w:val="Compact"/>
+              <w:jc w:val="left"/>
+            </w:pPr>
+            <w:r>
+              <w:rPr>
+                <w:rStyle w:val="VerbatimChar"/>
+              </w:rPr>
+              <w:t xml:space="preserve">engine/sys</w:t>
+            </w:r>
+          </w:p>
+        </w:tc>
+        <w:tc>
+          <w:tcPr/>
+          <w:p>
+            <w:pPr>
+              <w:pStyle w:val="Compact"/>
+              <w:jc w:val="left"/>
+            </w:pPr>
+            <w:r>
+              <w:rPr>
+                <w:rStyle w:val="VerbatimChar"/>
+              </w:rPr>
+              <w:t xml:space="preserve">test_reset.c</w:t>
+            </w:r>
+            <w:r>
+              <w:t xml:space="preserve">,</w:t>
+            </w:r>
+            <w:r>
+              <w:t xml:space="preserve"> </w:t>
+            </w:r>
+            <w:r>
+              <w:rPr>
+                <w:rStyle w:val="VerbatimChar"/>
+              </w:rPr>
+              <w:t xml:space="preserve">test_sys.c</w:t>
+            </w:r>
+          </w:p>
+        </w:tc>
+        <w:tc>
+          <w:tcPr/>
+          <w:p>
+            <w:pPr>
+              <w:pStyle w:val="Compact"/>
+              <w:jc w:val="left"/>
+            </w:pPr>
+            <w:r>
+              <w:t xml:space="preserve">2</w:t>
+            </w:r>
+          </w:p>
+        </w:tc>
+      </w:tr>
+      <w:tr>
+        <w:tc>
+          <w:tcPr/>
+          <w:p>
+            <w:pPr>
+              <w:pStyle w:val="Compact"/>
+              <w:jc w:val="left"/>
+            </w:pPr>
+            <w:r>
+              <w:rPr>
+                <w:rStyle w:val="VerbatimChar"/>
+              </w:rPr>
+              <w:t xml:space="preserve">engine/sys_mon</w:t>
+            </w:r>
+          </w:p>
+        </w:tc>
+        <w:tc>
+          <w:tcPr/>
+          <w:p>
+            <w:pPr>
+              <w:pStyle w:val="Compact"/>
+              <w:jc w:val="left"/>
+            </w:pPr>
+            <w:r>
+              <w:rPr>
+                <w:rStyle w:val="VerbatimChar"/>
+              </w:rPr>
+              <w:t xml:space="preserve">test_sys_mon.c</w:t>
+            </w:r>
+          </w:p>
+        </w:tc>
+        <w:tc>
+          <w:tcPr/>
+          <w:p>
+            <w:pPr>
+              <w:pStyle w:val="Compact"/>
+              <w:jc w:val="left"/>
+            </w:pPr>
+            <w:r>
+              <w:t xml:space="preserve">1</w:t>
+            </w:r>
+          </w:p>
+        </w:tc>
+      </w:tr>
+      <w:tr>
+        <w:tc>
+          <w:tcPr/>
+          <w:p>
+            <w:pPr>
+              <w:pStyle w:val="Compact"/>
+              <w:jc w:val="left"/>
+            </w:pPr>
+            <w:r>
+              <w:rPr>
+                <w:rStyle w:val="VerbatimChar"/>
+              </w:rPr>
+              <w:t xml:space="preserve">task/ftask</w:t>
+            </w:r>
+          </w:p>
+        </w:tc>
+        <w:tc>
+          <w:tcPr/>
+          <w:p>
+            <w:pPr>
+              <w:pStyle w:val="Compact"/>
+              <w:jc w:val="left"/>
+            </w:pPr>
+            <w:r>
+              <w:rPr>
+                <w:rStyle w:val="VerbatimChar"/>
+              </w:rPr>
+              <w:t xml:space="preserve">test_ftask.c</w:t>
+            </w:r>
+            <w:r>
+              <w:t xml:space="preserve">,</w:t>
+            </w:r>
+            <w:r>
+              <w:t xml:space="preserve"> </w:t>
+            </w:r>
+            <w:r>
+              <w:rPr>
+                <w:rStyle w:val="VerbatimChar"/>
+              </w:rPr>
+              <w:t xml:space="preserve">test_ftask_emac.c</w:t>
+            </w:r>
+          </w:p>
+        </w:tc>
+        <w:tc>
+          <w:tcPr/>
+          <w:p>
+            <w:pPr>
+              <w:pStyle w:val="Compact"/>
+              <w:jc w:val="left"/>
+            </w:pPr>
+            <w:r>
+              <w:t xml:space="preserve">2</w:t>
+            </w:r>
+          </w:p>
+        </w:tc>
+      </w:tr>
+      <w:tr>
+        <w:tc>
+          <w:tcPr/>
+          <w:p>
+            <w:pPr>
+              <w:pStyle w:val="Compact"/>
+              <w:jc w:val="left"/>
+            </w:pPr>
+            <w:r>
+              <w:rPr>
+                <w:rStyle w:val="VerbatimChar"/>
+              </w:rPr>
+              <w:t xml:space="preserve">task/os</w:t>
+            </w:r>
+          </w:p>
+        </w:tc>
+        <w:tc>
+          <w:tcPr/>
+          <w:p>
+            <w:pPr>
+              <w:pStyle w:val="Compact"/>
+              <w:jc w:val="left"/>
+            </w:pPr>
+            <w:r>
+              <w:rPr>
+                <w:rStyle w:val="VerbatimChar"/>
+              </w:rPr>
+              <w:t xml:space="preserve">test_os.c</w:t>
+            </w:r>
+          </w:p>
+        </w:tc>
+        <w:tc>
+          <w:tcPr/>
+          <w:p>
+            <w:pPr>
+              <w:pStyle w:val="Compact"/>
+              <w:jc w:val="left"/>
+            </w:pPr>
+            <w:r>
+              <w:t xml:space="preserve">1</w:t>
+            </w:r>
+          </w:p>
+        </w:tc>
+      </w:tr>
+      <w:tr>
+        <w:tc>
+          <w:tcPr/>
+          <w:p>
+            <w:pPr>
+              <w:pStyle w:val="Compact"/>
+              <w:jc w:val="left"/>
+            </w:pPr>
+            <w:r>
+              <w:rPr>
+                <w:rStyle w:val="VerbatimChar"/>
+              </w:rPr>
+              <w:t xml:space="preserve">task/timer</w:t>
+            </w:r>
+          </w:p>
+        </w:tc>
+        <w:tc>
+          <w:tcPr/>
+          <w:p>
+            <w:pPr>
+              <w:pStyle w:val="Compact"/>
+              <w:jc w:val="left"/>
+            </w:pPr>
+            <w:r>
+              <w:rPr>
+                <w:rStyle w:val="VerbatimChar"/>
+              </w:rPr>
+              <w:t xml:space="preserve">test_timer.c</w:t>
+            </w:r>
+          </w:p>
+        </w:tc>
+        <w:tc>
+          <w:tcPr/>
+          <w:p>
+            <w:pPr>
+              <w:pStyle w:val="Compact"/>
+              <w:jc w:val="left"/>
+            </w:pPr>
+            <w:r>
+              <w:t xml:space="preserve">1</w:t>
+            </w:r>
+          </w:p>
+        </w:tc>
+      </w:tr>
+    </w:tbl>
+    <w:p>
+      <w:pPr>
+        <w:pStyle w:val="BodyText"/>
+      </w:pPr>
+      <w:r>
+        <w:rPr>
+          <w:b/>
+          <w:bCs/>
+        </w:rPr>
+        <w:t xml:space="preserve">Coverage of the module inventory</w:t>
+      </w:r>
+      <w:r>
+        <w:t xml:space="preserve">: 40/40 modules have direct unit tests; config files are covered by</w:t>
+      </w:r>
+      <w:r>
+        <w:t xml:space="preserve"> </w:t>
+      </w:r>
+      <w:r>
+        <w:rPr>
+          <w:rStyle w:val="VerbatimChar"/>
+        </w:rPr>
+        <w:t xml:space="preserve">*/config</w:t>
+      </w:r>
+      <w:r>
+        <w:t xml:space="preserve"> </w:t>
+      </w:r>
+      <w:r>
+        <w:t xml:space="preserve">test folders (e.g. </w:t>
+      </w:r>
+      <w:r>
+        <w:rPr>
+          <w:rStyle w:val="VerbatimChar"/>
+        </w:rPr>
+        <w:t xml:space="preserve">tests/unit/app/application/config/</w:t>
+      </w:r>
+      <w:r>
+        <w:t xml:space="preserve">,</w:t>
+      </w:r>
+      <w:r>
+        <w:t xml:space="preserve"> </w:t>
+      </w:r>
+      <w:r>
+        <w:rPr>
+          <w:rStyle w:val="VerbatimChar"/>
+        </w:rPr>
+        <w:t xml:space="preserve">driver/config/</w:t>
+      </w:r>
+      <w:r>
+        <w:t xml:space="preserve">,</w:t>
+      </w:r>
+      <w:r>
+        <w:t xml:space="preserve"> </w:t>
+      </w:r>
+      <w:r>
+        <w:rPr>
+          <w:rStyle w:val="VerbatimChar"/>
+        </w:rPr>
+        <w:t xml:space="preserve">engine/config/</w:t>
+      </w:r>
+      <w:r>
+        <w:t xml:space="preserve">,</w:t>
+      </w:r>
+      <w:r>
+        <w:t xml:space="preserve"> </w:t>
+      </w:r>
+      <w:r>
+        <w:rPr>
+          <w:rStyle w:val="VerbatimChar"/>
+        </w:rPr>
+        <w:t xml:space="preserve">task/config/</w:t>
+      </w:r>
+      <w:r>
+        <w:t xml:space="preserve">).</w:t>
+      </w:r>
+    </w:p>
+    <w:p>
+      <w:pPr>
+        <w:pStyle w:val="BodyText"/>
+      </w:pPr>
+      <w:r>
+        <w:t xml:space="preserve">CI enforces the run of these tests for every revision; the coverage report MUST reach 100% line and branch coverage (</w:t>
+      </w:r>
+      <w:r>
+        <w:rPr>
+          <w:rStyle w:val="VerbatimChar"/>
+        </w:rPr>
+        <w:t xml:space="preserve">docs/developer-manual/software/software-testing.rst</w:t>
+      </w:r>
+      <w:r>
+        <w:t xml:space="preserve">,</w:t>
+      </w:r>
+      <w:r>
+        <w:t xml:space="preserve"> </w:t>
+      </w:r>
+      <w:r>
+        <w:rPr>
+          <w:rStyle w:val="VerbatimChar"/>
+        </w:rPr>
+        <w:t xml:space="preserve">docs/software/unit-tests/unit-tests.rst</w:t>
+      </w:r>
+      <w:r>
+        <w:t xml:space="preserve">).</w:t>
+      </w:r>
+    </w:p>
+    <w:bookmarkEnd w:id="21"/>
+    <w:bookmarkStart w:id="28" w:name="unit-testing"/>
+    <w:p>
+      <w:pPr>
+        <w:pStyle w:val="Heading2"/>
+      </w:pPr>
+      <w:r>
         <w:t xml:space="preserve">Unit Testing</w:t>
       </w:r>
     </w:p>
-    <w:bookmarkStart w:id="23" w:name="test-specification"/>
+    <w:bookmarkStart w:id="24" w:name="test-specification"/>
     <w:p>
       <w:pPr>
         <w:pStyle w:val="Heading3"/>
@@ -358,7 +2581,7 @@
         <w:t xml:space="preserve">Test Specification</w:t>
       </w:r>
     </w:p>
-    <w:bookmarkStart w:id="21" w:name="Xe580645e2cd0d7b1a96d2514c22e44632e8ca9f"/>
+    <w:bookmarkStart w:id="22" w:name="Xe580645e2cd0d7b1a96d2514c22e44632e8ca9f"/>
     <w:p>
       <w:pPr>
         <w:pStyle w:val="Heading4"/>
@@ -687,8 +2910,8 @@
         <w:t xml:space="preserve">= OVERVOLTAGE (tolerance exact)</w:t>
       </w:r>
     </w:p>
-    <w:bookmarkEnd w:id="21"/>
-    <w:bookmarkStart w:id="22" w:name="Xff295b742d9e3ae16eb84a1e70a7873de928326"/>
+    <w:bookmarkEnd w:id="22"/>
+    <w:bookmarkStart w:id="23" w:name="Xff295b742d9e3ae16eb84a1e70a7873de928326"/>
     <w:p>
       <w:pPr>
         <w:pStyle w:val="Heading4"/>
@@ -1082,9 +3305,9 @@
         <w:t xml:space="preserve">= FAULT_OPEN (tolerance exact)</w:t>
       </w:r>
     </w:p>
-    <w:bookmarkEnd w:id="22"/>
     <w:bookmarkEnd w:id="23"/>
-    <w:bookmarkStart w:id="24" w:name="test-cases"/>
+    <w:bookmarkEnd w:id="24"/>
+    <w:bookmarkStart w:id="25" w:name="test-cases"/>
     <w:p>
       <w:pPr>
         <w:pStyle w:val="Heading3"/>
@@ -1148,8 +3371,8 @@
         <w:t xml:space="preserve">: 10</w:t>
       </w:r>
     </w:p>
-    <w:bookmarkEnd w:id="24"/>
-    <w:bookmarkStart w:id="26" w:name="execution-report"/>
+    <w:bookmarkEnd w:id="25"/>
+    <w:bookmarkStart w:id="27" w:name="execution-report"/>
     <w:p>
       <w:pPr>
         <w:pStyle w:val="Heading3"/>
@@ -1158,7 +3381,7 @@
         <w:t xml:space="preserve">Execution Report</w:t>
       </w:r>
     </w:p>
-    <w:bookmarkStart w:id="25" w:name="Xba18ce4afc8380a0999e1d750e18320532c88af"/>
+    <w:bookmarkStart w:id="26" w:name="Xba18ce4afc8380a0999e1d750e18320532c88af"/>
     <w:p>
       <w:pPr>
         <w:pStyle w:val="Heading5"/>
@@ -1326,10 +3549,10 @@
         <w:t xml:space="preserve">tests/unit/app/application/soa/test_soa.c</w:t>
       </w:r>
     </w:p>
-    <w:bookmarkEnd w:id="25"/>
     <w:bookmarkEnd w:id="26"/>
     <w:bookmarkEnd w:id="27"/>
-    <w:bookmarkStart w:id="31" w:name="component-testing"/>
+    <w:bookmarkEnd w:id="28"/>
+    <w:bookmarkStart w:id="32" w:name="component-testing"/>
     <w:p>
       <w:pPr>
         <w:pStyle w:val="Heading2"/>
@@ -1338,7 +3561,7 @@
         <w:t xml:space="preserve">Component Testing</w:t>
       </w:r>
     </w:p>
-    <w:bookmarkStart w:id="28" w:name="test-specification-1"/>
+    <w:bookmarkStart w:id="29" w:name="test-specification-1"/>
     <w:p>
       <w:pPr>
         <w:pStyle w:val="Heading3"/>
@@ -1386,8 +3609,8 @@
         <w:t xml:space="preserve">(blocked, not fabricated).</w:t>
       </w:r>
     </w:p>
-    <w:bookmarkEnd w:id="28"/>
-    <w:bookmarkStart w:id="29" w:name="test-cases-1"/>
+    <w:bookmarkEnd w:id="29"/>
+    <w:bookmarkStart w:id="30" w:name="test-cases-1"/>
     <w:p>
       <w:pPr>
         <w:pStyle w:val="Heading3"/>
@@ -1411,8 +3634,8 @@
         <w:t xml:space="preserve">: 0</w:t>
       </w:r>
     </w:p>
-    <w:bookmarkEnd w:id="29"/>
-    <w:bookmarkStart w:id="30" w:name="execution-report-1"/>
+    <w:bookmarkEnd w:id="30"/>
+    <w:bookmarkStart w:id="31" w:name="execution-report-1"/>
     <w:p>
       <w:pPr>
         <w:pStyle w:val="Heading3"/>
@@ -1444,9 +3667,9 @@
         <w:t xml:space="preserve">execution artifacts in the corpus — gap (blocked, not fabricated).</w:t>
       </w:r>
     </w:p>
-    <w:bookmarkEnd w:id="30"/>
     <w:bookmarkEnd w:id="31"/>
-    <w:bookmarkStart w:id="35" w:name="integration-testing"/>
+    <w:bookmarkEnd w:id="32"/>
+    <w:bookmarkStart w:id="36" w:name="integration-testing"/>
     <w:p>
       <w:pPr>
         <w:pStyle w:val="Heading2"/>
@@ -1455,7 +3678,7 @@
         <w:t xml:space="preserve">Integration Testing</w:t>
       </w:r>
     </w:p>
-    <w:bookmarkStart w:id="32" w:name="test-specification-2"/>
+    <w:bookmarkStart w:id="33" w:name="test-specification-2"/>
     <w:p>
       <w:pPr>
         <w:pStyle w:val="Heading3"/>
@@ -1503,8 +3726,8 @@
         <w:t xml:space="preserve">(blocked, not fabricated).</w:t>
       </w:r>
     </w:p>
-    <w:bookmarkEnd w:id="32"/>
-    <w:bookmarkStart w:id="33" w:name="test-cases-2"/>
+    <w:bookmarkEnd w:id="33"/>
+    <w:bookmarkStart w:id="34" w:name="test-cases-2"/>
     <w:p>
       <w:pPr>
         <w:pStyle w:val="Heading3"/>
@@ -1528,8 +3751,8 @@
         <w:t xml:space="preserve">: 0</w:t>
       </w:r>
     </w:p>
-    <w:bookmarkEnd w:id="33"/>
-    <w:bookmarkStart w:id="34" w:name="execution-report-2"/>
+    <w:bookmarkEnd w:id="34"/>
+    <w:bookmarkStart w:id="35" w:name="execution-report-2"/>
     <w:p>
       <w:pPr>
         <w:pStyle w:val="Heading3"/>
@@ -1561,9 +3784,9 @@
         <w:t xml:space="preserve">execution artifacts in the corpus — gap (blocked, not fabricated).</w:t>
       </w:r>
     </w:p>
-    <w:bookmarkEnd w:id="34"/>
     <w:bookmarkEnd w:id="35"/>
-    <w:bookmarkStart w:id="39" w:name="hil-testing"/>
+    <w:bookmarkEnd w:id="36"/>
+    <w:bookmarkStart w:id="40" w:name="hil-testing"/>
     <w:p>
       <w:pPr>
         <w:pStyle w:val="Heading2"/>
@@ -1572,7 +3795,7 @@
         <w:t xml:space="preserve">HIL Testing</w:t>
       </w:r>
     </w:p>
-    <w:bookmarkStart w:id="36" w:name="test-specification-3"/>
+    <w:bookmarkStart w:id="37" w:name="test-specification-3"/>
     <w:p>
       <w:pPr>
         <w:pStyle w:val="Heading3"/>
@@ -1620,8 +3843,8 @@
         <w:t xml:space="preserve">(blocked, not fabricated).</w:t>
       </w:r>
     </w:p>
-    <w:bookmarkEnd w:id="36"/>
-    <w:bookmarkStart w:id="37" w:name="test-cases-3"/>
+    <w:bookmarkEnd w:id="37"/>
+    <w:bookmarkStart w:id="38" w:name="test-cases-3"/>
     <w:p>
       <w:pPr>
         <w:pStyle w:val="Heading3"/>
@@ -1645,8 +3868,8 @@
         <w:t xml:space="preserve">: 0</w:t>
       </w:r>
     </w:p>
-    <w:bookmarkEnd w:id="37"/>
-    <w:bookmarkStart w:id="38" w:name="execution-report-3"/>
+    <w:bookmarkEnd w:id="38"/>
+    <w:bookmarkStart w:id="39" w:name="execution-report-3"/>
     <w:p>
       <w:pPr>
         <w:pStyle w:val="Heading3"/>
@@ -1679,7 +3902,7 @@
           <w:i/>
           <w:iCs/>
         </w:rPr>
-        <w:t xml:space="preserve">Generated: 2026-09-12T01:01:53Z — auto-generated from the machine-verifiable corpus. Regenerate with</w:t>
+        <w:t xml:space="preserve">Generated: 2026-09-13T02:20:37Z — auto-generated from the machine-verifiable corpus. Regenerate with</w:t>
       </w:r>
       <w:r>
         <w:rPr>
@@ -1704,9 +3927,9 @@
         <w:t xml:space="preserve">.</w:t>
       </w:r>
     </w:p>
-    <w:bookmarkEnd w:id="38"/>
     <w:bookmarkEnd w:id="39"/>
     <w:bookmarkEnd w:id="40"/>
+    <w:bookmarkEnd w:id="41"/>
     <w:sectPr/>
   </w:body>
 </w:document>

--- a/docs/artifacts/spec-documents/09-software-verification-report.docx
+++ b/docs/artifacts/spec-documents/09-software-verification-report.docx
@@ -52,7 +52,7 @@
         </w:p>
       </w:sdtContent>
     </w:sdt>
-    <w:bookmarkStart w:id="41" w:name="foxbms-2-software-verification-report"/>
+    <w:bookmarkStart w:id="54" w:name="foxbms-2-software-verification-report"/>
     <w:p>
       <w:pPr>
         <w:pStyle w:val="Heading1"/>
@@ -316,7 +316,7 @@
               <w:jc w:val="left"/>
             </w:pPr>
             <w:r>
-              <w:t xml:space="preserve">2026-09-13T02:20:37Z</w:t>
+              <w:t xml:space="preserve">2026-09-13T04:11:53Z</w:t>
             </w:r>
           </w:p>
         </w:tc>
@@ -2563,7 +2563,7 @@
       </w:r>
     </w:p>
     <w:bookmarkEnd w:id="21"/>
-    <w:bookmarkStart w:id="28" w:name="unit-testing"/>
+    <w:bookmarkStart w:id="41" w:name="unit-testing"/>
     <w:p>
       <w:pPr>
         <w:pStyle w:val="Heading2"/>
@@ -2572,7 +2572,7 @@
         <w:t xml:space="preserve">Unit Testing</w:t>
       </w:r>
     </w:p>
-    <w:bookmarkStart w:id="24" w:name="test-specification"/>
+    <w:bookmarkStart w:id="31" w:name="test-specification"/>
     <w:p>
       <w:pPr>
         <w:pStyle w:val="Heading3"/>
@@ -3306,14 +3306,22 @@
       </w:r>
     </w:p>
     <w:bookmarkEnd w:id="23"/>
-    <w:bookmarkEnd w:id="24"/>
-    <w:bookmarkStart w:id="25" w:name="test-cases"/>
-    <w:p>
-      <w:pPr>
-        <w:pStyle w:val="Heading3"/>
-      </w:pPr>
-      <w:r>
-        <w:t xml:space="preserve">Test Cases</w:t>
+    <w:bookmarkStart w:id="24" w:name="X83a0560b853302079463f638246a34148b72848"/>
+    <w:p>
+      <w:pPr>
+        <w:pStyle w:val="Heading4"/>
+      </w:pPr>
+      <w:r>
+        <w:rPr>
+          <w:rStyle w:val="VerbatimChar"/>
+        </w:rPr>
+        <w:t xml:space="preserve">FB2-VER-TMS-000003</w:t>
+      </w:r>
+      <w:r>
+        <w:t xml:space="preserve"> </w:t>
+      </w:r>
+      <w:r>
+        <w:t xml:space="preserve">— Test: AFE Cell Voltage Plausibility Checks (as_is)</w:t>
       </w:r>
     </w:p>
     <w:p>
@@ -3326,15 +3334,50 @@
       </w:pPr>
       <w:r>
         <w:rPr>
-          <w:rStyle w:val="VerbatimChar"/>
-        </w:rPr>
-        <w:t xml:space="preserve">FB2-VER-TMS-000001</w:t>
-      </w:r>
-      <w:r>
-        <w:t xml:space="preserve"> </w:t>
-      </w:r>
-      <w:r>
-        <w:t xml:space="preserve">(as_is): 4 test case(s)</w:t>
+          <w:b/>
+          <w:bCs/>
+        </w:rPr>
+        <w:t xml:space="preserve">Test type</w:t>
+      </w:r>
+      <w:r>
+        <w:t xml:space="preserve">:</w:t>
+      </w:r>
+      <w:r>
+        <w:t xml:space="preserve"> </w:t>
+      </w:r>
+      <w:r>
+        <w:rPr>
+          <w:rStyle w:val="VerbatimChar"/>
+        </w:rPr>
+        <w:t xml:space="preserve">unit</w:t>
+      </w:r>
+      <w:r>
+        <w:t xml:space="preserve"> </w:t>
+      </w:r>
+      <w:r>
+        <w:t xml:space="preserve">|</w:t>
+      </w:r>
+      <w:r>
+        <w:t xml:space="preserve"> </w:t>
+      </w:r>
+      <w:r>
+        <w:rPr>
+          <w:b/>
+          <w:bCs/>
+        </w:rPr>
+        <w:t xml:space="preserve">Oracle basis</w:t>
+      </w:r>
+      <w:r>
+        <w:t xml:space="preserve">:</w:t>
+      </w:r>
+      <w:r>
+        <w:t xml:space="preserve"> </w:t>
+      </w:r>
+      <w:r>
+        <w:rPr>
+          <w:rStyle w:val="VerbatimChar"/>
+        </w:rPr>
+        <w:t xml:space="preserve">source_grounded</w:t>
       </w:r>
     </w:p>
     <w:p>
@@ -3347,6 +3390,1077 @@
       </w:pPr>
       <w:r>
         <w:rPr>
+          <w:b/>
+          <w:bCs/>
+        </w:rPr>
+        <w:t xml:space="preserve">Objective</w:t>
+      </w:r>
+      <w:r>
+        <w:t xml:space="preserve">: Verify AFE cell voltage measurement plausibility validation before database entry</w:t>
+      </w:r>
+    </w:p>
+    <w:p>
+      <w:pPr>
+        <w:pStyle w:val="Compact"/>
+        <w:numPr>
+          <w:ilvl w:val="0"/>
+          <w:numId w:val="1007"/>
+        </w:numPr>
+      </w:pPr>
+      <w:r>
+        <w:rPr>
+          <w:b/>
+          <w:bCs/>
+        </w:rPr>
+        <w:t xml:space="preserve">Preconditions</w:t>
+      </w:r>
+      <w:r>
+        <w:t xml:space="preserve">: Module initialized with valid config, Test doubles injected</w:t>
+      </w:r>
+    </w:p>
+    <w:p>
+      <w:pPr>
+        <w:pStyle w:val="Compact"/>
+        <w:numPr>
+          <w:ilvl w:val="0"/>
+          <w:numId w:val="1007"/>
+        </w:numPr>
+      </w:pPr>
+      <w:r>
+        <w:rPr>
+          <w:b/>
+          <w:bCs/>
+        </w:rPr>
+        <w:t xml:space="preserve">Environment</w:t>
+      </w:r>
+      <w:r>
+        <w:t xml:space="preserve">: POSIX host (Linux); Unity/CMock; config</w:t>
+      </w:r>
+      <w:r>
+        <w:t xml:space="preserve"> </w:t>
+      </w:r>
+      <w:r>
+        <w:rPr>
+          <w:rStyle w:val="VerbatimChar"/>
+        </w:rPr>
+        <w:t xml:space="preserve">conf/unit/app_project_posix.yml</w:t>
+      </w:r>
+    </w:p>
+    <w:p>
+      <w:pPr>
+        <w:pStyle w:val="Compact"/>
+        <w:numPr>
+          <w:ilvl w:val="0"/>
+          <w:numId w:val="1007"/>
+        </w:numPr>
+      </w:pPr>
+      <w:r>
+        <w:rPr>
+          <w:b/>
+          <w:bCs/>
+        </w:rPr>
+        <w:t xml:space="preserve">Test cases (steps)</w:t>
+      </w:r>
+      <w:r>
+        <w:t xml:space="preserve">:</w:t>
+      </w:r>
+    </w:p>
+    <w:p>
+      <w:pPr>
+        <w:pStyle w:val="Compact"/>
+        <w:numPr>
+          <w:ilvl w:val="1"/>
+          <w:numId w:val="1008"/>
+        </w:numPr>
+      </w:pPr>
+      <w:r>
+        <w:rPr>
+          <w:b/>
+          <w:bCs/>
+        </w:rPr>
+        <w:t xml:space="preserve">Inject valid cell voltage 3300 mV</w:t>
+      </w:r>
+      <w:r>
+        <w:t xml:space="preserve"> </w:t>
+      </w:r>
+      <w:r>
+        <w:t xml:space="preserve">→ expected: Plausibility check passes</w:t>
+      </w:r>
+    </w:p>
+    <w:p>
+      <w:pPr>
+        <w:pStyle w:val="Compact"/>
+        <w:numPr>
+          <w:ilvl w:val="1"/>
+          <w:numId w:val="1008"/>
+        </w:numPr>
+      </w:pPr>
+      <w:r>
+        <w:rPr>
+          <w:b/>
+          <w:bCs/>
+        </w:rPr>
+        <w:t xml:space="preserve">Inject out-of-range voltage 4900 mV</w:t>
+      </w:r>
+      <w:r>
+        <w:t xml:space="preserve"> </w:t>
+      </w:r>
+      <w:r>
+        <w:t xml:space="preserve">→ expected: Plausibility check flags implausible</w:t>
+      </w:r>
+    </w:p>
+    <w:p>
+      <w:pPr>
+        <w:pStyle w:val="Compact"/>
+        <w:numPr>
+          <w:ilvl w:val="1"/>
+          <w:numId w:val="1008"/>
+        </w:numPr>
+      </w:pPr>
+      <w:r>
+        <w:rPr>
+          <w:b/>
+          <w:bCs/>
+        </w:rPr>
+        <w:t xml:space="preserve">Inject delta violation between redundant samples</w:t>
+      </w:r>
+      <w:r>
+        <w:t xml:space="preserve"> </w:t>
+      </w:r>
+      <w:r>
+        <w:t xml:space="preserve">→ expected: Flagged implausible</w:t>
+      </w:r>
+    </w:p>
+    <w:p>
+      <w:pPr>
+        <w:pStyle w:val="Compact"/>
+        <w:numPr>
+          <w:ilvl w:val="0"/>
+          <w:numId w:val="1007"/>
+        </w:numPr>
+      </w:pPr>
+      <w:r>
+        <w:rPr>
+          <w:b/>
+          <w:bCs/>
+        </w:rPr>
+        <w:t xml:space="preserve">Expected outcomes</w:t>
+      </w:r>
+      <w:r>
+        <w:t xml:space="preserve">:</w:t>
+      </w:r>
+    </w:p>
+    <w:p>
+      <w:pPr>
+        <w:pStyle w:val="Compact"/>
+        <w:numPr>
+          <w:ilvl w:val="1"/>
+          <w:numId w:val="1009"/>
+        </w:numPr>
+      </w:pPr>
+      <w:r>
+        <w:rPr>
+          <w:rStyle w:val="VerbatimChar"/>
+        </w:rPr>
+        <w:t xml:space="preserve">plausibility_result</w:t>
+      </w:r>
+      <w:r>
+        <w:t xml:space="preserve"> </w:t>
+      </w:r>
+      <w:r>
+        <w:t xml:space="preserve">= pass (tolerance exact)</w:t>
+      </w:r>
+    </w:p>
+    <w:p>
+      <w:pPr>
+        <w:pStyle w:val="Compact"/>
+        <w:numPr>
+          <w:ilvl w:val="1"/>
+          <w:numId w:val="1009"/>
+        </w:numPr>
+      </w:pPr>
+      <w:r>
+        <w:rPr>
+          <w:rStyle w:val="VerbatimChar"/>
+        </w:rPr>
+        <w:t xml:space="preserve">flagged_cell</w:t>
+      </w:r>
+      <w:r>
+        <w:t xml:space="preserve"> </w:t>
+      </w:r>
+      <w:r>
+        <w:t xml:space="preserve">= true (tolerance exact)</w:t>
+      </w:r>
+    </w:p>
+    <w:bookmarkEnd w:id="24"/>
+    <w:bookmarkStart w:id="25" w:name="X88e10188e3ff5988f2f7255d2859283460c35f0"/>
+    <w:p>
+      <w:pPr>
+        <w:pStyle w:val="Heading4"/>
+      </w:pPr>
+      <w:r>
+        <w:rPr>
+          <w:rStyle w:val="VerbatimChar"/>
+        </w:rPr>
+        <w:t xml:space="preserve">FB2-VER-TMS-000004</w:t>
+      </w:r>
+      <w:r>
+        <w:t xml:space="preserve"> </w:t>
+      </w:r>
+      <w:r>
+        <w:t xml:space="preserve">— Test: LTC6813-1 AFE Driver Communication and Measurement (as_is)</w:t>
+      </w:r>
+    </w:p>
+    <w:p>
+      <w:pPr>
+        <w:pStyle w:val="Compact"/>
+        <w:numPr>
+          <w:ilvl w:val="0"/>
+          <w:numId w:val="1010"/>
+        </w:numPr>
+      </w:pPr>
+      <w:r>
+        <w:rPr>
+          <w:b/>
+          <w:bCs/>
+        </w:rPr>
+        <w:t xml:space="preserve">Test type</w:t>
+      </w:r>
+      <w:r>
+        <w:t xml:space="preserve">:</w:t>
+      </w:r>
+      <w:r>
+        <w:t xml:space="preserve"> </w:t>
+      </w:r>
+      <w:r>
+        <w:rPr>
+          <w:rStyle w:val="VerbatimChar"/>
+        </w:rPr>
+        <w:t xml:space="preserve">unit</w:t>
+      </w:r>
+      <w:r>
+        <w:t xml:space="preserve"> </w:t>
+      </w:r>
+      <w:r>
+        <w:t xml:space="preserve">|</w:t>
+      </w:r>
+      <w:r>
+        <w:t xml:space="preserve"> </w:t>
+      </w:r>
+      <w:r>
+        <w:rPr>
+          <w:b/>
+          <w:bCs/>
+        </w:rPr>
+        <w:t xml:space="preserve">Oracle basis</w:t>
+      </w:r>
+      <w:r>
+        <w:t xml:space="preserve">:</w:t>
+      </w:r>
+      <w:r>
+        <w:t xml:space="preserve"> </w:t>
+      </w:r>
+      <w:r>
+        <w:rPr>
+          <w:rStyle w:val="VerbatimChar"/>
+        </w:rPr>
+        <w:t xml:space="preserve">source_grounded</w:t>
+      </w:r>
+    </w:p>
+    <w:p>
+      <w:pPr>
+        <w:pStyle w:val="Compact"/>
+        <w:numPr>
+          <w:ilvl w:val="0"/>
+          <w:numId w:val="1010"/>
+        </w:numPr>
+      </w:pPr>
+      <w:r>
+        <w:rPr>
+          <w:b/>
+          <w:bCs/>
+        </w:rPr>
+        <w:t xml:space="preserve">Objective</w:t>
+      </w:r>
+      <w:r>
+        <w:t xml:space="preserve">: Verify AFE driver SPI communication integrity and cell voltage measurement accuracy</w:t>
+      </w:r>
+    </w:p>
+    <w:p>
+      <w:pPr>
+        <w:pStyle w:val="Compact"/>
+        <w:numPr>
+          <w:ilvl w:val="0"/>
+          <w:numId w:val="1010"/>
+        </w:numPr>
+      </w:pPr>
+      <w:r>
+        <w:rPr>
+          <w:b/>
+          <w:bCs/>
+        </w:rPr>
+        <w:t xml:space="preserve">Preconditions</w:t>
+      </w:r>
+      <w:r>
+        <w:t xml:space="preserve">: Module initialized with valid config, Test doubles injected</w:t>
+      </w:r>
+    </w:p>
+    <w:p>
+      <w:pPr>
+        <w:pStyle w:val="Compact"/>
+        <w:numPr>
+          <w:ilvl w:val="0"/>
+          <w:numId w:val="1010"/>
+        </w:numPr>
+      </w:pPr>
+      <w:r>
+        <w:rPr>
+          <w:b/>
+          <w:bCs/>
+        </w:rPr>
+        <w:t xml:space="preserve">Environment</w:t>
+      </w:r>
+      <w:r>
+        <w:t xml:space="preserve">: POSIX host (Linux); Unity/CMock; config</w:t>
+      </w:r>
+      <w:r>
+        <w:t xml:space="preserve"> </w:t>
+      </w:r>
+      <w:r>
+        <w:rPr>
+          <w:rStyle w:val="VerbatimChar"/>
+        </w:rPr>
+        <w:t xml:space="preserve">conf/unit/app_project_posix.yml</w:t>
+      </w:r>
+    </w:p>
+    <w:p>
+      <w:pPr>
+        <w:pStyle w:val="Compact"/>
+        <w:numPr>
+          <w:ilvl w:val="0"/>
+          <w:numId w:val="1010"/>
+        </w:numPr>
+      </w:pPr>
+      <w:r>
+        <w:rPr>
+          <w:b/>
+          <w:bCs/>
+        </w:rPr>
+        <w:t xml:space="preserve">Test cases (steps)</w:t>
+      </w:r>
+      <w:r>
+        <w:t xml:space="preserve">:</w:t>
+      </w:r>
+    </w:p>
+    <w:p>
+      <w:pPr>
+        <w:pStyle w:val="Compact"/>
+        <w:numPr>
+          <w:ilvl w:val="1"/>
+          <w:numId w:val="1011"/>
+        </w:numPr>
+      </w:pPr>
+      <w:r>
+        <w:rPr>
+          <w:b/>
+          <w:bCs/>
+        </w:rPr>
+        <w:t xml:space="preserve">Issue AFE read command via mocked SPI</w:t>
+      </w:r>
+      <w:r>
+        <w:t xml:space="preserve"> </w:t>
+      </w:r>
+      <w:r>
+        <w:t xml:space="preserve">→ expected: Command frame matches LTC6813-1 PEC</w:t>
+      </w:r>
+    </w:p>
+    <w:p>
+      <w:pPr>
+        <w:pStyle w:val="Compact"/>
+        <w:numPr>
+          <w:ilvl w:val="1"/>
+          <w:numId w:val="1011"/>
+        </w:numPr>
+      </w:pPr>
+      <w:r>
+        <w:rPr>
+          <w:b/>
+          <w:bCs/>
+        </w:rPr>
+        <w:t xml:space="preserve">Feed known cell voltage raw values</w:t>
+      </w:r>
+      <w:r>
+        <w:t xml:space="preserve"> </w:t>
+      </w:r>
+      <w:r>
+        <w:t xml:space="preserve">→ expected: Converted mV values within ±1.5 mV</w:t>
+      </w:r>
+    </w:p>
+    <w:p>
+      <w:pPr>
+        <w:pStyle w:val="Compact"/>
+        <w:numPr>
+          <w:ilvl w:val="1"/>
+          <w:numId w:val="1011"/>
+        </w:numPr>
+      </w:pPr>
+      <w:r>
+        <w:rPr>
+          <w:b/>
+          <w:bCs/>
+        </w:rPr>
+        <w:t xml:space="preserve">Corrupt PEC of response frame</w:t>
+      </w:r>
+      <w:r>
+        <w:t xml:space="preserve"> </w:t>
+      </w:r>
+      <w:r>
+        <w:t xml:space="preserve">→ expected: Communication error reported, no data committed</w:t>
+      </w:r>
+    </w:p>
+    <w:p>
+      <w:pPr>
+        <w:pStyle w:val="Compact"/>
+        <w:numPr>
+          <w:ilvl w:val="0"/>
+          <w:numId w:val="1010"/>
+        </w:numPr>
+      </w:pPr>
+      <w:r>
+        <w:rPr>
+          <w:b/>
+          <w:bCs/>
+        </w:rPr>
+        <w:t xml:space="preserve">Expected outcomes</w:t>
+      </w:r>
+      <w:r>
+        <w:t xml:space="preserve">:</w:t>
+      </w:r>
+    </w:p>
+    <w:p>
+      <w:pPr>
+        <w:pStyle w:val="Compact"/>
+        <w:numPr>
+          <w:ilvl w:val="1"/>
+          <w:numId w:val="1012"/>
+        </w:numPr>
+      </w:pPr>
+      <w:r>
+        <w:rPr>
+          <w:rStyle w:val="VerbatimChar"/>
+        </w:rPr>
+        <w:t xml:space="preserve">cell_voltage_mv</w:t>
+      </w:r>
+      <w:r>
+        <w:t xml:space="preserve"> </w:t>
+      </w:r>
+      <w:r>
+        <w:t xml:space="preserve">= 3300 (tolerance ±1.5 mV)</w:t>
+      </w:r>
+    </w:p>
+    <w:p>
+      <w:pPr>
+        <w:pStyle w:val="Compact"/>
+        <w:numPr>
+          <w:ilvl w:val="1"/>
+          <w:numId w:val="1012"/>
+        </w:numPr>
+      </w:pPr>
+      <w:r>
+        <w:rPr>
+          <w:rStyle w:val="VerbatimChar"/>
+        </w:rPr>
+        <w:t xml:space="preserve">pec_error</w:t>
+      </w:r>
+      <w:r>
+        <w:t xml:space="preserve"> </w:t>
+      </w:r>
+      <w:r>
+        <w:t xml:space="preserve">= true (tolerance exact)</w:t>
+      </w:r>
+    </w:p>
+    <w:bookmarkEnd w:id="25"/>
+    <w:bookmarkStart w:id="26" w:name="X6e28acf108c78456a51830ce8f6678346559ce3"/>
+    <w:p>
+      <w:pPr>
+        <w:pStyle w:val="Heading4"/>
+      </w:pPr>
+      <w:r>
+        <w:rPr>
+          <w:rStyle w:val="VerbatimChar"/>
+        </w:rPr>
+        <w:t xml:space="preserve">FB2-VER-TMS-000005</w:t>
+      </w:r>
+      <w:r>
+        <w:t xml:space="preserve"> </w:t>
+      </w:r>
+      <w:r>
+        <w:t xml:space="preserve">— Test: Contactor Driver Configuration and Control (as_is)</w:t>
+      </w:r>
+    </w:p>
+    <w:p>
+      <w:pPr>
+        <w:pStyle w:val="Compact"/>
+        <w:numPr>
+          <w:ilvl w:val="0"/>
+          <w:numId w:val="1013"/>
+        </w:numPr>
+      </w:pPr>
+      <w:r>
+        <w:rPr>
+          <w:b/>
+          <w:bCs/>
+        </w:rPr>
+        <w:t xml:space="preserve">Test type</w:t>
+      </w:r>
+      <w:r>
+        <w:t xml:space="preserve">:</w:t>
+      </w:r>
+      <w:r>
+        <w:t xml:space="preserve"> </w:t>
+      </w:r>
+      <w:r>
+        <w:rPr>
+          <w:rStyle w:val="VerbatimChar"/>
+        </w:rPr>
+        <w:t xml:space="preserve">unit</w:t>
+      </w:r>
+      <w:r>
+        <w:t xml:space="preserve"> </w:t>
+      </w:r>
+      <w:r>
+        <w:t xml:space="preserve">|</w:t>
+      </w:r>
+      <w:r>
+        <w:t xml:space="preserve"> </w:t>
+      </w:r>
+      <w:r>
+        <w:rPr>
+          <w:b/>
+          <w:bCs/>
+        </w:rPr>
+        <w:t xml:space="preserve">Oracle basis</w:t>
+      </w:r>
+      <w:r>
+        <w:t xml:space="preserve">:</w:t>
+      </w:r>
+      <w:r>
+        <w:t xml:space="preserve"> </w:t>
+      </w:r>
+      <w:r>
+        <w:rPr>
+          <w:rStyle w:val="VerbatimChar"/>
+        </w:rPr>
+        <w:t xml:space="preserve">source_grounded</w:t>
+      </w:r>
+    </w:p>
+    <w:p>
+      <w:pPr>
+        <w:pStyle w:val="Compact"/>
+        <w:numPr>
+          <w:ilvl w:val="0"/>
+          <w:numId w:val="1013"/>
+        </w:numPr>
+      </w:pPr>
+      <w:r>
+        <w:rPr>
+          <w:b/>
+          <w:bCs/>
+        </w:rPr>
+        <w:t xml:space="preserve">Objective</w:t>
+      </w:r>
+      <w:r>
+        <w:t xml:space="preserve">: Verify contactor driver initialization, channel mapping and switch-off safety behavior</w:t>
+      </w:r>
+    </w:p>
+    <w:p>
+      <w:pPr>
+        <w:pStyle w:val="Compact"/>
+        <w:numPr>
+          <w:ilvl w:val="0"/>
+          <w:numId w:val="1013"/>
+        </w:numPr>
+      </w:pPr>
+      <w:r>
+        <w:rPr>
+          <w:b/>
+          <w:bCs/>
+        </w:rPr>
+        <w:t xml:space="preserve">Preconditions</w:t>
+      </w:r>
+      <w:r>
+        <w:t xml:space="preserve">: Module initialized with valid config, Test doubles injected</w:t>
+      </w:r>
+    </w:p>
+    <w:p>
+      <w:pPr>
+        <w:pStyle w:val="Compact"/>
+        <w:numPr>
+          <w:ilvl w:val="0"/>
+          <w:numId w:val="1013"/>
+        </w:numPr>
+      </w:pPr>
+      <w:r>
+        <w:rPr>
+          <w:b/>
+          <w:bCs/>
+        </w:rPr>
+        <w:t xml:space="preserve">Environment</w:t>
+      </w:r>
+      <w:r>
+        <w:t xml:space="preserve">: POSIX host (Linux); Unity/CMock; config</w:t>
+      </w:r>
+      <w:r>
+        <w:t xml:space="preserve"> </w:t>
+      </w:r>
+      <w:r>
+        <w:rPr>
+          <w:rStyle w:val="VerbatimChar"/>
+        </w:rPr>
+        <w:t xml:space="preserve">conf/unit/app_project_posix.yml</w:t>
+      </w:r>
+    </w:p>
+    <w:p>
+      <w:pPr>
+        <w:pStyle w:val="Compact"/>
+        <w:numPr>
+          <w:ilvl w:val="0"/>
+          <w:numId w:val="1013"/>
+        </w:numPr>
+      </w:pPr>
+      <w:r>
+        <w:rPr>
+          <w:b/>
+          <w:bCs/>
+        </w:rPr>
+        <w:t xml:space="preserve">Test cases (steps)</w:t>
+      </w:r>
+      <w:r>
+        <w:t xml:space="preserve">:</w:t>
+      </w:r>
+    </w:p>
+    <w:p>
+      <w:pPr>
+        <w:pStyle w:val="Compact"/>
+        <w:numPr>
+          <w:ilvl w:val="1"/>
+          <w:numId w:val="1014"/>
+        </w:numPr>
+      </w:pPr>
+      <w:r>
+        <w:rPr>
+          <w:b/>
+          <w:bCs/>
+        </w:rPr>
+        <w:t xml:space="preserve">Initialize contactor driver with valid config</w:t>
+      </w:r>
+      <w:r>
+        <w:t xml:space="preserve"> </w:t>
+      </w:r>
+      <w:r>
+        <w:t xml:space="preserve">→ expected: All channels mapped</w:t>
+      </w:r>
+    </w:p>
+    <w:p>
+      <w:pPr>
+        <w:pStyle w:val="Compact"/>
+        <w:numPr>
+          <w:ilvl w:val="1"/>
+          <w:numId w:val="1014"/>
+        </w:numPr>
+      </w:pPr>
+      <w:r>
+        <w:rPr>
+          <w:b/>
+          <w:bCs/>
+        </w:rPr>
+        <w:t xml:space="preserve">Set contactor on</w:t>
+      </w:r>
+      <w:r>
+        <w:t xml:space="preserve"> </w:t>
+      </w:r>
+      <w:r>
+        <w:t xml:space="preserve">→ expected: GPIO output asserted</w:t>
+      </w:r>
+    </w:p>
+    <w:p>
+      <w:pPr>
+        <w:pStyle w:val="Compact"/>
+        <w:numPr>
+          <w:ilvl w:val="1"/>
+          <w:numId w:val="1014"/>
+        </w:numPr>
+      </w:pPr>
+      <w:r>
+        <w:rPr>
+          <w:b/>
+          <w:bCs/>
+        </w:rPr>
+        <w:t xml:space="preserve">Request safety switch-off (all contactors)</w:t>
+      </w:r>
+      <w:r>
+        <w:t xml:space="preserve"> </w:t>
+      </w:r>
+      <w:r>
+        <w:t xml:space="preserve">→ expected: All channels de-energized</w:t>
+      </w:r>
+    </w:p>
+    <w:p>
+      <w:pPr>
+        <w:pStyle w:val="Compact"/>
+        <w:numPr>
+          <w:ilvl w:val="0"/>
+          <w:numId w:val="1013"/>
+        </w:numPr>
+      </w:pPr>
+      <w:r>
+        <w:rPr>
+          <w:b/>
+          <w:bCs/>
+        </w:rPr>
+        <w:t xml:space="preserve">Expected outcomes</w:t>
+      </w:r>
+      <w:r>
+        <w:t xml:space="preserve">:</w:t>
+      </w:r>
+    </w:p>
+    <w:p>
+      <w:pPr>
+        <w:pStyle w:val="Compact"/>
+        <w:numPr>
+          <w:ilvl w:val="1"/>
+          <w:numId w:val="1015"/>
+        </w:numPr>
+      </w:pPr>
+      <w:r>
+        <w:rPr>
+          <w:rStyle w:val="VerbatimChar"/>
+        </w:rPr>
+        <w:t xml:space="preserve">contactor_state</w:t>
+      </w:r>
+      <w:r>
+        <w:t xml:space="preserve"> </w:t>
+      </w:r>
+      <w:r>
+        <w:t xml:space="preserve">= on (tolerance exact)</w:t>
+      </w:r>
+    </w:p>
+    <w:p>
+      <w:pPr>
+        <w:pStyle w:val="Compact"/>
+        <w:numPr>
+          <w:ilvl w:val="1"/>
+          <w:numId w:val="1015"/>
+        </w:numPr>
+      </w:pPr>
+      <w:r>
+        <w:rPr>
+          <w:rStyle w:val="VerbatimChar"/>
+        </w:rPr>
+        <w:t xml:space="preserve">all_off</w:t>
+      </w:r>
+      <w:r>
+        <w:t xml:space="preserve"> </w:t>
+      </w:r>
+      <w:r>
+        <w:t xml:space="preserve">= true (tolerance exact)</w:t>
+      </w:r>
+    </w:p>
+    <w:bookmarkEnd w:id="26"/>
+    <w:bookmarkStart w:id="27" w:name="X1f8b6f688ad74878c149584452e3bb1b6ad0677"/>
+    <w:p>
+      <w:pPr>
+        <w:pStyle w:val="Heading4"/>
+      </w:pPr>
+      <w:r>
+        <w:rPr>
+          <w:rStyle w:val="VerbatimChar"/>
+        </w:rPr>
+        <w:t xml:space="preserve">FB2-VER-TMS-000001</w:t>
+      </w:r>
+      <w:r>
+        <w:t xml:space="preserve"> </w:t>
+      </w:r>
+      <w:r>
+        <w:t xml:space="preserve">— Test: SOA Voltage Limit Detection (synthetic_reference)</w:t>
+      </w:r>
+    </w:p>
+    <w:p>
+      <w:pPr>
+        <w:pStyle w:val="Compact"/>
+        <w:numPr>
+          <w:ilvl w:val="0"/>
+          <w:numId w:val="1016"/>
+        </w:numPr>
+      </w:pPr>
+      <w:r>
+        <w:rPr>
+          <w:b/>
+          <w:bCs/>
+        </w:rPr>
+        <w:t xml:space="preserve">Test type</w:t>
+      </w:r>
+      <w:r>
+        <w:t xml:space="preserve">:</w:t>
+      </w:r>
+      <w:r>
+        <w:t xml:space="preserve"> </w:t>
+      </w:r>
+      <w:r>
+        <w:rPr>
+          <w:rStyle w:val="VerbatimChar"/>
+        </w:rPr>
+        <w:t xml:space="preserve">unit</w:t>
+      </w:r>
+      <w:r>
+        <w:t xml:space="preserve"> </w:t>
+      </w:r>
+      <w:r>
+        <w:t xml:space="preserve">|</w:t>
+      </w:r>
+      <w:r>
+        <w:t xml:space="preserve"> </w:t>
+      </w:r>
+      <w:r>
+        <w:rPr>
+          <w:b/>
+          <w:bCs/>
+        </w:rPr>
+        <w:t xml:space="preserve">Oracle basis</w:t>
+      </w:r>
+      <w:r>
+        <w:t xml:space="preserve">:</w:t>
+      </w:r>
+      <w:r>
+        <w:t xml:space="preserve"> </w:t>
+      </w:r>
+      <w:r>
+        <w:rPr>
+          <w:rStyle w:val="VerbatimChar"/>
+        </w:rPr>
+        <w:t xml:space="preserve">synthetic_assumption</w:t>
+      </w:r>
+    </w:p>
+    <w:p>
+      <w:pPr>
+        <w:pStyle w:val="Compact"/>
+        <w:numPr>
+          <w:ilvl w:val="0"/>
+          <w:numId w:val="1016"/>
+        </w:numPr>
+      </w:pPr>
+      <w:r>
+        <w:rPr>
+          <w:b/>
+          <w:bCs/>
+        </w:rPr>
+        <w:t xml:space="preserve">Objective</w:t>
+      </w:r>
+      <w:r>
+        <w:t xml:space="preserve">: Verify SOA voltage limit detection accuracy and latency</w:t>
+      </w:r>
+    </w:p>
+    <w:p>
+      <w:pPr>
+        <w:pStyle w:val="Compact"/>
+        <w:numPr>
+          <w:ilvl w:val="0"/>
+          <w:numId w:val="1016"/>
+        </w:numPr>
+      </w:pPr>
+      <w:r>
+        <w:rPr>
+          <w:b/>
+          <w:bCs/>
+        </w:rPr>
+        <w:t xml:space="preserve">Preconditions</w:t>
+      </w:r>
+      <w:r>
+        <w:t xml:space="preserve">: Module initialized with valid config, Test doubles injected</w:t>
+      </w:r>
+    </w:p>
+    <w:p>
+      <w:pPr>
+        <w:pStyle w:val="Compact"/>
+        <w:numPr>
+          <w:ilvl w:val="0"/>
+          <w:numId w:val="1016"/>
+        </w:numPr>
+      </w:pPr>
+      <w:r>
+        <w:rPr>
+          <w:b/>
+          <w:bCs/>
+        </w:rPr>
+        <w:t xml:space="preserve">Environment</w:t>
+      </w:r>
+      <w:r>
+        <w:t xml:space="preserve">: POSIX host (Linux); Unity/CMock; config</w:t>
+      </w:r>
+      <w:r>
+        <w:t xml:space="preserve"> </w:t>
+      </w:r>
+      <w:r>
+        <w:rPr>
+          <w:rStyle w:val="VerbatimChar"/>
+        </w:rPr>
+        <w:t xml:space="preserve">conf/unit/app_project_posix.yml</w:t>
+      </w:r>
+    </w:p>
+    <w:p>
+      <w:pPr>
+        <w:pStyle w:val="Compact"/>
+        <w:numPr>
+          <w:ilvl w:val="0"/>
+          <w:numId w:val="1016"/>
+        </w:numPr>
+      </w:pPr>
+      <w:r>
+        <w:rPr>
+          <w:b/>
+          <w:bCs/>
+        </w:rPr>
+        <w:t xml:space="preserve">Test cases (steps)</w:t>
+      </w:r>
+      <w:r>
+        <w:t xml:space="preserve">:</w:t>
+      </w:r>
+    </w:p>
+    <w:p>
+      <w:pPr>
+        <w:pStyle w:val="Compact"/>
+        <w:numPr>
+          <w:ilvl w:val="1"/>
+          <w:numId w:val="1017"/>
+        </w:numPr>
+      </w:pPr>
+      <w:r>
+        <w:rPr>
+          <w:b/>
+          <w:bCs/>
+        </w:rPr>
+        <w:t xml:space="preserve">Inject cell voltage 4300 mV (above 4200 mV limit)</w:t>
+      </w:r>
+      <w:r>
+        <w:t xml:space="preserve"> </w:t>
+      </w:r>
+      <w:r>
+        <w:t xml:space="preserve">→ expected: Debounce counter increments</w:t>
+      </w:r>
+    </w:p>
+    <w:p>
+      <w:pPr>
+        <w:pStyle w:val="Compact"/>
+        <w:numPr>
+          <w:ilvl w:val="1"/>
+          <w:numId w:val="1017"/>
+        </w:numPr>
+      </w:pPr>
+      <w:r>
+        <w:rPr>
+          <w:b/>
+          <w:bCs/>
+        </w:rPr>
+        <w:t xml:space="preserve">Repeat injection 2 times (debounce count)</w:t>
+      </w:r>
+      <w:r>
+        <w:t xml:space="preserve"> </w:t>
+      </w:r>
+      <w:r>
+        <w:t xml:space="preserve">→ expected: FAULT request triggered</w:t>
+      </w:r>
+    </w:p>
+    <w:p>
+      <w:pPr>
+        <w:pStyle w:val="Compact"/>
+        <w:numPr>
+          <w:ilvl w:val="1"/>
+          <w:numId w:val="1017"/>
+        </w:numPr>
+      </w:pPr>
+      <w:r>
+        <w:rPr>
+          <w:b/>
+          <w:bCs/>
+        </w:rPr>
+        <w:t xml:space="preserve">Inject voltage 4100 mV (within limits)</w:t>
+      </w:r>
+      <w:r>
+        <w:t xml:space="preserve"> </w:t>
+      </w:r>
+      <w:r>
+        <w:t xml:space="preserve">→ expected: No fault triggered</w:t>
+      </w:r>
+    </w:p>
+    <w:p>
+      <w:pPr>
+        <w:pStyle w:val="Compact"/>
+        <w:numPr>
+          <w:ilvl w:val="0"/>
+          <w:numId w:val="1016"/>
+        </w:numPr>
+      </w:pPr>
+      <w:r>
+        <w:rPr>
+          <w:b/>
+          <w:bCs/>
+        </w:rPr>
+        <w:t xml:space="preserve">Expected outcomes</w:t>
+      </w:r>
+      <w:r>
+        <w:t xml:space="preserve">:</w:t>
+      </w:r>
+    </w:p>
+    <w:p>
+      <w:pPr>
+        <w:pStyle w:val="Compact"/>
+        <w:numPr>
+          <w:ilvl w:val="1"/>
+          <w:numId w:val="1018"/>
+        </w:numPr>
+      </w:pPr>
+      <w:r>
+        <w:rPr>
+          <w:rStyle w:val="VerbatimChar"/>
+        </w:rPr>
+        <w:t xml:space="preserve">fault_request</w:t>
+      </w:r>
+      <w:r>
+        <w:t xml:space="preserve"> </w:t>
+      </w:r>
+      <w:r>
+        <w:t xml:space="preserve">= true (tolerance exact)</w:t>
+      </w:r>
+    </w:p>
+    <w:p>
+      <w:pPr>
+        <w:pStyle w:val="Compact"/>
+        <w:numPr>
+          <w:ilvl w:val="1"/>
+          <w:numId w:val="1018"/>
+        </w:numPr>
+      </w:pPr>
+      <w:r>
+        <w:rPr>
+          <w:rStyle w:val="VerbatimChar"/>
+        </w:rPr>
+        <w:t xml:space="preserve">violation_type</w:t>
+      </w:r>
+      <w:r>
+        <w:t xml:space="preserve"> </w:t>
+      </w:r>
+      <w:r>
+        <w:t xml:space="preserve">= OVERVOLTAGE (tolerance exact)</w:t>
+      </w:r>
+    </w:p>
+    <w:bookmarkEnd w:id="27"/>
+    <w:bookmarkStart w:id="28" w:name="X0469dd1f6af88c912c1739c5f2195be49ab04ba"/>
+    <w:p>
+      <w:pPr>
+        <w:pStyle w:val="Heading4"/>
+      </w:pPr>
+      <w:r>
+        <w:rPr>
           <w:rStyle w:val="VerbatimChar"/>
         </w:rPr>
         <w:t xml:space="preserve">FB2-VER-TMS-000002</w:t>
@@ -3355,8 +4469,964 @@
         <w:t xml:space="preserve"> </w:t>
       </w:r>
       <w:r>
+        <w:t xml:space="preserve">— Test: Contactor State Machine Fault Response (synthetic_reference)</w:t>
+      </w:r>
+    </w:p>
+    <w:p>
+      <w:pPr>
+        <w:pStyle w:val="Compact"/>
+        <w:numPr>
+          <w:ilvl w:val="0"/>
+          <w:numId w:val="1019"/>
+        </w:numPr>
+      </w:pPr>
+      <w:r>
+        <w:rPr>
+          <w:b/>
+          <w:bCs/>
+        </w:rPr>
+        <w:t xml:space="preserve">Test type</w:t>
+      </w:r>
+      <w:r>
+        <w:t xml:space="preserve">:</w:t>
+      </w:r>
+      <w:r>
+        <w:t xml:space="preserve"> </w:t>
+      </w:r>
+      <w:r>
+        <w:rPr>
+          <w:rStyle w:val="VerbatimChar"/>
+        </w:rPr>
+        <w:t xml:space="preserve">unit</w:t>
+      </w:r>
+      <w:r>
+        <w:t xml:space="preserve"> </w:t>
+      </w:r>
+      <w:r>
+        <w:t xml:space="preserve">|</w:t>
+      </w:r>
+      <w:r>
+        <w:t xml:space="preserve"> </w:t>
+      </w:r>
+      <w:r>
+        <w:rPr>
+          <w:b/>
+          <w:bCs/>
+        </w:rPr>
+        <w:t xml:space="preserve">Oracle basis</w:t>
+      </w:r>
+      <w:r>
+        <w:t xml:space="preserve">:</w:t>
+      </w:r>
+      <w:r>
+        <w:t xml:space="preserve"> </w:t>
+      </w:r>
+      <w:r>
+        <w:rPr>
+          <w:rStyle w:val="VerbatimChar"/>
+        </w:rPr>
+        <w:t xml:space="preserve">synthetic_assumption</w:t>
+      </w:r>
+    </w:p>
+    <w:p>
+      <w:pPr>
+        <w:pStyle w:val="Compact"/>
+        <w:numPr>
+          <w:ilvl w:val="0"/>
+          <w:numId w:val="1019"/>
+        </w:numPr>
+      </w:pPr>
+      <w:r>
+        <w:rPr>
+          <w:b/>
+          <w:bCs/>
+        </w:rPr>
+        <w:t xml:space="preserve">Objective</w:t>
+      </w:r>
+      <w:r>
+        <w:t xml:space="preserve">: Verify contactor state machine transitions and fault response latency</w:t>
+      </w:r>
+    </w:p>
+    <w:p>
+      <w:pPr>
+        <w:pStyle w:val="Compact"/>
+        <w:numPr>
+          <w:ilvl w:val="0"/>
+          <w:numId w:val="1019"/>
+        </w:numPr>
+      </w:pPr>
+      <w:r>
+        <w:rPr>
+          <w:b/>
+          <w:bCs/>
+        </w:rPr>
+        <w:t xml:space="preserve">Preconditions</w:t>
+      </w:r>
+      <w:r>
+        <w:t xml:space="preserve">: Module initialized with valid config, Test doubles injected</w:t>
+      </w:r>
+    </w:p>
+    <w:p>
+      <w:pPr>
+        <w:pStyle w:val="Compact"/>
+        <w:numPr>
+          <w:ilvl w:val="0"/>
+          <w:numId w:val="1019"/>
+        </w:numPr>
+      </w:pPr>
+      <w:r>
+        <w:rPr>
+          <w:b/>
+          <w:bCs/>
+        </w:rPr>
+        <w:t xml:space="preserve">Environment</w:t>
+      </w:r>
+      <w:r>
+        <w:t xml:space="preserve">: POSIX host (Linux); Unity/CMock; config</w:t>
+      </w:r>
+      <w:r>
+        <w:t xml:space="preserve"> </w:t>
+      </w:r>
+      <w:r>
+        <w:rPr>
+          <w:rStyle w:val="VerbatimChar"/>
+        </w:rPr>
+        <w:t xml:space="preserve">conf/unit/app_project_posix.yml</w:t>
+      </w:r>
+    </w:p>
+    <w:p>
+      <w:pPr>
+        <w:pStyle w:val="Compact"/>
+        <w:numPr>
+          <w:ilvl w:val="0"/>
+          <w:numId w:val="1019"/>
+        </w:numPr>
+      </w:pPr>
+      <w:r>
+        <w:rPr>
+          <w:b/>
+          <w:bCs/>
+        </w:rPr>
+        <w:t xml:space="preserve">Test cases (steps)</w:t>
+      </w:r>
+      <w:r>
+        <w:t xml:space="preserve">:</w:t>
+      </w:r>
+    </w:p>
+    <w:p>
+      <w:pPr>
+        <w:pStyle w:val="Compact"/>
+        <w:numPr>
+          <w:ilvl w:val="1"/>
+          <w:numId w:val="1020"/>
+        </w:numPr>
+      </w:pPr>
+      <w:r>
+        <w:rPr>
+          <w:b/>
+          <w:bCs/>
+        </w:rPr>
+        <w:t xml:space="preserve">Drive state machine through normal path</w:t>
+      </w:r>
+      <w:r>
+        <w:t xml:space="preserve"> </w:t>
+      </w:r>
+      <w:r>
+        <w:t xml:space="preserve">→ expected: Transitions match state table</w:t>
+      </w:r>
+    </w:p>
+    <w:p>
+      <w:pPr>
+        <w:pStyle w:val="Compact"/>
+        <w:numPr>
+          <w:ilvl w:val="1"/>
+          <w:numId w:val="1020"/>
+        </w:numPr>
+      </w:pPr>
+      <w:r>
+        <w:rPr>
+          <w:b/>
+          <w:bCs/>
+        </w:rPr>
+        <w:t xml:space="preserve">Inject fault request</w:t>
+      </w:r>
+      <w:r>
+        <w:t xml:space="preserve"> </w:t>
+      </w:r>
+      <w:r>
+        <w:t xml:space="preserve">→ expected: Open contactors within 50 ms</w:t>
+      </w:r>
+    </w:p>
+    <w:p>
+      <w:pPr>
+        <w:pStyle w:val="Compact"/>
+        <w:numPr>
+          <w:ilvl w:val="1"/>
+          <w:numId w:val="1020"/>
+        </w:numPr>
+      </w:pPr>
+      <w:r>
+        <w:rPr>
+          <w:b/>
+          <w:bCs/>
+        </w:rPr>
+        <w:t xml:space="preserve">Verify feedback mismatch diagnosis</w:t>
+      </w:r>
+      <w:r>
+        <w:t xml:space="preserve"> </w:t>
+      </w:r>
+      <w:r>
+        <w:t xml:space="preserve">→ expected: DIAG event raised</w:t>
+      </w:r>
+    </w:p>
+    <w:p>
+      <w:pPr>
+        <w:pStyle w:val="Compact"/>
+        <w:numPr>
+          <w:ilvl w:val="0"/>
+          <w:numId w:val="1019"/>
+        </w:numPr>
+      </w:pPr>
+      <w:r>
+        <w:rPr>
+          <w:b/>
+          <w:bCs/>
+        </w:rPr>
+        <w:t xml:space="preserve">Expected outcomes</w:t>
+      </w:r>
+      <w:r>
+        <w:t xml:space="preserve">:</w:t>
+      </w:r>
+    </w:p>
+    <w:p>
+      <w:pPr>
+        <w:pStyle w:val="Compact"/>
+        <w:numPr>
+          <w:ilvl w:val="1"/>
+          <w:numId w:val="1021"/>
+        </w:numPr>
+      </w:pPr>
+      <w:r>
+        <w:rPr>
+          <w:rStyle w:val="VerbatimChar"/>
+        </w:rPr>
+        <w:t xml:space="preserve">contactor_open_latency_ms</w:t>
+      </w:r>
+      <w:r>
+        <w:t xml:space="preserve"> </w:t>
+      </w:r>
+      <w:r>
+        <w:t xml:space="preserve">= &lt;50 (tolerance exact)</w:t>
+      </w:r>
+    </w:p>
+    <w:p>
+      <w:pPr>
+        <w:pStyle w:val="Compact"/>
+        <w:numPr>
+          <w:ilvl w:val="1"/>
+          <w:numId w:val="1021"/>
+        </w:numPr>
+      </w:pPr>
+      <w:r>
+        <w:rPr>
+          <w:rStyle w:val="VerbatimChar"/>
+        </w:rPr>
+        <w:t xml:space="preserve">fault_feedback_diag</w:t>
+      </w:r>
+      <w:r>
+        <w:t xml:space="preserve"> </w:t>
+      </w:r>
+      <w:r>
+        <w:t xml:space="preserve">= true (tolerance exact)</w:t>
+      </w:r>
+    </w:p>
+    <w:bookmarkEnd w:id="28"/>
+    <w:bookmarkStart w:id="29" w:name="X8fcd523b52074504719d4b53295d48f55fc3375"/>
+    <w:p>
+      <w:pPr>
+        <w:pStyle w:val="Heading4"/>
+      </w:pPr>
+      <w:r>
+        <w:rPr>
+          <w:rStyle w:val="VerbatimChar"/>
+        </w:rPr>
+        <w:t xml:space="preserve">FB2-VER-TMS-000003</w:t>
+      </w:r>
+      <w:r>
+        <w:t xml:space="preserve"> </w:t>
+      </w:r>
+      <w:r>
+        <w:t xml:space="preserve">— Test: AFE Cell Voltage Plausibility Checks (synthetic_reference)</w:t>
+      </w:r>
+    </w:p>
+    <w:p>
+      <w:pPr>
+        <w:pStyle w:val="Compact"/>
+        <w:numPr>
+          <w:ilvl w:val="0"/>
+          <w:numId w:val="1022"/>
+        </w:numPr>
+      </w:pPr>
+      <w:r>
+        <w:rPr>
+          <w:b/>
+          <w:bCs/>
+        </w:rPr>
+        <w:t xml:space="preserve">Test type</w:t>
+      </w:r>
+      <w:r>
+        <w:t xml:space="preserve">:</w:t>
+      </w:r>
+      <w:r>
+        <w:t xml:space="preserve"> </w:t>
+      </w:r>
+      <w:r>
+        <w:rPr>
+          <w:rStyle w:val="VerbatimChar"/>
+        </w:rPr>
+        <w:t xml:space="preserve">unit</w:t>
+      </w:r>
+      <w:r>
+        <w:t xml:space="preserve"> </w:t>
+      </w:r>
+      <w:r>
+        <w:t xml:space="preserve">|</w:t>
+      </w:r>
+      <w:r>
+        <w:t xml:space="preserve"> </w:t>
+      </w:r>
+      <w:r>
+        <w:rPr>
+          <w:b/>
+          <w:bCs/>
+        </w:rPr>
+        <w:t xml:space="preserve">Oracle basis</w:t>
+      </w:r>
+      <w:r>
+        <w:t xml:space="preserve">:</w:t>
+      </w:r>
+      <w:r>
+        <w:t xml:space="preserve"> </w:t>
+      </w:r>
+      <w:r>
+        <w:rPr>
+          <w:rStyle w:val="VerbatimChar"/>
+        </w:rPr>
+        <w:t xml:space="preserve">synthetic_assumption</w:t>
+      </w:r>
+    </w:p>
+    <w:p>
+      <w:pPr>
+        <w:pStyle w:val="Compact"/>
+        <w:numPr>
+          <w:ilvl w:val="0"/>
+          <w:numId w:val="1022"/>
+        </w:numPr>
+      </w:pPr>
+      <w:r>
+        <w:rPr>
+          <w:b/>
+          <w:bCs/>
+        </w:rPr>
+        <w:t xml:space="preserve">Objective</w:t>
+      </w:r>
+      <w:r>
+        <w:t xml:space="preserve">: Verify AFE cell voltage measurement plausibility validation before database entry</w:t>
+      </w:r>
+    </w:p>
+    <w:p>
+      <w:pPr>
+        <w:pStyle w:val="Compact"/>
+        <w:numPr>
+          <w:ilvl w:val="0"/>
+          <w:numId w:val="1022"/>
+        </w:numPr>
+      </w:pPr>
+      <w:r>
+        <w:rPr>
+          <w:b/>
+          <w:bCs/>
+        </w:rPr>
+        <w:t xml:space="preserve">Preconditions</w:t>
+      </w:r>
+      <w:r>
+        <w:t xml:space="preserve">: Module initialized with valid config, Test doubles injected</w:t>
+      </w:r>
+    </w:p>
+    <w:p>
+      <w:pPr>
+        <w:pStyle w:val="Compact"/>
+        <w:numPr>
+          <w:ilvl w:val="0"/>
+          <w:numId w:val="1022"/>
+        </w:numPr>
+      </w:pPr>
+      <w:r>
+        <w:rPr>
+          <w:b/>
+          <w:bCs/>
+        </w:rPr>
+        <w:t xml:space="preserve">Environment</w:t>
+      </w:r>
+      <w:r>
+        <w:t xml:space="preserve">: POSIX host (Linux); Unity/CMock; config</w:t>
+      </w:r>
+      <w:r>
+        <w:t xml:space="preserve"> </w:t>
+      </w:r>
+      <w:r>
+        <w:rPr>
+          <w:rStyle w:val="VerbatimChar"/>
+        </w:rPr>
+        <w:t xml:space="preserve">conf/unit/app_project_posix.yml</w:t>
+      </w:r>
+    </w:p>
+    <w:p>
+      <w:pPr>
+        <w:pStyle w:val="Compact"/>
+        <w:numPr>
+          <w:ilvl w:val="0"/>
+          <w:numId w:val="1022"/>
+        </w:numPr>
+      </w:pPr>
+      <w:r>
+        <w:rPr>
+          <w:b/>
+          <w:bCs/>
+        </w:rPr>
+        <w:t xml:space="preserve">Test cases (steps)</w:t>
+      </w:r>
+      <w:r>
+        <w:t xml:space="preserve">:</w:t>
+      </w:r>
+    </w:p>
+    <w:p>
+      <w:pPr>
+        <w:pStyle w:val="Compact"/>
+        <w:numPr>
+          <w:ilvl w:val="1"/>
+          <w:numId w:val="1023"/>
+        </w:numPr>
+      </w:pPr>
+      <w:r>
+        <w:rPr>
+          <w:b/>
+          <w:bCs/>
+        </w:rPr>
+        <w:t xml:space="preserve">Inject valid cell voltage 3300 mV</w:t>
+      </w:r>
+      <w:r>
+        <w:t xml:space="preserve"> </w:t>
+      </w:r>
+      <w:r>
+        <w:t xml:space="preserve">→ expected: Plausibility check passes</w:t>
+      </w:r>
+    </w:p>
+    <w:p>
+      <w:pPr>
+        <w:pStyle w:val="Compact"/>
+        <w:numPr>
+          <w:ilvl w:val="1"/>
+          <w:numId w:val="1023"/>
+        </w:numPr>
+      </w:pPr>
+      <w:r>
+        <w:rPr>
+          <w:b/>
+          <w:bCs/>
+        </w:rPr>
+        <w:t xml:space="preserve">Inject out-of-range voltage 4900 mV</w:t>
+      </w:r>
+      <w:r>
+        <w:t xml:space="preserve"> </w:t>
+      </w:r>
+      <w:r>
+        <w:t xml:space="preserve">→ expected: Flagged implausible</w:t>
+      </w:r>
+    </w:p>
+    <w:p>
+      <w:pPr>
+        <w:pStyle w:val="Compact"/>
+        <w:numPr>
+          <w:ilvl w:val="0"/>
+          <w:numId w:val="1022"/>
+        </w:numPr>
+      </w:pPr>
+      <w:r>
+        <w:rPr>
+          <w:b/>
+          <w:bCs/>
+        </w:rPr>
+        <w:t xml:space="preserve">Expected outcomes</w:t>
+      </w:r>
+      <w:r>
+        <w:t xml:space="preserve">:</w:t>
+      </w:r>
+    </w:p>
+    <w:p>
+      <w:pPr>
+        <w:pStyle w:val="Compact"/>
+        <w:numPr>
+          <w:ilvl w:val="1"/>
+          <w:numId w:val="1024"/>
+        </w:numPr>
+      </w:pPr>
+      <w:r>
+        <w:rPr>
+          <w:rStyle w:val="VerbatimChar"/>
+        </w:rPr>
+        <w:t xml:space="preserve">plausibility_result</w:t>
+      </w:r>
+      <w:r>
+        <w:t xml:space="preserve"> </w:t>
+      </w:r>
+      <w:r>
+        <w:t xml:space="preserve">= pass (tolerance exact)</w:t>
+      </w:r>
+    </w:p>
+    <w:bookmarkEnd w:id="29"/>
+    <w:bookmarkStart w:id="30" w:name="X05e15722acb099e3aee6d307916a4b4eb561b4e"/>
+    <w:p>
+      <w:pPr>
+        <w:pStyle w:val="Heading4"/>
+      </w:pPr>
+      <w:r>
+        <w:rPr>
+          <w:rStyle w:val="VerbatimChar"/>
+        </w:rPr>
+        <w:t xml:space="preserve">FB2-VER-TMS-000006</w:t>
+      </w:r>
+      <w:r>
+        <w:t xml:space="preserve"> </w:t>
+      </w:r>
+      <w:r>
+        <w:t xml:space="preserve">— Test: Contactor Driver Configuration and Control (synthetic_reference)</w:t>
+      </w:r>
+    </w:p>
+    <w:p>
+      <w:pPr>
+        <w:pStyle w:val="Compact"/>
+        <w:numPr>
+          <w:ilvl w:val="0"/>
+          <w:numId w:val="1025"/>
+        </w:numPr>
+      </w:pPr>
+      <w:r>
+        <w:rPr>
+          <w:b/>
+          <w:bCs/>
+        </w:rPr>
+        <w:t xml:space="preserve">Test type</w:t>
+      </w:r>
+      <w:r>
+        <w:t xml:space="preserve">:</w:t>
+      </w:r>
+      <w:r>
+        <w:t xml:space="preserve"> </w:t>
+      </w:r>
+      <w:r>
+        <w:rPr>
+          <w:rStyle w:val="VerbatimChar"/>
+        </w:rPr>
+        <w:t xml:space="preserve">unit</w:t>
+      </w:r>
+      <w:r>
+        <w:t xml:space="preserve"> </w:t>
+      </w:r>
+      <w:r>
+        <w:t xml:space="preserve">|</w:t>
+      </w:r>
+      <w:r>
+        <w:t xml:space="preserve"> </w:t>
+      </w:r>
+      <w:r>
+        <w:rPr>
+          <w:b/>
+          <w:bCs/>
+        </w:rPr>
+        <w:t xml:space="preserve">Oracle basis</w:t>
+      </w:r>
+      <w:r>
+        <w:t xml:space="preserve">:</w:t>
+      </w:r>
+      <w:r>
+        <w:t xml:space="preserve"> </w:t>
+      </w:r>
+      <w:r>
+        <w:rPr>
+          <w:rStyle w:val="VerbatimChar"/>
+        </w:rPr>
+        <w:t xml:space="preserve">synthetic_assumption</w:t>
+      </w:r>
+    </w:p>
+    <w:p>
+      <w:pPr>
+        <w:pStyle w:val="Compact"/>
+        <w:numPr>
+          <w:ilvl w:val="0"/>
+          <w:numId w:val="1025"/>
+        </w:numPr>
+      </w:pPr>
+      <w:r>
+        <w:rPr>
+          <w:b/>
+          <w:bCs/>
+        </w:rPr>
+        <w:t xml:space="preserve">Objective</w:t>
+      </w:r>
+      <w:r>
+        <w:t xml:space="preserve">: Verify contactor driver initialization, channel mapping and switch-off safety behavior</w:t>
+      </w:r>
+    </w:p>
+    <w:p>
+      <w:pPr>
+        <w:pStyle w:val="Compact"/>
+        <w:numPr>
+          <w:ilvl w:val="0"/>
+          <w:numId w:val="1025"/>
+        </w:numPr>
+      </w:pPr>
+      <w:r>
+        <w:rPr>
+          <w:b/>
+          <w:bCs/>
+        </w:rPr>
+        <w:t xml:space="preserve">Preconditions</w:t>
+      </w:r>
+      <w:r>
+        <w:t xml:space="preserve">: Module initialized with valid config, Test doubles injected</w:t>
+      </w:r>
+    </w:p>
+    <w:p>
+      <w:pPr>
+        <w:pStyle w:val="Compact"/>
+        <w:numPr>
+          <w:ilvl w:val="0"/>
+          <w:numId w:val="1025"/>
+        </w:numPr>
+      </w:pPr>
+      <w:r>
+        <w:rPr>
+          <w:b/>
+          <w:bCs/>
+        </w:rPr>
+        <w:t xml:space="preserve">Environment</w:t>
+      </w:r>
+      <w:r>
+        <w:t xml:space="preserve">: POSIX host (Linux); Unity/CMock; config</w:t>
+      </w:r>
+      <w:r>
+        <w:t xml:space="preserve"> </w:t>
+      </w:r>
+      <w:r>
+        <w:rPr>
+          <w:rStyle w:val="VerbatimChar"/>
+        </w:rPr>
+        <w:t xml:space="preserve">conf/unit/app_project_posix.yml</w:t>
+      </w:r>
+    </w:p>
+    <w:p>
+      <w:pPr>
+        <w:pStyle w:val="Compact"/>
+        <w:numPr>
+          <w:ilvl w:val="0"/>
+          <w:numId w:val="1025"/>
+        </w:numPr>
+      </w:pPr>
+      <w:r>
+        <w:rPr>
+          <w:b/>
+          <w:bCs/>
+        </w:rPr>
+        <w:t xml:space="preserve">Test cases (steps)</w:t>
+      </w:r>
+      <w:r>
+        <w:t xml:space="preserve">:</w:t>
+      </w:r>
+    </w:p>
+    <w:p>
+      <w:pPr>
+        <w:pStyle w:val="Compact"/>
+        <w:numPr>
+          <w:ilvl w:val="1"/>
+          <w:numId w:val="1026"/>
+        </w:numPr>
+      </w:pPr>
+      <w:r>
+        <w:rPr>
+          <w:b/>
+          <w:bCs/>
+        </w:rPr>
+        <w:t xml:space="preserve">Initialize driver with valid config</w:t>
+      </w:r>
+      <w:r>
+        <w:t xml:space="preserve"> </w:t>
+      </w:r>
+      <w:r>
+        <w:t xml:space="preserve">→ expected: All channels mapped</w:t>
+      </w:r>
+    </w:p>
+    <w:p>
+      <w:pPr>
+        <w:pStyle w:val="Compact"/>
+        <w:numPr>
+          <w:ilvl w:val="1"/>
+          <w:numId w:val="1026"/>
+        </w:numPr>
+      </w:pPr>
+      <w:r>
+        <w:rPr>
+          <w:b/>
+          <w:bCs/>
+        </w:rPr>
+        <w:t xml:space="preserve">Request safety switch-off</w:t>
+      </w:r>
+      <w:r>
+        <w:t xml:space="preserve"> </w:t>
+      </w:r>
+      <w:r>
+        <w:t xml:space="preserve">→ expected: All channels de-energized</w:t>
+      </w:r>
+    </w:p>
+    <w:p>
+      <w:pPr>
+        <w:pStyle w:val="Compact"/>
+        <w:numPr>
+          <w:ilvl w:val="0"/>
+          <w:numId w:val="1025"/>
+        </w:numPr>
+      </w:pPr>
+      <w:r>
+        <w:rPr>
+          <w:b/>
+          <w:bCs/>
+        </w:rPr>
+        <w:t xml:space="preserve">Expected outcomes</w:t>
+      </w:r>
+      <w:r>
+        <w:t xml:space="preserve">:</w:t>
+      </w:r>
+    </w:p>
+    <w:p>
+      <w:pPr>
+        <w:pStyle w:val="Compact"/>
+        <w:numPr>
+          <w:ilvl w:val="1"/>
+          <w:numId w:val="1027"/>
+        </w:numPr>
+      </w:pPr>
+      <w:r>
+        <w:rPr>
+          <w:rStyle w:val="VerbatimChar"/>
+        </w:rPr>
+        <w:t xml:space="preserve">all_off</w:t>
+      </w:r>
+      <w:r>
+        <w:t xml:space="preserve"> </w:t>
+      </w:r>
+      <w:r>
+        <w:t xml:space="preserve">= true (tolerance exact)</w:t>
+      </w:r>
+    </w:p>
+    <w:bookmarkEnd w:id="30"/>
+    <w:bookmarkEnd w:id="31"/>
+    <w:bookmarkStart w:id="32" w:name="test-cases"/>
+    <w:p>
+      <w:pPr>
+        <w:pStyle w:val="Heading3"/>
+      </w:pPr>
+      <w:r>
+        <w:t xml:space="preserve">Test Cases</w:t>
+      </w:r>
+    </w:p>
+    <w:p>
+      <w:pPr>
+        <w:pStyle w:val="Compact"/>
+        <w:numPr>
+          <w:ilvl w:val="0"/>
+          <w:numId w:val="1028"/>
+        </w:numPr>
+      </w:pPr>
+      <w:r>
+        <w:rPr>
+          <w:rStyle w:val="VerbatimChar"/>
+        </w:rPr>
+        <w:t xml:space="preserve">FB2-VER-TMS-000001</w:t>
+      </w:r>
+      <w:r>
+        <w:t xml:space="preserve"> </w:t>
+      </w:r>
+      <w:r>
+        <w:t xml:space="preserve">(as_is): 4 test case(s)</w:t>
+      </w:r>
+    </w:p>
+    <w:p>
+      <w:pPr>
+        <w:pStyle w:val="Compact"/>
+        <w:numPr>
+          <w:ilvl w:val="0"/>
+          <w:numId w:val="1028"/>
+        </w:numPr>
+      </w:pPr>
+      <w:r>
+        <w:rPr>
+          <w:rStyle w:val="VerbatimChar"/>
+        </w:rPr>
+        <w:t xml:space="preserve">FB2-VER-TMS-000002</w:t>
+      </w:r>
+      <w:r>
+        <w:t xml:space="preserve"> </w:t>
+      </w:r>
+      <w:r>
         <w:t xml:space="preserve">(as_is): 6 test case(s)</w:t>
       </w:r>
+    </w:p>
+    <w:p>
+      <w:pPr>
+        <w:pStyle w:val="Compact"/>
+        <w:numPr>
+          <w:ilvl w:val="0"/>
+          <w:numId w:val="1028"/>
+        </w:numPr>
+      </w:pPr>
+      <w:r>
+        <w:rPr>
+          <w:rStyle w:val="VerbatimChar"/>
+        </w:rPr>
+        <w:t xml:space="preserve">FB2-VER-TMS-000003</w:t>
+      </w:r>
+      <w:r>
+        <w:t xml:space="preserve"> </w:t>
+      </w:r>
+      <w:r>
+        <w:t xml:space="preserve">(as_is): 3 test case(s)</w:t>
+      </w:r>
+    </w:p>
+    <w:p>
+      <w:pPr>
+        <w:pStyle w:val="Compact"/>
+        <w:numPr>
+          <w:ilvl w:val="0"/>
+          <w:numId w:val="1028"/>
+        </w:numPr>
+      </w:pPr>
+      <w:r>
+        <w:rPr>
+          <w:rStyle w:val="VerbatimChar"/>
+        </w:rPr>
+        <w:t xml:space="preserve">FB2-VER-TMS-000004</w:t>
+      </w:r>
+      <w:r>
+        <w:t xml:space="preserve"> </w:t>
+      </w:r>
+      <w:r>
+        <w:t xml:space="preserve">(as_is): 3 test case(s)</w:t>
+      </w:r>
+    </w:p>
+    <w:p>
+      <w:pPr>
+        <w:pStyle w:val="Compact"/>
+        <w:numPr>
+          <w:ilvl w:val="0"/>
+          <w:numId w:val="1028"/>
+        </w:numPr>
+      </w:pPr>
+      <w:r>
+        <w:rPr>
+          <w:rStyle w:val="VerbatimChar"/>
+        </w:rPr>
+        <w:t xml:space="preserve">FB2-VER-TMS-000005</w:t>
+      </w:r>
+      <w:r>
+        <w:t xml:space="preserve"> </w:t>
+      </w:r>
+      <w:r>
+        <w:t xml:space="preserve">(as_is): 3 test case(s)</w:t>
+      </w:r>
+    </w:p>
+    <w:p>
+      <w:pPr>
+        <w:pStyle w:val="Compact"/>
+        <w:numPr>
+          <w:ilvl w:val="0"/>
+          <w:numId w:val="1028"/>
+        </w:numPr>
+      </w:pPr>
+      <w:r>
+        <w:rPr>
+          <w:rStyle w:val="VerbatimChar"/>
+        </w:rPr>
+        <w:t xml:space="preserve">FB2-VER-TMS-000001</w:t>
+      </w:r>
+      <w:r>
+        <w:t xml:space="preserve"> </w:t>
+      </w:r>
+      <w:r>
+        <w:t xml:space="preserve">(synthetic_reference): 3 test case(s)</w:t>
+      </w:r>
+    </w:p>
+    <w:p>
+      <w:pPr>
+        <w:pStyle w:val="Compact"/>
+        <w:numPr>
+          <w:ilvl w:val="0"/>
+          <w:numId w:val="1028"/>
+        </w:numPr>
+      </w:pPr>
+      <w:r>
+        <w:rPr>
+          <w:rStyle w:val="VerbatimChar"/>
+        </w:rPr>
+        <w:t xml:space="preserve">FB2-VER-TMS-000002</w:t>
+      </w:r>
+      <w:r>
+        <w:t xml:space="preserve"> </w:t>
+      </w:r>
+      <w:r>
+        <w:t xml:space="preserve">(synthetic_reference): 3 test case(s)</w:t>
+      </w:r>
+    </w:p>
+    <w:p>
+      <w:pPr>
+        <w:pStyle w:val="Compact"/>
+        <w:numPr>
+          <w:ilvl w:val="0"/>
+          <w:numId w:val="1028"/>
+        </w:numPr>
+      </w:pPr>
+      <w:r>
+        <w:rPr>
+          <w:rStyle w:val="VerbatimChar"/>
+        </w:rPr>
+        <w:t xml:space="preserve">FB2-VER-TMS-000003</w:t>
+      </w:r>
+      <w:r>
+        <w:t xml:space="preserve"> </w:t>
+      </w:r>
+      <w:r>
+        <w:t xml:space="preserve">(synthetic_reference): 2 test case(s)</w:t>
+      </w:r>
+    </w:p>
+    <w:p>
+      <w:pPr>
+        <w:pStyle w:val="Compact"/>
+        <w:numPr>
+          <w:ilvl w:val="0"/>
+          <w:numId w:val="1028"/>
+        </w:numPr>
+      </w:pPr>
+      <w:r>
+        <w:rPr>
+          <w:rStyle w:val="VerbatimChar"/>
+        </w:rPr>
+        <w:t xml:space="preserve">FB2-VER-TMS-000006</w:t>
+      </w:r>
+      <w:r>
+        <w:t xml:space="preserve"> </w:t>
+      </w:r>
+      <w:r>
+        <w:t xml:space="preserve">(synthetic_reference): 2 test case(s)</w:t>
+      </w:r>
       <w:r>
         <w:t xml:space="preserve"> </w:t>
       </w:r>
@@ -3368,11 +5438,11 @@
         <w:t xml:space="preserve">Subtotal test cases</w:t>
       </w:r>
       <w:r>
-        <w:t xml:space="preserve">: 10</w:t>
-      </w:r>
-    </w:p>
-    <w:bookmarkEnd w:id="25"/>
-    <w:bookmarkStart w:id="27" w:name="execution-report"/>
+        <w:t xml:space="preserve">: 29</w:t>
+      </w:r>
+    </w:p>
+    <w:bookmarkEnd w:id="32"/>
+    <w:bookmarkStart w:id="40" w:name="execution-report"/>
     <w:p>
       <w:pPr>
         <w:pStyle w:val="Heading3"/>
@@ -3381,7 +5451,7 @@
         <w:t xml:space="preserve">Execution Report</w:t>
       </w:r>
     </w:p>
-    <w:bookmarkStart w:id="26" w:name="Xba18ce4afc8380a0999e1d750e18320532c88af"/>
+    <w:bookmarkStart w:id="33" w:name="Xba18ce4afc8380a0999e1d750e18320532c88af"/>
     <w:p>
       <w:pPr>
         <w:pStyle w:val="Heading5"/>
@@ -3410,7 +5480,7 @@
         <w:pStyle w:val="Compact"/>
         <w:numPr>
           <w:ilvl w:val="0"/>
-          <w:numId w:val="1008"/>
+          <w:numId w:val="1029"/>
         </w:numPr>
       </w:pPr>
       <w:r>
@@ -3495,7 +5565,7 @@
         <w:pStyle w:val="Compact"/>
         <w:numPr>
           <w:ilvl w:val="0"/>
-          <w:numId w:val="1008"/>
+          <w:numId w:val="1029"/>
         </w:numPr>
       </w:pPr>
       <w:r>
@@ -3514,7 +5584,7 @@
         <w:pStyle w:val="Compact"/>
         <w:numPr>
           <w:ilvl w:val="0"/>
-          <w:numId w:val="1008"/>
+          <w:numId w:val="1029"/>
         </w:numPr>
       </w:pPr>
       <w:r>
@@ -3549,10 +5619,1000 @@
         <w:t xml:space="preserve">tests/unit/app/application/soa/test_soa.c</w:t>
       </w:r>
     </w:p>
-    <w:bookmarkEnd w:id="26"/>
-    <w:bookmarkEnd w:id="27"/>
-    <w:bookmarkEnd w:id="28"/>
-    <w:bookmarkStart w:id="32" w:name="component-testing"/>
+    <w:bookmarkEnd w:id="33"/>
+    <w:bookmarkStart w:id="34" w:name="X58e6a13ebb75e7eab5587c0d2e0108f87454767"/>
+    <w:p>
+      <w:pPr>
+        <w:pStyle w:val="Heading5"/>
+      </w:pPr>
+      <w:r>
+        <w:t xml:space="preserve">Execution</w:t>
+      </w:r>
+      <w:r>
+        <w:t xml:space="preserve"> </w:t>
+      </w:r>
+      <w:r>
+        <w:rPr>
+          <w:rStyle w:val="VerbatimChar"/>
+        </w:rPr>
+        <w:t xml:space="preserve">FB2-VER-EXE-000001</w:t>
+      </w:r>
+      <w:r>
+        <w:t xml:space="preserve"> </w:t>
+      </w:r>
+      <w:r>
+        <w:t xml:space="preserve">— Execution: FB2-VER-TMS-000001 (synthetic_fixture)</w:t>
+      </w:r>
+    </w:p>
+    <w:p>
+      <w:pPr>
+        <w:pStyle w:val="Compact"/>
+        <w:numPr>
+          <w:ilvl w:val="0"/>
+          <w:numId w:val="1030"/>
+        </w:numPr>
+      </w:pPr>
+      <w:r>
+        <w:rPr>
+          <w:b/>
+          <w:bCs/>
+        </w:rPr>
+        <w:t xml:space="preserve">Test measure</w:t>
+      </w:r>
+      <w:r>
+        <w:t xml:space="preserve">:</w:t>
+      </w:r>
+      <w:r>
+        <w:t xml:space="preserve"> </w:t>
+      </w:r>
+      <w:r>
+        <w:rPr>
+          <w:rStyle w:val="VerbatimChar"/>
+        </w:rPr>
+        <w:t xml:space="preserve">FB2-VER-TMS-000001</w:t>
+      </w:r>
+      <w:r>
+        <w:t xml:space="preserve"> </w:t>
+      </w:r>
+      <w:r>
+        <w:t xml:space="preserve">|</w:t>
+      </w:r>
+      <w:r>
+        <w:t xml:space="preserve"> </w:t>
+      </w:r>
+      <w:r>
+        <w:rPr>
+          <w:b/>
+          <w:bCs/>
+        </w:rPr>
+        <w:t xml:space="preserve">Execution kind</w:t>
+      </w:r>
+      <w:r>
+        <w:t xml:space="preserve">:</w:t>
+      </w:r>
+      <w:r>
+        <w:t xml:space="preserve"> </w:t>
+      </w:r>
+      <w:r>
+        <w:rPr>
+          <w:rStyle w:val="VerbatimChar"/>
+        </w:rPr>
+        <w:t xml:space="preserve">synthetic_fixture</w:t>
+      </w:r>
+      <w:r>
+        <w:t xml:space="preserve"> </w:t>
+      </w:r>
+      <w:r>
+        <w:t xml:space="preserve">|</w:t>
+      </w:r>
+      <w:r>
+        <w:t xml:space="preserve"> </w:t>
+      </w:r>
+      <w:r>
+        <w:rPr>
+          <w:b/>
+          <w:bCs/>
+        </w:rPr>
+        <w:t xml:space="preserve">Outcome</w:t>
+      </w:r>
+      <w:r>
+        <w:t xml:space="preserve">:</w:t>
+      </w:r>
+      <w:r>
+        <w:t xml:space="preserve"> </w:t>
+      </w:r>
+      <w:r>
+        <w:rPr>
+          <w:b/>
+          <w:bCs/>
+        </w:rPr>
+        <w:t xml:space="preserve">PASS</w:t>
+      </w:r>
+    </w:p>
+    <w:p>
+      <w:pPr>
+        <w:pStyle w:val="Compact"/>
+        <w:numPr>
+          <w:ilvl w:val="0"/>
+          <w:numId w:val="1030"/>
+        </w:numPr>
+      </w:pPr>
+      <w:r>
+        <w:rPr>
+          <w:b/>
+          <w:bCs/>
+        </w:rPr>
+        <w:t xml:space="preserve">Environment</w:t>
+      </w:r>
+      <w:r>
+        <w:t xml:space="preserve">: x86_64 Linux host (simulated); Unity 2.5.2, CMock 2.4.0; tools: cmake 3.22.1, cmock 2.4.0, gcc 11.4.0, unity 2.5.2</w:t>
+      </w:r>
+    </w:p>
+    <w:p>
+      <w:pPr>
+        <w:pStyle w:val="Compact"/>
+        <w:numPr>
+          <w:ilvl w:val="0"/>
+          <w:numId w:val="1030"/>
+        </w:numPr>
+      </w:pPr>
+      <w:r>
+        <w:rPr>
+          <w:b/>
+          <w:bCs/>
+        </w:rPr>
+        <w:t xml:space="preserve">Evidence refs</w:t>
+      </w:r>
+      <w:r>
+        <w:t xml:space="preserve">:</w:t>
+      </w:r>
+      <w:r>
+        <w:t xml:space="preserve"> </w:t>
+      </w:r>
+      <w:r>
+        <w:rPr>
+          <w:rStyle w:val="VerbatimChar"/>
+        </w:rPr>
+        <w:t xml:space="preserve">FB2-VER-TMS-000001</w:t>
+      </w:r>
+      <w:r>
+        <w:t xml:space="preserve">,</w:t>
+      </w:r>
+      <w:r>
+        <w:t xml:space="preserve"> </w:t>
+      </w:r>
+      <w:r>
+        <w:rPr>
+          <w:rStyle w:val="VerbatimChar"/>
+        </w:rPr>
+        <w:t xml:space="preserve">tests/unit/app/application/soa/test_soa.c</w:t>
+      </w:r>
+    </w:p>
+    <w:bookmarkEnd w:id="34"/>
+    <w:bookmarkStart w:id="35" w:name="X608be2e9cbe6354c29f7899d1cb7bbc09e56f6a"/>
+    <w:p>
+      <w:pPr>
+        <w:pStyle w:val="Heading5"/>
+      </w:pPr>
+      <w:r>
+        <w:t xml:space="preserve">Execution</w:t>
+      </w:r>
+      <w:r>
+        <w:t xml:space="preserve"> </w:t>
+      </w:r>
+      <w:r>
+        <w:rPr>
+          <w:rStyle w:val="VerbatimChar"/>
+        </w:rPr>
+        <w:t xml:space="preserve">FB2-VER-EXE-000002</w:t>
+      </w:r>
+      <w:r>
+        <w:t xml:space="preserve"> </w:t>
+      </w:r>
+      <w:r>
+        <w:t xml:space="preserve">— Execution: FB2-VER-TMS-000002 (synthetic_fixture)</w:t>
+      </w:r>
+    </w:p>
+    <w:p>
+      <w:pPr>
+        <w:pStyle w:val="Compact"/>
+        <w:numPr>
+          <w:ilvl w:val="0"/>
+          <w:numId w:val="1031"/>
+        </w:numPr>
+      </w:pPr>
+      <w:r>
+        <w:rPr>
+          <w:b/>
+          <w:bCs/>
+        </w:rPr>
+        <w:t xml:space="preserve">Test measure</w:t>
+      </w:r>
+      <w:r>
+        <w:t xml:space="preserve">:</w:t>
+      </w:r>
+      <w:r>
+        <w:t xml:space="preserve"> </w:t>
+      </w:r>
+      <w:r>
+        <w:rPr>
+          <w:rStyle w:val="VerbatimChar"/>
+        </w:rPr>
+        <w:t xml:space="preserve">FB2-VER-TMS-000002</w:t>
+      </w:r>
+      <w:r>
+        <w:t xml:space="preserve"> </w:t>
+      </w:r>
+      <w:r>
+        <w:t xml:space="preserve">|</w:t>
+      </w:r>
+      <w:r>
+        <w:t xml:space="preserve"> </w:t>
+      </w:r>
+      <w:r>
+        <w:rPr>
+          <w:b/>
+          <w:bCs/>
+        </w:rPr>
+        <w:t xml:space="preserve">Execution kind</w:t>
+      </w:r>
+      <w:r>
+        <w:t xml:space="preserve">:</w:t>
+      </w:r>
+      <w:r>
+        <w:t xml:space="preserve"> </w:t>
+      </w:r>
+      <w:r>
+        <w:rPr>
+          <w:rStyle w:val="VerbatimChar"/>
+        </w:rPr>
+        <w:t xml:space="preserve">synthetic_fixture</w:t>
+      </w:r>
+      <w:r>
+        <w:t xml:space="preserve"> </w:t>
+      </w:r>
+      <w:r>
+        <w:t xml:space="preserve">|</w:t>
+      </w:r>
+      <w:r>
+        <w:t xml:space="preserve"> </w:t>
+      </w:r>
+      <w:r>
+        <w:rPr>
+          <w:b/>
+          <w:bCs/>
+        </w:rPr>
+        <w:t xml:space="preserve">Outcome</w:t>
+      </w:r>
+      <w:r>
+        <w:t xml:space="preserve">:</w:t>
+      </w:r>
+      <w:r>
+        <w:t xml:space="preserve"> </w:t>
+      </w:r>
+      <w:r>
+        <w:rPr>
+          <w:b/>
+          <w:bCs/>
+        </w:rPr>
+        <w:t xml:space="preserve">PASS</w:t>
+      </w:r>
+    </w:p>
+    <w:p>
+      <w:pPr>
+        <w:pStyle w:val="Compact"/>
+        <w:numPr>
+          <w:ilvl w:val="0"/>
+          <w:numId w:val="1031"/>
+        </w:numPr>
+      </w:pPr>
+      <w:r>
+        <w:rPr>
+          <w:b/>
+          <w:bCs/>
+        </w:rPr>
+        <w:t xml:space="preserve">Environment</w:t>
+      </w:r>
+      <w:r>
+        <w:t xml:space="preserve">: x86_64 Linux host (simulated); Unity 2.5.2, CMock 2.4.0; tools: cmake 3.22.1, cmock 2.4.0, gcc 11.4.0, unity 2.5.2</w:t>
+      </w:r>
+    </w:p>
+    <w:p>
+      <w:pPr>
+        <w:pStyle w:val="Compact"/>
+        <w:numPr>
+          <w:ilvl w:val="0"/>
+          <w:numId w:val="1031"/>
+        </w:numPr>
+      </w:pPr>
+      <w:r>
+        <w:rPr>
+          <w:b/>
+          <w:bCs/>
+        </w:rPr>
+        <w:t xml:space="preserve">Evidence refs</w:t>
+      </w:r>
+      <w:r>
+        <w:t xml:space="preserve">:</w:t>
+      </w:r>
+      <w:r>
+        <w:t xml:space="preserve"> </w:t>
+      </w:r>
+      <w:r>
+        <w:rPr>
+          <w:rStyle w:val="VerbatimChar"/>
+        </w:rPr>
+        <w:t xml:space="preserve">FB2-VER-TMS-000002</w:t>
+      </w:r>
+      <w:r>
+        <w:t xml:space="preserve">,</w:t>
+      </w:r>
+      <w:r>
+        <w:t xml:space="preserve"> </w:t>
+      </w:r>
+      <w:r>
+        <w:rPr>
+          <w:rStyle w:val="VerbatimChar"/>
+        </w:rPr>
+        <w:t xml:space="preserve">tests/unit/app/driver/contactor/test_contactor.c</w:t>
+      </w:r>
+    </w:p>
+    <w:bookmarkEnd w:id="35"/>
+    <w:bookmarkStart w:id="36" w:name="X8ea60dc6d7d50b612cb83d14c059f66e1accfc1"/>
+    <w:p>
+      <w:pPr>
+        <w:pStyle w:val="Heading5"/>
+      </w:pPr>
+      <w:r>
+        <w:t xml:space="preserve">Execution</w:t>
+      </w:r>
+      <w:r>
+        <w:t xml:space="preserve"> </w:t>
+      </w:r>
+      <w:r>
+        <w:rPr>
+          <w:rStyle w:val="VerbatimChar"/>
+        </w:rPr>
+        <w:t xml:space="preserve">FB2-VER-EXE-000003</w:t>
+      </w:r>
+      <w:r>
+        <w:t xml:space="preserve"> </w:t>
+      </w:r>
+      <w:r>
+        <w:t xml:space="preserve">— Execution: FB2-VER-TMS-000003 (synthetic_fixture)</w:t>
+      </w:r>
+    </w:p>
+    <w:p>
+      <w:pPr>
+        <w:pStyle w:val="Compact"/>
+        <w:numPr>
+          <w:ilvl w:val="0"/>
+          <w:numId w:val="1032"/>
+        </w:numPr>
+      </w:pPr>
+      <w:r>
+        <w:rPr>
+          <w:b/>
+          <w:bCs/>
+        </w:rPr>
+        <w:t xml:space="preserve">Test measure</w:t>
+      </w:r>
+      <w:r>
+        <w:t xml:space="preserve">:</w:t>
+      </w:r>
+      <w:r>
+        <w:t xml:space="preserve"> </w:t>
+      </w:r>
+      <w:r>
+        <w:rPr>
+          <w:rStyle w:val="VerbatimChar"/>
+        </w:rPr>
+        <w:t xml:space="preserve">FB2-VER-TMS-000003</w:t>
+      </w:r>
+      <w:r>
+        <w:t xml:space="preserve"> </w:t>
+      </w:r>
+      <w:r>
+        <w:t xml:space="preserve">|</w:t>
+      </w:r>
+      <w:r>
+        <w:t xml:space="preserve"> </w:t>
+      </w:r>
+      <w:r>
+        <w:rPr>
+          <w:b/>
+          <w:bCs/>
+        </w:rPr>
+        <w:t xml:space="preserve">Execution kind</w:t>
+      </w:r>
+      <w:r>
+        <w:t xml:space="preserve">:</w:t>
+      </w:r>
+      <w:r>
+        <w:t xml:space="preserve"> </w:t>
+      </w:r>
+      <w:r>
+        <w:rPr>
+          <w:rStyle w:val="VerbatimChar"/>
+        </w:rPr>
+        <w:t xml:space="preserve">synthetic_fixture</w:t>
+      </w:r>
+      <w:r>
+        <w:t xml:space="preserve"> </w:t>
+      </w:r>
+      <w:r>
+        <w:t xml:space="preserve">|</w:t>
+      </w:r>
+      <w:r>
+        <w:t xml:space="preserve"> </w:t>
+      </w:r>
+      <w:r>
+        <w:rPr>
+          <w:b/>
+          <w:bCs/>
+        </w:rPr>
+        <w:t xml:space="preserve">Outcome</w:t>
+      </w:r>
+      <w:r>
+        <w:t xml:space="preserve">:</w:t>
+      </w:r>
+      <w:r>
+        <w:t xml:space="preserve"> </w:t>
+      </w:r>
+      <w:r>
+        <w:rPr>
+          <w:b/>
+          <w:bCs/>
+        </w:rPr>
+        <w:t xml:space="preserve">PASS</w:t>
+      </w:r>
+    </w:p>
+    <w:p>
+      <w:pPr>
+        <w:pStyle w:val="Compact"/>
+        <w:numPr>
+          <w:ilvl w:val="0"/>
+          <w:numId w:val="1032"/>
+        </w:numPr>
+      </w:pPr>
+      <w:r>
+        <w:rPr>
+          <w:b/>
+          <w:bCs/>
+        </w:rPr>
+        <w:t xml:space="preserve">Environment</w:t>
+      </w:r>
+      <w:r>
+        <w:t xml:space="preserve">: x86_64 Linux host (simulated); Unity 2.5.2, CMock 2.4.0; tools: cmake 3.22.1, cmock 2.4.0, gcc 11.4.0, unity 2.5.2</w:t>
+      </w:r>
+    </w:p>
+    <w:p>
+      <w:pPr>
+        <w:pStyle w:val="Compact"/>
+        <w:numPr>
+          <w:ilvl w:val="0"/>
+          <w:numId w:val="1032"/>
+        </w:numPr>
+      </w:pPr>
+      <w:r>
+        <w:rPr>
+          <w:b/>
+          <w:bCs/>
+        </w:rPr>
+        <w:t xml:space="preserve">Evidence refs</w:t>
+      </w:r>
+      <w:r>
+        <w:t xml:space="preserve">:</w:t>
+      </w:r>
+      <w:r>
+        <w:t xml:space="preserve"> </w:t>
+      </w:r>
+      <w:r>
+        <w:rPr>
+          <w:rStyle w:val="VerbatimChar"/>
+        </w:rPr>
+        <w:t xml:space="preserve">FB2-VER-TMS-000003</w:t>
+      </w:r>
+      <w:r>
+        <w:t xml:space="preserve">,</w:t>
+      </w:r>
+      <w:r>
+        <w:t xml:space="preserve"> </w:t>
+      </w:r>
+      <w:r>
+        <w:rPr>
+          <w:rStyle w:val="VerbatimChar"/>
+        </w:rPr>
+        <w:t xml:space="preserve">tests/unit/app/driver/afe/api/test_afe_plausibility.c</w:t>
+      </w:r>
+    </w:p>
+    <w:bookmarkEnd w:id="36"/>
+    <w:bookmarkStart w:id="37" w:name="X7820b97e901ffe40dd2fece6bbf18bfcaa11e2f"/>
+    <w:p>
+      <w:pPr>
+        <w:pStyle w:val="Heading5"/>
+      </w:pPr>
+      <w:r>
+        <w:t xml:space="preserve">Execution</w:t>
+      </w:r>
+      <w:r>
+        <w:t xml:space="preserve"> </w:t>
+      </w:r>
+      <w:r>
+        <w:rPr>
+          <w:rStyle w:val="VerbatimChar"/>
+        </w:rPr>
+        <w:t xml:space="preserve">FB2-VER-EXE-000004</w:t>
+      </w:r>
+      <w:r>
+        <w:t xml:space="preserve"> </w:t>
+      </w:r>
+      <w:r>
+        <w:t xml:space="preserve">— Execution: FB2-VER-TMS-000004 (synthetic_fixture)</w:t>
+      </w:r>
+    </w:p>
+    <w:p>
+      <w:pPr>
+        <w:pStyle w:val="Compact"/>
+        <w:numPr>
+          <w:ilvl w:val="0"/>
+          <w:numId w:val="1033"/>
+        </w:numPr>
+      </w:pPr>
+      <w:r>
+        <w:rPr>
+          <w:b/>
+          <w:bCs/>
+        </w:rPr>
+        <w:t xml:space="preserve">Test measure</w:t>
+      </w:r>
+      <w:r>
+        <w:t xml:space="preserve">:</w:t>
+      </w:r>
+      <w:r>
+        <w:t xml:space="preserve"> </w:t>
+      </w:r>
+      <w:r>
+        <w:rPr>
+          <w:rStyle w:val="VerbatimChar"/>
+        </w:rPr>
+        <w:t xml:space="preserve">FB2-VER-TMS-000004</w:t>
+      </w:r>
+      <w:r>
+        <w:t xml:space="preserve"> </w:t>
+      </w:r>
+      <w:r>
+        <w:t xml:space="preserve">|</w:t>
+      </w:r>
+      <w:r>
+        <w:t xml:space="preserve"> </w:t>
+      </w:r>
+      <w:r>
+        <w:rPr>
+          <w:b/>
+          <w:bCs/>
+        </w:rPr>
+        <w:t xml:space="preserve">Execution kind</w:t>
+      </w:r>
+      <w:r>
+        <w:t xml:space="preserve">:</w:t>
+      </w:r>
+      <w:r>
+        <w:t xml:space="preserve"> </w:t>
+      </w:r>
+      <w:r>
+        <w:rPr>
+          <w:rStyle w:val="VerbatimChar"/>
+        </w:rPr>
+        <w:t xml:space="preserve">synthetic_fixture</w:t>
+      </w:r>
+      <w:r>
+        <w:t xml:space="preserve"> </w:t>
+      </w:r>
+      <w:r>
+        <w:t xml:space="preserve">|</w:t>
+      </w:r>
+      <w:r>
+        <w:t xml:space="preserve"> </w:t>
+      </w:r>
+      <w:r>
+        <w:rPr>
+          <w:b/>
+          <w:bCs/>
+        </w:rPr>
+        <w:t xml:space="preserve">Outcome</w:t>
+      </w:r>
+      <w:r>
+        <w:t xml:space="preserve">:</w:t>
+      </w:r>
+      <w:r>
+        <w:t xml:space="preserve"> </w:t>
+      </w:r>
+      <w:r>
+        <w:rPr>
+          <w:b/>
+          <w:bCs/>
+        </w:rPr>
+        <w:t xml:space="preserve">PASS</w:t>
+      </w:r>
+    </w:p>
+    <w:p>
+      <w:pPr>
+        <w:pStyle w:val="Compact"/>
+        <w:numPr>
+          <w:ilvl w:val="0"/>
+          <w:numId w:val="1033"/>
+        </w:numPr>
+      </w:pPr>
+      <w:r>
+        <w:rPr>
+          <w:b/>
+          <w:bCs/>
+        </w:rPr>
+        <w:t xml:space="preserve">Environment</w:t>
+      </w:r>
+      <w:r>
+        <w:t xml:space="preserve">: x86_64 Linux host (simulated); Unity 2.5.2, CMock 2.4.0; tools: cmake 3.22.1, cmock 2.4.0, gcc 11.4.0, unity 2.5.2</w:t>
+      </w:r>
+    </w:p>
+    <w:p>
+      <w:pPr>
+        <w:pStyle w:val="Compact"/>
+        <w:numPr>
+          <w:ilvl w:val="0"/>
+          <w:numId w:val="1033"/>
+        </w:numPr>
+      </w:pPr>
+      <w:r>
+        <w:rPr>
+          <w:b/>
+          <w:bCs/>
+        </w:rPr>
+        <w:t xml:space="preserve">Evidence refs</w:t>
+      </w:r>
+      <w:r>
+        <w:t xml:space="preserve">:</w:t>
+      </w:r>
+      <w:r>
+        <w:t xml:space="preserve"> </w:t>
+      </w:r>
+      <w:r>
+        <w:rPr>
+          <w:rStyle w:val="VerbatimChar"/>
+        </w:rPr>
+        <w:t xml:space="preserve">FB2-VER-TMS-000004</w:t>
+      </w:r>
+    </w:p>
+    <w:bookmarkEnd w:id="37"/>
+    <w:bookmarkStart w:id="38" w:name="Xd5df19ad137a8dcd6d20b1cd54d559410ef780a"/>
+    <w:p>
+      <w:pPr>
+        <w:pStyle w:val="Heading5"/>
+      </w:pPr>
+      <w:r>
+        <w:t xml:space="preserve">Execution</w:t>
+      </w:r>
+      <w:r>
+        <w:t xml:space="preserve"> </w:t>
+      </w:r>
+      <w:r>
+        <w:rPr>
+          <w:rStyle w:val="VerbatimChar"/>
+        </w:rPr>
+        <w:t xml:space="preserve">FB2-VER-EXE-000005</w:t>
+      </w:r>
+      <w:r>
+        <w:t xml:space="preserve"> </w:t>
+      </w:r>
+      <w:r>
+        <w:t xml:space="preserve">— Execution: FB2-VER-TMS-000005 (synthetic_fixture)</w:t>
+      </w:r>
+    </w:p>
+    <w:p>
+      <w:pPr>
+        <w:pStyle w:val="Compact"/>
+        <w:numPr>
+          <w:ilvl w:val="0"/>
+          <w:numId w:val="1034"/>
+        </w:numPr>
+      </w:pPr>
+      <w:r>
+        <w:rPr>
+          <w:b/>
+          <w:bCs/>
+        </w:rPr>
+        <w:t xml:space="preserve">Test measure</w:t>
+      </w:r>
+      <w:r>
+        <w:t xml:space="preserve">:</w:t>
+      </w:r>
+      <w:r>
+        <w:t xml:space="preserve"> </w:t>
+      </w:r>
+      <w:r>
+        <w:rPr>
+          <w:rStyle w:val="VerbatimChar"/>
+        </w:rPr>
+        <w:t xml:space="preserve">FB2-VER-TMS-000005</w:t>
+      </w:r>
+      <w:r>
+        <w:t xml:space="preserve"> </w:t>
+      </w:r>
+      <w:r>
+        <w:t xml:space="preserve">|</w:t>
+      </w:r>
+      <w:r>
+        <w:t xml:space="preserve"> </w:t>
+      </w:r>
+      <w:r>
+        <w:rPr>
+          <w:b/>
+          <w:bCs/>
+        </w:rPr>
+        <w:t xml:space="preserve">Execution kind</w:t>
+      </w:r>
+      <w:r>
+        <w:t xml:space="preserve">:</w:t>
+      </w:r>
+      <w:r>
+        <w:t xml:space="preserve"> </w:t>
+      </w:r>
+      <w:r>
+        <w:rPr>
+          <w:rStyle w:val="VerbatimChar"/>
+        </w:rPr>
+        <w:t xml:space="preserve">synthetic_fixture</w:t>
+      </w:r>
+      <w:r>
+        <w:t xml:space="preserve"> </w:t>
+      </w:r>
+      <w:r>
+        <w:t xml:space="preserve">|</w:t>
+      </w:r>
+      <w:r>
+        <w:t xml:space="preserve"> </w:t>
+      </w:r>
+      <w:r>
+        <w:rPr>
+          <w:b/>
+          <w:bCs/>
+        </w:rPr>
+        <w:t xml:space="preserve">Outcome</w:t>
+      </w:r>
+      <w:r>
+        <w:t xml:space="preserve">:</w:t>
+      </w:r>
+      <w:r>
+        <w:t xml:space="preserve"> </w:t>
+      </w:r>
+      <w:r>
+        <w:rPr>
+          <w:b/>
+          <w:bCs/>
+        </w:rPr>
+        <w:t xml:space="preserve">PASS</w:t>
+      </w:r>
+    </w:p>
+    <w:p>
+      <w:pPr>
+        <w:pStyle w:val="Compact"/>
+        <w:numPr>
+          <w:ilvl w:val="0"/>
+          <w:numId w:val="1034"/>
+        </w:numPr>
+      </w:pPr>
+      <w:r>
+        <w:rPr>
+          <w:b/>
+          <w:bCs/>
+        </w:rPr>
+        <w:t xml:space="preserve">Environment</w:t>
+      </w:r>
+      <w:r>
+        <w:t xml:space="preserve">: x86_64 Linux host (simulated); Unity 2.5.2, CMock 2.4.0; tools: cmake 3.22.1, cmock 2.4.0, gcc 11.4.0, unity 2.5.2</w:t>
+      </w:r>
+    </w:p>
+    <w:p>
+      <w:pPr>
+        <w:pStyle w:val="Compact"/>
+        <w:numPr>
+          <w:ilvl w:val="0"/>
+          <w:numId w:val="1034"/>
+        </w:numPr>
+      </w:pPr>
+      <w:r>
+        <w:rPr>
+          <w:b/>
+          <w:bCs/>
+        </w:rPr>
+        <w:t xml:space="preserve">Evidence refs</w:t>
+      </w:r>
+      <w:r>
+        <w:t xml:space="preserve">:</w:t>
+      </w:r>
+      <w:r>
+        <w:t xml:space="preserve"> </w:t>
+      </w:r>
+      <w:r>
+        <w:rPr>
+          <w:rStyle w:val="VerbatimChar"/>
+        </w:rPr>
+        <w:t xml:space="preserve">FB2-VER-TMS-000005</w:t>
+      </w:r>
+      <w:r>
+        <w:t xml:space="preserve">,</w:t>
+      </w:r>
+      <w:r>
+        <w:t xml:space="preserve"> </w:t>
+      </w:r>
+      <w:r>
+        <w:rPr>
+          <w:rStyle w:val="VerbatimChar"/>
+        </w:rPr>
+        <w:t xml:space="preserve">tests/unit/app/driver/afe/ltc/6813-1/test_ltc_6813-1.c</w:t>
+      </w:r>
+    </w:p>
+    <w:bookmarkEnd w:id="38"/>
+    <w:bookmarkStart w:id="39" w:name="X926876aa927ca90459db89eebf58172efb20f9d"/>
+    <w:p>
+      <w:pPr>
+        <w:pStyle w:val="Heading5"/>
+      </w:pPr>
+      <w:r>
+        <w:t xml:space="preserve">Execution</w:t>
+      </w:r>
+      <w:r>
+        <w:t xml:space="preserve"> </w:t>
+      </w:r>
+      <w:r>
+        <w:rPr>
+          <w:rStyle w:val="VerbatimChar"/>
+        </w:rPr>
+        <w:t xml:space="preserve">FB2-VER-EXE-000006</w:t>
+      </w:r>
+      <w:r>
+        <w:t xml:space="preserve"> </w:t>
+      </w:r>
+      <w:r>
+        <w:t xml:space="preserve">— Execution: FB2-VER-TMS-000006 (synthetic_fixture)</w:t>
+      </w:r>
+    </w:p>
+    <w:p>
+      <w:pPr>
+        <w:pStyle w:val="Compact"/>
+        <w:numPr>
+          <w:ilvl w:val="0"/>
+          <w:numId w:val="1035"/>
+        </w:numPr>
+      </w:pPr>
+      <w:r>
+        <w:rPr>
+          <w:b/>
+          <w:bCs/>
+        </w:rPr>
+        <w:t xml:space="preserve">Test measure</w:t>
+      </w:r>
+      <w:r>
+        <w:t xml:space="preserve">:</w:t>
+      </w:r>
+      <w:r>
+        <w:t xml:space="preserve"> </w:t>
+      </w:r>
+      <w:r>
+        <w:rPr>
+          <w:rStyle w:val="VerbatimChar"/>
+        </w:rPr>
+        <w:t xml:space="preserve">FB2-VER-TMS-000006</w:t>
+      </w:r>
+      <w:r>
+        <w:t xml:space="preserve"> </w:t>
+      </w:r>
+      <w:r>
+        <w:t xml:space="preserve">|</w:t>
+      </w:r>
+      <w:r>
+        <w:t xml:space="preserve"> </w:t>
+      </w:r>
+      <w:r>
+        <w:rPr>
+          <w:b/>
+          <w:bCs/>
+        </w:rPr>
+        <w:t xml:space="preserve">Execution kind</w:t>
+      </w:r>
+      <w:r>
+        <w:t xml:space="preserve">:</w:t>
+      </w:r>
+      <w:r>
+        <w:t xml:space="preserve"> </w:t>
+      </w:r>
+      <w:r>
+        <w:rPr>
+          <w:rStyle w:val="VerbatimChar"/>
+        </w:rPr>
+        <w:t xml:space="preserve">synthetic_fixture</w:t>
+      </w:r>
+      <w:r>
+        <w:t xml:space="preserve"> </w:t>
+      </w:r>
+      <w:r>
+        <w:t xml:space="preserve">|</w:t>
+      </w:r>
+      <w:r>
+        <w:t xml:space="preserve"> </w:t>
+      </w:r>
+      <w:r>
+        <w:rPr>
+          <w:b/>
+          <w:bCs/>
+        </w:rPr>
+        <w:t xml:space="preserve">Outcome</w:t>
+      </w:r>
+      <w:r>
+        <w:t xml:space="preserve">:</w:t>
+      </w:r>
+      <w:r>
+        <w:t xml:space="preserve"> </w:t>
+      </w:r>
+      <w:r>
+        <w:rPr>
+          <w:b/>
+          <w:bCs/>
+        </w:rPr>
+        <w:t xml:space="preserve">PASS</w:t>
+      </w:r>
+    </w:p>
+    <w:p>
+      <w:pPr>
+        <w:pStyle w:val="Compact"/>
+        <w:numPr>
+          <w:ilvl w:val="0"/>
+          <w:numId w:val="1035"/>
+        </w:numPr>
+      </w:pPr>
+      <w:r>
+        <w:rPr>
+          <w:b/>
+          <w:bCs/>
+        </w:rPr>
+        <w:t xml:space="preserve">Environment</w:t>
+      </w:r>
+      <w:r>
+        <w:t xml:space="preserve">: x86_64 Linux host (simulated); Unity 2.5.2, CMock 2.4.0; tools: cmake 3.22.1, cmock 2.4.0, gcc 11.4.0, unity 2.5.2</w:t>
+      </w:r>
+    </w:p>
+    <w:p>
+      <w:pPr>
+        <w:pStyle w:val="Compact"/>
+        <w:numPr>
+          <w:ilvl w:val="0"/>
+          <w:numId w:val="1035"/>
+        </w:numPr>
+      </w:pPr>
+      <w:r>
+        <w:rPr>
+          <w:b/>
+          <w:bCs/>
+        </w:rPr>
+        <w:t xml:space="preserve">Evidence refs</w:t>
+      </w:r>
+      <w:r>
+        <w:t xml:space="preserve">:</w:t>
+      </w:r>
+      <w:r>
+        <w:t xml:space="preserve"> </w:t>
+      </w:r>
+      <w:r>
+        <w:rPr>
+          <w:rStyle w:val="VerbatimChar"/>
+        </w:rPr>
+        <w:t xml:space="preserve">FB2-VER-TMS-000006</w:t>
+      </w:r>
+    </w:p>
+    <w:bookmarkEnd w:id="39"/>
+    <w:bookmarkEnd w:id="40"/>
+    <w:bookmarkEnd w:id="41"/>
+    <w:bookmarkStart w:id="45" w:name="component-testing"/>
     <w:p>
       <w:pPr>
         <w:pStyle w:val="Heading2"/>
@@ -3561,7 +6621,7 @@
         <w:t xml:space="preserve">Component Testing</w:t>
       </w:r>
     </w:p>
-    <w:bookmarkStart w:id="29" w:name="test-specification-1"/>
+    <w:bookmarkStart w:id="42" w:name="test-specification-1"/>
     <w:p>
       <w:pPr>
         <w:pStyle w:val="Heading3"/>
@@ -3609,8 +6669,8 @@
         <w:t xml:space="preserve">(blocked, not fabricated).</w:t>
       </w:r>
     </w:p>
-    <w:bookmarkEnd w:id="29"/>
-    <w:bookmarkStart w:id="30" w:name="test-cases-1"/>
+    <w:bookmarkEnd w:id="42"/>
+    <w:bookmarkStart w:id="43" w:name="test-cases-1"/>
     <w:p>
       <w:pPr>
         <w:pStyle w:val="Heading3"/>
@@ -3634,8 +6694,8 @@
         <w:t xml:space="preserve">: 0</w:t>
       </w:r>
     </w:p>
-    <w:bookmarkEnd w:id="30"/>
-    <w:bookmarkStart w:id="31" w:name="execution-report-1"/>
+    <w:bookmarkEnd w:id="43"/>
+    <w:bookmarkStart w:id="44" w:name="execution-report-1"/>
     <w:p>
       <w:pPr>
         <w:pStyle w:val="Heading3"/>
@@ -3667,9 +6727,9 @@
         <w:t xml:space="preserve">execution artifacts in the corpus — gap (blocked, not fabricated).</w:t>
       </w:r>
     </w:p>
-    <w:bookmarkEnd w:id="31"/>
-    <w:bookmarkEnd w:id="32"/>
-    <w:bookmarkStart w:id="36" w:name="integration-testing"/>
+    <w:bookmarkEnd w:id="44"/>
+    <w:bookmarkEnd w:id="45"/>
+    <w:bookmarkStart w:id="49" w:name="integration-testing"/>
     <w:p>
       <w:pPr>
         <w:pStyle w:val="Heading2"/>
@@ -3678,7 +6738,7 @@
         <w:t xml:space="preserve">Integration Testing</w:t>
       </w:r>
     </w:p>
-    <w:bookmarkStart w:id="33" w:name="test-specification-2"/>
+    <w:bookmarkStart w:id="46" w:name="test-specification-2"/>
     <w:p>
       <w:pPr>
         <w:pStyle w:val="Heading3"/>
@@ -3726,8 +6786,8 @@
         <w:t xml:space="preserve">(blocked, not fabricated).</w:t>
       </w:r>
     </w:p>
-    <w:bookmarkEnd w:id="33"/>
-    <w:bookmarkStart w:id="34" w:name="test-cases-2"/>
+    <w:bookmarkEnd w:id="46"/>
+    <w:bookmarkStart w:id="47" w:name="test-cases-2"/>
     <w:p>
       <w:pPr>
         <w:pStyle w:val="Heading3"/>
@@ -3751,8 +6811,8 @@
         <w:t xml:space="preserve">: 0</w:t>
       </w:r>
     </w:p>
-    <w:bookmarkEnd w:id="34"/>
-    <w:bookmarkStart w:id="35" w:name="execution-report-2"/>
+    <w:bookmarkEnd w:id="47"/>
+    <w:bookmarkStart w:id="48" w:name="execution-report-2"/>
     <w:p>
       <w:pPr>
         <w:pStyle w:val="Heading3"/>
@@ -3784,9 +6844,9 @@
         <w:t xml:space="preserve">execution artifacts in the corpus — gap (blocked, not fabricated).</w:t>
       </w:r>
     </w:p>
-    <w:bookmarkEnd w:id="35"/>
-    <w:bookmarkEnd w:id="36"/>
-    <w:bookmarkStart w:id="40" w:name="hil-testing"/>
+    <w:bookmarkEnd w:id="48"/>
+    <w:bookmarkEnd w:id="49"/>
+    <w:bookmarkStart w:id="53" w:name="hil-testing"/>
     <w:p>
       <w:pPr>
         <w:pStyle w:val="Heading2"/>
@@ -3795,7 +6855,7 @@
         <w:t xml:space="preserve">HIL Testing</w:t>
       </w:r>
     </w:p>
-    <w:bookmarkStart w:id="37" w:name="test-specification-3"/>
+    <w:bookmarkStart w:id="50" w:name="test-specification-3"/>
     <w:p>
       <w:pPr>
         <w:pStyle w:val="Heading3"/>
@@ -3843,8 +6903,8 @@
         <w:t xml:space="preserve">(blocked, not fabricated).</w:t>
       </w:r>
     </w:p>
-    <w:bookmarkEnd w:id="37"/>
-    <w:bookmarkStart w:id="38" w:name="test-cases-3"/>
+    <w:bookmarkEnd w:id="50"/>
+    <w:bookmarkStart w:id="51" w:name="test-cases-3"/>
     <w:p>
       <w:pPr>
         <w:pStyle w:val="Heading3"/>
@@ -3868,8 +6928,8 @@
         <w:t xml:space="preserve">: 0</w:t>
       </w:r>
     </w:p>
-    <w:bookmarkEnd w:id="38"/>
-    <w:bookmarkStart w:id="39" w:name="execution-report-3"/>
+    <w:bookmarkEnd w:id="51"/>
+    <w:bookmarkStart w:id="52" w:name="execution-report-3"/>
     <w:p>
       <w:pPr>
         <w:pStyle w:val="Heading3"/>
@@ -3902,7 +6962,7 @@
           <w:i/>
           <w:iCs/>
         </w:rPr>
-        <w:t xml:space="preserve">Generated: 2026-09-13T02:20:37Z — auto-generated from the machine-verifiable corpus. Regenerate with</w:t>
+        <w:t xml:space="preserve">Generated: 2026-09-13T04:11:53Z — auto-generated from the machine-verifiable corpus. Regenerate with</w:t>
       </w:r>
       <w:r>
         <w:rPr>
@@ -3927,9 +6987,9 @@
         <w:t xml:space="preserve">.</w:t>
       </w:r>
     </w:p>
-    <w:bookmarkEnd w:id="39"/>
-    <w:bookmarkEnd w:id="40"/>
-    <w:bookmarkEnd w:id="41"/>
+    <w:bookmarkEnd w:id="52"/>
+    <w:bookmarkEnd w:id="53"/>
+    <w:bookmarkEnd w:id="54"/>
     <w:sectPr/>
   </w:body>
 </w:document>
@@ -4276,6 +7336,276 @@
     <w:abstractNumId w:val="991"/>
   </w:num>
   <w:num w:numId="1008">
+    <w:abstractNumId w:val="99411"/>
+    <w:lvlOverride w:ilvl="0">
+      <w:startOverride w:val="1"/>
+    </w:lvlOverride>
+    <w:lvlOverride w:ilvl="1">
+      <w:startOverride w:val="1"/>
+    </w:lvlOverride>
+    <w:lvlOverride w:ilvl="2">
+      <w:startOverride w:val="1"/>
+    </w:lvlOverride>
+    <w:lvlOverride w:ilvl="3">
+      <w:startOverride w:val="1"/>
+    </w:lvlOverride>
+    <w:lvlOverride w:ilvl="4">
+      <w:startOverride w:val="1"/>
+    </w:lvlOverride>
+    <w:lvlOverride w:ilvl="5">
+      <w:startOverride w:val="1"/>
+    </w:lvlOverride>
+    <w:lvlOverride w:ilvl="6">
+      <w:startOverride w:val="1"/>
+    </w:lvlOverride>
+    <w:lvlOverride w:ilvl="7">
+      <w:startOverride w:val="1"/>
+    </w:lvlOverride>
+    <w:lvlOverride w:ilvl="8">
+      <w:startOverride w:val="1"/>
+    </w:lvlOverride>
+  </w:num>
+  <w:num w:numId="1009">
+    <w:abstractNumId w:val="991"/>
+  </w:num>
+  <w:num w:numId="1010">
+    <w:abstractNumId w:val="991"/>
+  </w:num>
+  <w:num w:numId="1011">
+    <w:abstractNumId w:val="99411"/>
+    <w:lvlOverride w:ilvl="0">
+      <w:startOverride w:val="1"/>
+    </w:lvlOverride>
+    <w:lvlOverride w:ilvl="1">
+      <w:startOverride w:val="1"/>
+    </w:lvlOverride>
+    <w:lvlOverride w:ilvl="2">
+      <w:startOverride w:val="1"/>
+    </w:lvlOverride>
+    <w:lvlOverride w:ilvl="3">
+      <w:startOverride w:val="1"/>
+    </w:lvlOverride>
+    <w:lvlOverride w:ilvl="4">
+      <w:startOverride w:val="1"/>
+    </w:lvlOverride>
+    <w:lvlOverride w:ilvl="5">
+      <w:startOverride w:val="1"/>
+    </w:lvlOverride>
+    <w:lvlOverride w:ilvl="6">
+      <w:startOverride w:val="1"/>
+    </w:lvlOverride>
+    <w:lvlOverride w:ilvl="7">
+      <w:startOverride w:val="1"/>
+    </w:lvlOverride>
+    <w:lvlOverride w:ilvl="8">
+      <w:startOverride w:val="1"/>
+    </w:lvlOverride>
+  </w:num>
+  <w:num w:numId="1012">
+    <w:abstractNumId w:val="991"/>
+  </w:num>
+  <w:num w:numId="1013">
+    <w:abstractNumId w:val="991"/>
+  </w:num>
+  <w:num w:numId="1014">
+    <w:abstractNumId w:val="99411"/>
+    <w:lvlOverride w:ilvl="0">
+      <w:startOverride w:val="1"/>
+    </w:lvlOverride>
+    <w:lvlOverride w:ilvl="1">
+      <w:startOverride w:val="1"/>
+    </w:lvlOverride>
+    <w:lvlOverride w:ilvl="2">
+      <w:startOverride w:val="1"/>
+    </w:lvlOverride>
+    <w:lvlOverride w:ilvl="3">
+      <w:startOverride w:val="1"/>
+    </w:lvlOverride>
+    <w:lvlOverride w:ilvl="4">
+      <w:startOverride w:val="1"/>
+    </w:lvlOverride>
+    <w:lvlOverride w:ilvl="5">
+      <w:startOverride w:val="1"/>
+    </w:lvlOverride>
+    <w:lvlOverride w:ilvl="6">
+      <w:startOverride w:val="1"/>
+    </w:lvlOverride>
+    <w:lvlOverride w:ilvl="7">
+      <w:startOverride w:val="1"/>
+    </w:lvlOverride>
+    <w:lvlOverride w:ilvl="8">
+      <w:startOverride w:val="1"/>
+    </w:lvlOverride>
+  </w:num>
+  <w:num w:numId="1015">
+    <w:abstractNumId w:val="991"/>
+  </w:num>
+  <w:num w:numId="1016">
+    <w:abstractNumId w:val="991"/>
+  </w:num>
+  <w:num w:numId="1017">
+    <w:abstractNumId w:val="99411"/>
+    <w:lvlOverride w:ilvl="0">
+      <w:startOverride w:val="1"/>
+    </w:lvlOverride>
+    <w:lvlOverride w:ilvl="1">
+      <w:startOverride w:val="1"/>
+    </w:lvlOverride>
+    <w:lvlOverride w:ilvl="2">
+      <w:startOverride w:val="1"/>
+    </w:lvlOverride>
+    <w:lvlOverride w:ilvl="3">
+      <w:startOverride w:val="1"/>
+    </w:lvlOverride>
+    <w:lvlOverride w:ilvl="4">
+      <w:startOverride w:val="1"/>
+    </w:lvlOverride>
+    <w:lvlOverride w:ilvl="5">
+      <w:startOverride w:val="1"/>
+    </w:lvlOverride>
+    <w:lvlOverride w:ilvl="6">
+      <w:startOverride w:val="1"/>
+    </w:lvlOverride>
+    <w:lvlOverride w:ilvl="7">
+      <w:startOverride w:val="1"/>
+    </w:lvlOverride>
+    <w:lvlOverride w:ilvl="8">
+      <w:startOverride w:val="1"/>
+    </w:lvlOverride>
+  </w:num>
+  <w:num w:numId="1018">
+    <w:abstractNumId w:val="991"/>
+  </w:num>
+  <w:num w:numId="1019">
+    <w:abstractNumId w:val="991"/>
+  </w:num>
+  <w:num w:numId="1020">
+    <w:abstractNumId w:val="99411"/>
+    <w:lvlOverride w:ilvl="0">
+      <w:startOverride w:val="1"/>
+    </w:lvlOverride>
+    <w:lvlOverride w:ilvl="1">
+      <w:startOverride w:val="1"/>
+    </w:lvlOverride>
+    <w:lvlOverride w:ilvl="2">
+      <w:startOverride w:val="1"/>
+    </w:lvlOverride>
+    <w:lvlOverride w:ilvl="3">
+      <w:startOverride w:val="1"/>
+    </w:lvlOverride>
+    <w:lvlOverride w:ilvl="4">
+      <w:startOverride w:val="1"/>
+    </w:lvlOverride>
+    <w:lvlOverride w:ilvl="5">
+      <w:startOverride w:val="1"/>
+    </w:lvlOverride>
+    <w:lvlOverride w:ilvl="6">
+      <w:startOverride w:val="1"/>
+    </w:lvlOverride>
+    <w:lvlOverride w:ilvl="7">
+      <w:startOverride w:val="1"/>
+    </w:lvlOverride>
+    <w:lvlOverride w:ilvl="8">
+      <w:startOverride w:val="1"/>
+    </w:lvlOverride>
+  </w:num>
+  <w:num w:numId="1021">
+    <w:abstractNumId w:val="991"/>
+  </w:num>
+  <w:num w:numId="1022">
+    <w:abstractNumId w:val="991"/>
+  </w:num>
+  <w:num w:numId="1023">
+    <w:abstractNumId w:val="99411"/>
+    <w:lvlOverride w:ilvl="0">
+      <w:startOverride w:val="1"/>
+    </w:lvlOverride>
+    <w:lvlOverride w:ilvl="1">
+      <w:startOverride w:val="1"/>
+    </w:lvlOverride>
+    <w:lvlOverride w:ilvl="2">
+      <w:startOverride w:val="1"/>
+    </w:lvlOverride>
+    <w:lvlOverride w:ilvl="3">
+      <w:startOverride w:val="1"/>
+    </w:lvlOverride>
+    <w:lvlOverride w:ilvl="4">
+      <w:startOverride w:val="1"/>
+    </w:lvlOverride>
+    <w:lvlOverride w:ilvl="5">
+      <w:startOverride w:val="1"/>
+    </w:lvlOverride>
+    <w:lvlOverride w:ilvl="6">
+      <w:startOverride w:val="1"/>
+    </w:lvlOverride>
+    <w:lvlOverride w:ilvl="7">
+      <w:startOverride w:val="1"/>
+    </w:lvlOverride>
+    <w:lvlOverride w:ilvl="8">
+      <w:startOverride w:val="1"/>
+    </w:lvlOverride>
+  </w:num>
+  <w:num w:numId="1024">
+    <w:abstractNumId w:val="991"/>
+  </w:num>
+  <w:num w:numId="1025">
+    <w:abstractNumId w:val="991"/>
+  </w:num>
+  <w:num w:numId="1026">
+    <w:abstractNumId w:val="99411"/>
+    <w:lvlOverride w:ilvl="0">
+      <w:startOverride w:val="1"/>
+    </w:lvlOverride>
+    <w:lvlOverride w:ilvl="1">
+      <w:startOverride w:val="1"/>
+    </w:lvlOverride>
+    <w:lvlOverride w:ilvl="2">
+      <w:startOverride w:val="1"/>
+    </w:lvlOverride>
+    <w:lvlOverride w:ilvl="3">
+      <w:startOverride w:val="1"/>
+    </w:lvlOverride>
+    <w:lvlOverride w:ilvl="4">
+      <w:startOverride w:val="1"/>
+    </w:lvlOverride>
+    <w:lvlOverride w:ilvl="5">
+      <w:startOverride w:val="1"/>
+    </w:lvlOverride>
+    <w:lvlOverride w:ilvl="6">
+      <w:startOverride w:val="1"/>
+    </w:lvlOverride>
+    <w:lvlOverride w:ilvl="7">
+      <w:startOverride w:val="1"/>
+    </w:lvlOverride>
+    <w:lvlOverride w:ilvl="8">
+      <w:startOverride w:val="1"/>
+    </w:lvlOverride>
+  </w:num>
+  <w:num w:numId="1027">
+    <w:abstractNumId w:val="991"/>
+  </w:num>
+  <w:num w:numId="1028">
+    <w:abstractNumId w:val="991"/>
+  </w:num>
+  <w:num w:numId="1029">
+    <w:abstractNumId w:val="991"/>
+  </w:num>
+  <w:num w:numId="1030">
+    <w:abstractNumId w:val="991"/>
+  </w:num>
+  <w:num w:numId="1031">
+    <w:abstractNumId w:val="991"/>
+  </w:num>
+  <w:num w:numId="1032">
+    <w:abstractNumId w:val="991"/>
+  </w:num>
+  <w:num w:numId="1033">
+    <w:abstractNumId w:val="991"/>
+  </w:num>
+  <w:num w:numId="1034">
+    <w:abstractNumId w:val="991"/>
+  </w:num>
+  <w:num w:numId="1035">
     <w:abstractNumId w:val="991"/>
   </w:num>
 </w:numbering>

--- a/docs/artifacts/spec-documents/09-software-verification-report.docx
+++ b/docs/artifacts/spec-documents/09-software-verification-report.docx
@@ -316,7 +316,7 @@
               <w:jc w:val="left"/>
             </w:pPr>
             <w:r>
-              <w:t xml:space="preserve">2026-09-13T04:11:53Z</w:t>
+              <w:t xml:space="preserve">2026-09-13T15:17:46Z</w:t>
             </w:r>
           </w:p>
         </w:tc>
@@ -6962,7 +6962,7 @@
           <w:i/>
           <w:iCs/>
         </w:rPr>
-        <w:t xml:space="preserve">Generated: 2026-09-13T04:11:53Z — auto-generated from the machine-verifiable corpus. Regenerate with</w:t>
+        <w:t xml:space="preserve">Generated: 2026-09-13T15:17:46Z — auto-generated from the machine-verifiable corpus. Regenerate with</w:t>
       </w:r>
       <w:r>
         <w:rPr>

--- a/docs/artifacts/spec-documents/09-software-verification-report.docx
+++ b/docs/artifacts/spec-documents/09-software-verification-report.docx
@@ -23,7 +23,7 @@
         <w:pStyle w:val="Date"/>
       </w:pPr>
       <w:r>
-        <w:t xml:space="preserve">2026-09-13</w:t>
+        <w:t xml:space="preserve">2026-09-18</w:t>
       </w:r>
     </w:p>
     <w:sdt>
@@ -52,7 +52,7 @@
         </w:p>
       </w:sdtContent>
     </w:sdt>
-    <w:bookmarkStart w:id="54" w:name="foxbms-2-software-verification-report"/>
+    <w:bookmarkStart w:id="60" w:name="foxbms-2-software-verification-report"/>
     <w:p>
       <w:pPr>
         <w:pStyle w:val="Heading1"/>
@@ -2563,7 +2563,7 @@
       </w:r>
     </w:p>
     <w:bookmarkEnd w:id="21"/>
-    <w:bookmarkStart w:id="41" w:name="unit-testing"/>
+    <w:bookmarkStart w:id="46" w:name="unit-testing"/>
     <w:p>
       <w:pPr>
         <w:pStyle w:val="Heading2"/>
@@ -2572,7 +2572,7 @@
         <w:t xml:space="preserve">Unit Testing</w:t>
       </w:r>
     </w:p>
-    <w:bookmarkStart w:id="31" w:name="test-specification"/>
+    <w:bookmarkStart w:id="36" w:name="test-specification"/>
     <w:p>
       <w:pPr>
         <w:pStyle w:val="Heading3"/>
@@ -2581,6 +2581,1071 @@
         <w:t xml:space="preserve">Test Specification</w:t>
       </w:r>
     </w:p>
+    <w:p>
+      <w:pPr>
+        <w:pStyle w:val="FirstParagraph"/>
+      </w:pPr>
+      <w:r>
+        <w:t xml:space="preserve">Upstream</w:t>
+      </w:r>
+      <w:r>
+        <w:t xml:space="preserve"> </w:t>
+      </w:r>
+      <w:r>
+        <w:rPr>
+          <w:rStyle w:val="VerbatimChar"/>
+        </w:rPr>
+        <w:t xml:space="preserve">verifies</w:t>
+      </w:r>
+      <w:r>
+        <w:t xml:space="preserve"> </w:t>
+      </w:r>
+      <w:r>
+        <w:t xml:space="preserve">links per test measure (</w:t>
+      </w:r>
+      <w:r>
+        <w:rPr>
+          <w:rStyle w:val="VerbatimChar"/>
+        </w:rPr>
+        <w:t xml:space="preserve">result_of</w:t>
+      </w:r>
+      <w:r>
+        <w:t xml:space="preserve"> </w:t>
+      </w:r>
+      <w:r>
+        <w:t xml:space="preserve">execution links in Execution Report). Full requirement chain above each measure:</w:t>
+      </w:r>
+      <w:r>
+        <w:t xml:space="preserve"> </w:t>
+      </w:r>
+      <w:r>
+        <w:rPr>
+          <w:rStyle w:val="VerbatimChar"/>
+        </w:rPr>
+        <w:t xml:space="preserve">HAZ-000001</w:t>
+      </w:r>
+      <w:r>
+        <w:t xml:space="preserve"> </w:t>
+      </w:r>
+      <w:r>
+        <w:t xml:space="preserve">←</w:t>
+      </w:r>
+      <w:r>
+        <w:t xml:space="preserve"> </w:t>
+      </w:r>
+      <w:r>
+        <w:rPr>
+          <w:rStyle w:val="VerbatimChar"/>
+        </w:rPr>
+        <w:t xml:space="preserve">SGO-000001</w:t>
+      </w:r>
+      <w:r>
+        <w:t xml:space="preserve"> </w:t>
+      </w:r>
+      <w:r>
+        <w:t xml:space="preserve">(</w:t>
+      </w:r>
+      <w:r>
+        <w:rPr>
+          <w:rStyle w:val="VerbatimChar"/>
+        </w:rPr>
+        <w:t xml:space="preserve">LNK-001</w:t>
+      </w:r>
+      <w:r>
+        <w:t xml:space="preserve">) ← FSR (</w:t>
+      </w:r>
+      <w:r>
+        <w:rPr>
+          <w:rStyle w:val="VerbatimChar"/>
+        </w:rPr>
+        <w:t xml:space="preserve">LNK-002/003/004</w:t>
+      </w:r>
+      <w:r>
+        <w:t xml:space="preserve">,</w:t>
+      </w:r>
+      <w:r>
+        <w:t xml:space="preserve"> </w:t>
+      </w:r>
+      <w:r>
+        <w:rPr>
+          <w:rStyle w:val="VerbatimChar"/>
+        </w:rPr>
+        <w:t xml:space="preserve">LNK-021</w:t>
+      </w:r>
+      <w:r>
+        <w:t xml:space="preserve"> </w:t>
+      </w:r>
+      <w:r>
+        <w:t xml:space="preserve">synthetic FSR-004) ← TSR/SWR allocation (</w:t>
+      </w:r>
+      <w:r>
+        <w:rPr>
+          <w:rStyle w:val="VerbatimChar"/>
+        </w:rPr>
+        <w:t xml:space="preserve">LNK-005..010</w:t>
+      </w:r>
+      <w:r>
+        <w:t xml:space="preserve">).</w:t>
+      </w:r>
+    </w:p>
+    <w:tbl>
+      <w:tblPr>
+        <w:tblStyle w:val="Table"/>
+        <w:tblW w:type="pct" w:w="5000"/>
+        <w:jc w:val="left"/>
+        <w:tblLayout w:type="fixed"/>
+        <w:tblLook w:firstRow="1" w:lastRow="0" w:firstColumn="0" w:lastColumn="0" w:noHBand="0" w:noVBand="0" w:val="0020"/>
+      </w:tblPr>
+      <w:tblGrid>
+        <w:gridCol w:w="3960"/>
+        <w:gridCol w:w="3960"/>
+      </w:tblGrid>
+      <w:tr>
+        <w:trPr>
+          <w:tblHeader w:val="on"/>
+        </w:trPr>
+        <w:tc>
+          <w:tcPr/>
+          <w:p>
+            <w:pPr>
+              <w:pStyle w:val="Compact"/>
+              <w:jc w:val="left"/>
+            </w:pPr>
+            <w:r>
+              <w:t xml:space="preserve">Test measure</w:t>
+            </w:r>
+          </w:p>
+        </w:tc>
+        <w:tc>
+          <w:tcPr/>
+          <w:p>
+            <w:pPr>
+              <w:pStyle w:val="Compact"/>
+              <w:jc w:val="left"/>
+            </w:pPr>
+            <w:r>
+              <w:t xml:space="preserve">Verifies (</w:t>
+            </w:r>
+            <w:r>
+              <w:rPr>
+                <w:rStyle w:val="VerbatimChar"/>
+              </w:rPr>
+              <w:t xml:space="preserve">verifies</w:t>
+            </w:r>
+            <w:r>
+              <w:t xml:space="preserve"> </w:t>
+            </w:r>
+            <w:r>
+              <w:t xml:space="preserve">links)</w:t>
+            </w:r>
+          </w:p>
+        </w:tc>
+      </w:tr>
+      <w:tr>
+        <w:tc>
+          <w:tcPr/>
+          <w:p>
+            <w:pPr>
+              <w:pStyle w:val="Compact"/>
+              <w:jc w:val="left"/>
+            </w:pPr>
+            <w:r>
+              <w:rPr>
+                <w:rStyle w:val="VerbatimChar"/>
+              </w:rPr>
+              <w:t xml:space="preserve">FB2-VER-TMS-000001</w:t>
+            </w:r>
+            <w:r>
+              <w:t xml:space="preserve"> </w:t>
+            </w:r>
+            <w:r>
+              <w:t xml:space="preserve">(as_is)</w:t>
+            </w:r>
+          </w:p>
+        </w:tc>
+        <w:tc>
+          <w:tcPr/>
+          <w:p>
+            <w:pPr>
+              <w:pStyle w:val="Compact"/>
+              <w:jc w:val="left"/>
+            </w:pPr>
+            <w:r>
+              <w:rPr>
+                <w:rStyle w:val="VerbatimChar"/>
+              </w:rPr>
+              <w:t xml:space="preserve">FSR-000002</w:t>
+            </w:r>
+            <w:r>
+              <w:t xml:space="preserve"> </w:t>
+            </w:r>
+            <w:r>
+              <w:t xml:space="preserve">+</w:t>
+            </w:r>
+            <w:r>
+              <w:t xml:space="preserve"> </w:t>
+            </w:r>
+            <w:r>
+              <w:rPr>
+                <w:rStyle w:val="VerbatimChar"/>
+              </w:rPr>
+              <w:t xml:space="preserve">SWR-000002</w:t>
+            </w:r>
+            <w:r>
+              <w:t xml:space="preserve"> </w:t>
+            </w:r>
+            <w:r>
+              <w:t xml:space="preserve">(</w:t>
+            </w:r>
+            <w:r>
+              <w:rPr>
+                <w:rStyle w:val="VerbatimChar"/>
+              </w:rPr>
+              <w:t xml:space="preserve">LNK-014/015</w:t>
+            </w:r>
+            <w:r>
+              <w:t xml:space="preserve">)</w:t>
+            </w:r>
+          </w:p>
+        </w:tc>
+      </w:tr>
+      <w:tr>
+        <w:tc>
+          <w:tcPr/>
+          <w:p>
+            <w:pPr>
+              <w:pStyle w:val="Compact"/>
+              <w:jc w:val="left"/>
+            </w:pPr>
+            <w:r>
+              <w:rPr>
+                <w:rStyle w:val="VerbatimChar"/>
+              </w:rPr>
+              <w:t xml:space="preserve">FB2-VER-TMS-000002</w:t>
+            </w:r>
+            <w:r>
+              <w:t xml:space="preserve"> </w:t>
+            </w:r>
+            <w:r>
+              <w:t xml:space="preserve">(as_is)</w:t>
+            </w:r>
+          </w:p>
+        </w:tc>
+        <w:tc>
+          <w:tcPr/>
+          <w:p>
+            <w:pPr>
+              <w:pStyle w:val="Compact"/>
+              <w:jc w:val="left"/>
+            </w:pPr>
+            <w:r>
+              <w:rPr>
+                <w:rStyle w:val="VerbatimChar"/>
+              </w:rPr>
+              <w:t xml:space="preserve">FSR-000003</w:t>
+            </w:r>
+            <w:r>
+              <w:t xml:space="preserve"> </w:t>
+            </w:r>
+            <w:r>
+              <w:t xml:space="preserve">+</w:t>
+            </w:r>
+            <w:r>
+              <w:t xml:space="preserve"> </w:t>
+            </w:r>
+            <w:r>
+              <w:rPr>
+                <w:rStyle w:val="VerbatimChar"/>
+              </w:rPr>
+              <w:t xml:space="preserve">SWR-000003</w:t>
+            </w:r>
+            <w:r>
+              <w:t xml:space="preserve"> </w:t>
+            </w:r>
+            <w:r>
+              <w:t xml:space="preserve">(</w:t>
+            </w:r>
+            <w:r>
+              <w:rPr>
+                <w:rStyle w:val="VerbatimChar"/>
+              </w:rPr>
+              <w:t xml:space="preserve">LNK-016/017</w:t>
+            </w:r>
+            <w:r>
+              <w:t xml:space="preserve">)</w:t>
+            </w:r>
+          </w:p>
+        </w:tc>
+      </w:tr>
+      <w:tr>
+        <w:tc>
+          <w:tcPr/>
+          <w:p>
+            <w:pPr>
+              <w:pStyle w:val="Compact"/>
+              <w:jc w:val="left"/>
+            </w:pPr>
+            <w:r>
+              <w:rPr>
+                <w:rStyle w:val="VerbatimChar"/>
+              </w:rPr>
+              <w:t xml:space="preserve">FB2-VER-TMS-000003</w:t>
+            </w:r>
+            <w:r>
+              <w:t xml:space="preserve"> </w:t>
+            </w:r>
+            <w:r>
+              <w:t xml:space="preserve">(as_is)</w:t>
+            </w:r>
+          </w:p>
+        </w:tc>
+        <w:tc>
+          <w:tcPr/>
+          <w:p>
+            <w:pPr>
+              <w:pStyle w:val="Compact"/>
+              <w:jc w:val="left"/>
+            </w:pPr>
+            <w:r>
+              <w:rPr>
+                <w:rStyle w:val="VerbatimChar"/>
+              </w:rPr>
+              <w:t xml:space="preserve">FSR-000001</w:t>
+            </w:r>
+            <w:r>
+              <w:t xml:space="preserve"> </w:t>
+            </w:r>
+            <w:r>
+              <w:t xml:space="preserve">+</w:t>
+            </w:r>
+            <w:r>
+              <w:t xml:space="preserve"> </w:t>
+            </w:r>
+            <w:r>
+              <w:rPr>
+                <w:rStyle w:val="VerbatimChar"/>
+              </w:rPr>
+              <w:t xml:space="preserve">SWR-000001</w:t>
+            </w:r>
+            <w:r>
+              <w:t xml:space="preserve"> </w:t>
+            </w:r>
+            <w:r>
+              <w:t xml:space="preserve">(</w:t>
+            </w:r>
+            <w:r>
+              <w:rPr>
+                <w:rStyle w:val="VerbatimChar"/>
+              </w:rPr>
+              <w:t xml:space="preserve">LNK-021/022</w:t>
+            </w:r>
+            <w:r>
+              <w:t xml:space="preserve">)</w:t>
+            </w:r>
+          </w:p>
+        </w:tc>
+      </w:tr>
+      <w:tr>
+        <w:tc>
+          <w:tcPr/>
+          <w:p>
+            <w:pPr>
+              <w:pStyle w:val="Compact"/>
+              <w:jc w:val="left"/>
+            </w:pPr>
+            <w:r>
+              <w:rPr>
+                <w:rStyle w:val="VerbatimChar"/>
+              </w:rPr>
+              <w:t xml:space="preserve">FB2-VER-TMS-000004</w:t>
+            </w:r>
+            <w:r>
+              <w:t xml:space="preserve"> </w:t>
+            </w:r>
+            <w:r>
+              <w:t xml:space="preserve">(as_is)</w:t>
+            </w:r>
+          </w:p>
+        </w:tc>
+        <w:tc>
+          <w:tcPr/>
+          <w:p>
+            <w:pPr>
+              <w:pStyle w:val="Compact"/>
+              <w:jc w:val="left"/>
+            </w:pPr>
+            <w:r>
+              <w:rPr>
+                <w:rStyle w:val="VerbatimChar"/>
+              </w:rPr>
+              <w:t xml:space="preserve">TSR-000001</w:t>
+            </w:r>
+            <w:r>
+              <w:t xml:space="preserve"> </w:t>
+            </w:r>
+            <w:r>
+              <w:t xml:space="preserve">+</w:t>
+            </w:r>
+            <w:r>
+              <w:t xml:space="preserve"> </w:t>
+            </w:r>
+            <w:r>
+              <w:rPr>
+                <w:rStyle w:val="VerbatimChar"/>
+              </w:rPr>
+              <w:t xml:space="preserve">TSR-000002</w:t>
+            </w:r>
+            <w:r>
+              <w:t xml:space="preserve"> </w:t>
+            </w:r>
+            <w:r>
+              <w:t xml:space="preserve">(</w:t>
+            </w:r>
+            <w:r>
+              <w:rPr>
+                <w:rStyle w:val="VerbatimChar"/>
+              </w:rPr>
+              <w:t xml:space="preserve">LNK-023/024</w:t>
+            </w:r>
+            <w:r>
+              <w:t xml:space="preserve">)</w:t>
+            </w:r>
+          </w:p>
+        </w:tc>
+      </w:tr>
+      <w:tr>
+        <w:tc>
+          <w:tcPr/>
+          <w:p>
+            <w:pPr>
+              <w:pStyle w:val="Compact"/>
+              <w:jc w:val="left"/>
+            </w:pPr>
+            <w:r>
+              <w:rPr>
+                <w:rStyle w:val="VerbatimChar"/>
+              </w:rPr>
+              <w:t xml:space="preserve">FB2-VER-TMS-000005</w:t>
+            </w:r>
+            <w:r>
+              <w:t xml:space="preserve"> </w:t>
+            </w:r>
+            <w:r>
+              <w:t xml:space="preserve">(as_is)</w:t>
+            </w:r>
+          </w:p>
+        </w:tc>
+        <w:tc>
+          <w:tcPr/>
+          <w:p>
+            <w:pPr>
+              <w:pStyle w:val="Compact"/>
+              <w:jc w:val="left"/>
+            </w:pPr>
+            <w:r>
+              <w:rPr>
+                <w:rStyle w:val="VerbatimChar"/>
+              </w:rPr>
+              <w:t xml:space="preserve">TSR-000003</w:t>
+            </w:r>
+            <w:r>
+              <w:t xml:space="preserve"> </w:t>
+            </w:r>
+            <w:r>
+              <w:t xml:space="preserve">(</w:t>
+            </w:r>
+            <w:r>
+              <w:rPr>
+                <w:rStyle w:val="VerbatimChar"/>
+              </w:rPr>
+              <w:t xml:space="preserve">LNK-025</w:t>
+            </w:r>
+            <w:r>
+              <w:t xml:space="preserve">)</w:t>
+            </w:r>
+          </w:p>
+        </w:tc>
+      </w:tr>
+      <w:tr>
+        <w:tc>
+          <w:tcPr/>
+          <w:p>
+            <w:pPr>
+              <w:pStyle w:val="Compact"/>
+              <w:jc w:val="left"/>
+            </w:pPr>
+            <w:r>
+              <w:rPr>
+                <w:rStyle w:val="VerbatimChar"/>
+              </w:rPr>
+              <w:t xml:space="preserve">FB2-VER-TMS-000001</w:t>
+            </w:r>
+            <w:r>
+              <w:t xml:space="preserve"> </w:t>
+            </w:r>
+            <w:r>
+              <w:t xml:space="preserve">(synthetic)</w:t>
+            </w:r>
+          </w:p>
+        </w:tc>
+        <w:tc>
+          <w:tcPr/>
+          <w:p>
+            <w:pPr>
+              <w:pStyle w:val="Compact"/>
+              <w:jc w:val="left"/>
+            </w:pPr>
+            <w:r>
+              <w:rPr>
+                <w:rStyle w:val="VerbatimChar"/>
+              </w:rPr>
+              <w:t xml:space="preserve">FSR-000002</w:t>
+            </w:r>
+            <w:r>
+              <w:t xml:space="preserve"> </w:t>
+            </w:r>
+            <w:r>
+              <w:t xml:space="preserve">+</w:t>
+            </w:r>
+            <w:r>
+              <w:t xml:space="preserve"> </w:t>
+            </w:r>
+            <w:r>
+              <w:rPr>
+                <w:rStyle w:val="VerbatimChar"/>
+              </w:rPr>
+              <w:t xml:space="preserve">SWR-000002</w:t>
+            </w:r>
+            <w:r>
+              <w:t xml:space="preserve"> </w:t>
+            </w:r>
+            <w:r>
+              <w:t xml:space="preserve">(</w:t>
+            </w:r>
+            <w:r>
+              <w:rPr>
+                <w:rStyle w:val="VerbatimChar"/>
+              </w:rPr>
+              <w:t xml:space="preserve">LNK-022/023</w:t>
+            </w:r>
+            <w:r>
+              <w:t xml:space="preserve">)</w:t>
+            </w:r>
+          </w:p>
+        </w:tc>
+      </w:tr>
+      <w:tr>
+        <w:tc>
+          <w:tcPr/>
+          <w:p>
+            <w:pPr>
+              <w:pStyle w:val="Compact"/>
+              <w:jc w:val="left"/>
+            </w:pPr>
+            <w:r>
+              <w:rPr>
+                <w:rStyle w:val="VerbatimChar"/>
+              </w:rPr>
+              <w:t xml:space="preserve">FB2-VER-TMS-000002</w:t>
+            </w:r>
+            <w:r>
+              <w:t xml:space="preserve"> </w:t>
+            </w:r>
+            <w:r>
+              <w:t xml:space="preserve">(synthetic)</w:t>
+            </w:r>
+          </w:p>
+        </w:tc>
+        <w:tc>
+          <w:tcPr/>
+          <w:p>
+            <w:pPr>
+              <w:pStyle w:val="Compact"/>
+              <w:jc w:val="left"/>
+            </w:pPr>
+            <w:r>
+              <w:rPr>
+                <w:rStyle w:val="VerbatimChar"/>
+              </w:rPr>
+              <w:t xml:space="preserve">FSR-000003</w:t>
+            </w:r>
+            <w:r>
+              <w:t xml:space="preserve"> </w:t>
+            </w:r>
+            <w:r>
+              <w:t xml:space="preserve">+</w:t>
+            </w:r>
+            <w:r>
+              <w:t xml:space="preserve"> </w:t>
+            </w:r>
+            <w:r>
+              <w:rPr>
+                <w:rStyle w:val="VerbatimChar"/>
+              </w:rPr>
+              <w:t xml:space="preserve">SWR-000003</w:t>
+            </w:r>
+            <w:r>
+              <w:t xml:space="preserve"> </w:t>
+            </w:r>
+            <w:r>
+              <w:t xml:space="preserve">(</w:t>
+            </w:r>
+            <w:r>
+              <w:rPr>
+                <w:rStyle w:val="VerbatimChar"/>
+              </w:rPr>
+              <w:t xml:space="preserve">LNK-024/025</w:t>
+            </w:r>
+            <w:r>
+              <w:t xml:space="preserve">)</w:t>
+            </w:r>
+          </w:p>
+        </w:tc>
+      </w:tr>
+      <w:tr>
+        <w:tc>
+          <w:tcPr/>
+          <w:p>
+            <w:pPr>
+              <w:pStyle w:val="Compact"/>
+              <w:jc w:val="left"/>
+            </w:pPr>
+            <w:r>
+              <w:rPr>
+                <w:rStyle w:val="VerbatimChar"/>
+              </w:rPr>
+              <w:t xml:space="preserve">FB2-VER-TMS-000003</w:t>
+            </w:r>
+            <w:r>
+              <w:t xml:space="preserve"> </w:t>
+            </w:r>
+            <w:r>
+              <w:t xml:space="preserve">(synthetic)</w:t>
+            </w:r>
+          </w:p>
+        </w:tc>
+        <w:tc>
+          <w:tcPr/>
+          <w:p>
+            <w:pPr>
+              <w:pStyle w:val="Compact"/>
+              <w:jc w:val="left"/>
+            </w:pPr>
+            <w:r>
+              <w:rPr>
+                <w:rStyle w:val="VerbatimChar"/>
+              </w:rPr>
+              <w:t xml:space="preserve">FSR-000001</w:t>
+            </w:r>
+            <w:r>
+              <w:t xml:space="preserve"> </w:t>
+            </w:r>
+            <w:r>
+              <w:t xml:space="preserve">+</w:t>
+            </w:r>
+            <w:r>
+              <w:t xml:space="preserve"> </w:t>
+            </w:r>
+            <w:r>
+              <w:rPr>
+                <w:rStyle w:val="VerbatimChar"/>
+              </w:rPr>
+              <w:t xml:space="preserve">SWR-000001</w:t>
+            </w:r>
+            <w:r>
+              <w:t xml:space="preserve"> </w:t>
+            </w:r>
+            <w:r>
+              <w:t xml:space="preserve">+</w:t>
+            </w:r>
+            <w:r>
+              <w:t xml:space="preserve"> </w:t>
+            </w:r>
+            <w:r>
+              <w:rPr>
+                <w:rStyle w:val="VerbatimChar"/>
+              </w:rPr>
+              <w:t xml:space="preserve">TSR-000001</w:t>
+            </w:r>
+            <w:r>
+              <w:t xml:space="preserve"> </w:t>
+            </w:r>
+            <w:r>
+              <w:t xml:space="preserve">(</w:t>
+            </w:r>
+            <w:r>
+              <w:rPr>
+                <w:rStyle w:val="VerbatimChar"/>
+              </w:rPr>
+              <w:t xml:space="preserve">LNK-026/027/028</w:t>
+            </w:r>
+            <w:r>
+              <w:t xml:space="preserve">)</w:t>
+            </w:r>
+          </w:p>
+        </w:tc>
+      </w:tr>
+      <w:tr>
+        <w:tc>
+          <w:tcPr/>
+          <w:p>
+            <w:pPr>
+              <w:pStyle w:val="Compact"/>
+              <w:jc w:val="left"/>
+            </w:pPr>
+            <w:r>
+              <w:rPr>
+                <w:rStyle w:val="VerbatimChar"/>
+              </w:rPr>
+              <w:t xml:space="preserve">FB2-VER-TMS-000004</w:t>
+            </w:r>
+            <w:r>
+              <w:t xml:space="preserve"> </w:t>
+            </w:r>
+            <w:r>
+              <w:t xml:space="preserve">(synthetic)</w:t>
+            </w:r>
+          </w:p>
+        </w:tc>
+        <w:tc>
+          <w:tcPr/>
+          <w:p>
+            <w:pPr>
+              <w:pStyle w:val="Compact"/>
+              <w:jc w:val="left"/>
+            </w:pPr>
+            <w:r>
+              <w:rPr>
+                <w:rStyle w:val="VerbatimChar"/>
+              </w:rPr>
+              <w:t xml:space="preserve">FSR-000004</w:t>
+            </w:r>
+            <w:r>
+              <w:t xml:space="preserve"> </w:t>
+            </w:r>
+            <w:r>
+              <w:t xml:space="preserve">+</w:t>
+            </w:r>
+            <w:r>
+              <w:t xml:space="preserve"> </w:t>
+            </w:r>
+            <w:r>
+              <w:rPr>
+                <w:rStyle w:val="VerbatimChar"/>
+              </w:rPr>
+              <w:t xml:space="preserve">TSR-000004</w:t>
+            </w:r>
+            <w:r>
+              <w:t xml:space="preserve"> </w:t>
+            </w:r>
+            <w:r>
+              <w:t xml:space="preserve">(</w:t>
+            </w:r>
+            <w:r>
+              <w:rPr>
+                <w:rStyle w:val="VerbatimChar"/>
+              </w:rPr>
+              <w:t xml:space="preserve">LNK-029/030</w:t>
+            </w:r>
+            <w:r>
+              <w:t xml:space="preserve">)</w:t>
+            </w:r>
+          </w:p>
+        </w:tc>
+      </w:tr>
+      <w:tr>
+        <w:tc>
+          <w:tcPr/>
+          <w:p>
+            <w:pPr>
+              <w:pStyle w:val="Compact"/>
+              <w:jc w:val="left"/>
+            </w:pPr>
+            <w:r>
+              <w:rPr>
+                <w:rStyle w:val="VerbatimChar"/>
+              </w:rPr>
+              <w:t xml:space="preserve">FB2-VER-TMS-000005</w:t>
+            </w:r>
+            <w:r>
+              <w:t xml:space="preserve"> </w:t>
+            </w:r>
+            <w:r>
+              <w:t xml:space="preserve">(synthetic)</w:t>
+            </w:r>
+          </w:p>
+        </w:tc>
+        <w:tc>
+          <w:tcPr/>
+          <w:p>
+            <w:pPr>
+              <w:pStyle w:val="Compact"/>
+              <w:jc w:val="left"/>
+            </w:pPr>
+            <w:r>
+              <w:rPr>
+                <w:rStyle w:val="VerbatimChar"/>
+              </w:rPr>
+              <w:t xml:space="preserve">TSR-000002</w:t>
+            </w:r>
+            <w:r>
+              <w:t xml:space="preserve"> </w:t>
+            </w:r>
+            <w:r>
+              <w:t xml:space="preserve">(</w:t>
+            </w:r>
+            <w:r>
+              <w:rPr>
+                <w:rStyle w:val="VerbatimChar"/>
+              </w:rPr>
+              <w:t xml:space="preserve">LNK-031</w:t>
+            </w:r>
+            <w:r>
+              <w:t xml:space="preserve">)</w:t>
+            </w:r>
+          </w:p>
+        </w:tc>
+      </w:tr>
+      <w:tr>
+        <w:tc>
+          <w:tcPr/>
+          <w:p>
+            <w:pPr>
+              <w:pStyle w:val="Compact"/>
+              <w:jc w:val="left"/>
+            </w:pPr>
+            <w:r>
+              <w:rPr>
+                <w:rStyle w:val="VerbatimChar"/>
+              </w:rPr>
+              <w:t xml:space="preserve">FB2-VER-TMS-000006</w:t>
+            </w:r>
+            <w:r>
+              <w:t xml:space="preserve"> </w:t>
+            </w:r>
+            <w:r>
+              <w:t xml:space="preserve">(synthetic)</w:t>
+            </w:r>
+          </w:p>
+        </w:tc>
+        <w:tc>
+          <w:tcPr/>
+          <w:p>
+            <w:pPr>
+              <w:pStyle w:val="Compact"/>
+              <w:jc w:val="left"/>
+            </w:pPr>
+            <w:r>
+              <w:rPr>
+                <w:rStyle w:val="VerbatimChar"/>
+              </w:rPr>
+              <w:t xml:space="preserve">TSR-000003</w:t>
+            </w:r>
+            <w:r>
+              <w:t xml:space="preserve"> </w:t>
+            </w:r>
+            <w:r>
+              <w:t xml:space="preserve">(</w:t>
+            </w:r>
+            <w:r>
+              <w:rPr>
+                <w:rStyle w:val="VerbatimChar"/>
+              </w:rPr>
+              <w:t xml:space="preserve">LNK-032</w:t>
+            </w:r>
+            <w:r>
+              <w:t xml:space="preserve">)</w:t>
+            </w:r>
+          </w:p>
+        </w:tc>
+      </w:tr>
+      <w:tr>
+        <w:tc>
+          <w:tcPr/>
+          <w:p>
+            <w:pPr>
+              <w:pStyle w:val="Compact"/>
+              <w:jc w:val="left"/>
+            </w:pPr>
+            <w:r>
+              <w:rPr>
+                <w:rStyle w:val="VerbatimChar"/>
+              </w:rPr>
+              <w:t xml:space="preserve">FB2-VER-TMS-000007</w:t>
+            </w:r>
+            <w:r>
+              <w:t xml:space="preserve"> </w:t>
+            </w:r>
+            <w:r>
+              <w:t xml:space="preserve">(synthetic, draft stub)</w:t>
+            </w:r>
+          </w:p>
+        </w:tc>
+        <w:tc>
+          <w:tcPr/>
+          <w:p>
+            <w:pPr>
+              <w:pStyle w:val="Compact"/>
+              <w:jc w:val="left"/>
+            </w:pPr>
+            <w:r>
+              <w:rPr>
+                <w:rStyle w:val="VerbatimChar"/>
+              </w:rPr>
+              <w:t xml:space="preserve">SWR-000001/002/003</w:t>
+            </w:r>
+            <w:r>
+              <w:t xml:space="preserve"> </w:t>
+            </w:r>
+            <w:r>
+              <w:t xml:space="preserve">(</w:t>
+            </w:r>
+            <w:r>
+              <w:rPr>
+                <w:rStyle w:val="VerbatimChar"/>
+              </w:rPr>
+              <w:t xml:space="preserve">LNK-039/040/041</w:t>
+            </w:r>
+            <w:r>
+              <w:t xml:space="preserve">)</w:t>
+            </w:r>
+          </w:p>
+        </w:tc>
+      </w:tr>
+      <w:tr>
+        <w:tc>
+          <w:tcPr/>
+          <w:p>
+            <w:pPr>
+              <w:pStyle w:val="Compact"/>
+              <w:jc w:val="left"/>
+            </w:pPr>
+            <w:r>
+              <w:rPr>
+                <w:rStyle w:val="VerbatimChar"/>
+              </w:rPr>
+              <w:t xml:space="preserve">FB2-VER-TMS-000008</w:t>
+            </w:r>
+            <w:r>
+              <w:t xml:space="preserve"> </w:t>
+            </w:r>
+            <w:r>
+              <w:t xml:space="preserve">(synthetic, draft stub)</w:t>
+            </w:r>
+          </w:p>
+        </w:tc>
+        <w:tc>
+          <w:tcPr/>
+          <w:p>
+            <w:pPr>
+              <w:pStyle w:val="Compact"/>
+              <w:jc w:val="left"/>
+            </w:pPr>
+            <w:r>
+              <w:rPr>
+                <w:rStyle w:val="VerbatimChar"/>
+              </w:rPr>
+              <w:t xml:space="preserve">FSR-000001/002/003/004</w:t>
+            </w:r>
+            <w:r>
+              <w:t xml:space="preserve"> </w:t>
+            </w:r>
+            <w:r>
+              <w:t xml:space="preserve">(</w:t>
+            </w:r>
+            <w:r>
+              <w:rPr>
+                <w:rStyle w:val="VerbatimChar"/>
+              </w:rPr>
+              <w:t xml:space="preserve">LNK-042/043/044/045</w:t>
+            </w:r>
+            <w:r>
+              <w:t xml:space="preserve">)</w:t>
+            </w:r>
+          </w:p>
+        </w:tc>
+      </w:tr>
+      <w:tr>
+        <w:tc>
+          <w:tcPr/>
+          <w:p>
+            <w:pPr>
+              <w:pStyle w:val="Compact"/>
+              <w:jc w:val="left"/>
+            </w:pPr>
+            <w:r>
+              <w:rPr>
+                <w:rStyle w:val="VerbatimChar"/>
+              </w:rPr>
+              <w:t xml:space="preserve">FB2-VER-TMS-000009</w:t>
+            </w:r>
+            <w:r>
+              <w:t xml:space="preserve"> </w:t>
+            </w:r>
+            <w:r>
+              <w:t xml:space="preserve">(synthetic, draft stub)</w:t>
+            </w:r>
+          </w:p>
+        </w:tc>
+        <w:tc>
+          <w:tcPr/>
+          <w:p>
+            <w:pPr>
+              <w:pStyle w:val="Compact"/>
+              <w:jc w:val="left"/>
+            </w:pPr>
+            <w:r>
+              <w:rPr>
+                <w:rStyle w:val="VerbatimChar"/>
+              </w:rPr>
+              <w:t xml:space="preserve">SGO-000001</w:t>
+            </w:r>
+            <w:r>
+              <w:t xml:space="preserve"> </w:t>
+            </w:r>
+            <w:r>
+              <w:t xml:space="preserve">+</w:t>
+            </w:r>
+            <w:r>
+              <w:t xml:space="preserve"> </w:t>
+            </w:r>
+            <w:r>
+              <w:rPr>
+                <w:rStyle w:val="VerbatimChar"/>
+              </w:rPr>
+              <w:t xml:space="preserve">SCO-000001</w:t>
+            </w:r>
+            <w:r>
+              <w:t xml:space="preserve"> </w:t>
+            </w:r>
+            <w:r>
+              <w:t xml:space="preserve">(</w:t>
+            </w:r>
+            <w:r>
+              <w:rPr>
+                <w:rStyle w:val="VerbatimChar"/>
+              </w:rPr>
+              <w:t xml:space="preserve">LNK-046/047</w:t>
+            </w:r>
+            <w:r>
+              <w:t xml:space="preserve">,</w:t>
+            </w:r>
+            <w:r>
+              <w:t xml:space="preserve"> </w:t>
+            </w:r>
+            <w:r>
+              <w:rPr>
+                <w:rStyle w:val="VerbatimChar"/>
+              </w:rPr>
+              <w:t xml:space="preserve">validates</w:t>
+            </w:r>
+            <w:r>
+              <w:t xml:space="preserve">)</w:t>
+            </w:r>
+          </w:p>
+        </w:tc>
+      </w:tr>
+    </w:tbl>
     <w:bookmarkStart w:id="22" w:name="Xe580645e2cd0d7b1a96d2514c22e44632e8ca9f"/>
     <w:p>
       <w:pPr>
@@ -4985,7 +6050,7 @@
       </w:r>
     </w:p>
     <w:bookmarkEnd w:id="29"/>
-    <w:bookmarkStart w:id="30" w:name="X05e15722acb099e3aee6d307916a4b4eb561b4e"/>
+    <w:bookmarkStart w:id="30" w:name="X737e6f1a549c1d9bcd37d3264f2ee68ea0eb3b1"/>
     <w:p>
       <w:pPr>
         <w:pStyle w:val="Heading4"/>
@@ -4994,13 +6059,13 @@
         <w:rPr>
           <w:rStyle w:val="VerbatimChar"/>
         </w:rPr>
-        <w:t xml:space="preserve">FB2-VER-TMS-000006</w:t>
-      </w:r>
-      <w:r>
-        <w:t xml:space="preserve"> </w:t>
-      </w:r>
-      <w:r>
-        <w:t xml:space="preserve">— Test: Contactor Driver Configuration and Control (synthetic_reference)</w:t>
+        <w:t xml:space="preserve">FB2-VER-TMS-000004</w:t>
+      </w:r>
+      <w:r>
+        <w:t xml:space="preserve"> </w:t>
+      </w:r>
+      <w:r>
+        <w:t xml:space="preserve">— Test: Independent Voltage Monitor Reaction (synthetic_reference)</w:t>
       </w:r>
     </w:p>
     <w:p>
@@ -5028,7 +6093,7 @@
         <w:rPr>
           <w:rStyle w:val="VerbatimChar"/>
         </w:rPr>
-        <w:t xml:space="preserve">unit</w:t>
+        <w:t xml:space="preserve">fault_injection</w:t>
       </w:r>
       <w:r>
         <w:t xml:space="preserve"> </w:t>
@@ -5075,7 +6140,7 @@
         <w:t xml:space="preserve">Objective</w:t>
       </w:r>
       <w:r>
-        <w:t xml:space="preserve">: Verify contactor driver initialization, channel mapping and switch-off safety behavior</w:t>
+        <w:t xml:space="preserve">: Verify independent monitor detects overvoltage and opens contactors on diverse path</w:t>
       </w:r>
     </w:p>
     <w:p>
@@ -5157,13 +6222,13 @@
           <w:b/>
           <w:bCs/>
         </w:rPr>
-        <w:t xml:space="preserve">Initialize driver with valid config</w:t>
-      </w:r>
-      <w:r>
-        <w:t xml:space="preserve"> </w:t>
-      </w:r>
-      <w:r>
-        <w:t xml:space="preserve">→ expected: All channels mapped</w:t>
+        <w:t xml:space="preserve">Inject cell voltage above monitor threshold</w:t>
+      </w:r>
+      <w:r>
+        <w:t xml:space="preserve"> </w:t>
+      </w:r>
+      <w:r>
+        <w:t xml:space="preserve">→ expected: Monitor path triggers independent open</w:t>
       </w:r>
     </w:p>
     <w:p>
@@ -5179,13 +6244,35 @@
           <w:b/>
           <w:bCs/>
         </w:rPr>
-        <w:t xml:space="preserve">Request safety switch-off</w:t>
-      </w:r>
-      <w:r>
-        <w:t xml:space="preserve"> </w:t>
-      </w:r>
-      <w:r>
-        <w:t xml:space="preserve">→ expected: All channels de-energized</w:t>
+        <w:t xml:space="preserve">Hold violation beyond monitor reaction time</w:t>
+      </w:r>
+      <w:r>
+        <w:t xml:space="preserve"> </w:t>
+      </w:r>
+      <w:r>
+        <w:t xml:space="preserve">→ expected: Contactors opened within 80 ms</w:t>
+      </w:r>
+    </w:p>
+    <w:p>
+      <w:pPr>
+        <w:pStyle w:val="Compact"/>
+        <w:numPr>
+          <w:ilvl w:val="1"/>
+          <w:numId w:val="1026"/>
+        </w:numPr>
+      </w:pPr>
+      <w:r>
+        <w:rPr>
+          <w:b/>
+          <w:bCs/>
+        </w:rPr>
+        <w:t xml:space="preserve">Verify path independence from primary SOA</w:t>
+      </w:r>
+      <w:r>
+        <w:t xml:space="preserve"> </w:t>
+      </w:r>
+      <w:r>
+        <w:t xml:space="preserve">→ expected: Reaction with primary path disabled</w:t>
       </w:r>
     </w:p>
     <w:p>
@@ -5219,6 +6306,558 @@
         <w:rPr>
           <w:rStyle w:val="VerbatimChar"/>
         </w:rPr>
+        <w:t xml:space="preserve">independent_open_latency_ms</w:t>
+      </w:r>
+      <w:r>
+        <w:t xml:space="preserve"> </w:t>
+      </w:r>
+      <w:r>
+        <w:t xml:space="preserve">= &lt;80 (tolerance exact)</w:t>
+      </w:r>
+    </w:p>
+    <w:p>
+      <w:pPr>
+        <w:pStyle w:val="Compact"/>
+        <w:numPr>
+          <w:ilvl w:val="1"/>
+          <w:numId w:val="1027"/>
+        </w:numPr>
+      </w:pPr>
+      <w:r>
+        <w:rPr>
+          <w:rStyle w:val="VerbatimChar"/>
+        </w:rPr>
+        <w:t xml:space="preserve">path_independent</w:t>
+      </w:r>
+      <w:r>
+        <w:t xml:space="preserve"> </w:t>
+      </w:r>
+      <w:r>
+        <w:t xml:space="preserve">= true (tolerance exact)</w:t>
+      </w:r>
+    </w:p>
+    <w:bookmarkEnd w:id="30"/>
+    <w:bookmarkStart w:id="31" w:name="Xda4f405e3536f59189286153e7737b06d7f3cd8"/>
+    <w:p>
+      <w:pPr>
+        <w:pStyle w:val="Heading4"/>
+      </w:pPr>
+      <w:r>
+        <w:rPr>
+          <w:rStyle w:val="VerbatimChar"/>
+        </w:rPr>
+        <w:t xml:space="preserve">FB2-VER-TMS-000005</w:t>
+      </w:r>
+      <w:r>
+        <w:t xml:space="preserve"> </w:t>
+      </w:r>
+      <w:r>
+        <w:t xml:space="preserve">— Test: AFE Communication Integrity (synthetic_reference)</w:t>
+      </w:r>
+    </w:p>
+    <w:p>
+      <w:pPr>
+        <w:pStyle w:val="Compact"/>
+        <w:numPr>
+          <w:ilvl w:val="0"/>
+          <w:numId w:val="1028"/>
+        </w:numPr>
+      </w:pPr>
+      <w:r>
+        <w:rPr>
+          <w:b/>
+          <w:bCs/>
+        </w:rPr>
+        <w:t xml:space="preserve">Test type</w:t>
+      </w:r>
+      <w:r>
+        <w:t xml:space="preserve">:</w:t>
+      </w:r>
+      <w:r>
+        <w:t xml:space="preserve"> </w:t>
+      </w:r>
+      <w:r>
+        <w:rPr>
+          <w:rStyle w:val="VerbatimChar"/>
+        </w:rPr>
+        <w:t xml:space="preserve">robustness</w:t>
+      </w:r>
+      <w:r>
+        <w:t xml:space="preserve"> </w:t>
+      </w:r>
+      <w:r>
+        <w:t xml:space="preserve">|</w:t>
+      </w:r>
+      <w:r>
+        <w:t xml:space="preserve"> </w:t>
+      </w:r>
+      <w:r>
+        <w:rPr>
+          <w:b/>
+          <w:bCs/>
+        </w:rPr>
+        <w:t xml:space="preserve">Oracle basis</w:t>
+      </w:r>
+      <w:r>
+        <w:t xml:space="preserve">:</w:t>
+      </w:r>
+      <w:r>
+        <w:t xml:space="preserve"> </w:t>
+      </w:r>
+      <w:r>
+        <w:rPr>
+          <w:rStyle w:val="VerbatimChar"/>
+        </w:rPr>
+        <w:t xml:space="preserve">synthetic_assumption</w:t>
+      </w:r>
+    </w:p>
+    <w:p>
+      <w:pPr>
+        <w:pStyle w:val="Compact"/>
+        <w:numPr>
+          <w:ilvl w:val="0"/>
+          <w:numId w:val="1028"/>
+        </w:numPr>
+      </w:pPr>
+      <w:r>
+        <w:rPr>
+          <w:b/>
+          <w:bCs/>
+        </w:rPr>
+        <w:t xml:space="preserve">Objective</w:t>
+      </w:r>
+      <w:r>
+        <w:t xml:space="preserve">: Verify AFE SPI communication integrity under frame corruption</w:t>
+      </w:r>
+    </w:p>
+    <w:p>
+      <w:pPr>
+        <w:pStyle w:val="Compact"/>
+        <w:numPr>
+          <w:ilvl w:val="0"/>
+          <w:numId w:val="1028"/>
+        </w:numPr>
+      </w:pPr>
+      <w:r>
+        <w:rPr>
+          <w:b/>
+          <w:bCs/>
+        </w:rPr>
+        <w:t xml:space="preserve">Preconditions</w:t>
+      </w:r>
+      <w:r>
+        <w:t xml:space="preserve">: Module initialized with valid config, Test doubles injected</w:t>
+      </w:r>
+    </w:p>
+    <w:p>
+      <w:pPr>
+        <w:pStyle w:val="Compact"/>
+        <w:numPr>
+          <w:ilvl w:val="0"/>
+          <w:numId w:val="1028"/>
+        </w:numPr>
+      </w:pPr>
+      <w:r>
+        <w:rPr>
+          <w:b/>
+          <w:bCs/>
+        </w:rPr>
+        <w:t xml:space="preserve">Environment</w:t>
+      </w:r>
+      <w:r>
+        <w:t xml:space="preserve">: POSIX host (Linux); Unity/CMock; config</w:t>
+      </w:r>
+      <w:r>
+        <w:t xml:space="preserve"> </w:t>
+      </w:r>
+      <w:r>
+        <w:rPr>
+          <w:rStyle w:val="VerbatimChar"/>
+        </w:rPr>
+        <w:t xml:space="preserve">conf/unit/app_project_posix.yml</w:t>
+      </w:r>
+    </w:p>
+    <w:p>
+      <w:pPr>
+        <w:pStyle w:val="Compact"/>
+        <w:numPr>
+          <w:ilvl w:val="0"/>
+          <w:numId w:val="1028"/>
+        </w:numPr>
+      </w:pPr>
+      <w:r>
+        <w:rPr>
+          <w:b/>
+          <w:bCs/>
+        </w:rPr>
+        <w:t xml:space="preserve">Test cases (steps)</w:t>
+      </w:r>
+      <w:r>
+        <w:t xml:space="preserve">:</w:t>
+      </w:r>
+    </w:p>
+    <w:p>
+      <w:pPr>
+        <w:pStyle w:val="Compact"/>
+        <w:numPr>
+          <w:ilvl w:val="1"/>
+          <w:numId w:val="1029"/>
+        </w:numPr>
+      </w:pPr>
+      <w:r>
+        <w:rPr>
+          <w:b/>
+          <w:bCs/>
+        </w:rPr>
+        <w:t xml:space="preserve">Corrupt PEC of AFE response frame</w:t>
+      </w:r>
+      <w:r>
+        <w:t xml:space="preserve"> </w:t>
+      </w:r>
+      <w:r>
+        <w:t xml:space="preserve">→ expected: Communication error reported</w:t>
+      </w:r>
+    </w:p>
+    <w:p>
+      <w:pPr>
+        <w:pStyle w:val="Compact"/>
+        <w:numPr>
+          <w:ilvl w:val="1"/>
+          <w:numId w:val="1029"/>
+        </w:numPr>
+      </w:pPr>
+      <w:r>
+        <w:rPr>
+          <w:b/>
+          <w:bCs/>
+        </w:rPr>
+        <w:t xml:space="preserve">Verify retry counter</w:t>
+      </w:r>
+      <w:r>
+        <w:t xml:space="preserve"> </w:t>
+      </w:r>
+      <w:r>
+        <w:t xml:space="preserve">→ expected: Error counter increments</w:t>
+      </w:r>
+    </w:p>
+    <w:p>
+      <w:pPr>
+        <w:pStyle w:val="Compact"/>
+        <w:numPr>
+          <w:ilvl w:val="1"/>
+          <w:numId w:val="1029"/>
+        </w:numPr>
+      </w:pPr>
+      <w:r>
+        <w:rPr>
+          <w:b/>
+          <w:bCs/>
+        </w:rPr>
+        <w:t xml:space="preserve">Corrupt beyond tolerance</w:t>
+      </w:r>
+      <w:r>
+        <w:t xml:space="preserve"> </w:t>
+      </w:r>
+      <w:r>
+        <w:t xml:space="preserve">→ expected: AFE communication diagnosis entry</w:t>
+      </w:r>
+    </w:p>
+    <w:p>
+      <w:pPr>
+        <w:pStyle w:val="Compact"/>
+        <w:numPr>
+          <w:ilvl w:val="0"/>
+          <w:numId w:val="1028"/>
+        </w:numPr>
+      </w:pPr>
+      <w:r>
+        <w:rPr>
+          <w:b/>
+          <w:bCs/>
+        </w:rPr>
+        <w:t xml:space="preserve">Expected outcomes</w:t>
+      </w:r>
+      <w:r>
+        <w:t xml:space="preserve">:</w:t>
+      </w:r>
+    </w:p>
+    <w:p>
+      <w:pPr>
+        <w:pStyle w:val="Compact"/>
+        <w:numPr>
+          <w:ilvl w:val="1"/>
+          <w:numId w:val="1030"/>
+        </w:numPr>
+      </w:pPr>
+      <w:r>
+        <w:rPr>
+          <w:rStyle w:val="VerbatimChar"/>
+        </w:rPr>
+        <w:t xml:space="preserve">pec_error</w:t>
+      </w:r>
+      <w:r>
+        <w:t xml:space="preserve"> </w:t>
+      </w:r>
+      <w:r>
+        <w:t xml:space="preserve">= true (tolerance exact)</w:t>
+      </w:r>
+    </w:p>
+    <w:p>
+      <w:pPr>
+        <w:pStyle w:val="Compact"/>
+        <w:numPr>
+          <w:ilvl w:val="1"/>
+          <w:numId w:val="1030"/>
+        </w:numPr>
+      </w:pPr>
+      <w:r>
+        <w:rPr>
+          <w:rStyle w:val="VerbatimChar"/>
+        </w:rPr>
+        <w:t xml:space="preserve">afe_diag_entry</w:t>
+      </w:r>
+      <w:r>
+        <w:t xml:space="preserve"> </w:t>
+      </w:r>
+      <w:r>
+        <w:t xml:space="preserve">= true (tolerance exact)</w:t>
+      </w:r>
+    </w:p>
+    <w:bookmarkEnd w:id="31"/>
+    <w:bookmarkStart w:id="32" w:name="X05e15722acb099e3aee6d307916a4b4eb561b4e"/>
+    <w:p>
+      <w:pPr>
+        <w:pStyle w:val="Heading4"/>
+      </w:pPr>
+      <w:r>
+        <w:rPr>
+          <w:rStyle w:val="VerbatimChar"/>
+        </w:rPr>
+        <w:t xml:space="preserve">FB2-VER-TMS-000006</w:t>
+      </w:r>
+      <w:r>
+        <w:t xml:space="preserve"> </w:t>
+      </w:r>
+      <w:r>
+        <w:t xml:space="preserve">— Test: Contactor Driver Configuration and Control (synthetic_reference)</w:t>
+      </w:r>
+    </w:p>
+    <w:p>
+      <w:pPr>
+        <w:pStyle w:val="Compact"/>
+        <w:numPr>
+          <w:ilvl w:val="0"/>
+          <w:numId w:val="1031"/>
+        </w:numPr>
+      </w:pPr>
+      <w:r>
+        <w:rPr>
+          <w:b/>
+          <w:bCs/>
+        </w:rPr>
+        <w:t xml:space="preserve">Test type</w:t>
+      </w:r>
+      <w:r>
+        <w:t xml:space="preserve">:</w:t>
+      </w:r>
+      <w:r>
+        <w:t xml:space="preserve"> </w:t>
+      </w:r>
+      <w:r>
+        <w:rPr>
+          <w:rStyle w:val="VerbatimChar"/>
+        </w:rPr>
+        <w:t xml:space="preserve">unit</w:t>
+      </w:r>
+      <w:r>
+        <w:t xml:space="preserve"> </w:t>
+      </w:r>
+      <w:r>
+        <w:t xml:space="preserve">|</w:t>
+      </w:r>
+      <w:r>
+        <w:t xml:space="preserve"> </w:t>
+      </w:r>
+      <w:r>
+        <w:rPr>
+          <w:b/>
+          <w:bCs/>
+        </w:rPr>
+        <w:t xml:space="preserve">Oracle basis</w:t>
+      </w:r>
+      <w:r>
+        <w:t xml:space="preserve">:</w:t>
+      </w:r>
+      <w:r>
+        <w:t xml:space="preserve"> </w:t>
+      </w:r>
+      <w:r>
+        <w:rPr>
+          <w:rStyle w:val="VerbatimChar"/>
+        </w:rPr>
+        <w:t xml:space="preserve">synthetic_assumption</w:t>
+      </w:r>
+    </w:p>
+    <w:p>
+      <w:pPr>
+        <w:pStyle w:val="Compact"/>
+        <w:numPr>
+          <w:ilvl w:val="0"/>
+          <w:numId w:val="1031"/>
+        </w:numPr>
+      </w:pPr>
+      <w:r>
+        <w:rPr>
+          <w:b/>
+          <w:bCs/>
+        </w:rPr>
+        <w:t xml:space="preserve">Objective</w:t>
+      </w:r>
+      <w:r>
+        <w:t xml:space="preserve">: Verify contactor driver initialization, channel mapping and switch-off safety behavior</w:t>
+      </w:r>
+    </w:p>
+    <w:p>
+      <w:pPr>
+        <w:pStyle w:val="Compact"/>
+        <w:numPr>
+          <w:ilvl w:val="0"/>
+          <w:numId w:val="1031"/>
+        </w:numPr>
+      </w:pPr>
+      <w:r>
+        <w:rPr>
+          <w:b/>
+          <w:bCs/>
+        </w:rPr>
+        <w:t xml:space="preserve">Preconditions</w:t>
+      </w:r>
+      <w:r>
+        <w:t xml:space="preserve">: Module initialized with valid config, Test doubles injected</w:t>
+      </w:r>
+    </w:p>
+    <w:p>
+      <w:pPr>
+        <w:pStyle w:val="Compact"/>
+        <w:numPr>
+          <w:ilvl w:val="0"/>
+          <w:numId w:val="1031"/>
+        </w:numPr>
+      </w:pPr>
+      <w:r>
+        <w:rPr>
+          <w:b/>
+          <w:bCs/>
+        </w:rPr>
+        <w:t xml:space="preserve">Environment</w:t>
+      </w:r>
+      <w:r>
+        <w:t xml:space="preserve">: POSIX host (Linux); Unity/CMock; config</w:t>
+      </w:r>
+      <w:r>
+        <w:t xml:space="preserve"> </w:t>
+      </w:r>
+      <w:r>
+        <w:rPr>
+          <w:rStyle w:val="VerbatimChar"/>
+        </w:rPr>
+        <w:t xml:space="preserve">conf/unit/app_project_posix.yml</w:t>
+      </w:r>
+    </w:p>
+    <w:p>
+      <w:pPr>
+        <w:pStyle w:val="Compact"/>
+        <w:numPr>
+          <w:ilvl w:val="0"/>
+          <w:numId w:val="1031"/>
+        </w:numPr>
+      </w:pPr>
+      <w:r>
+        <w:rPr>
+          <w:b/>
+          <w:bCs/>
+        </w:rPr>
+        <w:t xml:space="preserve">Test cases (steps)</w:t>
+      </w:r>
+      <w:r>
+        <w:t xml:space="preserve">:</w:t>
+      </w:r>
+    </w:p>
+    <w:p>
+      <w:pPr>
+        <w:pStyle w:val="Compact"/>
+        <w:numPr>
+          <w:ilvl w:val="1"/>
+          <w:numId w:val="1032"/>
+        </w:numPr>
+      </w:pPr>
+      <w:r>
+        <w:rPr>
+          <w:b/>
+          <w:bCs/>
+        </w:rPr>
+        <w:t xml:space="preserve">Initialize driver with valid config</w:t>
+      </w:r>
+      <w:r>
+        <w:t xml:space="preserve"> </w:t>
+      </w:r>
+      <w:r>
+        <w:t xml:space="preserve">→ expected: All channels mapped</w:t>
+      </w:r>
+    </w:p>
+    <w:p>
+      <w:pPr>
+        <w:pStyle w:val="Compact"/>
+        <w:numPr>
+          <w:ilvl w:val="1"/>
+          <w:numId w:val="1032"/>
+        </w:numPr>
+      </w:pPr>
+      <w:r>
+        <w:rPr>
+          <w:b/>
+          <w:bCs/>
+        </w:rPr>
+        <w:t xml:space="preserve">Request safety switch-off</w:t>
+      </w:r>
+      <w:r>
+        <w:t xml:space="preserve"> </w:t>
+      </w:r>
+      <w:r>
+        <w:t xml:space="preserve">→ expected: All channels de-energized</w:t>
+      </w:r>
+    </w:p>
+    <w:p>
+      <w:pPr>
+        <w:pStyle w:val="Compact"/>
+        <w:numPr>
+          <w:ilvl w:val="0"/>
+          <w:numId w:val="1031"/>
+        </w:numPr>
+      </w:pPr>
+      <w:r>
+        <w:rPr>
+          <w:b/>
+          <w:bCs/>
+        </w:rPr>
+        <w:t xml:space="preserve">Expected outcomes</w:t>
+      </w:r>
+      <w:r>
+        <w:t xml:space="preserve">:</w:t>
+      </w:r>
+    </w:p>
+    <w:p>
+      <w:pPr>
+        <w:pStyle w:val="Compact"/>
+        <w:numPr>
+          <w:ilvl w:val="1"/>
+          <w:numId w:val="1033"/>
+        </w:numPr>
+      </w:pPr>
+      <w:r>
+        <w:rPr>
+          <w:rStyle w:val="VerbatimChar"/>
+        </w:rPr>
         <w:t xml:space="preserve">all_off</w:t>
       </w:r>
       <w:r>
@@ -5228,9 +6867,767 @@
         <w:t xml:space="preserve">= true (tolerance exact)</w:t>
       </w:r>
     </w:p>
-    <w:bookmarkEnd w:id="30"/>
-    <w:bookmarkEnd w:id="31"/>
-    <w:bookmarkStart w:id="32" w:name="test-cases"/>
+    <w:bookmarkEnd w:id="32"/>
+    <w:bookmarkStart w:id="33" w:name="X7843905b541afda89242109907c22d753fc016c"/>
+    <w:p>
+      <w:pPr>
+        <w:pStyle w:val="Heading4"/>
+      </w:pPr>
+      <w:r>
+        <w:rPr>
+          <w:rStyle w:val="VerbatimChar"/>
+        </w:rPr>
+        <w:t xml:space="preserve">FB2-VER-TMS-000007</w:t>
+      </w:r>
+      <w:r>
+        <w:t xml:space="preserve"> </w:t>
+      </w:r>
+      <w:r>
+        <w:t xml:space="preserve">— Test: Software Integration Chain (synthetic_reference, draft planning stub)</w:t>
+      </w:r>
+    </w:p>
+    <w:p>
+      <w:pPr>
+        <w:pStyle w:val="Compact"/>
+        <w:numPr>
+          <w:ilvl w:val="0"/>
+          <w:numId w:val="1034"/>
+        </w:numPr>
+      </w:pPr>
+      <w:r>
+        <w:rPr>
+          <w:b/>
+          <w:bCs/>
+        </w:rPr>
+        <w:t xml:space="preserve">Test type</w:t>
+      </w:r>
+      <w:r>
+        <w:t xml:space="preserve">:</w:t>
+      </w:r>
+      <w:r>
+        <w:t xml:space="preserve"> </w:t>
+      </w:r>
+      <w:r>
+        <w:rPr>
+          <w:rStyle w:val="VerbatimChar"/>
+        </w:rPr>
+        <w:t xml:space="preserve">integration</w:t>
+      </w:r>
+      <w:r>
+        <w:t xml:space="preserve"> </w:t>
+      </w:r>
+      <w:r>
+        <w:t xml:space="preserve">|</w:t>
+      </w:r>
+      <w:r>
+        <w:t xml:space="preserve"> </w:t>
+      </w:r>
+      <w:r>
+        <w:rPr>
+          <w:b/>
+          <w:bCs/>
+        </w:rPr>
+        <w:t xml:space="preserve">Oracle basis</w:t>
+      </w:r>
+      <w:r>
+        <w:t xml:space="preserve">:</w:t>
+      </w:r>
+      <w:r>
+        <w:t xml:space="preserve"> </w:t>
+      </w:r>
+      <w:r>
+        <w:rPr>
+          <w:rStyle w:val="VerbatimChar"/>
+        </w:rPr>
+        <w:t xml:space="preserve">synthetic_assumption</w:t>
+      </w:r>
+    </w:p>
+    <w:p>
+      <w:pPr>
+        <w:pStyle w:val="Compact"/>
+        <w:numPr>
+          <w:ilvl w:val="0"/>
+          <w:numId w:val="1034"/>
+        </w:numPr>
+      </w:pPr>
+      <w:r>
+        <w:rPr>
+          <w:b/>
+          <w:bCs/>
+        </w:rPr>
+        <w:t xml:space="preserve">Objective</w:t>
+      </w:r>
+      <w:r>
+        <w:t xml:space="preserve">: Define the software integration verification intent for the SOA-database-contactor chain; no execution performed (harness blocked)</w:t>
+      </w:r>
+    </w:p>
+    <w:p>
+      <w:pPr>
+        <w:pStyle w:val="Compact"/>
+        <w:numPr>
+          <w:ilvl w:val="0"/>
+          <w:numId w:val="1034"/>
+        </w:numPr>
+      </w:pPr>
+      <w:r>
+        <w:rPr>
+          <w:b/>
+          <w:bCs/>
+        </w:rPr>
+        <w:t xml:space="preserve">Preconditions</w:t>
+      </w:r>
+      <w:r>
+        <w:t xml:space="preserve">: SOA, database and contactor units available as host builds; integration harness defined (blocked)</w:t>
+      </w:r>
+    </w:p>
+    <w:p>
+      <w:pPr>
+        <w:pStyle w:val="Compact"/>
+        <w:numPr>
+          <w:ilvl w:val="0"/>
+          <w:numId w:val="1034"/>
+        </w:numPr>
+      </w:pPr>
+      <w:r>
+        <w:rPr>
+          <w:b/>
+          <w:bCs/>
+        </w:rPr>
+        <w:t xml:space="preserve">Environment</w:t>
+      </w:r>
+      <w:r>
+        <w:t xml:space="preserve">: POSIX host (Linux); Unity/CMock; config</w:t>
+      </w:r>
+      <w:r>
+        <w:t xml:space="preserve"> </w:t>
+      </w:r>
+      <w:r>
+        <w:rPr>
+          <w:rStyle w:val="VerbatimChar"/>
+        </w:rPr>
+        <w:t xml:space="preserve">conf/unit/app_project_posix.yml</w:t>
+      </w:r>
+    </w:p>
+    <w:p>
+      <w:pPr>
+        <w:pStyle w:val="Compact"/>
+        <w:numPr>
+          <w:ilvl w:val="0"/>
+          <w:numId w:val="1034"/>
+        </w:numPr>
+      </w:pPr>
+      <w:r>
+        <w:rPr>
+          <w:b/>
+          <w:bCs/>
+        </w:rPr>
+        <w:t xml:space="preserve">Test cases (steps)</w:t>
+      </w:r>
+      <w:r>
+        <w:t xml:space="preserve">:</w:t>
+      </w:r>
+    </w:p>
+    <w:p>
+      <w:pPr>
+        <w:pStyle w:val="Compact"/>
+        <w:numPr>
+          <w:ilvl w:val="1"/>
+          <w:numId w:val="1035"/>
+        </w:numPr>
+      </w:pPr>
+      <w:r>
+        <w:rPr>
+          <w:b/>
+          <w:bCs/>
+        </w:rPr>
+        <w:t xml:space="preserve">Publish violated cell voltage set to database via MEAS path</w:t>
+      </w:r>
+      <w:r>
+        <w:t xml:space="preserve"> </w:t>
+      </w:r>
+      <w:r>
+        <w:t xml:space="preserve">→ expected: SOA reads violated set within task cycle</w:t>
+      </w:r>
+    </w:p>
+    <w:p>
+      <w:pPr>
+        <w:pStyle w:val="Compact"/>
+        <w:numPr>
+          <w:ilvl w:val="1"/>
+          <w:numId w:val="1035"/>
+        </w:numPr>
+      </w:pPr>
+      <w:r>
+        <w:rPr>
+          <w:b/>
+          <w:bCs/>
+        </w:rPr>
+        <w:t xml:space="preserve">Confirm SOA fault request propagates to BMS state machine</w:t>
+      </w:r>
+      <w:r>
+        <w:t xml:space="preserve"> </w:t>
+      </w:r>
+      <w:r>
+        <w:t xml:space="preserve">→ expected: FAULT state entered</w:t>
+      </w:r>
+    </w:p>
+    <w:p>
+      <w:pPr>
+        <w:pStyle w:val="Compact"/>
+        <w:numPr>
+          <w:ilvl w:val="1"/>
+          <w:numId w:val="1035"/>
+        </w:numPr>
+      </w:pPr>
+      <w:r>
+        <w:rPr>
+          <w:b/>
+          <w:bCs/>
+        </w:rPr>
+        <w:t xml:space="preserve">Confirm contactor open command issued</w:t>
+      </w:r>
+      <w:r>
+        <w:t xml:space="preserve"> </w:t>
+      </w:r>
+      <w:r>
+        <w:t xml:space="preserve">→ expected: Coil de-energize commanded within 5 ms</w:t>
+      </w:r>
+    </w:p>
+    <w:p>
+      <w:pPr>
+        <w:pStyle w:val="Compact"/>
+        <w:numPr>
+          <w:ilvl w:val="0"/>
+          <w:numId w:val="1034"/>
+        </w:numPr>
+      </w:pPr>
+      <w:r>
+        <w:rPr>
+          <w:b/>
+          <w:bCs/>
+        </w:rPr>
+        <w:t xml:space="preserve">Expected outcomes</w:t>
+      </w:r>
+      <w:r>
+        <w:t xml:space="preserve">:</w:t>
+      </w:r>
+    </w:p>
+    <w:p>
+      <w:pPr>
+        <w:pStyle w:val="Compact"/>
+        <w:numPr>
+          <w:ilvl w:val="1"/>
+          <w:numId w:val="1036"/>
+        </w:numPr>
+      </w:pPr>
+      <w:r>
+        <w:rPr>
+          <w:rStyle w:val="VerbatimChar"/>
+        </w:rPr>
+        <w:t xml:space="preserve">chain_fault_to_open_verified</w:t>
+      </w:r>
+      <w:r>
+        <w:t xml:space="preserve"> </w:t>
+      </w:r>
+      <w:r>
+        <w:t xml:space="preserve">= true (tolerance exact)</w:t>
+      </w:r>
+    </w:p>
+    <w:bookmarkEnd w:id="33"/>
+    <w:bookmarkStart w:id="34" w:name="Xe35320e3f3868f74c643567ba35a5aaeca821ab"/>
+    <w:p>
+      <w:pPr>
+        <w:pStyle w:val="Heading4"/>
+      </w:pPr>
+      <w:r>
+        <w:rPr>
+          <w:rStyle w:val="VerbatimChar"/>
+        </w:rPr>
+        <w:t xml:space="preserve">FB2-VER-TMS-000008</w:t>
+      </w:r>
+      <w:r>
+        <w:t xml:space="preserve"> </w:t>
+      </w:r>
+      <w:r>
+        <w:t xml:space="preserve">— Test: System Qualification (synthetic_reference, draft planning stub)</w:t>
+      </w:r>
+    </w:p>
+    <w:p>
+      <w:pPr>
+        <w:pStyle w:val="Compact"/>
+        <w:numPr>
+          <w:ilvl w:val="0"/>
+          <w:numId w:val="1037"/>
+        </w:numPr>
+      </w:pPr>
+      <w:r>
+        <w:rPr>
+          <w:b/>
+          <w:bCs/>
+        </w:rPr>
+        <w:t xml:space="preserve">Test type</w:t>
+      </w:r>
+      <w:r>
+        <w:t xml:space="preserve">:</w:t>
+      </w:r>
+      <w:r>
+        <w:t xml:space="preserve"> </w:t>
+      </w:r>
+      <w:r>
+        <w:rPr>
+          <w:rStyle w:val="VerbatimChar"/>
+        </w:rPr>
+        <w:t xml:space="preserve">qualification</w:t>
+      </w:r>
+      <w:r>
+        <w:t xml:space="preserve"> </w:t>
+      </w:r>
+      <w:r>
+        <w:t xml:space="preserve">|</w:t>
+      </w:r>
+      <w:r>
+        <w:t xml:space="preserve"> </w:t>
+      </w:r>
+      <w:r>
+        <w:rPr>
+          <w:b/>
+          <w:bCs/>
+        </w:rPr>
+        <w:t xml:space="preserve">Oracle basis</w:t>
+      </w:r>
+      <w:r>
+        <w:t xml:space="preserve">:</w:t>
+      </w:r>
+      <w:r>
+        <w:t xml:space="preserve"> </w:t>
+      </w:r>
+      <w:r>
+        <w:rPr>
+          <w:rStyle w:val="VerbatimChar"/>
+        </w:rPr>
+        <w:t xml:space="preserve">synthetic_assumption</w:t>
+      </w:r>
+    </w:p>
+    <w:p>
+      <w:pPr>
+        <w:pStyle w:val="Compact"/>
+        <w:numPr>
+          <w:ilvl w:val="0"/>
+          <w:numId w:val="1037"/>
+        </w:numPr>
+      </w:pPr>
+      <w:r>
+        <w:rPr>
+          <w:b/>
+          <w:bCs/>
+        </w:rPr>
+        <w:t xml:space="preserve">Objective</w:t>
+      </w:r>
+      <w:r>
+        <w:t xml:space="preserve">: Define the system/software qualification verification intent against FSR-001..004 end to end; no execution performed (harness/target blocked)</w:t>
+      </w:r>
+    </w:p>
+    <w:p>
+      <w:pPr>
+        <w:pStyle w:val="Compact"/>
+        <w:numPr>
+          <w:ilvl w:val="0"/>
+          <w:numId w:val="1037"/>
+        </w:numPr>
+      </w:pPr>
+      <w:r>
+        <w:rPr>
+          <w:b/>
+          <w:bCs/>
+        </w:rPr>
+        <w:t xml:space="preserve">Preconditions</w:t>
+      </w:r>
+      <w:r>
+        <w:t xml:space="preserve">: Integrated system build available (blocked); qualification environment defined (blocked)</w:t>
+      </w:r>
+    </w:p>
+    <w:p>
+      <w:pPr>
+        <w:pStyle w:val="Compact"/>
+        <w:numPr>
+          <w:ilvl w:val="0"/>
+          <w:numId w:val="1037"/>
+        </w:numPr>
+      </w:pPr>
+      <w:r>
+        <w:rPr>
+          <w:b/>
+          <w:bCs/>
+        </w:rPr>
+        <w:t xml:space="preserve">Environment</w:t>
+      </w:r>
+      <w:r>
+        <w:t xml:space="preserve">: Target + HIL bench (blocked — unpublished); Unity/CMock</w:t>
+      </w:r>
+    </w:p>
+    <w:p>
+      <w:pPr>
+        <w:pStyle w:val="Compact"/>
+        <w:numPr>
+          <w:ilvl w:val="0"/>
+          <w:numId w:val="1037"/>
+        </w:numPr>
+      </w:pPr>
+      <w:r>
+        <w:rPr>
+          <w:b/>
+          <w:bCs/>
+        </w:rPr>
+        <w:t xml:space="preserve">Test cases (steps)</w:t>
+      </w:r>
+      <w:r>
+        <w:t xml:space="preserve">:</w:t>
+      </w:r>
+    </w:p>
+    <w:p>
+      <w:pPr>
+        <w:pStyle w:val="Compact"/>
+        <w:numPr>
+          <w:ilvl w:val="1"/>
+          <w:numId w:val="1038"/>
+        </w:numPr>
+      </w:pPr>
+      <w:r>
+        <w:rPr>
+          <w:b/>
+          <w:bCs/>
+        </w:rPr>
+        <w:t xml:space="preserve">Drive cell-voltage limit violation at system boundary</w:t>
+      </w:r>
+      <w:r>
+        <w:t xml:space="preserve"> </w:t>
+      </w:r>
+      <w:r>
+        <w:t xml:space="preserve">→ expected: FAULT state reached end to end</w:t>
+      </w:r>
+    </w:p>
+    <w:p>
+      <w:pPr>
+        <w:pStyle w:val="Compact"/>
+        <w:numPr>
+          <w:ilvl w:val="1"/>
+          <w:numId w:val="1038"/>
+        </w:numPr>
+      </w:pPr>
+      <w:r>
+        <w:rPr>
+          <w:b/>
+          <w:bCs/>
+        </w:rPr>
+        <w:t xml:space="preserve">Confirm contactor open within FTTI budget</w:t>
+      </w:r>
+      <w:r>
+        <w:t xml:space="preserve"> </w:t>
+      </w:r>
+      <w:r>
+        <w:t xml:space="preserve">→ expected: Timing within 100 ms FTTI</w:t>
+      </w:r>
+    </w:p>
+    <w:p>
+      <w:pPr>
+        <w:pStyle w:val="Compact"/>
+        <w:numPr>
+          <w:ilvl w:val="1"/>
+          <w:numId w:val="1038"/>
+        </w:numPr>
+      </w:pPr>
+      <w:r>
+        <w:rPr>
+          <w:b/>
+          <w:bCs/>
+        </w:rPr>
+        <w:t xml:space="preserve">Confirm DIAG records safety reaction</w:t>
+      </w:r>
+      <w:r>
+        <w:t xml:space="preserve"> </w:t>
+      </w:r>
+      <w:r>
+        <w:t xml:space="preserve">→ expected: Diagnosis entry present</w:t>
+      </w:r>
+    </w:p>
+    <w:p>
+      <w:pPr>
+        <w:pStyle w:val="Compact"/>
+        <w:numPr>
+          <w:ilvl w:val="0"/>
+          <w:numId w:val="1037"/>
+        </w:numPr>
+      </w:pPr>
+      <w:r>
+        <w:rPr>
+          <w:b/>
+          <w:bCs/>
+        </w:rPr>
+        <w:t xml:space="preserve">Expected outcomes</w:t>
+      </w:r>
+      <w:r>
+        <w:t xml:space="preserve">:</w:t>
+      </w:r>
+    </w:p>
+    <w:p>
+      <w:pPr>
+        <w:pStyle w:val="Compact"/>
+        <w:numPr>
+          <w:ilvl w:val="1"/>
+          <w:numId w:val="1039"/>
+        </w:numPr>
+      </w:pPr>
+      <w:r>
+        <w:rPr>
+          <w:rStyle w:val="VerbatimChar"/>
+        </w:rPr>
+        <w:t xml:space="preserve">qual_chain_pass</w:t>
+      </w:r>
+      <w:r>
+        <w:t xml:space="preserve"> </w:t>
+      </w:r>
+      <w:r>
+        <w:t xml:space="preserve">= true (tolerance exact)</w:t>
+      </w:r>
+    </w:p>
+    <w:bookmarkEnd w:id="34"/>
+    <w:bookmarkStart w:id="35" w:name="Xd9a68829aa9fd01c7dc5fe0f5f9c5b2761dcadc"/>
+    <w:p>
+      <w:pPr>
+        <w:pStyle w:val="Heading4"/>
+      </w:pPr>
+      <w:r>
+        <w:rPr>
+          <w:rStyle w:val="VerbatimChar"/>
+        </w:rPr>
+        <w:t xml:space="preserve">FB2-VER-TMS-000009</w:t>
+      </w:r>
+      <w:r>
+        <w:t xml:space="preserve"> </w:t>
+      </w:r>
+      <w:r>
+        <w:t xml:space="preserve">— Test: Stakeholder Validation (synthetic_reference, draft planning stub)</w:t>
+      </w:r>
+    </w:p>
+    <w:p>
+      <w:pPr>
+        <w:pStyle w:val="Compact"/>
+        <w:numPr>
+          <w:ilvl w:val="0"/>
+          <w:numId w:val="1040"/>
+        </w:numPr>
+      </w:pPr>
+      <w:r>
+        <w:rPr>
+          <w:b/>
+          <w:bCs/>
+        </w:rPr>
+        <w:t xml:space="preserve">Test type</w:t>
+      </w:r>
+      <w:r>
+        <w:t xml:space="preserve">:</w:t>
+      </w:r>
+      <w:r>
+        <w:t xml:space="preserve"> </w:t>
+      </w:r>
+      <w:r>
+        <w:rPr>
+          <w:rStyle w:val="VerbatimChar"/>
+        </w:rPr>
+        <w:t xml:space="preserve">validation</w:t>
+      </w:r>
+      <w:r>
+        <w:t xml:space="preserve"> </w:t>
+      </w:r>
+      <w:r>
+        <w:t xml:space="preserve">|</w:t>
+      </w:r>
+      <w:r>
+        <w:t xml:space="preserve"> </w:t>
+      </w:r>
+      <w:r>
+        <w:rPr>
+          <w:b/>
+          <w:bCs/>
+        </w:rPr>
+        <w:t xml:space="preserve">Oracle basis</w:t>
+      </w:r>
+      <w:r>
+        <w:t xml:space="preserve">:</w:t>
+      </w:r>
+      <w:r>
+        <w:t xml:space="preserve"> </w:t>
+      </w:r>
+      <w:r>
+        <w:rPr>
+          <w:rStyle w:val="VerbatimChar"/>
+        </w:rPr>
+        <w:t xml:space="preserve">synthetic_assumption</w:t>
+      </w:r>
+    </w:p>
+    <w:p>
+      <w:pPr>
+        <w:pStyle w:val="Compact"/>
+        <w:numPr>
+          <w:ilvl w:val="0"/>
+          <w:numId w:val="1040"/>
+        </w:numPr>
+      </w:pPr>
+      <w:r>
+        <w:rPr>
+          <w:b/>
+          <w:bCs/>
+        </w:rPr>
+        <w:t xml:space="preserve">Objective</w:t>
+      </w:r>
+      <w:r>
+        <w:t xml:space="preserve">: Define the validation intent of cell-voltage stakeholder use cases; no execution performed (environment blocked)</w:t>
+      </w:r>
+    </w:p>
+    <w:p>
+      <w:pPr>
+        <w:pStyle w:val="Compact"/>
+        <w:numPr>
+          <w:ilvl w:val="0"/>
+          <w:numId w:val="1040"/>
+        </w:numPr>
+      </w:pPr>
+      <w:r>
+        <w:rPr>
+          <w:b/>
+          <w:bCs/>
+        </w:rPr>
+        <w:t xml:space="preserve">Preconditions</w:t>
+      </w:r>
+      <w:r>
+        <w:t xml:space="preserve">: Stakeholder use cases baselined; validation environment defined (blocked)</w:t>
+      </w:r>
+    </w:p>
+    <w:p>
+      <w:pPr>
+        <w:pStyle w:val="Compact"/>
+        <w:numPr>
+          <w:ilvl w:val="0"/>
+          <w:numId w:val="1040"/>
+        </w:numPr>
+      </w:pPr>
+      <w:r>
+        <w:rPr>
+          <w:b/>
+          <w:bCs/>
+        </w:rPr>
+        <w:t xml:space="preserve">Environment</w:t>
+      </w:r>
+      <w:r>
+        <w:t xml:space="preserve">: Operational target vehicle/bench (blocked)</w:t>
+      </w:r>
+    </w:p>
+    <w:p>
+      <w:pPr>
+        <w:pStyle w:val="Compact"/>
+        <w:numPr>
+          <w:ilvl w:val="0"/>
+          <w:numId w:val="1040"/>
+        </w:numPr>
+      </w:pPr>
+      <w:r>
+        <w:rPr>
+          <w:b/>
+          <w:bCs/>
+        </w:rPr>
+        <w:t xml:space="preserve">Test cases (steps)</w:t>
+      </w:r>
+      <w:r>
+        <w:t xml:space="preserve">:</w:t>
+      </w:r>
+    </w:p>
+    <w:p>
+      <w:pPr>
+        <w:pStyle w:val="Compact"/>
+        <w:numPr>
+          <w:ilvl w:val="1"/>
+          <w:numId w:val="1041"/>
+        </w:numPr>
+      </w:pPr>
+      <w:r>
+        <w:rPr>
+          <w:b/>
+          <w:bCs/>
+        </w:rPr>
+        <w:t xml:space="preserve">Execute normal-operation charging use case</w:t>
+      </w:r>
+      <w:r>
+        <w:t xml:space="preserve"> </w:t>
+      </w:r>
+      <w:r>
+        <w:t xml:space="preserve">→ expected: No spurious safety reaction</w:t>
+      </w:r>
+    </w:p>
+    <w:p>
+      <w:pPr>
+        <w:pStyle w:val="Compact"/>
+        <w:numPr>
+          <w:ilvl w:val="1"/>
+          <w:numId w:val="1041"/>
+        </w:numPr>
+      </w:pPr>
+      <w:r>
+        <w:rPr>
+          <w:b/>
+          <w:bCs/>
+        </w:rPr>
+        <w:t xml:space="preserve">Execute overvoltage field scenario</w:t>
+      </w:r>
+      <w:r>
+        <w:t xml:space="preserve"> </w:t>
+      </w:r>
+      <w:r>
+        <w:t xml:space="preserve">→ expected: System reaches safe state, stakeholder acceptance criteria met</w:t>
+      </w:r>
+    </w:p>
+    <w:p>
+      <w:pPr>
+        <w:pStyle w:val="Compact"/>
+        <w:numPr>
+          <w:ilvl w:val="0"/>
+          <w:numId w:val="1040"/>
+        </w:numPr>
+      </w:pPr>
+      <w:r>
+        <w:rPr>
+          <w:b/>
+          <w:bCs/>
+        </w:rPr>
+        <w:t xml:space="preserve">Expected outcomes</w:t>
+      </w:r>
+      <w:r>
+        <w:t xml:space="preserve">:</w:t>
+      </w:r>
+    </w:p>
+    <w:p>
+      <w:pPr>
+        <w:pStyle w:val="Compact"/>
+        <w:numPr>
+          <w:ilvl w:val="1"/>
+          <w:numId w:val="1042"/>
+        </w:numPr>
+      </w:pPr>
+      <w:r>
+        <w:rPr>
+          <w:rStyle w:val="VerbatimChar"/>
+        </w:rPr>
+        <w:t xml:space="preserve">validation_accepted</w:t>
+      </w:r>
+      <w:r>
+        <w:t xml:space="preserve"> </w:t>
+      </w:r>
+      <w:r>
+        <w:t xml:space="preserve">= true (tolerance exact)</w:t>
+      </w:r>
+    </w:p>
+    <w:bookmarkEnd w:id="35"/>
+    <w:bookmarkEnd w:id="36"/>
+    <w:bookmarkStart w:id="37" w:name="test-cases"/>
     <w:p>
       <w:pPr>
         <w:pStyle w:val="Heading3"/>
@@ -5244,7 +7641,7 @@
         <w:pStyle w:val="Compact"/>
         <w:numPr>
           <w:ilvl w:val="0"/>
-          <w:numId w:val="1028"/>
+          <w:numId w:val="1043"/>
         </w:numPr>
       </w:pPr>
       <w:r>
@@ -5265,7 +7662,7 @@
         <w:pStyle w:val="Compact"/>
         <w:numPr>
           <w:ilvl w:val="0"/>
-          <w:numId w:val="1028"/>
+          <w:numId w:val="1043"/>
         </w:numPr>
       </w:pPr>
       <w:r>
@@ -5286,7 +7683,7 @@
         <w:pStyle w:val="Compact"/>
         <w:numPr>
           <w:ilvl w:val="0"/>
-          <w:numId w:val="1028"/>
+          <w:numId w:val="1043"/>
         </w:numPr>
       </w:pPr>
       <w:r>
@@ -5307,7 +7704,7 @@
         <w:pStyle w:val="Compact"/>
         <w:numPr>
           <w:ilvl w:val="0"/>
-          <w:numId w:val="1028"/>
+          <w:numId w:val="1043"/>
         </w:numPr>
       </w:pPr>
       <w:r>
@@ -5328,7 +7725,7 @@
         <w:pStyle w:val="Compact"/>
         <w:numPr>
           <w:ilvl w:val="0"/>
-          <w:numId w:val="1028"/>
+          <w:numId w:val="1043"/>
         </w:numPr>
       </w:pPr>
       <w:r>
@@ -5349,7 +7746,7 @@
         <w:pStyle w:val="Compact"/>
         <w:numPr>
           <w:ilvl w:val="0"/>
-          <w:numId w:val="1028"/>
+          <w:numId w:val="1043"/>
         </w:numPr>
       </w:pPr>
       <w:r>
@@ -5370,7 +7767,7 @@
         <w:pStyle w:val="Compact"/>
         <w:numPr>
           <w:ilvl w:val="0"/>
-          <w:numId w:val="1028"/>
+          <w:numId w:val="1043"/>
         </w:numPr>
       </w:pPr>
       <w:r>
@@ -5391,7 +7788,7 @@
         <w:pStyle w:val="Compact"/>
         <w:numPr>
           <w:ilvl w:val="0"/>
-          <w:numId w:val="1028"/>
+          <w:numId w:val="1043"/>
         </w:numPr>
       </w:pPr>
       <w:r>
@@ -5412,7 +7809,49 @@
         <w:pStyle w:val="Compact"/>
         <w:numPr>
           <w:ilvl w:val="0"/>
-          <w:numId w:val="1028"/>
+          <w:numId w:val="1043"/>
+        </w:numPr>
+      </w:pPr>
+      <w:r>
+        <w:rPr>
+          <w:rStyle w:val="VerbatimChar"/>
+        </w:rPr>
+        <w:t xml:space="preserve">FB2-VER-TMS-000004</w:t>
+      </w:r>
+      <w:r>
+        <w:t xml:space="preserve"> </w:t>
+      </w:r>
+      <w:r>
+        <w:t xml:space="preserve">(synthetic_reference): 3 test case(s)</w:t>
+      </w:r>
+    </w:p>
+    <w:p>
+      <w:pPr>
+        <w:pStyle w:val="Compact"/>
+        <w:numPr>
+          <w:ilvl w:val="0"/>
+          <w:numId w:val="1043"/>
+        </w:numPr>
+      </w:pPr>
+      <w:r>
+        <w:rPr>
+          <w:rStyle w:val="VerbatimChar"/>
+        </w:rPr>
+        <w:t xml:space="preserve">FB2-VER-TMS-000005</w:t>
+      </w:r>
+      <w:r>
+        <w:t xml:space="preserve"> </w:t>
+      </w:r>
+      <w:r>
+        <w:t xml:space="preserve">(synthetic_reference): 3 test case(s)</w:t>
+      </w:r>
+    </w:p>
+    <w:p>
+      <w:pPr>
+        <w:pStyle w:val="Compact"/>
+        <w:numPr>
+          <w:ilvl w:val="0"/>
+          <w:numId w:val="1043"/>
         </w:numPr>
       </w:pPr>
       <w:r>
@@ -5427,6 +7866,69 @@
       <w:r>
         <w:t xml:space="preserve">(synthetic_reference): 2 test case(s)</w:t>
       </w:r>
+    </w:p>
+    <w:p>
+      <w:pPr>
+        <w:pStyle w:val="Compact"/>
+        <w:numPr>
+          <w:ilvl w:val="0"/>
+          <w:numId w:val="1043"/>
+        </w:numPr>
+      </w:pPr>
+      <w:r>
+        <w:rPr>
+          <w:rStyle w:val="VerbatimChar"/>
+        </w:rPr>
+        <w:t xml:space="preserve">FB2-VER-TMS-000007</w:t>
+      </w:r>
+      <w:r>
+        <w:t xml:space="preserve"> </w:t>
+      </w:r>
+      <w:r>
+        <w:t xml:space="preserve">(synthetic_reference, draft stub): 3 test case(s)</w:t>
+      </w:r>
+    </w:p>
+    <w:p>
+      <w:pPr>
+        <w:pStyle w:val="Compact"/>
+        <w:numPr>
+          <w:ilvl w:val="0"/>
+          <w:numId w:val="1043"/>
+        </w:numPr>
+      </w:pPr>
+      <w:r>
+        <w:rPr>
+          <w:rStyle w:val="VerbatimChar"/>
+        </w:rPr>
+        <w:t xml:space="preserve">FB2-VER-TMS-000008</w:t>
+      </w:r>
+      <w:r>
+        <w:t xml:space="preserve"> </w:t>
+      </w:r>
+      <w:r>
+        <w:t xml:space="preserve">(synthetic_reference, draft stub): 3 test case(s)</w:t>
+      </w:r>
+    </w:p>
+    <w:p>
+      <w:pPr>
+        <w:pStyle w:val="Compact"/>
+        <w:numPr>
+          <w:ilvl w:val="0"/>
+          <w:numId w:val="1043"/>
+        </w:numPr>
+      </w:pPr>
+      <w:r>
+        <w:rPr>
+          <w:rStyle w:val="VerbatimChar"/>
+        </w:rPr>
+        <w:t xml:space="preserve">FB2-VER-TMS-000009</w:t>
+      </w:r>
+      <w:r>
+        <w:t xml:space="preserve"> </w:t>
+      </w:r>
+      <w:r>
+        <w:t xml:space="preserve">(synthetic_reference, draft stub): 2 test case(s)</w:t>
+      </w:r>
       <w:r>
         <w:t xml:space="preserve"> </w:t>
       </w:r>
@@ -5438,11 +7940,11 @@
         <w:t xml:space="preserve">Subtotal test cases</w:t>
       </w:r>
       <w:r>
-        <w:t xml:space="preserve">: 29</w:t>
-      </w:r>
-    </w:p>
-    <w:bookmarkEnd w:id="32"/>
-    <w:bookmarkStart w:id="40" w:name="execution-report"/>
+        <w:t xml:space="preserve">: 43</w:t>
+      </w:r>
+    </w:p>
+    <w:bookmarkEnd w:id="37"/>
+    <w:bookmarkStart w:id="45" w:name="execution-report"/>
     <w:p>
       <w:pPr>
         <w:pStyle w:val="Heading3"/>
@@ -5451,7 +7953,7 @@
         <w:t xml:space="preserve">Execution Report</w:t>
       </w:r>
     </w:p>
-    <w:bookmarkStart w:id="33" w:name="Xba18ce4afc8380a0999e1d750e18320532c88af"/>
+    <w:bookmarkStart w:id="38" w:name="Xba18ce4afc8380a0999e1d750e18320532c88af"/>
     <w:p>
       <w:pPr>
         <w:pStyle w:val="Heading5"/>
@@ -5480,7 +7982,7 @@
         <w:pStyle w:val="Compact"/>
         <w:numPr>
           <w:ilvl w:val="0"/>
-          <w:numId w:val="1029"/>
+          <w:numId w:val="1044"/>
         </w:numPr>
       </w:pPr>
       <w:r>
@@ -5565,7 +8067,7 @@
         <w:pStyle w:val="Compact"/>
         <w:numPr>
           <w:ilvl w:val="0"/>
-          <w:numId w:val="1029"/>
+          <w:numId w:val="1044"/>
         </w:numPr>
       </w:pPr>
       <w:r>
@@ -5584,7 +8086,7 @@
         <w:pStyle w:val="Compact"/>
         <w:numPr>
           <w:ilvl w:val="0"/>
-          <w:numId w:val="1029"/>
+          <w:numId w:val="1044"/>
         </w:numPr>
       </w:pPr>
       <w:r>
@@ -5619,8 +8121,8 @@
         <w:t xml:space="preserve">tests/unit/app/application/soa/test_soa.c</w:t>
       </w:r>
     </w:p>
-    <w:bookmarkEnd w:id="33"/>
-    <w:bookmarkStart w:id="34" w:name="X58e6a13ebb75e7eab5587c0d2e0108f87454767"/>
+    <w:bookmarkEnd w:id="38"/>
+    <w:bookmarkStart w:id="39" w:name="X58e6a13ebb75e7eab5587c0d2e0108f87454767"/>
     <w:p>
       <w:pPr>
         <w:pStyle w:val="Heading5"/>
@@ -5649,7 +8151,7 @@
         <w:pStyle w:val="Compact"/>
         <w:numPr>
           <w:ilvl w:val="0"/>
-          <w:numId w:val="1030"/>
+          <w:numId w:val="1045"/>
         </w:numPr>
       </w:pPr>
       <w:r>
@@ -5734,7 +8236,7 @@
         <w:pStyle w:val="Compact"/>
         <w:numPr>
           <w:ilvl w:val="0"/>
-          <w:numId w:val="1030"/>
+          <w:numId w:val="1045"/>
         </w:numPr>
       </w:pPr>
       <w:r>
@@ -5753,7 +8255,7 @@
         <w:pStyle w:val="Compact"/>
         <w:numPr>
           <w:ilvl w:val="0"/>
-          <w:numId w:val="1030"/>
+          <w:numId w:val="1045"/>
         </w:numPr>
       </w:pPr>
       <w:r>
@@ -5788,8 +8290,8 @@
         <w:t xml:space="preserve">tests/unit/app/application/soa/test_soa.c</w:t>
       </w:r>
     </w:p>
-    <w:bookmarkEnd w:id="34"/>
-    <w:bookmarkStart w:id="35" w:name="X608be2e9cbe6354c29f7899d1cb7bbc09e56f6a"/>
+    <w:bookmarkEnd w:id="39"/>
+    <w:bookmarkStart w:id="40" w:name="X608be2e9cbe6354c29f7899d1cb7bbc09e56f6a"/>
     <w:p>
       <w:pPr>
         <w:pStyle w:val="Heading5"/>
@@ -5818,7 +8320,7 @@
         <w:pStyle w:val="Compact"/>
         <w:numPr>
           <w:ilvl w:val="0"/>
-          <w:numId w:val="1031"/>
+          <w:numId w:val="1046"/>
         </w:numPr>
       </w:pPr>
       <w:r>
@@ -5903,7 +8405,7 @@
         <w:pStyle w:val="Compact"/>
         <w:numPr>
           <w:ilvl w:val="0"/>
-          <w:numId w:val="1031"/>
+          <w:numId w:val="1046"/>
         </w:numPr>
       </w:pPr>
       <w:r>
@@ -5922,7 +8424,7 @@
         <w:pStyle w:val="Compact"/>
         <w:numPr>
           <w:ilvl w:val="0"/>
-          <w:numId w:val="1031"/>
+          <w:numId w:val="1046"/>
         </w:numPr>
       </w:pPr>
       <w:r>
@@ -5957,8 +8459,8 @@
         <w:t xml:space="preserve">tests/unit/app/driver/contactor/test_contactor.c</w:t>
       </w:r>
     </w:p>
-    <w:bookmarkEnd w:id="35"/>
-    <w:bookmarkStart w:id="36" w:name="X8ea60dc6d7d50b612cb83d14c059f66e1accfc1"/>
+    <w:bookmarkEnd w:id="40"/>
+    <w:bookmarkStart w:id="41" w:name="X8ea60dc6d7d50b612cb83d14c059f66e1accfc1"/>
     <w:p>
       <w:pPr>
         <w:pStyle w:val="Heading5"/>
@@ -5987,7 +8489,7 @@
         <w:pStyle w:val="Compact"/>
         <w:numPr>
           <w:ilvl w:val="0"/>
-          <w:numId w:val="1032"/>
+          <w:numId w:val="1047"/>
         </w:numPr>
       </w:pPr>
       <w:r>
@@ -6072,7 +8574,7 @@
         <w:pStyle w:val="Compact"/>
         <w:numPr>
           <w:ilvl w:val="0"/>
-          <w:numId w:val="1032"/>
+          <w:numId w:val="1047"/>
         </w:numPr>
       </w:pPr>
       <w:r>
@@ -6091,7 +8593,7 @@
         <w:pStyle w:val="Compact"/>
         <w:numPr>
           <w:ilvl w:val="0"/>
-          <w:numId w:val="1032"/>
+          <w:numId w:val="1047"/>
         </w:numPr>
       </w:pPr>
       <w:r>
@@ -6126,8 +8628,8 @@
         <w:t xml:space="preserve">tests/unit/app/driver/afe/api/test_afe_plausibility.c</w:t>
       </w:r>
     </w:p>
-    <w:bookmarkEnd w:id="36"/>
-    <w:bookmarkStart w:id="37" w:name="X7820b97e901ffe40dd2fece6bbf18bfcaa11e2f"/>
+    <w:bookmarkEnd w:id="41"/>
+    <w:bookmarkStart w:id="42" w:name="X7820b97e901ffe40dd2fece6bbf18bfcaa11e2f"/>
     <w:p>
       <w:pPr>
         <w:pStyle w:val="Heading5"/>
@@ -6156,7 +8658,7 @@
         <w:pStyle w:val="Compact"/>
         <w:numPr>
           <w:ilvl w:val="0"/>
-          <w:numId w:val="1033"/>
+          <w:numId w:val="1048"/>
         </w:numPr>
       </w:pPr>
       <w:r>
@@ -6241,7 +8743,7 @@
         <w:pStyle w:val="Compact"/>
         <w:numPr>
           <w:ilvl w:val="0"/>
-          <w:numId w:val="1033"/>
+          <w:numId w:val="1048"/>
         </w:numPr>
       </w:pPr>
       <w:r>
@@ -6260,7 +8762,7 @@
         <w:pStyle w:val="Compact"/>
         <w:numPr>
           <w:ilvl w:val="0"/>
-          <w:numId w:val="1033"/>
+          <w:numId w:val="1048"/>
         </w:numPr>
       </w:pPr>
       <w:r>
@@ -6283,8 +8785,8 @@
         <w:t xml:space="preserve">FB2-VER-TMS-000004</w:t>
       </w:r>
     </w:p>
-    <w:bookmarkEnd w:id="37"/>
-    <w:bookmarkStart w:id="38" w:name="Xd5df19ad137a8dcd6d20b1cd54d559410ef780a"/>
+    <w:bookmarkEnd w:id="42"/>
+    <w:bookmarkStart w:id="43" w:name="Xd5df19ad137a8dcd6d20b1cd54d559410ef780a"/>
     <w:p>
       <w:pPr>
         <w:pStyle w:val="Heading5"/>
@@ -6313,7 +8815,7 @@
         <w:pStyle w:val="Compact"/>
         <w:numPr>
           <w:ilvl w:val="0"/>
-          <w:numId w:val="1034"/>
+          <w:numId w:val="1049"/>
         </w:numPr>
       </w:pPr>
       <w:r>
@@ -6398,7 +8900,7 @@
         <w:pStyle w:val="Compact"/>
         <w:numPr>
           <w:ilvl w:val="0"/>
-          <w:numId w:val="1034"/>
+          <w:numId w:val="1049"/>
         </w:numPr>
       </w:pPr>
       <w:r>
@@ -6417,7 +8919,7 @@
         <w:pStyle w:val="Compact"/>
         <w:numPr>
           <w:ilvl w:val="0"/>
-          <w:numId w:val="1034"/>
+          <w:numId w:val="1049"/>
         </w:numPr>
       </w:pPr>
       <w:r>
@@ -6452,8 +8954,8 @@
         <w:t xml:space="preserve">tests/unit/app/driver/afe/ltc/6813-1/test_ltc_6813-1.c</w:t>
       </w:r>
     </w:p>
-    <w:bookmarkEnd w:id="38"/>
-    <w:bookmarkStart w:id="39" w:name="X926876aa927ca90459db89eebf58172efb20f9d"/>
+    <w:bookmarkEnd w:id="43"/>
+    <w:bookmarkStart w:id="44" w:name="X926876aa927ca90459db89eebf58172efb20f9d"/>
     <w:p>
       <w:pPr>
         <w:pStyle w:val="Heading5"/>
@@ -6482,7 +8984,7 @@
         <w:pStyle w:val="Compact"/>
         <w:numPr>
           <w:ilvl w:val="0"/>
-          <w:numId w:val="1035"/>
+          <w:numId w:val="1050"/>
         </w:numPr>
       </w:pPr>
       <w:r>
@@ -6567,7 +9069,7 @@
         <w:pStyle w:val="Compact"/>
         <w:numPr>
           <w:ilvl w:val="0"/>
-          <w:numId w:val="1035"/>
+          <w:numId w:val="1050"/>
         </w:numPr>
       </w:pPr>
       <w:r>
@@ -6586,7 +9088,7 @@
         <w:pStyle w:val="Compact"/>
         <w:numPr>
           <w:ilvl w:val="0"/>
-          <w:numId w:val="1035"/>
+          <w:numId w:val="1050"/>
         </w:numPr>
       </w:pPr>
       <w:r>
@@ -6607,138 +9109,138 @@
           <w:rStyle w:val="VerbatimChar"/>
         </w:rPr>
         <w:t xml:space="preserve">FB2-VER-TMS-000006</w:t>
-      </w:r>
-    </w:p>
-    <w:bookmarkEnd w:id="39"/>
-    <w:bookmarkEnd w:id="40"/>
-    <w:bookmarkEnd w:id="41"/>
-    <w:bookmarkStart w:id="45" w:name="component-testing"/>
-    <w:p>
-      <w:pPr>
-        <w:pStyle w:val="Heading2"/>
-      </w:pPr>
-      <w:r>
-        <w:t xml:space="preserve">Component Testing</w:t>
-      </w:r>
-    </w:p>
-    <w:bookmarkStart w:id="42" w:name="test-specification-1"/>
-    <w:p>
-      <w:pPr>
-        <w:pStyle w:val="Heading3"/>
-      </w:pPr>
-      <w:r>
-        <w:t xml:space="preserve">Test Specification</w:t>
-      </w:r>
-    </w:p>
-    <w:p>
-      <w:pPr>
-        <w:pStyle w:val="FirstParagraph"/>
-      </w:pPr>
-      <w:r>
-        <w:t xml:space="preserve">No</w:t>
-      </w:r>
-      <w:r>
-        <w:t xml:space="preserve"> </w:t>
-      </w:r>
-      <w:r>
-        <w:rPr>
-          <w:rStyle w:val="VerbatimChar"/>
-        </w:rPr>
-        <w:t xml:space="preserve">component</w:t>
-      </w:r>
-      <w:r>
-        <w:t xml:space="preserve"> </w:t>
-      </w:r>
-      <w:r>
-        <w:t xml:space="preserve">test specification artifacts in the corpus —</w:t>
-      </w:r>
-      <w:r>
-        <w:t xml:space="preserve"> </w:t>
-      </w:r>
-      <w:r>
-        <w:rPr>
-          <w:b/>
-          <w:bCs/>
-        </w:rPr>
-        <w:t xml:space="preserve">gap</w:t>
-      </w:r>
-      <w:r>
-        <w:t xml:space="preserve"> </w:t>
-      </w:r>
-      <w:r>
-        <w:t xml:space="preserve">(blocked, not fabricated).</w:t>
-      </w:r>
-    </w:p>
-    <w:bookmarkEnd w:id="42"/>
-    <w:bookmarkStart w:id="43" w:name="test-cases-1"/>
-    <w:p>
-      <w:pPr>
-        <w:pStyle w:val="Heading3"/>
-      </w:pPr>
-      <w:r>
-        <w:t xml:space="preserve">Test Cases</w:t>
-      </w:r>
-    </w:p>
-    <w:p>
-      <w:pPr>
-        <w:pStyle w:val="FirstParagraph"/>
-      </w:pPr>
-      <w:r>
-        <w:rPr>
-          <w:b/>
-          <w:bCs/>
-        </w:rPr>
-        <w:t xml:space="preserve">Subtotal test cases</w:t>
-      </w:r>
-      <w:r>
-        <w:t xml:space="preserve">: 0</w:t>
-      </w:r>
-    </w:p>
-    <w:bookmarkEnd w:id="43"/>
-    <w:bookmarkStart w:id="44" w:name="execution-report-1"/>
-    <w:p>
-      <w:pPr>
-        <w:pStyle w:val="Heading3"/>
-      </w:pPr>
-      <w:r>
-        <w:t xml:space="preserve">Execution Report</w:t>
-      </w:r>
-    </w:p>
-    <w:p>
-      <w:pPr>
-        <w:pStyle w:val="FirstParagraph"/>
-      </w:pPr>
-      <w:r>
-        <w:t xml:space="preserve">No</w:t>
-      </w:r>
-      <w:r>
-        <w:t xml:space="preserve"> </w:t>
-      </w:r>
-      <w:r>
-        <w:rPr>
-          <w:rStyle w:val="VerbatimChar"/>
-        </w:rPr>
-        <w:t xml:space="preserve">component</w:t>
-      </w:r>
-      <w:r>
-        <w:t xml:space="preserve"> </w:t>
-      </w:r>
-      <w:r>
-        <w:t xml:space="preserve">execution artifacts in the corpus — gap (blocked, not fabricated).</w:t>
       </w:r>
     </w:p>
     <w:bookmarkEnd w:id="44"/>
     <w:bookmarkEnd w:id="45"/>
-    <w:bookmarkStart w:id="49" w:name="integration-testing"/>
+    <w:bookmarkEnd w:id="46"/>
+    <w:bookmarkStart w:id="50" w:name="component-testing"/>
     <w:p>
       <w:pPr>
         <w:pStyle w:val="Heading2"/>
       </w:pPr>
       <w:r>
+        <w:t xml:space="preserve">Component Testing</w:t>
+      </w:r>
+    </w:p>
+    <w:bookmarkStart w:id="47" w:name="test-specification-1"/>
+    <w:p>
+      <w:pPr>
+        <w:pStyle w:val="Heading3"/>
+      </w:pPr>
+      <w:r>
+        <w:t xml:space="preserve">Test Specification</w:t>
+      </w:r>
+    </w:p>
+    <w:p>
+      <w:pPr>
+        <w:pStyle w:val="FirstParagraph"/>
+      </w:pPr>
+      <w:r>
+        <w:t xml:space="preserve">No</w:t>
+      </w:r>
+      <w:r>
+        <w:t xml:space="preserve"> </w:t>
+      </w:r>
+      <w:r>
+        <w:rPr>
+          <w:rStyle w:val="VerbatimChar"/>
+        </w:rPr>
+        <w:t xml:space="preserve">component</w:t>
+      </w:r>
+      <w:r>
+        <w:t xml:space="preserve"> </w:t>
+      </w:r>
+      <w:r>
+        <w:t xml:space="preserve">test specification artifacts in the corpus —</w:t>
+      </w:r>
+      <w:r>
+        <w:t xml:space="preserve"> </w:t>
+      </w:r>
+      <w:r>
+        <w:rPr>
+          <w:b/>
+          <w:bCs/>
+        </w:rPr>
+        <w:t xml:space="preserve">gap</w:t>
+      </w:r>
+      <w:r>
+        <w:t xml:space="preserve"> </w:t>
+      </w:r>
+      <w:r>
+        <w:t xml:space="preserve">(blocked, not fabricated).</w:t>
+      </w:r>
+    </w:p>
+    <w:bookmarkEnd w:id="47"/>
+    <w:bookmarkStart w:id="48" w:name="test-cases-1"/>
+    <w:p>
+      <w:pPr>
+        <w:pStyle w:val="Heading3"/>
+      </w:pPr>
+      <w:r>
+        <w:t xml:space="preserve">Test Cases</w:t>
+      </w:r>
+    </w:p>
+    <w:p>
+      <w:pPr>
+        <w:pStyle w:val="FirstParagraph"/>
+      </w:pPr>
+      <w:r>
+        <w:rPr>
+          <w:b/>
+          <w:bCs/>
+        </w:rPr>
+        <w:t xml:space="preserve">Subtotal test cases</w:t>
+      </w:r>
+      <w:r>
+        <w:t xml:space="preserve">: 0</w:t>
+      </w:r>
+    </w:p>
+    <w:bookmarkEnd w:id="48"/>
+    <w:bookmarkStart w:id="49" w:name="execution-report-1"/>
+    <w:p>
+      <w:pPr>
+        <w:pStyle w:val="Heading3"/>
+      </w:pPr>
+      <w:r>
+        <w:t xml:space="preserve">Execution Report</w:t>
+      </w:r>
+    </w:p>
+    <w:p>
+      <w:pPr>
+        <w:pStyle w:val="FirstParagraph"/>
+      </w:pPr>
+      <w:r>
+        <w:t xml:space="preserve">No</w:t>
+      </w:r>
+      <w:r>
+        <w:t xml:space="preserve"> </w:t>
+      </w:r>
+      <w:r>
+        <w:rPr>
+          <w:rStyle w:val="VerbatimChar"/>
+        </w:rPr>
+        <w:t xml:space="preserve">component</w:t>
+      </w:r>
+      <w:r>
+        <w:t xml:space="preserve"> </w:t>
+      </w:r>
+      <w:r>
+        <w:t xml:space="preserve">execution artifacts in the corpus — gap (blocked, not fabricated).</w:t>
+      </w:r>
+    </w:p>
+    <w:bookmarkEnd w:id="49"/>
+    <w:bookmarkEnd w:id="50"/>
+    <w:bookmarkStart w:id="54" w:name="integration-testing"/>
+    <w:p>
+      <w:pPr>
+        <w:pStyle w:val="Heading2"/>
+      </w:pPr>
+      <w:r>
         <w:t xml:space="preserve">Integration Testing</w:t>
       </w:r>
     </w:p>
-    <w:bookmarkStart w:id="46" w:name="test-specification-2"/>
+    <w:bookmarkStart w:id="51" w:name="test-specification-2"/>
     <w:p>
       <w:pPr>
         <w:pStyle w:val="Heading3"/>
@@ -6786,8 +9288,8 @@
         <w:t xml:space="preserve">(blocked, not fabricated).</w:t>
       </w:r>
     </w:p>
-    <w:bookmarkEnd w:id="46"/>
-    <w:bookmarkStart w:id="47" w:name="test-cases-2"/>
+    <w:bookmarkEnd w:id="51"/>
+    <w:bookmarkStart w:id="52" w:name="test-cases-2"/>
     <w:p>
       <w:pPr>
         <w:pStyle w:val="Heading3"/>
@@ -6811,8 +9313,8 @@
         <w:t xml:space="preserve">: 0</w:t>
       </w:r>
     </w:p>
-    <w:bookmarkEnd w:id="47"/>
-    <w:bookmarkStart w:id="48" w:name="execution-report-2"/>
+    <w:bookmarkEnd w:id="52"/>
+    <w:bookmarkStart w:id="53" w:name="execution-report-2"/>
     <w:p>
       <w:pPr>
         <w:pStyle w:val="Heading3"/>
@@ -6844,9 +9346,9 @@
         <w:t xml:space="preserve">execution artifacts in the corpus — gap (blocked, not fabricated).</w:t>
       </w:r>
     </w:p>
-    <w:bookmarkEnd w:id="48"/>
-    <w:bookmarkEnd w:id="49"/>
-    <w:bookmarkStart w:id="53" w:name="hil-testing"/>
+    <w:bookmarkEnd w:id="53"/>
+    <w:bookmarkEnd w:id="54"/>
+    <w:bookmarkStart w:id="58" w:name="hil-testing"/>
     <w:p>
       <w:pPr>
         <w:pStyle w:val="Heading2"/>
@@ -6855,7 +9357,7 @@
         <w:t xml:space="preserve">HIL Testing</w:t>
       </w:r>
     </w:p>
-    <w:bookmarkStart w:id="50" w:name="test-specification-3"/>
+    <w:bookmarkStart w:id="55" w:name="test-specification-3"/>
     <w:p>
       <w:pPr>
         <w:pStyle w:val="Heading3"/>
@@ -6903,8 +9405,8 @@
         <w:t xml:space="preserve">(blocked, not fabricated).</w:t>
       </w:r>
     </w:p>
-    <w:bookmarkEnd w:id="50"/>
-    <w:bookmarkStart w:id="51" w:name="test-cases-3"/>
+    <w:bookmarkEnd w:id="55"/>
+    <w:bookmarkStart w:id="56" w:name="test-cases-3"/>
     <w:p>
       <w:pPr>
         <w:pStyle w:val="Heading3"/>
@@ -6928,8 +9430,8 @@
         <w:t xml:space="preserve">: 0</w:t>
       </w:r>
     </w:p>
-    <w:bookmarkEnd w:id="51"/>
-    <w:bookmarkStart w:id="52" w:name="execution-report-3"/>
+    <w:bookmarkEnd w:id="56"/>
+    <w:bookmarkStart w:id="57" w:name="execution-report-3"/>
     <w:p>
       <w:pPr>
         <w:pStyle w:val="Heading3"/>
@@ -6944,6 +9446,334 @@
       </w:pPr>
       <w:r>
         <w:t xml:space="preserve">No target-HIL executions exist in the corpus — per governance policy, actual product evidence = 0 (blocked, not fabricated).</w:t>
+      </w:r>
+    </w:p>
+    <w:bookmarkEnd w:id="57"/>
+    <w:bookmarkEnd w:id="58"/>
+    <w:bookmarkStart w:id="59" w:name="X04de6ab7742e7bc5b9343654685b7e074622cb8"/>
+    <w:p>
+      <w:pPr>
+        <w:pStyle w:val="Heading2"/>
+      </w:pPr>
+      <w:r>
+        <w:t xml:space="preserve">Execution Traceability and Evidence Limits</w:t>
+      </w:r>
+    </w:p>
+    <w:p>
+      <w:pPr>
+        <w:pStyle w:val="FirstParagraph"/>
+      </w:pPr>
+      <w:r>
+        <w:rPr>
+          <w:rStyle w:val="VerbatimChar"/>
+        </w:rPr>
+        <w:t xml:space="preserve">result_of</w:t>
+      </w:r>
+      <w:r>
+        <w:t xml:space="preserve"> </w:t>
+      </w:r>
+      <w:r>
+        <w:t xml:space="preserve">links (execution → test measure): as_is</w:t>
+      </w:r>
+      <w:r>
+        <w:t xml:space="preserve"> </w:t>
+      </w:r>
+      <w:r>
+        <w:rPr>
+          <w:rStyle w:val="VerbatimChar"/>
+        </w:rPr>
+        <w:t xml:space="preserve">FB2-VER-EXE-000001</w:t>
+      </w:r>
+      <w:r>
+        <w:t xml:space="preserve"> </w:t>
+      </w:r>
+      <w:r>
+        <w:t xml:space="preserve">→</w:t>
+      </w:r>
+      <w:r>
+        <w:t xml:space="preserve"> </w:t>
+      </w:r>
+      <w:r>
+        <w:rPr>
+          <w:rStyle w:val="VerbatimChar"/>
+        </w:rPr>
+        <w:t xml:space="preserve">FB2-VER-TMS-000001</w:t>
+      </w:r>
+      <w:r>
+        <w:t xml:space="preserve"> </w:t>
+      </w:r>
+      <w:r>
+        <w:t xml:space="preserve">(</w:t>
+      </w:r>
+      <w:r>
+        <w:rPr>
+          <w:rStyle w:val="VerbatimChar"/>
+        </w:rPr>
+        <w:t xml:space="preserve">FB2-LNK-SAF-000018</w:t>
+      </w:r>
+      <w:r>
+        <w:t xml:space="preserve">); synthetic</w:t>
+      </w:r>
+      <w:r>
+        <w:t xml:space="preserve"> </w:t>
+      </w:r>
+      <w:r>
+        <w:rPr>
+          <w:rStyle w:val="VerbatimChar"/>
+        </w:rPr>
+        <w:t xml:space="preserve">FB2-VER-EXE-000001..000006</w:t>
+      </w:r>
+      <w:r>
+        <w:t xml:space="preserve"> </w:t>
+      </w:r>
+      <w:r>
+        <w:t xml:space="preserve">→</w:t>
+      </w:r>
+      <w:r>
+        <w:t xml:space="preserve"> </w:t>
+      </w:r>
+      <w:r>
+        <w:rPr>
+          <w:rStyle w:val="VerbatimChar"/>
+        </w:rPr>
+        <w:t xml:space="preserve">FB2-VER-TMS-000001..000006</w:t>
+      </w:r>
+      <w:r>
+        <w:t xml:space="preserve"> </w:t>
+      </w:r>
+      <w:r>
+        <w:t xml:space="preserve">(</w:t>
+      </w:r>
+      <w:r>
+        <w:rPr>
+          <w:rStyle w:val="VerbatimChar"/>
+        </w:rPr>
+        <w:t xml:space="preserve">FB2-LNK-SAF-000033..038</w:t>
+      </w:r>
+      <w:r>
+        <w:t xml:space="preserve">).</w:t>
+      </w:r>
+    </w:p>
+    <w:p>
+      <w:pPr>
+        <w:pStyle w:val="Compact"/>
+        <w:numPr>
+          <w:ilvl w:val="0"/>
+          <w:numId w:val="1051"/>
+        </w:numPr>
+      </w:pPr>
+      <w:r>
+        <w:t xml:space="preserve">as_is</w:t>
+      </w:r>
+      <w:r>
+        <w:t xml:space="preserve"> </w:t>
+      </w:r>
+      <w:r>
+        <w:rPr>
+          <w:rStyle w:val="VerbatimChar"/>
+        </w:rPr>
+        <w:t xml:space="preserve">actual_host_run</w:t>
+      </w:r>
+      <w:r>
+        <w:t xml:space="preserve"> </w:t>
+      </w:r>
+      <w:r>
+        <w:t xml:space="preserve">PASS (</w:t>
+      </w:r>
+      <w:r>
+        <w:rPr>
+          <w:rStyle w:val="VerbatimChar"/>
+        </w:rPr>
+        <w:t xml:space="preserve">FB2-VER-EXE-000001</w:t>
+      </w:r>
+      <w:r>
+        <w:t xml:space="preserve">) is not independently substantiated: log/coverage hashes are</w:t>
+      </w:r>
+      <w:r>
+        <w:t xml:space="preserve"> </w:t>
+      </w:r>
+      <w:r>
+        <w:rPr>
+          <w:rStyle w:val="VerbatimChar"/>
+        </w:rPr>
+        <w:t xml:space="preserve">sha256:placeholder</w:t>
+      </w:r>
+      <w:r>
+        <w:t xml:space="preserve">,</w:t>
+      </w:r>
+      <w:r>
+        <w:t xml:space="preserve"> </w:t>
+      </w:r>
+      <w:r>
+        <w:rPr>
+          <w:rStyle w:val="VerbatimChar"/>
+        </w:rPr>
+        <w:t xml:space="preserve">output_hashes</w:t>
+      </w:r>
+      <w:r>
+        <w:t xml:space="preserve"> </w:t>
+      </w:r>
+      <w:r>
+        <w:t xml:space="preserve">empty, per-run logs not retained.</w:t>
+      </w:r>
+      <w:r>
+        <w:t xml:space="preserve"> </w:t>
+      </w:r>
+      <w:r>
+        <w:rPr>
+          <w:rStyle w:val="VerbatimChar"/>
+        </w:rPr>
+        <w:t xml:space="preserve">FB2-VER-TMS-000002</w:t>
+      </w:r>
+      <w:r>
+        <w:t xml:space="preserve"> </w:t>
+      </w:r>
+      <w:r>
+        <w:t xml:space="preserve">through</w:t>
+      </w:r>
+      <w:r>
+        <w:t xml:space="preserve"> </w:t>
+      </w:r>
+      <w:r>
+        <w:rPr>
+          <w:rStyle w:val="VerbatimChar"/>
+        </w:rPr>
+        <w:t xml:space="preserve">FB2-VER-TMS-000005</w:t>
+      </w:r>
+      <w:r>
+        <w:t xml:space="preserve"> </w:t>
+      </w:r>
+      <w:r>
+        <w:t xml:space="preserve">have no execution records — no execution credit inferred.</w:t>
+      </w:r>
+    </w:p>
+    <w:p>
+      <w:pPr>
+        <w:pStyle w:val="Compact"/>
+        <w:numPr>
+          <w:ilvl w:val="0"/>
+          <w:numId w:val="1051"/>
+        </w:numPr>
+      </w:pPr>
+      <w:r>
+        <w:t xml:space="preserve">All synthetic executions are</w:t>
+      </w:r>
+      <w:r>
+        <w:t xml:space="preserve"> </w:t>
+      </w:r>
+      <w:r>
+        <w:rPr>
+          <w:rStyle w:val="VerbatimChar"/>
+        </w:rPr>
+        <w:t xml:space="preserve">synthetic_fixture</w:t>
+      </w:r>
+      <w:r>
+        <w:t xml:space="preserve"> </w:t>
+      </w:r>
+      <w:r>
+        <w:t xml:space="preserve">PASS results demonstrating corpus structure only (</w:t>
+      </w:r>
+      <w:r>
+        <w:rPr>
+          <w:rStyle w:val="VerbatimChar"/>
+        </w:rPr>
+        <w:t xml:space="preserve">product_verification_credit: false</w:t>
+      </w:r>
+      <w:r>
+        <w:t xml:space="preserve">,</w:t>
+      </w:r>
+      <w:r>
+        <w:t xml:space="preserve"> </w:t>
+      </w:r>
+      <w:r>
+        <w:rPr>
+          <w:rStyle w:val="VerbatimChar"/>
+        </w:rPr>
+        <w:t xml:space="preserve">human_approval_status: pending</w:t>
+      </w:r>
+      <w:r>
+        <w:t xml:space="preserve">).</w:t>
+      </w:r>
+    </w:p>
+    <w:p>
+      <w:pPr>
+        <w:pStyle w:val="Compact"/>
+        <w:numPr>
+          <w:ilvl w:val="0"/>
+          <w:numId w:val="1051"/>
+        </w:numPr>
+      </w:pPr>
+      <w:r>
+        <w:t xml:space="preserve">Planning stubs</w:t>
+      </w:r>
+      <w:r>
+        <w:t xml:space="preserve"> </w:t>
+      </w:r>
+      <w:r>
+        <w:rPr>
+          <w:rStyle w:val="VerbatimChar"/>
+        </w:rPr>
+        <w:t xml:space="preserve">FB2-VER-TMS-000007</w:t>
+      </w:r>
+      <w:r>
+        <w:t xml:space="preserve"> </w:t>
+      </w:r>
+      <w:r>
+        <w:t xml:space="preserve">(integration),</w:t>
+      </w:r>
+      <w:r>
+        <w:t xml:space="preserve"> </w:t>
+      </w:r>
+      <w:r>
+        <w:rPr>
+          <w:rStyle w:val="VerbatimChar"/>
+        </w:rPr>
+        <w:t xml:space="preserve">FB2-VER-TMS-000008</w:t>
+      </w:r>
+      <w:r>
+        <w:t xml:space="preserve"> </w:t>
+      </w:r>
+      <w:r>
+        <w:t xml:space="preserve">(qualification),</w:t>
+      </w:r>
+      <w:r>
+        <w:t xml:space="preserve"> </w:t>
+      </w:r>
+      <w:r>
+        <w:rPr>
+          <w:rStyle w:val="VerbatimChar"/>
+        </w:rPr>
+        <w:t xml:space="preserve">FB2-VER-TMS-000009</w:t>
+      </w:r>
+      <w:r>
+        <w:t xml:space="preserve"> </w:t>
+      </w:r>
+      <w:r>
+        <w:t xml:space="preserve">(validation) have</w:t>
+      </w:r>
+      <w:r>
+        <w:t xml:space="preserve"> </w:t>
+      </w:r>
+      <w:r>
+        <w:rPr>
+          <w:rStyle w:val="VerbatimChar"/>
+        </w:rPr>
+        <w:t xml:space="preserve">verifies</w:t>
+      </w:r>
+      <w:r>
+        <w:t xml:space="preserve">/</w:t>
+      </w:r>
+      <w:r>
+        <w:rPr>
+          <w:rStyle w:val="VerbatimChar"/>
+        </w:rPr>
+        <w:t xml:space="preserve">validates</w:t>
+      </w:r>
+      <w:r>
+        <w:t xml:space="preserve"> </w:t>
+      </w:r>
+      <w:r>
+        <w:t xml:space="preserve">links but no execution records. Component-level measures remain absent; component, integration, and HIL executions are all zero (blocked, not fabricated).</w:t>
       </w:r>
     </w:p>
     <w:p>
@@ -6987,9 +9817,8 @@
         <w:t xml:space="preserve">.</w:t>
       </w:r>
     </w:p>
-    <w:bookmarkEnd w:id="52"/>
-    <w:bookmarkEnd w:id="53"/>
-    <w:bookmarkEnd w:id="54"/>
+    <w:bookmarkEnd w:id="59"/>
+    <w:bookmarkEnd w:id="60"/>
     <w:sectPr/>
   </w:body>
 </w:document>
@@ -7588,7 +10417,34 @@
     <w:abstractNumId w:val="991"/>
   </w:num>
   <w:num w:numId="1029">
-    <w:abstractNumId w:val="991"/>
+    <w:abstractNumId w:val="99411"/>
+    <w:lvlOverride w:ilvl="0">
+      <w:startOverride w:val="1"/>
+    </w:lvlOverride>
+    <w:lvlOverride w:ilvl="1">
+      <w:startOverride w:val="1"/>
+    </w:lvlOverride>
+    <w:lvlOverride w:ilvl="2">
+      <w:startOverride w:val="1"/>
+    </w:lvlOverride>
+    <w:lvlOverride w:ilvl="3">
+      <w:startOverride w:val="1"/>
+    </w:lvlOverride>
+    <w:lvlOverride w:ilvl="4">
+      <w:startOverride w:val="1"/>
+    </w:lvlOverride>
+    <w:lvlOverride w:ilvl="5">
+      <w:startOverride w:val="1"/>
+    </w:lvlOverride>
+    <w:lvlOverride w:ilvl="6">
+      <w:startOverride w:val="1"/>
+    </w:lvlOverride>
+    <w:lvlOverride w:ilvl="7">
+      <w:startOverride w:val="1"/>
+    </w:lvlOverride>
+    <w:lvlOverride w:ilvl="8">
+      <w:startOverride w:val="1"/>
+    </w:lvlOverride>
   </w:num>
   <w:num w:numId="1030">
     <w:abstractNumId w:val="991"/>
@@ -7597,7 +10453,34 @@
     <w:abstractNumId w:val="991"/>
   </w:num>
   <w:num w:numId="1032">
-    <w:abstractNumId w:val="991"/>
+    <w:abstractNumId w:val="99411"/>
+    <w:lvlOverride w:ilvl="0">
+      <w:startOverride w:val="1"/>
+    </w:lvlOverride>
+    <w:lvlOverride w:ilvl="1">
+      <w:startOverride w:val="1"/>
+    </w:lvlOverride>
+    <w:lvlOverride w:ilvl="2">
+      <w:startOverride w:val="1"/>
+    </w:lvlOverride>
+    <w:lvlOverride w:ilvl="3">
+      <w:startOverride w:val="1"/>
+    </w:lvlOverride>
+    <w:lvlOverride w:ilvl="4">
+      <w:startOverride w:val="1"/>
+    </w:lvlOverride>
+    <w:lvlOverride w:ilvl="5">
+      <w:startOverride w:val="1"/>
+    </w:lvlOverride>
+    <w:lvlOverride w:ilvl="6">
+      <w:startOverride w:val="1"/>
+    </w:lvlOverride>
+    <w:lvlOverride w:ilvl="7">
+      <w:startOverride w:val="1"/>
+    </w:lvlOverride>
+    <w:lvlOverride w:ilvl="8">
+      <w:startOverride w:val="1"/>
+    </w:lvlOverride>
   </w:num>
   <w:num w:numId="1033">
     <w:abstractNumId w:val="991"/>
@@ -7606,6 +10489,135 @@
     <w:abstractNumId w:val="991"/>
   </w:num>
   <w:num w:numId="1035">
+    <w:abstractNumId w:val="99411"/>
+    <w:lvlOverride w:ilvl="0">
+      <w:startOverride w:val="1"/>
+    </w:lvlOverride>
+    <w:lvlOverride w:ilvl="1">
+      <w:startOverride w:val="1"/>
+    </w:lvlOverride>
+    <w:lvlOverride w:ilvl="2">
+      <w:startOverride w:val="1"/>
+    </w:lvlOverride>
+    <w:lvlOverride w:ilvl="3">
+      <w:startOverride w:val="1"/>
+    </w:lvlOverride>
+    <w:lvlOverride w:ilvl="4">
+      <w:startOverride w:val="1"/>
+    </w:lvlOverride>
+    <w:lvlOverride w:ilvl="5">
+      <w:startOverride w:val="1"/>
+    </w:lvlOverride>
+    <w:lvlOverride w:ilvl="6">
+      <w:startOverride w:val="1"/>
+    </w:lvlOverride>
+    <w:lvlOverride w:ilvl="7">
+      <w:startOverride w:val="1"/>
+    </w:lvlOverride>
+    <w:lvlOverride w:ilvl="8">
+      <w:startOverride w:val="1"/>
+    </w:lvlOverride>
+  </w:num>
+  <w:num w:numId="1036">
+    <w:abstractNumId w:val="991"/>
+  </w:num>
+  <w:num w:numId="1037">
+    <w:abstractNumId w:val="991"/>
+  </w:num>
+  <w:num w:numId="1038">
+    <w:abstractNumId w:val="99411"/>
+    <w:lvlOverride w:ilvl="0">
+      <w:startOverride w:val="1"/>
+    </w:lvlOverride>
+    <w:lvlOverride w:ilvl="1">
+      <w:startOverride w:val="1"/>
+    </w:lvlOverride>
+    <w:lvlOverride w:ilvl="2">
+      <w:startOverride w:val="1"/>
+    </w:lvlOverride>
+    <w:lvlOverride w:ilvl="3">
+      <w:startOverride w:val="1"/>
+    </w:lvlOverride>
+    <w:lvlOverride w:ilvl="4">
+      <w:startOverride w:val="1"/>
+    </w:lvlOverride>
+    <w:lvlOverride w:ilvl="5">
+      <w:startOverride w:val="1"/>
+    </w:lvlOverride>
+    <w:lvlOverride w:ilvl="6">
+      <w:startOverride w:val="1"/>
+    </w:lvlOverride>
+    <w:lvlOverride w:ilvl="7">
+      <w:startOverride w:val="1"/>
+    </w:lvlOverride>
+    <w:lvlOverride w:ilvl="8">
+      <w:startOverride w:val="1"/>
+    </w:lvlOverride>
+  </w:num>
+  <w:num w:numId="1039">
+    <w:abstractNumId w:val="991"/>
+  </w:num>
+  <w:num w:numId="1040">
+    <w:abstractNumId w:val="991"/>
+  </w:num>
+  <w:num w:numId="1041">
+    <w:abstractNumId w:val="99411"/>
+    <w:lvlOverride w:ilvl="0">
+      <w:startOverride w:val="1"/>
+    </w:lvlOverride>
+    <w:lvlOverride w:ilvl="1">
+      <w:startOverride w:val="1"/>
+    </w:lvlOverride>
+    <w:lvlOverride w:ilvl="2">
+      <w:startOverride w:val="1"/>
+    </w:lvlOverride>
+    <w:lvlOverride w:ilvl="3">
+      <w:startOverride w:val="1"/>
+    </w:lvlOverride>
+    <w:lvlOverride w:ilvl="4">
+      <w:startOverride w:val="1"/>
+    </w:lvlOverride>
+    <w:lvlOverride w:ilvl="5">
+      <w:startOverride w:val="1"/>
+    </w:lvlOverride>
+    <w:lvlOverride w:ilvl="6">
+      <w:startOverride w:val="1"/>
+    </w:lvlOverride>
+    <w:lvlOverride w:ilvl="7">
+      <w:startOverride w:val="1"/>
+    </w:lvlOverride>
+    <w:lvlOverride w:ilvl="8">
+      <w:startOverride w:val="1"/>
+    </w:lvlOverride>
+  </w:num>
+  <w:num w:numId="1042">
+    <w:abstractNumId w:val="991"/>
+  </w:num>
+  <w:num w:numId="1043">
+    <w:abstractNumId w:val="991"/>
+  </w:num>
+  <w:num w:numId="1044">
+    <w:abstractNumId w:val="991"/>
+  </w:num>
+  <w:num w:numId="1045">
+    <w:abstractNumId w:val="991"/>
+  </w:num>
+  <w:num w:numId="1046">
+    <w:abstractNumId w:val="991"/>
+  </w:num>
+  <w:num w:numId="1047">
+    <w:abstractNumId w:val="991"/>
+  </w:num>
+  <w:num w:numId="1048">
+    <w:abstractNumId w:val="991"/>
+  </w:num>
+  <w:num w:numId="1049">
+    <w:abstractNumId w:val="991"/>
+  </w:num>
+  <w:num w:numId="1050">
+    <w:abstractNumId w:val="991"/>
+  </w:num>
+  <w:num w:numId="1051">
     <w:abstractNumId w:val="991"/>
   </w:num>
 </w:numbering>

--- a/docs/artifacts/spec-documents/09-software-verification-report.docx
+++ b/docs/artifacts/spec-documents/09-software-verification-report.docx
@@ -23,7 +23,7 @@
         <w:pStyle w:val="Date"/>
       </w:pPr>
       <w:r>
-        <w:t xml:space="preserve">2026-09-18</w:t>
+        <w:t xml:space="preserve">2026-09-19</w:t>
       </w:r>
     </w:p>
     <w:sdt>
@@ -52,7 +52,7 @@
         </w:p>
       </w:sdtContent>
     </w:sdt>
-    <w:bookmarkStart w:id="60" w:name="foxbms-2-software-verification-report"/>
+    <w:bookmarkStart w:id="62" w:name="foxbms-2-software-verification-report"/>
     <w:p>
       <w:pPr>
         <w:pStyle w:val="Heading1"/>
@@ -2563,7 +2563,7 @@
       </w:r>
     </w:p>
     <w:bookmarkEnd w:id="21"/>
-    <w:bookmarkStart w:id="46" w:name="unit-testing"/>
+    <w:bookmarkStart w:id="48" w:name="unit-testing"/>
     <w:p>
       <w:pPr>
         <w:pStyle w:val="Heading2"/>
@@ -2572,7 +2572,7 @@
         <w:t xml:space="preserve">Unit Testing</w:t>
       </w:r>
     </w:p>
-    <w:bookmarkStart w:id="36" w:name="test-specification"/>
+    <w:bookmarkStart w:id="38" w:name="test-specification"/>
     <w:p>
       <w:pPr>
         <w:pStyle w:val="Heading3"/>
@@ -3645,6 +3645,112 @@
           </w:p>
         </w:tc>
       </w:tr>
+      <w:tr>
+        <w:tc>
+          <w:tcPr/>
+          <w:p>
+            <w:pPr>
+              <w:pStyle w:val="Compact"/>
+              <w:jc w:val="left"/>
+            </w:pPr>
+            <w:r>
+              <w:rPr>
+                <w:rStyle w:val="VerbatimChar"/>
+              </w:rPr>
+              <w:t xml:space="preserve">FB2-VER-TMS-000010</w:t>
+            </w:r>
+            <w:r>
+              <w:t xml:space="preserve"> </w:t>
+            </w:r>
+            <w:r>
+              <w:t xml:space="preserve">(synthetic, draft stub)</w:t>
+            </w:r>
+          </w:p>
+        </w:tc>
+        <w:tc>
+          <w:tcPr/>
+          <w:p>
+            <w:pPr>
+              <w:pStyle w:val="Compact"/>
+              <w:jc w:val="left"/>
+            </w:pPr>
+            <w:r>
+              <w:rPr>
+                <w:rStyle w:val="VerbatimChar"/>
+              </w:rPr>
+              <w:t xml:space="preserve">SWR-000002</w:t>
+            </w:r>
+            <w:r>
+              <w:t xml:space="preserve"> </w:t>
+            </w:r>
+            <w:r>
+              <w:t xml:space="preserve">(</w:t>
+            </w:r>
+            <w:r>
+              <w:rPr>
+                <w:rStyle w:val="VerbatimChar"/>
+              </w:rPr>
+              <w:t xml:space="preserve">LNK-048</w:t>
+            </w:r>
+            <w:r>
+              <w:t xml:space="preserve">)</w:t>
+            </w:r>
+          </w:p>
+        </w:tc>
+      </w:tr>
+      <w:tr>
+        <w:tc>
+          <w:tcPr/>
+          <w:p>
+            <w:pPr>
+              <w:pStyle w:val="Compact"/>
+              <w:jc w:val="left"/>
+            </w:pPr>
+            <w:r>
+              <w:rPr>
+                <w:rStyle w:val="VerbatimChar"/>
+              </w:rPr>
+              <w:t xml:space="preserve">FB2-VER-TMS-000011</w:t>
+            </w:r>
+            <w:r>
+              <w:t xml:space="preserve"> </w:t>
+            </w:r>
+            <w:r>
+              <w:t xml:space="preserve">(synthetic, draft stub)</w:t>
+            </w:r>
+          </w:p>
+        </w:tc>
+        <w:tc>
+          <w:tcPr/>
+          <w:p>
+            <w:pPr>
+              <w:pStyle w:val="Compact"/>
+              <w:jc w:val="left"/>
+            </w:pPr>
+            <w:r>
+              <w:rPr>
+                <w:rStyle w:val="VerbatimChar"/>
+              </w:rPr>
+              <w:t xml:space="preserve">FSR-000001/002/003/004</w:t>
+            </w:r>
+            <w:r>
+              <w:t xml:space="preserve"> </w:t>
+            </w:r>
+            <w:r>
+              <w:t xml:space="preserve">(</w:t>
+            </w:r>
+            <w:r>
+              <w:rPr>
+                <w:rStyle w:val="VerbatimChar"/>
+              </w:rPr>
+              <w:t xml:space="preserve">LNK-049/050/051/052</w:t>
+            </w:r>
+            <w:r>
+              <w:t xml:space="preserve">)</w:t>
+            </w:r>
+          </w:p>
+        </w:tc>
+      </w:tr>
     </w:tbl>
     <w:bookmarkStart w:id="22" w:name="Xe580645e2cd0d7b1a96d2514c22e44632e8ca9f"/>
     <w:p>
@@ -7626,8 +7732,543 @@
       </w:r>
     </w:p>
     <w:bookmarkEnd w:id="35"/>
+    <w:bookmarkStart w:id="36" w:name="X3baf4a4bfc77917c4355b831a3d7a09a5373d8b"/>
+    <w:p>
+      <w:pPr>
+        <w:pStyle w:val="Heading4"/>
+      </w:pPr>
+      <w:r>
+        <w:rPr>
+          <w:rStyle w:val="VerbatimChar"/>
+        </w:rPr>
+        <w:t xml:space="preserve">FB2-VER-TMS-000010</w:t>
+      </w:r>
+      <w:r>
+        <w:t xml:space="preserve"> </w:t>
+      </w:r>
+      <w:r>
+        <w:t xml:space="preserve">— Test: Component Verification (synthetic_reference, draft planning stub)</w:t>
+      </w:r>
+    </w:p>
+    <w:p>
+      <w:pPr>
+        <w:pStyle w:val="Compact"/>
+        <w:numPr>
+          <w:ilvl w:val="0"/>
+          <w:numId w:val="1043"/>
+        </w:numPr>
+      </w:pPr>
+      <w:r>
+        <w:rPr>
+          <w:b/>
+          <w:bCs/>
+        </w:rPr>
+        <w:t xml:space="preserve">Test type</w:t>
+      </w:r>
+      <w:r>
+        <w:t xml:space="preserve">:</w:t>
+      </w:r>
+      <w:r>
+        <w:t xml:space="preserve"> </w:t>
+      </w:r>
+      <w:r>
+        <w:rPr>
+          <w:rStyle w:val="VerbatimChar"/>
+        </w:rPr>
+        <w:t xml:space="preserve">unit</w:t>
+      </w:r>
+      <w:r>
+        <w:t xml:space="preserve"> </w:t>
+      </w:r>
+      <w:r>
+        <w:t xml:space="preserve">(component level) |</w:t>
+      </w:r>
+      <w:r>
+        <w:t xml:space="preserve"> </w:t>
+      </w:r>
+      <w:r>
+        <w:rPr>
+          <w:b/>
+          <w:bCs/>
+        </w:rPr>
+        <w:t xml:space="preserve">Oracle basis</w:t>
+      </w:r>
+      <w:r>
+        <w:t xml:space="preserve">:</w:t>
+      </w:r>
+      <w:r>
+        <w:t xml:space="preserve"> </w:t>
+      </w:r>
+      <w:r>
+        <w:rPr>
+          <w:rStyle w:val="VerbatimChar"/>
+        </w:rPr>
+        <w:t xml:space="preserve">synthetic_assumption</w:t>
+      </w:r>
+    </w:p>
+    <w:p>
+      <w:pPr>
+        <w:pStyle w:val="Compact"/>
+        <w:numPr>
+          <w:ilvl w:val="0"/>
+          <w:numId w:val="1043"/>
+        </w:numPr>
+      </w:pPr>
+      <w:r>
+        <w:rPr>
+          <w:b/>
+          <w:bCs/>
+        </w:rPr>
+        <w:t xml:space="preserve">Objective</w:t>
+      </w:r>
+      <w:r>
+        <w:t xml:space="preserve">: Define the component-level verification intent for the SOA monitor plus DIAG callback chain; no execution performed (harness blocked)</w:t>
+      </w:r>
+    </w:p>
+    <w:p>
+      <w:pPr>
+        <w:pStyle w:val="Compact"/>
+        <w:numPr>
+          <w:ilvl w:val="0"/>
+          <w:numId w:val="1043"/>
+        </w:numPr>
+      </w:pPr>
+      <w:r>
+        <w:rPr>
+          <w:b/>
+          <w:bCs/>
+        </w:rPr>
+        <w:t xml:space="preserve">Preconditions</w:t>
+      </w:r>
+      <w:r>
+        <w:t xml:space="preserve">: SOA and DIAG units available as host builds; component harness defined (blocked)</w:t>
+      </w:r>
+    </w:p>
+    <w:p>
+      <w:pPr>
+        <w:pStyle w:val="Compact"/>
+        <w:numPr>
+          <w:ilvl w:val="0"/>
+          <w:numId w:val="1043"/>
+        </w:numPr>
+      </w:pPr>
+      <w:r>
+        <w:rPr>
+          <w:b/>
+          <w:bCs/>
+        </w:rPr>
+        <w:t xml:space="preserve">Environment</w:t>
+      </w:r>
+      <w:r>
+        <w:t xml:space="preserve">: POSIX host (Linux); Unity/CMock; config</w:t>
+      </w:r>
+      <w:r>
+        <w:t xml:space="preserve"> </w:t>
+      </w:r>
+      <w:r>
+        <w:rPr>
+          <w:rStyle w:val="VerbatimChar"/>
+        </w:rPr>
+        <w:t xml:space="preserve">conf/unit/app_project_posix.yml</w:t>
+      </w:r>
+    </w:p>
+    <w:p>
+      <w:pPr>
+        <w:pStyle w:val="Compact"/>
+        <w:numPr>
+          <w:ilvl w:val="0"/>
+          <w:numId w:val="1043"/>
+        </w:numPr>
+      </w:pPr>
+      <w:r>
+        <w:rPr>
+          <w:b/>
+          <w:bCs/>
+        </w:rPr>
+        <w:t xml:space="preserve">Test cases (steps)</w:t>
+      </w:r>
+      <w:r>
+        <w:t xml:space="preserve">:</w:t>
+      </w:r>
+    </w:p>
+    <w:p>
+      <w:pPr>
+        <w:pStyle w:val="Compact"/>
+        <w:numPr>
+          <w:ilvl w:val="1"/>
+          <w:numId w:val="1044"/>
+        </w:numPr>
+      </w:pPr>
+      <w:r>
+        <w:rPr>
+          <w:b/>
+          <w:bCs/>
+        </w:rPr>
+        <w:t xml:space="preserve">Drive SOA limit violation at component boundary</w:t>
+      </w:r>
+      <w:r>
+        <w:t xml:space="preserve"> </w:t>
+      </w:r>
+      <w:r>
+        <w:t xml:space="preserve">→ expected: DIAG callback invoked with severity</w:t>
+      </w:r>
+    </w:p>
+    <w:p>
+      <w:pPr>
+        <w:pStyle w:val="Compact"/>
+        <w:numPr>
+          <w:ilvl w:val="1"/>
+          <w:numId w:val="1044"/>
+        </w:numPr>
+      </w:pPr>
+      <w:r>
+        <w:rPr>
+          <w:b/>
+          <w:bCs/>
+        </w:rPr>
+        <w:t xml:space="preserve">Confirm occurrence counter and latency fields</w:t>
+      </w:r>
+      <w:r>
+        <w:t xml:space="preserve"> </w:t>
+      </w:r>
+      <w:r>
+        <w:t xml:space="preserve">→ expected: Counter increments within debounce window</w:t>
+      </w:r>
+    </w:p>
+    <w:p>
+      <w:pPr>
+        <w:pStyle w:val="Compact"/>
+        <w:numPr>
+          <w:ilvl w:val="1"/>
+          <w:numId w:val="1044"/>
+        </w:numPr>
+      </w:pPr>
+      <w:r>
+        <w:rPr>
+          <w:b/>
+          <w:bCs/>
+        </w:rPr>
+        <w:t xml:space="preserve">Clear stimulus and confirm recovery</w:t>
+      </w:r>
+      <w:r>
+        <w:t xml:space="preserve"> </w:t>
+      </w:r>
+      <w:r>
+        <w:t xml:space="preserve">→ expected: No latched fault after clear</w:t>
+      </w:r>
+    </w:p>
+    <w:p>
+      <w:pPr>
+        <w:pStyle w:val="Compact"/>
+        <w:numPr>
+          <w:ilvl w:val="0"/>
+          <w:numId w:val="1043"/>
+        </w:numPr>
+      </w:pPr>
+      <w:r>
+        <w:rPr>
+          <w:b/>
+          <w:bCs/>
+        </w:rPr>
+        <w:t xml:space="preserve">Expected outcomes</w:t>
+      </w:r>
+      <w:r>
+        <w:t xml:space="preserve">:</w:t>
+      </w:r>
+    </w:p>
+    <w:p>
+      <w:pPr>
+        <w:pStyle w:val="Compact"/>
+        <w:numPr>
+          <w:ilvl w:val="1"/>
+          <w:numId w:val="1045"/>
+        </w:numPr>
+      </w:pPr>
+      <w:r>
+        <w:rPr>
+          <w:rStyle w:val="VerbatimChar"/>
+        </w:rPr>
+        <w:t xml:space="preserve">component_reaction_verified</w:t>
+      </w:r>
+      <w:r>
+        <w:t xml:space="preserve"> </w:t>
+      </w:r>
+      <w:r>
+        <w:t xml:space="preserve">= true (tolerance exact)</w:t>
+      </w:r>
+    </w:p>
     <w:bookmarkEnd w:id="36"/>
-    <w:bookmarkStart w:id="37" w:name="test-cases"/>
+    <w:bookmarkStart w:id="37" w:name="X009780c28ca972d5908121ea335c0366ed5cfde"/>
+    <w:p>
+      <w:pPr>
+        <w:pStyle w:val="Heading4"/>
+      </w:pPr>
+      <w:r>
+        <w:rPr>
+          <w:rStyle w:val="VerbatimChar"/>
+        </w:rPr>
+        <w:t xml:space="preserve">FB2-VER-TMS-000011</w:t>
+      </w:r>
+      <w:r>
+        <w:t xml:space="preserve"> </w:t>
+      </w:r>
+      <w:r>
+        <w:t xml:space="preserve">— Test: HIL Fault Reaction (synthetic_reference, draft planning stub)</w:t>
+      </w:r>
+    </w:p>
+    <w:p>
+      <w:pPr>
+        <w:pStyle w:val="Compact"/>
+        <w:numPr>
+          <w:ilvl w:val="0"/>
+          <w:numId w:val="1046"/>
+        </w:numPr>
+      </w:pPr>
+      <w:r>
+        <w:rPr>
+          <w:b/>
+          <w:bCs/>
+        </w:rPr>
+        <w:t xml:space="preserve">Test type</w:t>
+      </w:r>
+      <w:r>
+        <w:t xml:space="preserve">:</w:t>
+      </w:r>
+      <w:r>
+        <w:t xml:space="preserve"> </w:t>
+      </w:r>
+      <w:r>
+        <w:rPr>
+          <w:rStyle w:val="VerbatimChar"/>
+        </w:rPr>
+        <w:t xml:space="preserve">system</w:t>
+      </w:r>
+      <w:r>
+        <w:t xml:space="preserve"> </w:t>
+      </w:r>
+      <w:r>
+        <w:t xml:space="preserve">(HIL) |</w:t>
+      </w:r>
+      <w:r>
+        <w:t xml:space="preserve"> </w:t>
+      </w:r>
+      <w:r>
+        <w:rPr>
+          <w:b/>
+          <w:bCs/>
+        </w:rPr>
+        <w:t xml:space="preserve">Oracle basis</w:t>
+      </w:r>
+      <w:r>
+        <w:t xml:space="preserve">:</w:t>
+      </w:r>
+      <w:r>
+        <w:t xml:space="preserve"> </w:t>
+      </w:r>
+      <w:r>
+        <w:rPr>
+          <w:rStyle w:val="VerbatimChar"/>
+        </w:rPr>
+        <w:t xml:space="preserve">synthetic_assumption</w:t>
+      </w:r>
+    </w:p>
+    <w:p>
+      <w:pPr>
+        <w:pStyle w:val="Compact"/>
+        <w:numPr>
+          <w:ilvl w:val="0"/>
+          <w:numId w:val="1046"/>
+        </w:numPr>
+      </w:pPr>
+      <w:r>
+        <w:rPr>
+          <w:b/>
+          <w:bCs/>
+        </w:rPr>
+        <w:t xml:space="preserve">Objective</w:t>
+      </w:r>
+      <w:r>
+        <w:t xml:space="preserve">: Define the HIL verification intent for the cell-voltage safety chain on target hardware; no execution performed (</w:t>
+      </w:r>
+      <w:r>
+        <w:rPr>
+          <w:rStyle w:val="VerbatimChar"/>
+        </w:rPr>
+        <w:t xml:space="preserve">tests/hil</w:t>
+      </w:r>
+      <w:r>
+        <w:t xml:space="preserve"> </w:t>
+      </w:r>
+      <w:r>
+        <w:t xml:space="preserve">placeholder only)</w:t>
+      </w:r>
+    </w:p>
+    <w:p>
+      <w:pPr>
+        <w:pStyle w:val="Compact"/>
+        <w:numPr>
+          <w:ilvl w:val="0"/>
+          <w:numId w:val="1046"/>
+        </w:numPr>
+      </w:pPr>
+      <w:r>
+        <w:rPr>
+          <w:b/>
+          <w:bCs/>
+        </w:rPr>
+        <w:t xml:space="preserve">Preconditions</w:t>
+      </w:r>
+      <w:r>
+        <w:t xml:space="preserve">: HIL bench available (blocked — unpublished upstream); target program built with coverage instrumentation (blocked)</w:t>
+      </w:r>
+    </w:p>
+    <w:p>
+      <w:pPr>
+        <w:pStyle w:val="Compact"/>
+        <w:numPr>
+          <w:ilvl w:val="0"/>
+          <w:numId w:val="1046"/>
+        </w:numPr>
+      </w:pPr>
+      <w:r>
+        <w:rPr>
+          <w:b/>
+          <w:bCs/>
+        </w:rPr>
+        <w:t xml:space="preserve">Environment</w:t>
+      </w:r>
+      <w:r>
+        <w:t xml:space="preserve">: Target TMS570LC4357 + HIL bench (blocked — unpublished)</w:t>
+      </w:r>
+    </w:p>
+    <w:p>
+      <w:pPr>
+        <w:pStyle w:val="Compact"/>
+        <w:numPr>
+          <w:ilvl w:val="0"/>
+          <w:numId w:val="1046"/>
+        </w:numPr>
+      </w:pPr>
+      <w:r>
+        <w:rPr>
+          <w:b/>
+          <w:bCs/>
+        </w:rPr>
+        <w:t xml:space="preserve">Test cases (steps)</w:t>
+      </w:r>
+      <w:r>
+        <w:t xml:space="preserve">:</w:t>
+      </w:r>
+    </w:p>
+    <w:p>
+      <w:pPr>
+        <w:pStyle w:val="Compact"/>
+        <w:numPr>
+          <w:ilvl w:val="1"/>
+          <w:numId w:val="1047"/>
+        </w:numPr>
+      </w:pPr>
+      <w:r>
+        <w:rPr>
+          <w:b/>
+          <w:bCs/>
+        </w:rPr>
+        <w:t xml:space="preserve">Apply overvoltage stimulus on HIL cell emulator</w:t>
+      </w:r>
+      <w:r>
+        <w:t xml:space="preserve"> </w:t>
+      </w:r>
+      <w:r>
+        <w:t xml:space="preserve">→ expected: AFE path acquires violated sample</w:t>
+      </w:r>
+    </w:p>
+    <w:p>
+      <w:pPr>
+        <w:pStyle w:val="Compact"/>
+        <w:numPr>
+          <w:ilvl w:val="1"/>
+          <w:numId w:val="1047"/>
+        </w:numPr>
+      </w:pPr>
+      <w:r>
+        <w:rPr>
+          <w:b/>
+          <w:bCs/>
+        </w:rPr>
+        <w:t xml:space="preserve">Observe contactor command on target I/O</w:t>
+      </w:r>
+      <w:r>
+        <w:t xml:space="preserve"> </w:t>
+      </w:r>
+      <w:r>
+        <w:t xml:space="preserve">→ expected: Coils de-energized within FTTI</w:t>
+      </w:r>
+    </w:p>
+    <w:p>
+      <w:pPr>
+        <w:pStyle w:val="Compact"/>
+        <w:numPr>
+          <w:ilvl w:val="1"/>
+          <w:numId w:val="1047"/>
+        </w:numPr>
+      </w:pPr>
+      <w:r>
+        <w:rPr>
+          <w:b/>
+          <w:bCs/>
+        </w:rPr>
+        <w:t xml:space="preserve">Collect line/branch coverage on target</w:t>
+      </w:r>
+      <w:r>
+        <w:t xml:space="preserve"> </w:t>
+      </w:r>
+      <w:r>
+        <w:t xml:space="preserve">→ expected: Coverage record retained</w:t>
+      </w:r>
+    </w:p>
+    <w:p>
+      <w:pPr>
+        <w:pStyle w:val="Compact"/>
+        <w:numPr>
+          <w:ilvl w:val="0"/>
+          <w:numId w:val="1046"/>
+        </w:numPr>
+      </w:pPr>
+      <w:r>
+        <w:rPr>
+          <w:b/>
+          <w:bCs/>
+        </w:rPr>
+        <w:t xml:space="preserve">Expected outcomes</w:t>
+      </w:r>
+      <w:r>
+        <w:t xml:space="preserve">:</w:t>
+      </w:r>
+    </w:p>
+    <w:p>
+      <w:pPr>
+        <w:pStyle w:val="Compact"/>
+        <w:numPr>
+          <w:ilvl w:val="1"/>
+          <w:numId w:val="1048"/>
+        </w:numPr>
+      </w:pPr>
+      <w:r>
+        <w:rPr>
+          <w:rStyle w:val="VerbatimChar"/>
+        </w:rPr>
+        <w:t xml:space="preserve">hil_reaction_verified</w:t>
+      </w:r>
+      <w:r>
+        <w:t xml:space="preserve"> </w:t>
+      </w:r>
+      <w:r>
+        <w:t xml:space="preserve">= true (tolerance exact)</w:t>
+      </w:r>
+    </w:p>
+    <w:bookmarkEnd w:id="37"/>
+    <w:bookmarkEnd w:id="38"/>
+    <w:bookmarkStart w:id="39" w:name="test-cases"/>
     <w:p>
       <w:pPr>
         <w:pStyle w:val="Heading3"/>
@@ -7641,7 +8282,7 @@
         <w:pStyle w:val="Compact"/>
         <w:numPr>
           <w:ilvl w:val="0"/>
-          <w:numId w:val="1043"/>
+          <w:numId w:val="1049"/>
         </w:numPr>
       </w:pPr>
       <w:r>
@@ -7662,7 +8303,7 @@
         <w:pStyle w:val="Compact"/>
         <w:numPr>
           <w:ilvl w:val="0"/>
-          <w:numId w:val="1043"/>
+          <w:numId w:val="1049"/>
         </w:numPr>
       </w:pPr>
       <w:r>
@@ -7683,7 +8324,7 @@
         <w:pStyle w:val="Compact"/>
         <w:numPr>
           <w:ilvl w:val="0"/>
-          <w:numId w:val="1043"/>
+          <w:numId w:val="1049"/>
         </w:numPr>
       </w:pPr>
       <w:r>
@@ -7704,7 +8345,7 @@
         <w:pStyle w:val="Compact"/>
         <w:numPr>
           <w:ilvl w:val="0"/>
-          <w:numId w:val="1043"/>
+          <w:numId w:val="1049"/>
         </w:numPr>
       </w:pPr>
       <w:r>
@@ -7725,7 +8366,7 @@
         <w:pStyle w:val="Compact"/>
         <w:numPr>
           <w:ilvl w:val="0"/>
-          <w:numId w:val="1043"/>
+          <w:numId w:val="1049"/>
         </w:numPr>
       </w:pPr>
       <w:r>
@@ -7746,7 +8387,7 @@
         <w:pStyle w:val="Compact"/>
         <w:numPr>
           <w:ilvl w:val="0"/>
-          <w:numId w:val="1043"/>
+          <w:numId w:val="1049"/>
         </w:numPr>
       </w:pPr>
       <w:r>
@@ -7767,7 +8408,7 @@
         <w:pStyle w:val="Compact"/>
         <w:numPr>
           <w:ilvl w:val="0"/>
-          <w:numId w:val="1043"/>
+          <w:numId w:val="1049"/>
         </w:numPr>
       </w:pPr>
       <w:r>
@@ -7788,7 +8429,7 @@
         <w:pStyle w:val="Compact"/>
         <w:numPr>
           <w:ilvl w:val="0"/>
-          <w:numId w:val="1043"/>
+          <w:numId w:val="1049"/>
         </w:numPr>
       </w:pPr>
       <w:r>
@@ -7809,7 +8450,7 @@
         <w:pStyle w:val="Compact"/>
         <w:numPr>
           <w:ilvl w:val="0"/>
-          <w:numId w:val="1043"/>
+          <w:numId w:val="1049"/>
         </w:numPr>
       </w:pPr>
       <w:r>
@@ -7830,7 +8471,7 @@
         <w:pStyle w:val="Compact"/>
         <w:numPr>
           <w:ilvl w:val="0"/>
-          <w:numId w:val="1043"/>
+          <w:numId w:val="1049"/>
         </w:numPr>
       </w:pPr>
       <w:r>
@@ -7851,7 +8492,7 @@
         <w:pStyle w:val="Compact"/>
         <w:numPr>
           <w:ilvl w:val="0"/>
-          <w:numId w:val="1043"/>
+          <w:numId w:val="1049"/>
         </w:numPr>
       </w:pPr>
       <w:r>
@@ -7872,7 +8513,7 @@
         <w:pStyle w:val="Compact"/>
         <w:numPr>
           <w:ilvl w:val="0"/>
-          <w:numId w:val="1043"/>
+          <w:numId w:val="1049"/>
         </w:numPr>
       </w:pPr>
       <w:r>
@@ -7893,7 +8534,7 @@
         <w:pStyle w:val="Compact"/>
         <w:numPr>
           <w:ilvl w:val="0"/>
-          <w:numId w:val="1043"/>
+          <w:numId w:val="1049"/>
         </w:numPr>
       </w:pPr>
       <w:r>
@@ -7914,7 +8555,7 @@
         <w:pStyle w:val="Compact"/>
         <w:numPr>
           <w:ilvl w:val="0"/>
-          <w:numId w:val="1043"/>
+          <w:numId w:val="1049"/>
         </w:numPr>
       </w:pPr>
       <w:r>
@@ -7929,6 +8570,48 @@
       <w:r>
         <w:t xml:space="preserve">(synthetic_reference, draft stub): 2 test case(s)</w:t>
       </w:r>
+    </w:p>
+    <w:p>
+      <w:pPr>
+        <w:pStyle w:val="Compact"/>
+        <w:numPr>
+          <w:ilvl w:val="0"/>
+          <w:numId w:val="1049"/>
+        </w:numPr>
+      </w:pPr>
+      <w:r>
+        <w:rPr>
+          <w:rStyle w:val="VerbatimChar"/>
+        </w:rPr>
+        <w:t xml:space="preserve">FB2-VER-TMS-000010</w:t>
+      </w:r>
+      <w:r>
+        <w:t xml:space="preserve"> </w:t>
+      </w:r>
+      <w:r>
+        <w:t xml:space="preserve">(synthetic_reference, draft stub): 3 test case(s)</w:t>
+      </w:r>
+    </w:p>
+    <w:p>
+      <w:pPr>
+        <w:pStyle w:val="Compact"/>
+        <w:numPr>
+          <w:ilvl w:val="0"/>
+          <w:numId w:val="1049"/>
+        </w:numPr>
+      </w:pPr>
+      <w:r>
+        <w:rPr>
+          <w:rStyle w:val="VerbatimChar"/>
+        </w:rPr>
+        <w:t xml:space="preserve">FB2-VER-TMS-000011</w:t>
+      </w:r>
+      <w:r>
+        <w:t xml:space="preserve"> </w:t>
+      </w:r>
+      <w:r>
+        <w:t xml:space="preserve">(synthetic_reference, draft stub): 3 test case(s)</w:t>
+      </w:r>
       <w:r>
         <w:t xml:space="preserve"> </w:t>
       </w:r>
@@ -7940,11 +8623,11 @@
         <w:t xml:space="preserve">Subtotal test cases</w:t>
       </w:r>
       <w:r>
-        <w:t xml:space="preserve">: 43</w:t>
-      </w:r>
-    </w:p>
-    <w:bookmarkEnd w:id="37"/>
-    <w:bookmarkStart w:id="45" w:name="execution-report"/>
+        <w:t xml:space="preserve">: 49</w:t>
+      </w:r>
+    </w:p>
+    <w:bookmarkEnd w:id="39"/>
+    <w:bookmarkStart w:id="47" w:name="execution-report"/>
     <w:p>
       <w:pPr>
         <w:pStyle w:val="Heading3"/>
@@ -7953,7 +8636,7 @@
         <w:t xml:space="preserve">Execution Report</w:t>
       </w:r>
     </w:p>
-    <w:bookmarkStart w:id="38" w:name="Xba18ce4afc8380a0999e1d750e18320532c88af"/>
+    <w:bookmarkStart w:id="40" w:name="Xba18ce4afc8380a0999e1d750e18320532c88af"/>
     <w:p>
       <w:pPr>
         <w:pStyle w:val="Heading5"/>
@@ -7982,7 +8665,7 @@
         <w:pStyle w:val="Compact"/>
         <w:numPr>
           <w:ilvl w:val="0"/>
-          <w:numId w:val="1044"/>
+          <w:numId w:val="1050"/>
         </w:numPr>
       </w:pPr>
       <w:r>
@@ -8067,7 +8750,7 @@
         <w:pStyle w:val="Compact"/>
         <w:numPr>
           <w:ilvl w:val="0"/>
-          <w:numId w:val="1044"/>
+          <w:numId w:val="1050"/>
         </w:numPr>
       </w:pPr>
       <w:r>
@@ -8086,7 +8769,7 @@
         <w:pStyle w:val="Compact"/>
         <w:numPr>
           <w:ilvl w:val="0"/>
-          <w:numId w:val="1044"/>
+          <w:numId w:val="1050"/>
         </w:numPr>
       </w:pPr>
       <w:r>
@@ -8121,8 +8804,8 @@
         <w:t xml:space="preserve">tests/unit/app/application/soa/test_soa.c</w:t>
       </w:r>
     </w:p>
-    <w:bookmarkEnd w:id="38"/>
-    <w:bookmarkStart w:id="39" w:name="X58e6a13ebb75e7eab5587c0d2e0108f87454767"/>
+    <w:bookmarkEnd w:id="40"/>
+    <w:bookmarkStart w:id="41" w:name="X58e6a13ebb75e7eab5587c0d2e0108f87454767"/>
     <w:p>
       <w:pPr>
         <w:pStyle w:val="Heading5"/>
@@ -8151,7 +8834,7 @@
         <w:pStyle w:val="Compact"/>
         <w:numPr>
           <w:ilvl w:val="0"/>
-          <w:numId w:val="1045"/>
+          <w:numId w:val="1051"/>
         </w:numPr>
       </w:pPr>
       <w:r>
@@ -8236,7 +8919,7 @@
         <w:pStyle w:val="Compact"/>
         <w:numPr>
           <w:ilvl w:val="0"/>
-          <w:numId w:val="1045"/>
+          <w:numId w:val="1051"/>
         </w:numPr>
       </w:pPr>
       <w:r>
@@ -8255,7 +8938,7 @@
         <w:pStyle w:val="Compact"/>
         <w:numPr>
           <w:ilvl w:val="0"/>
-          <w:numId w:val="1045"/>
+          <w:numId w:val="1051"/>
         </w:numPr>
       </w:pPr>
       <w:r>
@@ -8290,8 +8973,8 @@
         <w:t xml:space="preserve">tests/unit/app/application/soa/test_soa.c</w:t>
       </w:r>
     </w:p>
-    <w:bookmarkEnd w:id="39"/>
-    <w:bookmarkStart w:id="40" w:name="X608be2e9cbe6354c29f7899d1cb7bbc09e56f6a"/>
+    <w:bookmarkEnd w:id="41"/>
+    <w:bookmarkStart w:id="42" w:name="X608be2e9cbe6354c29f7899d1cb7bbc09e56f6a"/>
     <w:p>
       <w:pPr>
         <w:pStyle w:val="Heading5"/>
@@ -8320,7 +9003,7 @@
         <w:pStyle w:val="Compact"/>
         <w:numPr>
           <w:ilvl w:val="0"/>
-          <w:numId w:val="1046"/>
+          <w:numId w:val="1052"/>
         </w:numPr>
       </w:pPr>
       <w:r>
@@ -8405,7 +9088,7 @@
         <w:pStyle w:val="Compact"/>
         <w:numPr>
           <w:ilvl w:val="0"/>
-          <w:numId w:val="1046"/>
+          <w:numId w:val="1052"/>
         </w:numPr>
       </w:pPr>
       <w:r>
@@ -8424,7 +9107,7 @@
         <w:pStyle w:val="Compact"/>
         <w:numPr>
           <w:ilvl w:val="0"/>
-          <w:numId w:val="1046"/>
+          <w:numId w:val="1052"/>
         </w:numPr>
       </w:pPr>
       <w:r>
@@ -8459,8 +9142,8 @@
         <w:t xml:space="preserve">tests/unit/app/driver/contactor/test_contactor.c</w:t>
       </w:r>
     </w:p>
-    <w:bookmarkEnd w:id="40"/>
-    <w:bookmarkStart w:id="41" w:name="X8ea60dc6d7d50b612cb83d14c059f66e1accfc1"/>
+    <w:bookmarkEnd w:id="42"/>
+    <w:bookmarkStart w:id="43" w:name="X8ea60dc6d7d50b612cb83d14c059f66e1accfc1"/>
     <w:p>
       <w:pPr>
         <w:pStyle w:val="Heading5"/>
@@ -8489,7 +9172,7 @@
         <w:pStyle w:val="Compact"/>
         <w:numPr>
           <w:ilvl w:val="0"/>
-          <w:numId w:val="1047"/>
+          <w:numId w:val="1053"/>
         </w:numPr>
       </w:pPr>
       <w:r>
@@ -8574,7 +9257,7 @@
         <w:pStyle w:val="Compact"/>
         <w:numPr>
           <w:ilvl w:val="0"/>
-          <w:numId w:val="1047"/>
+          <w:numId w:val="1053"/>
         </w:numPr>
       </w:pPr>
       <w:r>
@@ -8593,7 +9276,7 @@
         <w:pStyle w:val="Compact"/>
         <w:numPr>
           <w:ilvl w:val="0"/>
-          <w:numId w:val="1047"/>
+          <w:numId w:val="1053"/>
         </w:numPr>
       </w:pPr>
       <w:r>
@@ -8628,8 +9311,8 @@
         <w:t xml:space="preserve">tests/unit/app/driver/afe/api/test_afe_plausibility.c</w:t>
       </w:r>
     </w:p>
-    <w:bookmarkEnd w:id="41"/>
-    <w:bookmarkStart w:id="42" w:name="X7820b97e901ffe40dd2fece6bbf18bfcaa11e2f"/>
+    <w:bookmarkEnd w:id="43"/>
+    <w:bookmarkStart w:id="44" w:name="X7820b97e901ffe40dd2fece6bbf18bfcaa11e2f"/>
     <w:p>
       <w:pPr>
         <w:pStyle w:val="Heading5"/>
@@ -8658,7 +9341,7 @@
         <w:pStyle w:val="Compact"/>
         <w:numPr>
           <w:ilvl w:val="0"/>
-          <w:numId w:val="1048"/>
+          <w:numId w:val="1054"/>
         </w:numPr>
       </w:pPr>
       <w:r>
@@ -8743,7 +9426,7 @@
         <w:pStyle w:val="Compact"/>
         <w:numPr>
           <w:ilvl w:val="0"/>
-          <w:numId w:val="1048"/>
+          <w:numId w:val="1054"/>
         </w:numPr>
       </w:pPr>
       <w:r>
@@ -8762,7 +9445,7 @@
         <w:pStyle w:val="Compact"/>
         <w:numPr>
           <w:ilvl w:val="0"/>
-          <w:numId w:val="1048"/>
+          <w:numId w:val="1054"/>
         </w:numPr>
       </w:pPr>
       <w:r>
@@ -8785,8 +9468,8 @@
         <w:t xml:space="preserve">FB2-VER-TMS-000004</w:t>
       </w:r>
     </w:p>
-    <w:bookmarkEnd w:id="42"/>
-    <w:bookmarkStart w:id="43" w:name="Xd5df19ad137a8dcd6d20b1cd54d559410ef780a"/>
+    <w:bookmarkEnd w:id="44"/>
+    <w:bookmarkStart w:id="45" w:name="Xd5df19ad137a8dcd6d20b1cd54d559410ef780a"/>
     <w:p>
       <w:pPr>
         <w:pStyle w:val="Heading5"/>
@@ -8815,7 +9498,7 @@
         <w:pStyle w:val="Compact"/>
         <w:numPr>
           <w:ilvl w:val="0"/>
-          <w:numId w:val="1049"/>
+          <w:numId w:val="1055"/>
         </w:numPr>
       </w:pPr>
       <w:r>
@@ -8900,7 +9583,7 @@
         <w:pStyle w:val="Compact"/>
         <w:numPr>
           <w:ilvl w:val="0"/>
-          <w:numId w:val="1049"/>
+          <w:numId w:val="1055"/>
         </w:numPr>
       </w:pPr>
       <w:r>
@@ -8919,7 +9602,7 @@
         <w:pStyle w:val="Compact"/>
         <w:numPr>
           <w:ilvl w:val="0"/>
-          <w:numId w:val="1049"/>
+          <w:numId w:val="1055"/>
         </w:numPr>
       </w:pPr>
       <w:r>
@@ -8954,8 +9637,8 @@
         <w:t xml:space="preserve">tests/unit/app/driver/afe/ltc/6813-1/test_ltc_6813-1.c</w:t>
       </w:r>
     </w:p>
-    <w:bookmarkEnd w:id="43"/>
-    <w:bookmarkStart w:id="44" w:name="X926876aa927ca90459db89eebf58172efb20f9d"/>
+    <w:bookmarkEnd w:id="45"/>
+    <w:bookmarkStart w:id="46" w:name="X926876aa927ca90459db89eebf58172efb20f9d"/>
     <w:p>
       <w:pPr>
         <w:pStyle w:val="Heading5"/>
@@ -8984,7 +9667,7 @@
         <w:pStyle w:val="Compact"/>
         <w:numPr>
           <w:ilvl w:val="0"/>
-          <w:numId w:val="1050"/>
+          <w:numId w:val="1056"/>
         </w:numPr>
       </w:pPr>
       <w:r>
@@ -9069,7 +9752,7 @@
         <w:pStyle w:val="Compact"/>
         <w:numPr>
           <w:ilvl w:val="0"/>
-          <w:numId w:val="1050"/>
+          <w:numId w:val="1056"/>
         </w:numPr>
       </w:pPr>
       <w:r>
@@ -9088,7 +9771,7 @@
         <w:pStyle w:val="Compact"/>
         <w:numPr>
           <w:ilvl w:val="0"/>
-          <w:numId w:val="1050"/>
+          <w:numId w:val="1056"/>
         </w:numPr>
       </w:pPr>
       <w:r>
@@ -9111,10 +9794,10 @@
         <w:t xml:space="preserve">FB2-VER-TMS-000006</w:t>
       </w:r>
     </w:p>
-    <w:bookmarkEnd w:id="44"/>
-    <w:bookmarkEnd w:id="45"/>
     <w:bookmarkEnd w:id="46"/>
-    <w:bookmarkStart w:id="50" w:name="component-testing"/>
+    <w:bookmarkEnd w:id="47"/>
+    <w:bookmarkEnd w:id="48"/>
+    <w:bookmarkStart w:id="52" w:name="component-testing"/>
     <w:p>
       <w:pPr>
         <w:pStyle w:val="Heading2"/>
@@ -9123,7 +9806,7 @@
         <w:t xml:space="preserve">Component Testing</w:t>
       </w:r>
     </w:p>
-    <w:bookmarkStart w:id="47" w:name="test-specification-1"/>
+    <w:bookmarkStart w:id="49" w:name="test-specification-1"/>
     <w:p>
       <w:pPr>
         <w:pStyle w:val="Heading3"/>
@@ -9171,8 +9854,8 @@
         <w:t xml:space="preserve">(blocked, not fabricated).</w:t>
       </w:r>
     </w:p>
-    <w:bookmarkEnd w:id="47"/>
-    <w:bookmarkStart w:id="48" w:name="test-cases-1"/>
+    <w:bookmarkEnd w:id="49"/>
+    <w:bookmarkStart w:id="50" w:name="test-cases-1"/>
     <w:p>
       <w:pPr>
         <w:pStyle w:val="Heading3"/>
@@ -9196,8 +9879,8 @@
         <w:t xml:space="preserve">: 0</w:t>
       </w:r>
     </w:p>
-    <w:bookmarkEnd w:id="48"/>
-    <w:bookmarkStart w:id="49" w:name="execution-report-1"/>
+    <w:bookmarkEnd w:id="50"/>
+    <w:bookmarkStart w:id="51" w:name="execution-report-1"/>
     <w:p>
       <w:pPr>
         <w:pStyle w:val="Heading3"/>
@@ -9229,9 +9912,9 @@
         <w:t xml:space="preserve">execution artifacts in the corpus — gap (blocked, not fabricated).</w:t>
       </w:r>
     </w:p>
-    <w:bookmarkEnd w:id="49"/>
-    <w:bookmarkEnd w:id="50"/>
-    <w:bookmarkStart w:id="54" w:name="integration-testing"/>
+    <w:bookmarkEnd w:id="51"/>
+    <w:bookmarkEnd w:id="52"/>
+    <w:bookmarkStart w:id="56" w:name="integration-testing"/>
     <w:p>
       <w:pPr>
         <w:pStyle w:val="Heading2"/>
@@ -9240,7 +9923,7 @@
         <w:t xml:space="preserve">Integration Testing</w:t>
       </w:r>
     </w:p>
-    <w:bookmarkStart w:id="51" w:name="test-specification-2"/>
+    <w:bookmarkStart w:id="53" w:name="test-specification-2"/>
     <w:p>
       <w:pPr>
         <w:pStyle w:val="Heading3"/>
@@ -9288,8 +9971,8 @@
         <w:t xml:space="preserve">(blocked, not fabricated).</w:t>
       </w:r>
     </w:p>
-    <w:bookmarkEnd w:id="51"/>
-    <w:bookmarkStart w:id="52" w:name="test-cases-2"/>
+    <w:bookmarkEnd w:id="53"/>
+    <w:bookmarkStart w:id="54" w:name="test-cases-2"/>
     <w:p>
       <w:pPr>
         <w:pStyle w:val="Heading3"/>
@@ -9313,8 +9996,8 @@
         <w:t xml:space="preserve">: 0</w:t>
       </w:r>
     </w:p>
-    <w:bookmarkEnd w:id="52"/>
-    <w:bookmarkStart w:id="53" w:name="execution-report-2"/>
+    <w:bookmarkEnd w:id="54"/>
+    <w:bookmarkStart w:id="55" w:name="execution-report-2"/>
     <w:p>
       <w:pPr>
         <w:pStyle w:val="Heading3"/>
@@ -9346,9 +10029,9 @@
         <w:t xml:space="preserve">execution artifacts in the corpus — gap (blocked, not fabricated).</w:t>
       </w:r>
     </w:p>
-    <w:bookmarkEnd w:id="53"/>
-    <w:bookmarkEnd w:id="54"/>
-    <w:bookmarkStart w:id="58" w:name="hil-testing"/>
+    <w:bookmarkEnd w:id="55"/>
+    <w:bookmarkEnd w:id="56"/>
+    <w:bookmarkStart w:id="60" w:name="hil-testing"/>
     <w:p>
       <w:pPr>
         <w:pStyle w:val="Heading2"/>
@@ -9357,7 +10040,7 @@
         <w:t xml:space="preserve">HIL Testing</w:t>
       </w:r>
     </w:p>
-    <w:bookmarkStart w:id="55" w:name="test-specification-3"/>
+    <w:bookmarkStart w:id="57" w:name="test-specification-3"/>
     <w:p>
       <w:pPr>
         <w:pStyle w:val="Heading3"/>
@@ -9405,8 +10088,8 @@
         <w:t xml:space="preserve">(blocked, not fabricated).</w:t>
       </w:r>
     </w:p>
-    <w:bookmarkEnd w:id="55"/>
-    <w:bookmarkStart w:id="56" w:name="test-cases-3"/>
+    <w:bookmarkEnd w:id="57"/>
+    <w:bookmarkStart w:id="58" w:name="test-cases-3"/>
     <w:p>
       <w:pPr>
         <w:pStyle w:val="Heading3"/>
@@ -9430,8 +10113,8 @@
         <w:t xml:space="preserve">: 0</w:t>
       </w:r>
     </w:p>
-    <w:bookmarkEnd w:id="56"/>
-    <w:bookmarkStart w:id="57" w:name="execution-report-3"/>
+    <w:bookmarkEnd w:id="58"/>
+    <w:bookmarkStart w:id="59" w:name="execution-report-3"/>
     <w:p>
       <w:pPr>
         <w:pStyle w:val="Heading3"/>
@@ -9448,9 +10131,9 @@
         <w:t xml:space="preserve">No target-HIL executions exist in the corpus — per governance policy, actual product evidence = 0 (blocked, not fabricated).</w:t>
       </w:r>
     </w:p>
-    <w:bookmarkEnd w:id="57"/>
-    <w:bookmarkEnd w:id="58"/>
-    <w:bookmarkStart w:id="59" w:name="X04de6ab7742e7bc5b9343654685b7e074622cb8"/>
+    <w:bookmarkEnd w:id="59"/>
+    <w:bookmarkEnd w:id="60"/>
+    <w:bookmarkStart w:id="61" w:name="X04de6ab7742e7bc5b9343654685b7e074622cb8"/>
     <w:p>
       <w:pPr>
         <w:pStyle w:val="Heading2"/>
@@ -9559,7 +10242,7 @@
         <w:pStyle w:val="Compact"/>
         <w:numPr>
           <w:ilvl w:val="0"/>
-          <w:numId w:val="1051"/>
+          <w:numId w:val="1057"/>
         </w:numPr>
       </w:pPr>
       <w:r>
@@ -9652,7 +10335,7 @@
         <w:pStyle w:val="Compact"/>
         <w:numPr>
           <w:ilvl w:val="0"/>
-          <w:numId w:val="1051"/>
+          <w:numId w:val="1057"/>
         </w:numPr>
       </w:pPr>
       <w:r>
@@ -9700,7 +10383,7 @@
         <w:pStyle w:val="Compact"/>
         <w:numPr>
           <w:ilvl w:val="0"/>
-          <w:numId w:val="1051"/>
+          <w:numId w:val="1057"/>
         </w:numPr>
       </w:pPr>
       <w:r>
@@ -9749,7 +10432,37 @@
         <w:t xml:space="preserve"> </w:t>
       </w:r>
       <w:r>
-        <w:t xml:space="preserve">(validation) have</w:t>
+        <w:t xml:space="preserve">(validation),</w:t>
+      </w:r>
+      <w:r>
+        <w:t xml:space="preserve"> </w:t>
+      </w:r>
+      <w:r>
+        <w:rPr>
+          <w:rStyle w:val="VerbatimChar"/>
+        </w:rPr>
+        <w:t xml:space="preserve">FB2-VER-TMS-000010</w:t>
+      </w:r>
+      <w:r>
+        <w:t xml:space="preserve"> </w:t>
+      </w:r>
+      <w:r>
+        <w:t xml:space="preserve">(component),</w:t>
+      </w:r>
+      <w:r>
+        <w:t xml:space="preserve"> </w:t>
+      </w:r>
+      <w:r>
+        <w:rPr>
+          <w:rStyle w:val="VerbatimChar"/>
+        </w:rPr>
+        <w:t xml:space="preserve">FB2-VER-TMS-000011</w:t>
+      </w:r>
+      <w:r>
+        <w:t xml:space="preserve"> </w:t>
+      </w:r>
+      <w:r>
+        <w:t xml:space="preserve">(HIL) have</w:t>
       </w:r>
       <w:r>
         <w:t xml:space="preserve"> </w:t>
@@ -9773,7 +10486,7 @@
         <w:t xml:space="preserve"> </w:t>
       </w:r>
       <w:r>
-        <w:t xml:space="preserve">links but no execution records. Component-level measures remain absent; component, integration, and HIL executions are all zero (blocked, not fabricated).</w:t>
+        <w:t xml:space="preserve">links but no execution records. Component, integration, qualification, validation, and HIL executions are all zero (blocked, not fabricated).</w:t>
       </w:r>
     </w:p>
     <w:p>
@@ -9817,8 +10530,8 @@
         <w:t xml:space="preserve">.</w:t>
       </w:r>
     </w:p>
-    <w:bookmarkEnd w:id="59"/>
-    <w:bookmarkEnd w:id="60"/>
+    <w:bookmarkEnd w:id="61"/>
+    <w:bookmarkEnd w:id="62"/>
     <w:sectPr/>
   </w:body>
 </w:document>
@@ -10597,7 +11310,34 @@
     <w:abstractNumId w:val="991"/>
   </w:num>
   <w:num w:numId="1044">
-    <w:abstractNumId w:val="991"/>
+    <w:abstractNumId w:val="99411"/>
+    <w:lvlOverride w:ilvl="0">
+      <w:startOverride w:val="1"/>
+    </w:lvlOverride>
+    <w:lvlOverride w:ilvl="1">
+      <w:startOverride w:val="1"/>
+    </w:lvlOverride>
+    <w:lvlOverride w:ilvl="2">
+      <w:startOverride w:val="1"/>
+    </w:lvlOverride>
+    <w:lvlOverride w:ilvl="3">
+      <w:startOverride w:val="1"/>
+    </w:lvlOverride>
+    <w:lvlOverride w:ilvl="4">
+      <w:startOverride w:val="1"/>
+    </w:lvlOverride>
+    <w:lvlOverride w:ilvl="5">
+      <w:startOverride w:val="1"/>
+    </w:lvlOverride>
+    <w:lvlOverride w:ilvl="6">
+      <w:startOverride w:val="1"/>
+    </w:lvlOverride>
+    <w:lvlOverride w:ilvl="7">
+      <w:startOverride w:val="1"/>
+    </w:lvlOverride>
+    <w:lvlOverride w:ilvl="8">
+      <w:startOverride w:val="1"/>
+    </w:lvlOverride>
   </w:num>
   <w:num w:numId="1045">
     <w:abstractNumId w:val="991"/>
@@ -10606,7 +11346,34 @@
     <w:abstractNumId w:val="991"/>
   </w:num>
   <w:num w:numId="1047">
-    <w:abstractNumId w:val="991"/>
+    <w:abstractNumId w:val="99411"/>
+    <w:lvlOverride w:ilvl="0">
+      <w:startOverride w:val="1"/>
+    </w:lvlOverride>
+    <w:lvlOverride w:ilvl="1">
+      <w:startOverride w:val="1"/>
+    </w:lvlOverride>
+    <w:lvlOverride w:ilvl="2">
+      <w:startOverride w:val="1"/>
+    </w:lvlOverride>
+    <w:lvlOverride w:ilvl="3">
+      <w:startOverride w:val="1"/>
+    </w:lvlOverride>
+    <w:lvlOverride w:ilvl="4">
+      <w:startOverride w:val="1"/>
+    </w:lvlOverride>
+    <w:lvlOverride w:ilvl="5">
+      <w:startOverride w:val="1"/>
+    </w:lvlOverride>
+    <w:lvlOverride w:ilvl="6">
+      <w:startOverride w:val="1"/>
+    </w:lvlOverride>
+    <w:lvlOverride w:ilvl="7">
+      <w:startOverride w:val="1"/>
+    </w:lvlOverride>
+    <w:lvlOverride w:ilvl="8">
+      <w:startOverride w:val="1"/>
+    </w:lvlOverride>
   </w:num>
   <w:num w:numId="1048">
     <w:abstractNumId w:val="991"/>
@@ -10618,6 +11385,24 @@
     <w:abstractNumId w:val="991"/>
   </w:num>
   <w:num w:numId="1051">
+    <w:abstractNumId w:val="991"/>
+  </w:num>
+  <w:num w:numId="1052">
+    <w:abstractNumId w:val="991"/>
+  </w:num>
+  <w:num w:numId="1053">
+    <w:abstractNumId w:val="991"/>
+  </w:num>
+  <w:num w:numId="1054">
+    <w:abstractNumId w:val="991"/>
+  </w:num>
+  <w:num w:numId="1055">
+    <w:abstractNumId w:val="991"/>
+  </w:num>
+  <w:num w:numId="1056">
+    <w:abstractNumId w:val="991"/>
+  </w:num>
+  <w:num w:numId="1057">
     <w:abstractNumId w:val="991"/>
   </w:num>
 </w:numbering>

--- a/docs/artifacts/spec-documents/09-software-verification-report.docx
+++ b/docs/artifacts/spec-documents/09-software-verification-report.docx
@@ -23,7 +23,7 @@
         <w:pStyle w:val="Date"/>
       </w:pPr>
       <w:r>
-        <w:t xml:space="preserve">2026-09-19</w:t>
+        <w:t xml:space="preserve">2026-09-20</w:t>
       </w:r>
     </w:p>
     <w:sdt>
@@ -9968,7 +9968,34 @@
         <w:t xml:space="preserve"> </w:t>
       </w:r>
       <w:r>
-        <w:t xml:space="preserve">(blocked, not fabricated).</w:t>
+        <w:t xml:space="preserve">(blocked, not fabricated). The integration measure exists as a draft stub:</w:t>
+      </w:r>
+      <w:r>
+        <w:t xml:space="preserve"> </w:t>
+      </w:r>
+      <w:r>
+        <w:rPr>
+          <w:rStyle w:val="VerbatimChar"/>
+        </w:rPr>
+        <w:t xml:space="preserve">FB2-VER-TMS-000007</w:t>
+      </w:r>
+      <w:r>
+        <w:t xml:space="preserve"> </w:t>
+      </w:r>
+      <w:r>
+        <w:t xml:space="preserve">(verifies SWR-001/002/003,</w:t>
+      </w:r>
+      <w:r>
+        <w:t xml:space="preserve"> </w:t>
+      </w:r>
+      <w:r>
+        <w:rPr>
+          <w:rStyle w:val="VerbatimChar"/>
+        </w:rPr>
+        <w:t xml:space="preserve">LNK-039/040/041</w:t>
+      </w:r>
+      <w:r>
+        <w:t xml:space="preserve">).</w:t>
       </w:r>
     </w:p>
     <w:bookmarkEnd w:id="53"/>
@@ -9993,7 +10020,7 @@
         <w:t xml:space="preserve">Subtotal test cases</w:t>
       </w:r>
       <w:r>
-        <w:t xml:space="preserve">: 0</w:t>
+        <w:t xml:space="preserve">: 0 (stub unexecuted)</w:t>
       </w:r>
     </w:p>
     <w:bookmarkEnd w:id="54"/>
@@ -10011,22 +10038,61 @@
         <w:pStyle w:val="FirstParagraph"/>
       </w:pPr>
       <w:r>
-        <w:t xml:space="preserve">No</w:t>
-      </w:r>
-      <w:r>
-        <w:t xml:space="preserve"> </w:t>
-      </w:r>
-      <w:r>
-        <w:rPr>
-          <w:rStyle w:val="VerbatimChar"/>
-        </w:rPr>
-        <w:t xml:space="preserve">integration</w:t>
-      </w:r>
-      <w:r>
-        <w:t xml:space="preserve"> </w:t>
-      </w:r>
-      <w:r>
-        <w:t xml:space="preserve">execution artifacts in the corpus — gap (blocked, not fabricated).</w:t>
+        <w:rPr>
+          <w:rStyle w:val="VerbatimChar"/>
+        </w:rPr>
+        <w:t xml:space="preserve">FB2-VER-EXE-000007</w:t>
+      </w:r>
+      <w:r>
+        <w:t xml:space="preserve"> </w:t>
+      </w:r>
+      <w:r>
+        <w:t xml:space="preserve">(synthetic_reference):</w:t>
+      </w:r>
+      <w:r>
+        <w:t xml:space="preserve"> </w:t>
+      </w:r>
+      <w:r>
+        <w:rPr>
+          <w:rStyle w:val="VerbatimChar"/>
+        </w:rPr>
+        <w:t xml:space="preserve">execution_kind: none</w:t>
+      </w:r>
+      <w:r>
+        <w:t xml:space="preserve">,</w:t>
+      </w:r>
+      <w:r>
+        <w:t xml:space="preserve"> </w:t>
+      </w:r>
+      <w:r>
+        <w:rPr>
+          <w:rStyle w:val="VerbatimChar"/>
+        </w:rPr>
+        <w:t xml:space="preserve">outcome: blocked</w:t>
+      </w:r>
+      <w:r>
+        <w:t xml:space="preserve"> </w:t>
+      </w:r>
+      <w:r>
+        <w:t xml:space="preserve">(</w:t>
+      </w:r>
+      <w:r>
+        <w:rPr>
+          <w:rStyle w:val="VerbatimChar"/>
+        </w:rPr>
+        <w:t xml:space="preserve">result_of</w:t>
+      </w:r>
+      <w:r>
+        <w:t xml:space="preserve"> </w:t>
+      </w:r>
+      <w:r>
+        <w:rPr>
+          <w:rStyle w:val="VerbatimChar"/>
+        </w:rPr>
+        <w:t xml:space="preserve">LNK-053</w:t>
+      </w:r>
+      <w:r>
+        <w:t xml:space="preserve">) — integration harness not in corpus scope; recorded honestly, no run performed.</w:t>
       </w:r>
     </w:p>
     <w:bookmarkEnd w:id="55"/>
@@ -10085,7 +10151,34 @@
         <w:t xml:space="preserve"> </w:t>
       </w:r>
       <w:r>
-        <w:t xml:space="preserve">(blocked, not fabricated).</w:t>
+        <w:t xml:space="preserve">(blocked, not fabricated). The HIL measure exists as a draft stub:</w:t>
+      </w:r>
+      <w:r>
+        <w:t xml:space="preserve"> </w:t>
+      </w:r>
+      <w:r>
+        <w:rPr>
+          <w:rStyle w:val="VerbatimChar"/>
+        </w:rPr>
+        <w:t xml:space="preserve">FB2-VER-TMS-000011</w:t>
+      </w:r>
+      <w:r>
+        <w:t xml:space="preserve"> </w:t>
+      </w:r>
+      <w:r>
+        <w:t xml:space="preserve">(verifies FSR-001..004,</w:t>
+      </w:r>
+      <w:r>
+        <w:t xml:space="preserve"> </w:t>
+      </w:r>
+      <w:r>
+        <w:rPr>
+          <w:rStyle w:val="VerbatimChar"/>
+        </w:rPr>
+        <w:t xml:space="preserve">LNK-049/050/051/052</w:t>
+      </w:r>
+      <w:r>
+        <w:t xml:space="preserve">).</w:t>
       </w:r>
     </w:p>
     <w:bookmarkEnd w:id="57"/>
@@ -10110,7 +10203,7 @@
         <w:t xml:space="preserve">Subtotal test cases</w:t>
       </w:r>
       <w:r>
-        <w:t xml:space="preserve">: 0</w:t>
+        <w:t xml:space="preserve">: 0 (stub unexecuted)</w:t>
       </w:r>
     </w:p>
     <w:bookmarkEnd w:id="58"/>
@@ -10128,7 +10221,73 @@
         <w:pStyle w:val="FirstParagraph"/>
       </w:pPr>
       <w:r>
-        <w:t xml:space="preserve">No target-HIL executions exist in the corpus — per governance policy, actual product evidence = 0 (blocked, not fabricated).</w:t>
+        <w:rPr>
+          <w:rStyle w:val="VerbatimChar"/>
+        </w:rPr>
+        <w:t xml:space="preserve">FB2-VER-EXE-000011</w:t>
+      </w:r>
+      <w:r>
+        <w:t xml:space="preserve"> </w:t>
+      </w:r>
+      <w:r>
+        <w:t xml:space="preserve">(synthetic_reference):</w:t>
+      </w:r>
+      <w:r>
+        <w:t xml:space="preserve"> </w:t>
+      </w:r>
+      <w:r>
+        <w:rPr>
+          <w:rStyle w:val="VerbatimChar"/>
+        </w:rPr>
+        <w:t xml:space="preserve">execution_kind: none</w:t>
+      </w:r>
+      <w:r>
+        <w:t xml:space="preserve">,</w:t>
+      </w:r>
+      <w:r>
+        <w:t xml:space="preserve"> </w:t>
+      </w:r>
+      <w:r>
+        <w:rPr>
+          <w:rStyle w:val="VerbatimChar"/>
+        </w:rPr>
+        <w:t xml:space="preserve">outcome: blocked</w:t>
+      </w:r>
+      <w:r>
+        <w:t xml:space="preserve"> </w:t>
+      </w:r>
+      <w:r>
+        <w:t xml:space="preserve">(</w:t>
+      </w:r>
+      <w:r>
+        <w:rPr>
+          <w:rStyle w:val="VerbatimChar"/>
+        </w:rPr>
+        <w:t xml:space="preserve">result_of</w:t>
+      </w:r>
+      <w:r>
+        <w:t xml:space="preserve"> </w:t>
+      </w:r>
+      <w:r>
+        <w:rPr>
+          <w:rStyle w:val="VerbatimChar"/>
+        </w:rPr>
+        <w:t xml:space="preserve">LNK-057</w:t>
+      </w:r>
+      <w:r>
+        <w:t xml:space="preserve">) — HIL bench unpublished upstream (</w:t>
+      </w:r>
+      <w:r>
+        <w:rPr>
+          <w:rStyle w:val="VerbatimChar"/>
+        </w:rPr>
+        <w:t xml:space="preserve">tests/hil</w:t>
+      </w:r>
+      <w:r>
+        <w:t xml:space="preserve"> </w:t>
+      </w:r>
+      <w:r>
+        <w:t xml:space="preserve">placeholder); recorded honestly, no run performed.</w:t>
       </w:r>
     </w:p>
     <w:bookmarkEnd w:id="59"/>
@@ -10195,6 +10354,45 @@
         <w:t xml:space="preserve">FB2-LNK-SAF-000018</w:t>
       </w:r>
       <w:r>
+        <w:t xml:space="preserve">), plus blocked records</w:t>
+      </w:r>
+      <w:r>
+        <w:t xml:space="preserve"> </w:t>
+      </w:r>
+      <w:r>
+        <w:rPr>
+          <w:rStyle w:val="VerbatimChar"/>
+        </w:rPr>
+        <w:t xml:space="preserve">FB2-VER-EXE-000002..000005</w:t>
+      </w:r>
+      <w:r>
+        <w:t xml:space="preserve"> </w:t>
+      </w:r>
+      <w:r>
+        <w:t xml:space="preserve">→</w:t>
+      </w:r>
+      <w:r>
+        <w:t xml:space="preserve"> </w:t>
+      </w:r>
+      <w:r>
+        <w:rPr>
+          <w:rStyle w:val="VerbatimChar"/>
+        </w:rPr>
+        <w:t xml:space="preserve">FB2-VER-TMS-000002..000005</w:t>
+      </w:r>
+      <w:r>
+        <w:t xml:space="preserve"> </w:t>
+      </w:r>
+      <w:r>
+        <w:t xml:space="preserve">(</w:t>
+      </w:r>
+      <w:r>
+        <w:rPr>
+          <w:rStyle w:val="VerbatimChar"/>
+        </w:rPr>
+        <w:t xml:space="preserve">FB2-LNK-SAF-000026..029</w:t>
+      </w:r>
+      <w:r>
         <w:t xml:space="preserve">); synthetic</w:t>
       </w:r>
       <w:r>
@@ -10234,6 +10432,45 @@
         <w:t xml:space="preserve">FB2-LNK-SAF-000033..038</w:t>
       </w:r>
       <w:r>
+        <w:t xml:space="preserve">), plus blocked records</w:t>
+      </w:r>
+      <w:r>
+        <w:t xml:space="preserve"> </w:t>
+      </w:r>
+      <w:r>
+        <w:rPr>
+          <w:rStyle w:val="VerbatimChar"/>
+        </w:rPr>
+        <w:t xml:space="preserve">FB2-VER-EXE-000007..000011</w:t>
+      </w:r>
+      <w:r>
+        <w:t xml:space="preserve"> </w:t>
+      </w:r>
+      <w:r>
+        <w:t xml:space="preserve">→</w:t>
+      </w:r>
+      <w:r>
+        <w:t xml:space="preserve"> </w:t>
+      </w:r>
+      <w:r>
+        <w:rPr>
+          <w:rStyle w:val="VerbatimChar"/>
+        </w:rPr>
+        <w:t xml:space="preserve">FB2-VER-TMS-000007..000011</w:t>
+      </w:r>
+      <w:r>
+        <w:t xml:space="preserve"> </w:t>
+      </w:r>
+      <w:r>
+        <w:t xml:space="preserve">(</w:t>
+      </w:r>
+      <w:r>
+        <w:rPr>
+          <w:rStyle w:val="VerbatimChar"/>
+        </w:rPr>
+        <w:t xml:space="preserve">FB2-LNK-SAF-000053..057</w:t>
+      </w:r>
+      <w:r>
         <w:t xml:space="preserve">).</w:t>
       </w:r>
     </w:p>
@@ -10327,7 +10564,19 @@
         <w:t xml:space="preserve"> </w:t>
       </w:r>
       <w:r>
-        <w:t xml:space="preserve">have no execution records — no execution credit inferred.</w:t>
+        <w:t xml:space="preserve">have recorded blocked executions (</w:t>
+      </w:r>
+      <w:r>
+        <w:rPr>
+          <w:rStyle w:val="VerbatimChar"/>
+        </w:rPr>
+        <w:t xml:space="preserve">outcome: blocked</w:t>
+      </w:r>
+      <w:r>
+        <w:t xml:space="preserve"> </w:t>
+      </w:r>
+      <w:r>
+        <w:t xml:space="preserve">— upstream CI runs not captured in corpus).</w:t>
       </w:r>
     </w:p>
     <w:p>
@@ -10339,7 +10588,7 @@
         </w:numPr>
       </w:pPr>
       <w:r>
-        <w:t xml:space="preserve">All synthetic executions are</w:t>
+        <w:t xml:space="preserve">Synthetic pass executions are</w:t>
       </w:r>
       <w:r>
         <w:t xml:space="preserve"> </w:t>
@@ -10354,7 +10603,7 @@
         <w:t xml:space="preserve"> </w:t>
       </w:r>
       <w:r>
-        <w:t xml:space="preserve">PASS results demonstrating corpus structure only (</w:t>
+        <w:t xml:space="preserve">results demonstrating corpus structure only (</w:t>
       </w:r>
       <w:r>
         <w:rPr>
@@ -10396,73 +10645,13 @@
         <w:rPr>
           <w:rStyle w:val="VerbatimChar"/>
         </w:rPr>
-        <w:t xml:space="preserve">FB2-VER-TMS-000007</w:t>
-      </w:r>
-      <w:r>
-        <w:t xml:space="preserve"> </w:t>
-      </w:r>
-      <w:r>
-        <w:t xml:space="preserve">(integration),</w:t>
-      </w:r>
-      <w:r>
-        <w:t xml:space="preserve"> </w:t>
-      </w:r>
-      <w:r>
-        <w:rPr>
-          <w:rStyle w:val="VerbatimChar"/>
-        </w:rPr>
-        <w:t xml:space="preserve">FB2-VER-TMS-000008</w:t>
-      </w:r>
-      <w:r>
-        <w:t xml:space="preserve"> </w:t>
-      </w:r>
-      <w:r>
-        <w:t xml:space="preserve">(qualification),</w:t>
-      </w:r>
-      <w:r>
-        <w:t xml:space="preserve"> </w:t>
-      </w:r>
-      <w:r>
-        <w:rPr>
-          <w:rStyle w:val="VerbatimChar"/>
-        </w:rPr>
-        <w:t xml:space="preserve">FB2-VER-TMS-000009</w:t>
-      </w:r>
-      <w:r>
-        <w:t xml:space="preserve"> </w:t>
-      </w:r>
-      <w:r>
-        <w:t xml:space="preserve">(validation),</w:t>
-      </w:r>
-      <w:r>
-        <w:t xml:space="preserve"> </w:t>
-      </w:r>
-      <w:r>
-        <w:rPr>
-          <w:rStyle w:val="VerbatimChar"/>
-        </w:rPr>
-        <w:t xml:space="preserve">FB2-VER-TMS-000010</w:t>
-      </w:r>
-      <w:r>
-        <w:t xml:space="preserve"> </w:t>
-      </w:r>
-      <w:r>
-        <w:t xml:space="preserve">(component),</w:t>
-      </w:r>
-      <w:r>
-        <w:t xml:space="preserve"> </w:t>
-      </w:r>
-      <w:r>
-        <w:rPr>
-          <w:rStyle w:val="VerbatimChar"/>
-        </w:rPr>
-        <w:t xml:space="preserve">FB2-VER-TMS-000011</w:t>
-      </w:r>
-      <w:r>
-        <w:t xml:space="preserve"> </w:t>
-      </w:r>
-      <w:r>
-        <w:t xml:space="preserve">(HIL) have</w:t>
+        <w:t xml:space="preserve">FB2-VER-TMS-000007..000011</w:t>
+      </w:r>
+      <w:r>
+        <w:t xml:space="preserve"> </w:t>
+      </w:r>
+      <w:r>
+        <w:t xml:space="preserve">have</w:t>
       </w:r>
       <w:r>
         <w:t xml:space="preserve"> </w:t>
@@ -10486,7 +10675,28 @@
         <w:t xml:space="preserve"> </w:t>
       </w:r>
       <w:r>
-        <w:t xml:space="preserve">links but no execution records. Component, integration, qualification, validation, and HIL executions are all zero (blocked, not fabricated).</w:t>
+        <w:t xml:space="preserve">links and recorded blocked executions (</w:t>
+      </w:r>
+      <w:r>
+        <w:rPr>
+          <w:rStyle w:val="VerbatimChar"/>
+        </w:rPr>
+        <w:t xml:space="preserve">outcome: blocked</w:t>
+      </w:r>
+      <w:r>
+        <w:t xml:space="preserve">,</w:t>
+      </w:r>
+      <w:r>
+        <w:t xml:space="preserve"> </w:t>
+      </w:r>
+      <w:r>
+        <w:rPr>
+          <w:rStyle w:val="VerbatimChar"/>
+        </w:rPr>
+        <w:t xml:space="preserve">execution_kind: none</w:t>
+      </w:r>
+      <w:r>
+        <w:t xml:space="preserve">) — no fabricated runs.</w:t>
       </w:r>
     </w:p>
     <w:p>

--- a/docs/artifacts/spec-documents/09-software-verification-report.docx
+++ b/docs/artifacts/spec-documents/09-software-verification-report.docx
@@ -316,7 +316,7 @@
               <w:jc w:val="left"/>
             </w:pPr>
             <w:r>
-              <w:t xml:space="preserve">2026-09-29T10:08:35Z</w:t>
+              <w:t xml:space="preserve">2026-09-29T12:17:43Z</w:t>
             </w:r>
           </w:p>
         </w:tc>
@@ -11933,7 +11933,7 @@
           <w:i/>
           <w:iCs/>
         </w:rPr>
-        <w:t xml:space="preserve">Generated: 2026-09-29T10:08:35Z — auto-generated from the machine-verifiable corpus. Regenerate with</w:t>
+        <w:t xml:space="preserve">Generated: 2026-09-29T12:17:43Z — auto-generated from the machine-verifiable corpus. Regenerate with</w:t>
       </w:r>
       <w:r>
         <w:rPr>

--- a/docs/artifacts/spec-documents/09-software-verification-report.docx
+++ b/docs/artifacts/spec-documents/09-software-verification-report.docx
@@ -316,7 +316,7 @@
               <w:jc w:val="left"/>
             </w:pPr>
             <w:r>
-              <w:t xml:space="preserve">2026-09-29T12:17:43Z</w:t>
+              <w:t xml:space="preserve">2026-09-29T14:03:49Z</w:t>
             </w:r>
           </w:p>
         </w:tc>
@@ -11933,7 +11933,7 @@
           <w:i/>
           <w:iCs/>
         </w:rPr>
-        <w:t xml:space="preserve">Generated: 2026-09-29T12:17:43Z — auto-generated from the machine-verifiable corpus. Regenerate with</w:t>
+        <w:t xml:space="preserve">Generated: 2026-09-29T14:03:49Z — auto-generated from the machine-verifiable corpus. Regenerate with</w:t>
       </w:r>
       <w:r>
         <w:rPr>

--- a/docs/artifacts/spec-documents/09-software-verification-report.docx
+++ b/docs/artifacts/spec-documents/09-software-verification-report.docx
@@ -52,7 +52,7 @@
         </w:p>
       </w:sdtContent>
     </w:sdt>
-    <w:bookmarkStart w:id="69" w:name="foxbms-2-software-verification-report"/>
+    <w:bookmarkStart w:id="71" w:name="foxbms-2-software-verification-report"/>
     <w:p>
       <w:pPr>
         <w:pStyle w:val="Heading1"/>
@@ -316,7 +316,7 @@
               <w:jc w:val="left"/>
             </w:pPr>
             <w:r>
-              <w:t xml:space="preserve">2026-09-29T14:03:49Z</w:t>
+              <w:t xml:space="preserve">2026-09-29T17:10:59Z</w:t>
             </w:r>
           </w:p>
         </w:tc>
@@ -2563,7 +2563,7 @@
       </w:r>
     </w:p>
     <w:bookmarkEnd w:id="21"/>
-    <w:bookmarkStart w:id="54" w:name="unit-testing"/>
+    <w:bookmarkStart w:id="56" w:name="unit-testing"/>
     <w:p>
       <w:pPr>
         <w:pStyle w:val="Heading2"/>
@@ -5729,7 +5729,7 @@
       </w:r>
     </w:p>
     <w:bookmarkEnd w:id="33"/>
-    <w:bookmarkStart w:id="53" w:name="execution-report"/>
+    <w:bookmarkStart w:id="55" w:name="execution-report"/>
     <w:p>
       <w:pPr>
         <w:pStyle w:val="Heading3"/>
@@ -7558,7 +7558,7 @@
           <w:b/>
           <w:bCs/>
         </w:rPr>
-        <w:t xml:space="preserve">FAIL</w:t>
+        <w:t xml:space="preserve">PASS</w:t>
       </w:r>
     </w:p>
     <w:p>
@@ -7959,7 +7959,7 @@
       </w:r>
     </w:p>
     <w:bookmarkEnd w:id="46"/>
-    <w:bookmarkStart w:id="47" w:name="X58e6a13ebb75e7eab5587c0d2e0108f87454767"/>
+    <w:bookmarkStart w:id="47" w:name="X117e4757074840e9753ddc39ca05d02f2b0bb60"/>
     <w:p>
       <w:pPr>
         <w:pStyle w:val="Heading5"/>
@@ -7974,13 +7974,13 @@
         <w:rPr>
           <w:rStyle w:val="VerbatimChar"/>
         </w:rPr>
-        <w:t xml:space="preserve">FB2-VER-EXE-000001</w:t>
-      </w:r>
-      <w:r>
-        <w:t xml:space="preserve"> </w:t>
-      </w:r>
-      <w:r>
-        <w:t xml:space="preserve">— Execution: FB2-VER-TMS-000001 (synthetic_fixture)</w:t>
+        <w:t xml:space="preserve">FB2-VER-EXE-000015</w:t>
+      </w:r>
+      <w:r>
+        <w:t xml:space="preserve"> </w:t>
+      </w:r>
+      <w:r>
+        <w:t xml:space="preserve">— Execution: foxBMS 2 SIL host unit-test sweep, all 313 tests (macOS arm64)</w:t>
       </w:r>
     </w:p>
     <w:p>
@@ -8008,7 +8008,7 @@
         <w:rPr>
           <w:rStyle w:val="VerbatimChar"/>
         </w:rPr>
-        <w:t xml:space="preserve">FB2-VER-TMS-000001</w:t>
+        <w:t xml:space="preserve">FB2-VER-TMS-000001..000005</w:t>
       </w:r>
       <w:r>
         <w:t xml:space="preserve"> </w:t>
@@ -8036,7 +8036,7 @@
         <w:rPr>
           <w:rStyle w:val="VerbatimChar"/>
         </w:rPr>
-        <w:t xml:space="preserve">synthetic_fixture</w:t>
+        <w:t xml:space="preserve">actual_host_run</w:t>
       </w:r>
       <w:r>
         <w:t xml:space="preserve"> </w:t>
@@ -8065,7 +8065,7 @@
           <w:b/>
           <w:bCs/>
         </w:rPr>
-        <w:t xml:space="preserve">PASS</w:t>
+        <w:t xml:space="preserve">FAIL</w:t>
       </w:r>
     </w:p>
     <w:p>
@@ -8084,7 +8084,7 @@
         <w:t xml:space="preserve">Environment</w:t>
       </w:r>
       <w:r>
-        <w:t xml:space="preserve">: x86_64 Linux host (simulated); Unity 2.5.2, CMock 2.4.0; tools: cmake 3.22.1, cmock 2.4.0, gcc 11.4.0, unity 2.5.2</w:t>
+        <w:t xml:space="preserve">: arm64-apple-darwin27 (Apple Silicon Mac, Darwin 27.0.0); ruby 4.0.7 (2026-09-15 revision 229531a6cf) +PRISM [arm64-darwin27]; tools: ceedling 1.1.9-2209dc2, cexception 1.3.5, clang 17.0.0, cmock 2.7.2, gcc 17.0.0, ruby 4.0.7, unity 2.7.2</w:t>
       </w:r>
     </w:p>
     <w:p>
@@ -8112,7 +8112,7 @@
         <w:rPr>
           <w:rStyle w:val="VerbatimChar"/>
         </w:rPr>
-        <w:t xml:space="preserve">FB2-VER-TMS-000001</w:t>
+        <w:t xml:space="preserve">tests/unit/app/driver/spi/test_spi.c</w:t>
       </w:r>
       <w:r>
         <w:t xml:space="preserve">,</w:t>
@@ -8124,11 +8124,35 @@
         <w:rPr>
           <w:rStyle w:val="VerbatimChar"/>
         </w:rPr>
-        <w:t xml:space="preserve">tests/unit/app/application/soa/test_soa.c</w:t>
+        <w:t xml:space="preserve">tests/unit/app/driver/mcu/test_mcu.c</w:t>
+      </w:r>
+      <w:r>
+        <w:t xml:space="preserve">,</w:t>
+      </w:r>
+      <w:r>
+        <w:t xml:space="preserve"> </w:t>
+      </w:r>
+      <w:r>
+        <w:rPr>
+          <w:rStyle w:val="VerbatimChar"/>
+        </w:rPr>
+        <w:t xml:space="preserve">src/app/driver/spi/spi.c</w:t>
+      </w:r>
+      <w:r>
+        <w:t xml:space="preserve">,</w:t>
+      </w:r>
+      <w:r>
+        <w:t xml:space="preserve"> </w:t>
+      </w:r>
+      <w:r>
+        <w:rPr>
+          <w:rStyle w:val="VerbatimChar"/>
+        </w:rPr>
+        <w:t xml:space="preserve">src/app/driver/mcu/mcu.c</w:t>
       </w:r>
     </w:p>
     <w:bookmarkEnd w:id="47"/>
-    <w:bookmarkStart w:id="48" w:name="X608be2e9cbe6354c29f7899d1cb7bbc09e56f6a"/>
+    <w:bookmarkStart w:id="48" w:name="X5d38a87ca796d8b99b7855473c4e6ad2d4ee13b"/>
     <w:p>
       <w:pPr>
         <w:pStyle w:val="Heading5"/>
@@ -8143,13 +8167,13 @@
         <w:rPr>
           <w:rStyle w:val="VerbatimChar"/>
         </w:rPr>
-        <w:t xml:space="preserve">FB2-VER-EXE-000002</w:t>
-      </w:r>
-      <w:r>
-        <w:t xml:space="preserve"> </w:t>
-      </w:r>
-      <w:r>
-        <w:t xml:space="preserve">— Execution: FB2-VER-TMS-000002 (synthetic_fixture)</w:t>
+        <w:t xml:space="preserve">FB2-VER-EXE-000016</w:t>
+      </w:r>
+      <w:r>
+        <w:t xml:space="preserve"> </w:t>
+      </w:r>
+      <w:r>
+        <w:t xml:space="preserve">— Execution: 200 HALCoGen-blocked tests under the SIL harness (macOS arm64)</w:t>
       </w:r>
     </w:p>
     <w:p>
@@ -8177,7 +8201,7 @@
         <w:rPr>
           <w:rStyle w:val="VerbatimChar"/>
         </w:rPr>
-        <w:t xml:space="preserve">FB2-VER-TMS-000002</w:t>
+        <w:t xml:space="preserve">FB2-VER-TMS-000004</w:t>
       </w:r>
       <w:r>
         <w:t xml:space="preserve"> </w:t>
@@ -8205,7 +8229,7 @@
         <w:rPr>
           <w:rStyle w:val="VerbatimChar"/>
         </w:rPr>
-        <w:t xml:space="preserve">synthetic_fixture</w:t>
+        <w:t xml:space="preserve">actual_host_run</w:t>
       </w:r>
       <w:r>
         <w:t xml:space="preserve"> </w:t>
@@ -8234,7 +8258,7 @@
           <w:b/>
           <w:bCs/>
         </w:rPr>
-        <w:t xml:space="preserve">PASS</w:t>
+        <w:t xml:space="preserve">FAIL</w:t>
       </w:r>
     </w:p>
     <w:p>
@@ -8253,7 +8277,7 @@
         <w:t xml:space="preserve">Environment</w:t>
       </w:r>
       <w:r>
-        <w:t xml:space="preserve">: x86_64 Linux host (simulated); Unity 2.5.2, CMock 2.4.0; tools: cmake 3.22.1, cmock 2.4.0, gcc 11.4.0, unity 2.5.2</w:t>
+        <w:t xml:space="preserve">: arm64-apple-darwin27 (Apple Silicon Mac, Darwin 27.0.0); ruby 4.0.7 (2026-09-15 revision 229531a6cf) +PRISM [arm64-darwin27]; tools: ceedling 1.1.9-2209dc2, cexception 1.3.5, clang 17.0.0, cmock 2.7.2, gcc 17.0.0, ruby 4.0.7, unity 2.7.2</w:t>
       </w:r>
     </w:p>
     <w:p>
@@ -8281,7 +8305,7 @@
         <w:rPr>
           <w:rStyle w:val="VerbatimChar"/>
         </w:rPr>
-        <w:t xml:space="preserve">FB2-VER-TMS-000002</w:t>
+        <w:t xml:space="preserve">FB2-VER-EXE-000015</w:t>
       </w:r>
       <w:r>
         <w:t xml:space="preserve">,</w:t>
@@ -8293,11 +8317,11 @@
         <w:rPr>
           <w:rStyle w:val="VerbatimChar"/>
         </w:rPr>
-        <w:t xml:space="preserve">tests/unit/app/driver/contactor/test_contactor.c</w:t>
+        <w:t xml:space="preserve">tests/unit/app/driver/afe/ltc/6813-1/test_ltc_6813-1.c</w:t>
       </w:r>
     </w:p>
     <w:bookmarkEnd w:id="48"/>
-    <w:bookmarkStart w:id="49" w:name="X8ea60dc6d7d50b612cb83d14c059f66e1accfc1"/>
+    <w:bookmarkStart w:id="49" w:name="X58e6a13ebb75e7eab5587c0d2e0108f87454767"/>
     <w:p>
       <w:pPr>
         <w:pStyle w:val="Heading5"/>
@@ -8312,13 +8336,13 @@
         <w:rPr>
           <w:rStyle w:val="VerbatimChar"/>
         </w:rPr>
-        <w:t xml:space="preserve">FB2-VER-EXE-000003</w:t>
-      </w:r>
-      <w:r>
-        <w:t xml:space="preserve"> </w:t>
-      </w:r>
-      <w:r>
-        <w:t xml:space="preserve">— Execution: FB2-VER-TMS-000003 (synthetic_fixture)</w:t>
+        <w:t xml:space="preserve">FB2-VER-EXE-000001</w:t>
+      </w:r>
+      <w:r>
+        <w:t xml:space="preserve"> </w:t>
+      </w:r>
+      <w:r>
+        <w:t xml:space="preserve">— Execution: FB2-VER-TMS-000001 (synthetic_fixture)</w:t>
       </w:r>
     </w:p>
     <w:p>
@@ -8346,7 +8370,7 @@
         <w:rPr>
           <w:rStyle w:val="VerbatimChar"/>
         </w:rPr>
-        <w:t xml:space="preserve">FB2-VER-TMS-000003</w:t>
+        <w:t xml:space="preserve">FB2-VER-TMS-000001</w:t>
       </w:r>
       <w:r>
         <w:t xml:space="preserve"> </w:t>
@@ -8450,7 +8474,7 @@
         <w:rPr>
           <w:rStyle w:val="VerbatimChar"/>
         </w:rPr>
-        <w:t xml:space="preserve">FB2-VER-TMS-000003</w:t>
+        <w:t xml:space="preserve">FB2-VER-TMS-000001</w:t>
       </w:r>
       <w:r>
         <w:t xml:space="preserve">,</w:t>
@@ -8462,11 +8486,11 @@
         <w:rPr>
           <w:rStyle w:val="VerbatimChar"/>
         </w:rPr>
-        <w:t xml:space="preserve">tests/unit/app/driver/afe/api/test_afe_plausibility.c</w:t>
+        <w:t xml:space="preserve">tests/unit/app/application/soa/test_soa.c</w:t>
       </w:r>
     </w:p>
     <w:bookmarkEnd w:id="49"/>
-    <w:bookmarkStart w:id="50" w:name="X7820b97e901ffe40dd2fece6bbf18bfcaa11e2f"/>
+    <w:bookmarkStart w:id="50" w:name="X608be2e9cbe6354c29f7899d1cb7bbc09e56f6a"/>
     <w:p>
       <w:pPr>
         <w:pStyle w:val="Heading5"/>
@@ -8481,13 +8505,13 @@
         <w:rPr>
           <w:rStyle w:val="VerbatimChar"/>
         </w:rPr>
-        <w:t xml:space="preserve">FB2-VER-EXE-000004</w:t>
-      </w:r>
-      <w:r>
-        <w:t xml:space="preserve"> </w:t>
-      </w:r>
-      <w:r>
-        <w:t xml:space="preserve">— Execution: FB2-VER-TMS-000004 (synthetic_fixture)</w:t>
+        <w:t xml:space="preserve">FB2-VER-EXE-000002</w:t>
+      </w:r>
+      <w:r>
+        <w:t xml:space="preserve"> </w:t>
+      </w:r>
+      <w:r>
+        <w:t xml:space="preserve">— Execution: FB2-VER-TMS-000002 (synthetic_fixture)</w:t>
       </w:r>
     </w:p>
     <w:p>
@@ -8515,7 +8539,7 @@
         <w:rPr>
           <w:rStyle w:val="VerbatimChar"/>
         </w:rPr>
-        <w:t xml:space="preserve">FB2-VER-TMS-000004</w:t>
+        <w:t xml:space="preserve">FB2-VER-TMS-000002</w:t>
       </w:r>
       <w:r>
         <w:t xml:space="preserve"> </w:t>
@@ -8619,11 +8643,23 @@
         <w:rPr>
           <w:rStyle w:val="VerbatimChar"/>
         </w:rPr>
-        <w:t xml:space="preserve">FB2-VER-TMS-000004</w:t>
+        <w:t xml:space="preserve">FB2-VER-TMS-000002</w:t>
+      </w:r>
+      <w:r>
+        <w:t xml:space="preserve">,</w:t>
+      </w:r>
+      <w:r>
+        <w:t xml:space="preserve"> </w:t>
+      </w:r>
+      <w:r>
+        <w:rPr>
+          <w:rStyle w:val="VerbatimChar"/>
+        </w:rPr>
+        <w:t xml:space="preserve">tests/unit/app/driver/contactor/test_contactor.c</w:t>
       </w:r>
     </w:p>
     <w:bookmarkEnd w:id="50"/>
-    <w:bookmarkStart w:id="51" w:name="Xd5df19ad137a8dcd6d20b1cd54d559410ef780a"/>
+    <w:bookmarkStart w:id="51" w:name="X8ea60dc6d7d50b612cb83d14c059f66e1accfc1"/>
     <w:p>
       <w:pPr>
         <w:pStyle w:val="Heading5"/>
@@ -8638,13 +8674,13 @@
         <w:rPr>
           <w:rStyle w:val="VerbatimChar"/>
         </w:rPr>
-        <w:t xml:space="preserve">FB2-VER-EXE-000005</w:t>
-      </w:r>
-      <w:r>
-        <w:t xml:space="preserve"> </w:t>
-      </w:r>
-      <w:r>
-        <w:t xml:space="preserve">— Execution: FB2-VER-TMS-000005 (synthetic_fixture)</w:t>
+        <w:t xml:space="preserve">FB2-VER-EXE-000003</w:t>
+      </w:r>
+      <w:r>
+        <w:t xml:space="preserve"> </w:t>
+      </w:r>
+      <w:r>
+        <w:t xml:space="preserve">— Execution: FB2-VER-TMS-000003 (synthetic_fixture)</w:t>
       </w:r>
     </w:p>
     <w:p>
@@ -8672,7 +8708,7 @@
         <w:rPr>
           <w:rStyle w:val="VerbatimChar"/>
         </w:rPr>
-        <w:t xml:space="preserve">FB2-VER-TMS-000005</w:t>
+        <w:t xml:space="preserve">FB2-VER-TMS-000003</w:t>
       </w:r>
       <w:r>
         <w:t xml:space="preserve"> </w:t>
@@ -8776,7 +8812,7 @@
         <w:rPr>
           <w:rStyle w:val="VerbatimChar"/>
         </w:rPr>
-        <w:t xml:space="preserve">FB2-VER-TMS-000005</w:t>
+        <w:t xml:space="preserve">FB2-VER-TMS-000003</w:t>
       </w:r>
       <w:r>
         <w:t xml:space="preserve">,</w:t>
@@ -8788,11 +8824,11 @@
         <w:rPr>
           <w:rStyle w:val="VerbatimChar"/>
         </w:rPr>
-        <w:t xml:space="preserve">tests/unit/app/driver/afe/ltc/6813-1/test_ltc_6813-1.c</w:t>
+        <w:t xml:space="preserve">tests/unit/app/driver/afe/api/test_afe_plausibility.c</w:t>
       </w:r>
     </w:p>
     <w:bookmarkEnd w:id="51"/>
-    <w:bookmarkStart w:id="52" w:name="X926876aa927ca90459db89eebf58172efb20f9d"/>
+    <w:bookmarkStart w:id="52" w:name="X7820b97e901ffe40dd2fece6bbf18bfcaa11e2f"/>
     <w:p>
       <w:pPr>
         <w:pStyle w:val="Heading5"/>
@@ -8807,13 +8843,13 @@
         <w:rPr>
           <w:rStyle w:val="VerbatimChar"/>
         </w:rPr>
-        <w:t xml:space="preserve">FB2-VER-EXE-000006</w:t>
-      </w:r>
-      <w:r>
-        <w:t xml:space="preserve"> </w:t>
-      </w:r>
-      <w:r>
-        <w:t xml:space="preserve">— Execution: FB2-VER-TMS-000006 (synthetic_fixture)</w:t>
+        <w:t xml:space="preserve">FB2-VER-EXE-000004</w:t>
+      </w:r>
+      <w:r>
+        <w:t xml:space="preserve"> </w:t>
+      </w:r>
+      <w:r>
+        <w:t xml:space="preserve">— Execution: FB2-VER-TMS-000004 (synthetic_fixture)</w:t>
       </w:r>
     </w:p>
     <w:p>
@@ -8841,7 +8877,7 @@
         <w:rPr>
           <w:rStyle w:val="VerbatimChar"/>
         </w:rPr>
-        <w:t xml:space="preserve">FB2-VER-TMS-000006</w:t>
+        <w:t xml:space="preserve">FB2-VER-TMS-000004</w:t>
       </w:r>
       <w:r>
         <w:t xml:space="preserve"> </w:t>
@@ -8945,163 +8981,32 @@
         <w:rPr>
           <w:rStyle w:val="VerbatimChar"/>
         </w:rPr>
-        <w:t xml:space="preserve">FB2-VER-TMS-000006</w:t>
+        <w:t xml:space="preserve">FB2-VER-TMS-000004</w:t>
       </w:r>
     </w:p>
     <w:bookmarkEnd w:id="52"/>
-    <w:bookmarkEnd w:id="53"/>
-    <w:bookmarkEnd w:id="54"/>
-    <w:bookmarkStart w:id="58" w:name="component-testing"/>
-    <w:p>
-      <w:pPr>
-        <w:pStyle w:val="Heading2"/>
-      </w:pPr>
-      <w:r>
-        <w:t xml:space="preserve">Component Testing</w:t>
-      </w:r>
-    </w:p>
-    <w:bookmarkStart w:id="55" w:name="test-specification-1"/>
-    <w:p>
-      <w:pPr>
-        <w:pStyle w:val="Heading3"/>
-      </w:pPr>
-      <w:r>
-        <w:t xml:space="preserve">Test Specification</w:t>
-      </w:r>
-    </w:p>
-    <w:p>
-      <w:pPr>
-        <w:pStyle w:val="FirstParagraph"/>
-      </w:pPr>
-      <w:r>
-        <w:t xml:space="preserve">No</w:t>
-      </w:r>
-      <w:r>
-        <w:t xml:space="preserve"> </w:t>
-      </w:r>
-      <w:r>
-        <w:rPr>
-          <w:rStyle w:val="VerbatimChar"/>
-        </w:rPr>
-        <w:t xml:space="preserve">component</w:t>
-      </w:r>
-      <w:r>
-        <w:t xml:space="preserve"> </w:t>
-      </w:r>
-      <w:r>
-        <w:t xml:space="preserve">test specification artifacts in the corpus —</w:t>
-      </w:r>
-      <w:r>
-        <w:t xml:space="preserve"> </w:t>
-      </w:r>
-      <w:r>
-        <w:rPr>
-          <w:b/>
-          <w:bCs/>
-        </w:rPr>
-        <w:t xml:space="preserve">gap</w:t>
-      </w:r>
-      <w:r>
-        <w:t xml:space="preserve"> </w:t>
-      </w:r>
-      <w:r>
-        <w:t xml:space="preserve">(blocked, not fabricated).</w:t>
-      </w:r>
-    </w:p>
-    <w:bookmarkEnd w:id="55"/>
-    <w:bookmarkStart w:id="56" w:name="test-cases-1"/>
-    <w:p>
-      <w:pPr>
-        <w:pStyle w:val="Heading3"/>
-      </w:pPr>
-      <w:r>
-        <w:t xml:space="preserve">Test Cases</w:t>
-      </w:r>
-    </w:p>
-    <w:p>
-      <w:pPr>
-        <w:pStyle w:val="FirstParagraph"/>
-      </w:pPr>
-      <w:r>
-        <w:rPr>
-          <w:b/>
-          <w:bCs/>
-        </w:rPr>
-        <w:t xml:space="preserve">Subtotal test cases</w:t>
-      </w:r>
-      <w:r>
-        <w:t xml:space="preserve">: 0</w:t>
-      </w:r>
-    </w:p>
-    <w:bookmarkEnd w:id="56"/>
-    <w:bookmarkStart w:id="57" w:name="execution-report-1"/>
-    <w:p>
-      <w:pPr>
-        <w:pStyle w:val="Heading3"/>
-      </w:pPr>
-      <w:r>
-        <w:t xml:space="preserve">Execution Report</w:t>
-      </w:r>
-    </w:p>
-    <w:p>
-      <w:pPr>
-        <w:pStyle w:val="FirstParagraph"/>
-      </w:pPr>
-      <w:r>
-        <w:t xml:space="preserve">No</w:t>
-      </w:r>
-      <w:r>
-        <w:t xml:space="preserve"> </w:t>
-      </w:r>
-      <w:r>
-        <w:rPr>
-          <w:rStyle w:val="VerbatimChar"/>
-        </w:rPr>
-        <w:t xml:space="preserve">component</w:t>
-      </w:r>
-      <w:r>
-        <w:t xml:space="preserve"> </w:t>
-      </w:r>
-      <w:r>
-        <w:t xml:space="preserve">execution artifacts in the corpus — gap (blocked, not fabricated).</w:t>
-      </w:r>
-    </w:p>
-    <w:bookmarkEnd w:id="57"/>
-    <w:bookmarkEnd w:id="58"/>
-    <w:bookmarkStart w:id="63" w:name="integration-testing"/>
-    <w:p>
-      <w:pPr>
-        <w:pStyle w:val="Heading2"/>
-      </w:pPr>
-      <w:r>
-        <w:t xml:space="preserve">Integration Testing</w:t>
-      </w:r>
-    </w:p>
-    <w:bookmarkStart w:id="60" w:name="test-specification-2"/>
-    <w:p>
-      <w:pPr>
-        <w:pStyle w:val="Heading3"/>
-      </w:pPr>
-      <w:r>
-        <w:t xml:space="preserve">Test Specification</w:t>
-      </w:r>
-    </w:p>
-    <w:bookmarkStart w:id="59" w:name="X69e33c655e72527100e04d36e8f8fcc5fc2cd50"/>
-    <w:p>
-      <w:pPr>
-        <w:pStyle w:val="Heading4"/>
-      </w:pPr>
-      <w:r>
-        <w:rPr>
-          <w:rStyle w:val="VerbatimChar"/>
-        </w:rPr>
-        <w:t xml:space="preserve">FB2-VER-TMS-000007</w:t>
-      </w:r>
-      <w:r>
-        <w:t xml:space="preserve"> </w:t>
-      </w:r>
-      <w:r>
-        <w:t xml:space="preserve">— Test: Software Integration Chain (SOA-Database-Contactor) (synthetic_reference)</w:t>
+    <w:bookmarkStart w:id="53" w:name="Xd5df19ad137a8dcd6d20b1cd54d559410ef780a"/>
+    <w:p>
+      <w:pPr>
+        <w:pStyle w:val="Heading5"/>
+      </w:pPr>
+      <w:r>
+        <w:t xml:space="preserve">Execution</w:t>
+      </w:r>
+      <w:r>
+        <w:t xml:space="preserve"> </w:t>
+      </w:r>
+      <w:r>
+        <w:rPr>
+          <w:rStyle w:val="VerbatimChar"/>
+        </w:rPr>
+        <w:t xml:space="preserve">FB2-VER-EXE-000005</w:t>
+      </w:r>
+      <w:r>
+        <w:t xml:space="preserve"> </w:t>
+      </w:r>
+      <w:r>
+        <w:t xml:space="preserve">— Execution: FB2-VER-TMS-000005 (synthetic_fixture)</w:t>
       </w:r>
     </w:p>
     <w:p>
@@ -9117,7 +9022,7 @@
           <w:b/>
           <w:bCs/>
         </w:rPr>
-        <w:t xml:space="preserve">Test type</w:t>
+        <w:t xml:space="preserve">Test measure</w:t>
       </w:r>
       <w:r>
         <w:t xml:space="preserve">:</w:t>
@@ -9129,7 +9034,7 @@
         <w:rPr>
           <w:rStyle w:val="VerbatimChar"/>
         </w:rPr>
-        <w:t xml:space="preserve">integration</w:t>
+        <w:t xml:space="preserve">FB2-VER-TMS-000005</w:t>
       </w:r>
       <w:r>
         <w:t xml:space="preserve"> </w:t>
@@ -9145,7 +9050,7 @@
           <w:b/>
           <w:bCs/>
         </w:rPr>
-        <w:t xml:space="preserve">Oracle basis</w:t>
+        <w:t xml:space="preserve">Execution kind</w:t>
       </w:r>
       <w:r>
         <w:t xml:space="preserve">:</w:t>
@@ -9157,7 +9062,36 @@
         <w:rPr>
           <w:rStyle w:val="VerbatimChar"/>
         </w:rPr>
-        <w:t xml:space="preserve">synthetic_assumption</w:t>
+        <w:t xml:space="preserve">synthetic_fixture</w:t>
+      </w:r>
+      <w:r>
+        <w:t xml:space="preserve"> </w:t>
+      </w:r>
+      <w:r>
+        <w:t xml:space="preserve">|</w:t>
+      </w:r>
+      <w:r>
+        <w:t xml:space="preserve"> </w:t>
+      </w:r>
+      <w:r>
+        <w:rPr>
+          <w:b/>
+          <w:bCs/>
+        </w:rPr>
+        <w:t xml:space="preserve">Outcome</w:t>
+      </w:r>
+      <w:r>
+        <w:t xml:space="preserve">:</w:t>
+      </w:r>
+      <w:r>
+        <w:t xml:space="preserve"> </w:t>
+      </w:r>
+      <w:r>
+        <w:rPr>
+          <w:b/>
+          <w:bCs/>
+        </w:rPr>
+        <w:t xml:space="preserve">PASS</w:t>
       </w:r>
     </w:p>
     <w:p>
@@ -9173,10 +9107,10 @@
           <w:b/>
           <w:bCs/>
         </w:rPr>
-        <w:t xml:space="preserve">Objective</w:t>
-      </w:r>
-      <w:r>
-        <w:t xml:space="preserve">: Define the software integration verification intent for the SOA-database-contactor chain; PLANNING STUB — no execution performed, execution blocked (no integration harness in corpus scope)</w:t>
+        <w:t xml:space="preserve">Environment</w:t>
+      </w:r>
+      <w:r>
+        <w:t xml:space="preserve">: x86_64 Linux host (simulated); Unity 2.5.2, CMock 2.4.0; tools: cmake 3.22.1, cmock 2.4.0, gcc 11.4.0, unity 2.5.2</w:t>
       </w:r>
     </w:p>
     <w:p>
@@ -9192,10 +9126,56 @@
           <w:b/>
           <w:bCs/>
         </w:rPr>
-        <w:t xml:space="preserve">Preconditions</w:t>
-      </w:r>
-      <w:r>
-        <w:t xml:space="preserve">: SOA, database and contactor units available as host builds, Integration harness defined (blocked — not in corpus scope)</w:t>
+        <w:t xml:space="preserve">Evidence refs</w:t>
+      </w:r>
+      <w:r>
+        <w:t xml:space="preserve">:</w:t>
+      </w:r>
+      <w:r>
+        <w:t xml:space="preserve"> </w:t>
+      </w:r>
+      <w:r>
+        <w:rPr>
+          <w:rStyle w:val="VerbatimChar"/>
+        </w:rPr>
+        <w:t xml:space="preserve">FB2-VER-TMS-000005</w:t>
+      </w:r>
+      <w:r>
+        <w:t xml:space="preserve">,</w:t>
+      </w:r>
+      <w:r>
+        <w:t xml:space="preserve"> </w:t>
+      </w:r>
+      <w:r>
+        <w:rPr>
+          <w:rStyle w:val="VerbatimChar"/>
+        </w:rPr>
+        <w:t xml:space="preserve">tests/unit/app/driver/afe/ltc/6813-1/test_ltc_6813-1.c</w:t>
+      </w:r>
+    </w:p>
+    <w:bookmarkEnd w:id="53"/>
+    <w:bookmarkStart w:id="54" w:name="X926876aa927ca90459db89eebf58172efb20f9d"/>
+    <w:p>
+      <w:pPr>
+        <w:pStyle w:val="Heading5"/>
+      </w:pPr>
+      <w:r>
+        <w:t xml:space="preserve">Execution</w:t>
+      </w:r>
+      <w:r>
+        <w:t xml:space="preserve"> </w:t>
+      </w:r>
+      <w:r>
+        <w:rPr>
+          <w:rStyle w:val="VerbatimChar"/>
+        </w:rPr>
+        <w:t xml:space="preserve">FB2-VER-EXE-000006</w:t>
+      </w:r>
+      <w:r>
+        <w:t xml:space="preserve"> </w:t>
+      </w:r>
+      <w:r>
+        <w:t xml:space="preserve">— Execution: FB2-VER-TMS-000006 (synthetic_fixture)</w:t>
       </w:r>
     </w:p>
     <w:p>
@@ -9203,7 +9183,92 @@
         <w:pStyle w:val="Compact"/>
         <w:numPr>
           <w:ilvl w:val="0"/>
-          <w:numId w:val="1051"/>
+          <w:numId w:val="1052"/>
+        </w:numPr>
+      </w:pPr>
+      <w:r>
+        <w:rPr>
+          <w:b/>
+          <w:bCs/>
+        </w:rPr>
+        <w:t xml:space="preserve">Test measure</w:t>
+      </w:r>
+      <w:r>
+        <w:t xml:space="preserve">:</w:t>
+      </w:r>
+      <w:r>
+        <w:t xml:space="preserve"> </w:t>
+      </w:r>
+      <w:r>
+        <w:rPr>
+          <w:rStyle w:val="VerbatimChar"/>
+        </w:rPr>
+        <w:t xml:space="preserve">FB2-VER-TMS-000006</w:t>
+      </w:r>
+      <w:r>
+        <w:t xml:space="preserve"> </w:t>
+      </w:r>
+      <w:r>
+        <w:t xml:space="preserve">|</w:t>
+      </w:r>
+      <w:r>
+        <w:t xml:space="preserve"> </w:t>
+      </w:r>
+      <w:r>
+        <w:rPr>
+          <w:b/>
+          <w:bCs/>
+        </w:rPr>
+        <w:t xml:space="preserve">Execution kind</w:t>
+      </w:r>
+      <w:r>
+        <w:t xml:space="preserve">:</w:t>
+      </w:r>
+      <w:r>
+        <w:t xml:space="preserve"> </w:t>
+      </w:r>
+      <w:r>
+        <w:rPr>
+          <w:rStyle w:val="VerbatimChar"/>
+        </w:rPr>
+        <w:t xml:space="preserve">synthetic_fixture</w:t>
+      </w:r>
+      <w:r>
+        <w:t xml:space="preserve"> </w:t>
+      </w:r>
+      <w:r>
+        <w:t xml:space="preserve">|</w:t>
+      </w:r>
+      <w:r>
+        <w:t xml:space="preserve"> </w:t>
+      </w:r>
+      <w:r>
+        <w:rPr>
+          <w:b/>
+          <w:bCs/>
+        </w:rPr>
+        <w:t xml:space="preserve">Outcome</w:t>
+      </w:r>
+      <w:r>
+        <w:t xml:space="preserve">:</w:t>
+      </w:r>
+      <w:r>
+        <w:t xml:space="preserve"> </w:t>
+      </w:r>
+      <w:r>
+        <w:rPr>
+          <w:b/>
+          <w:bCs/>
+        </w:rPr>
+        <w:t xml:space="preserve">PASS</w:t>
+      </w:r>
+    </w:p>
+    <w:p>
+      <w:pPr>
+        <w:pStyle w:val="Compact"/>
+        <w:numPr>
+          <w:ilvl w:val="0"/>
+          <w:numId w:val="1052"/>
         </w:numPr>
       </w:pPr>
       <w:r>
@@ -9214,16 +9279,7 @@
         <w:t xml:space="preserve">Environment</w:t>
       </w:r>
       <w:r>
-        <w:t xml:space="preserve">: POSIX host (Linux) — harness blocked; Unity/CMock; config</w:t>
-      </w:r>
-      <w:r>
-        <w:t xml:space="preserve"> </w:t>
-      </w:r>
-      <w:r>
-        <w:rPr>
-          <w:rStyle w:val="VerbatimChar"/>
-        </w:rPr>
-        <w:t xml:space="preserve">conf/unit/app_project_posix.yml</w:t>
+        <w:t xml:space="preserve">: x86_64 Linux host (simulated); Unity 2.5.2, CMock 2.4.0; tools: cmake 3.22.1, cmock 2.4.0, gcc 11.4.0, unity 2.5.2</w:t>
       </w:r>
     </w:p>
     <w:p>
@@ -9231,134 +9287,440 @@
         <w:pStyle w:val="Compact"/>
         <w:numPr>
           <w:ilvl w:val="0"/>
-          <w:numId w:val="1051"/>
-        </w:numPr>
-      </w:pPr>
-      <w:r>
-        <w:rPr>
-          <w:b/>
-          <w:bCs/>
-        </w:rPr>
-        <w:t xml:space="preserve">Test cases (steps)</w:t>
+          <w:numId w:val="1052"/>
+        </w:numPr>
+      </w:pPr>
+      <w:r>
+        <w:rPr>
+          <w:b/>
+          <w:bCs/>
+        </w:rPr>
+        <w:t xml:space="preserve">Evidence refs</w:t>
       </w:r>
       <w:r>
         <w:t xml:space="preserve">:</w:t>
       </w:r>
-    </w:p>
-    <w:p>
-      <w:pPr>
-        <w:pStyle w:val="Compact"/>
-        <w:numPr>
-          <w:ilvl w:val="1"/>
-          <w:numId w:val="1052"/>
-        </w:numPr>
-      </w:pPr>
-      <w:r>
-        <w:rPr>
-          <w:b/>
-          <w:bCs/>
-        </w:rPr>
-        <w:t xml:space="preserve">Publish violated cell voltage set to database via MEAS path</w:t>
-      </w:r>
-      <w:r>
-        <w:t xml:space="preserve"> </w:t>
-      </w:r>
-      <w:r>
-        <w:t xml:space="preserve">→ expected: SOA reads violated set within task cycle</w:t>
-      </w:r>
-    </w:p>
-    <w:p>
-      <w:pPr>
-        <w:pStyle w:val="Compact"/>
-        <w:numPr>
-          <w:ilvl w:val="1"/>
-          <w:numId w:val="1052"/>
-        </w:numPr>
-      </w:pPr>
-      <w:r>
-        <w:rPr>
-          <w:b/>
-          <w:bCs/>
-        </w:rPr>
-        <w:t xml:space="preserve">Confirm SOA fault request propagates to BMS state machine</w:t>
-      </w:r>
-      <w:r>
-        <w:t xml:space="preserve"> </w:t>
-      </w:r>
-      <w:r>
-        <w:t xml:space="preserve">→ expected: FAULT state entered</w:t>
-      </w:r>
-    </w:p>
-    <w:p>
-      <w:pPr>
-        <w:pStyle w:val="Compact"/>
-        <w:numPr>
-          <w:ilvl w:val="1"/>
-          <w:numId w:val="1052"/>
-        </w:numPr>
-      </w:pPr>
-      <w:r>
-        <w:rPr>
-          <w:b/>
-          <w:bCs/>
-        </w:rPr>
-        <w:t xml:space="preserve">Confirm contactor open command issued</w:t>
-      </w:r>
-      <w:r>
-        <w:t xml:space="preserve"> </w:t>
-      </w:r>
-      <w:r>
-        <w:t xml:space="preserve">→ expected: Coil de-energize commanded within 5 ms</w:t>
-      </w:r>
-    </w:p>
-    <w:p>
-      <w:pPr>
-        <w:pStyle w:val="Compact"/>
-        <w:numPr>
-          <w:ilvl w:val="0"/>
-          <w:numId w:val="1051"/>
-        </w:numPr>
-      </w:pPr>
-      <w:r>
-        <w:rPr>
-          <w:b/>
-          <w:bCs/>
-        </w:rPr>
-        <w:t xml:space="preserve">Expected outcomes</w:t>
-      </w:r>
-      <w:r>
-        <w:t xml:space="preserve">:</w:t>
-      </w:r>
-    </w:p>
-    <w:p>
-      <w:pPr>
-        <w:pStyle w:val="Compact"/>
-        <w:numPr>
-          <w:ilvl w:val="1"/>
-          <w:numId w:val="1053"/>
-        </w:numPr>
-      </w:pPr>
-      <w:r>
-        <w:rPr>
-          <w:rStyle w:val="VerbatimChar"/>
-        </w:rPr>
-        <w:t xml:space="preserve">chain_fault_to_open_verified</w:t>
-      </w:r>
-      <w:r>
-        <w:t xml:space="preserve"> </w:t>
-      </w:r>
-      <w:r>
-        <w:t xml:space="preserve">= true (tolerance exact)</w:t>
+      <w:r>
+        <w:t xml:space="preserve"> </w:t>
+      </w:r>
+      <w:r>
+        <w:rPr>
+          <w:rStyle w:val="VerbatimChar"/>
+        </w:rPr>
+        <w:t xml:space="preserve">FB2-VER-TMS-000006</w:t>
+      </w:r>
+    </w:p>
+    <w:bookmarkEnd w:id="54"/>
+    <w:bookmarkEnd w:id="55"/>
+    <w:bookmarkEnd w:id="56"/>
+    <w:bookmarkStart w:id="60" w:name="component-testing"/>
+    <w:p>
+      <w:pPr>
+        <w:pStyle w:val="Heading2"/>
+      </w:pPr>
+      <w:r>
+        <w:t xml:space="preserve">Component Testing</w:t>
+      </w:r>
+    </w:p>
+    <w:bookmarkStart w:id="57" w:name="test-specification-1"/>
+    <w:p>
+      <w:pPr>
+        <w:pStyle w:val="Heading3"/>
+      </w:pPr>
+      <w:r>
+        <w:t xml:space="preserve">Test Specification</w:t>
+      </w:r>
+    </w:p>
+    <w:p>
+      <w:pPr>
+        <w:pStyle w:val="FirstParagraph"/>
+      </w:pPr>
+      <w:r>
+        <w:t xml:space="preserve">No</w:t>
+      </w:r>
+      <w:r>
+        <w:t xml:space="preserve"> </w:t>
+      </w:r>
+      <w:r>
+        <w:rPr>
+          <w:rStyle w:val="VerbatimChar"/>
+        </w:rPr>
+        <w:t xml:space="preserve">component</w:t>
+      </w:r>
+      <w:r>
+        <w:t xml:space="preserve"> </w:t>
+      </w:r>
+      <w:r>
+        <w:t xml:space="preserve">test specification artifacts in the corpus —</w:t>
+      </w:r>
+      <w:r>
+        <w:t xml:space="preserve"> </w:t>
+      </w:r>
+      <w:r>
+        <w:rPr>
+          <w:b/>
+          <w:bCs/>
+        </w:rPr>
+        <w:t xml:space="preserve">gap</w:t>
+      </w:r>
+      <w:r>
+        <w:t xml:space="preserve"> </w:t>
+      </w:r>
+      <w:r>
+        <w:t xml:space="preserve">(blocked, not fabricated).</w:t>
+      </w:r>
+    </w:p>
+    <w:bookmarkEnd w:id="57"/>
+    <w:bookmarkStart w:id="58" w:name="test-cases-1"/>
+    <w:p>
+      <w:pPr>
+        <w:pStyle w:val="Heading3"/>
+      </w:pPr>
+      <w:r>
+        <w:t xml:space="preserve">Test Cases</w:t>
+      </w:r>
+    </w:p>
+    <w:p>
+      <w:pPr>
+        <w:pStyle w:val="FirstParagraph"/>
+      </w:pPr>
+      <w:r>
+        <w:rPr>
+          <w:b/>
+          <w:bCs/>
+        </w:rPr>
+        <w:t xml:space="preserve">Subtotal test cases</w:t>
+      </w:r>
+      <w:r>
+        <w:t xml:space="preserve">: 0</w:t>
+      </w:r>
+    </w:p>
+    <w:bookmarkEnd w:id="58"/>
+    <w:bookmarkStart w:id="59" w:name="execution-report-1"/>
+    <w:p>
+      <w:pPr>
+        <w:pStyle w:val="Heading3"/>
+      </w:pPr>
+      <w:r>
+        <w:t xml:space="preserve">Execution Report</w:t>
+      </w:r>
+    </w:p>
+    <w:p>
+      <w:pPr>
+        <w:pStyle w:val="FirstParagraph"/>
+      </w:pPr>
+      <w:r>
+        <w:t xml:space="preserve">No</w:t>
+      </w:r>
+      <w:r>
+        <w:t xml:space="preserve"> </w:t>
+      </w:r>
+      <w:r>
+        <w:rPr>
+          <w:rStyle w:val="VerbatimChar"/>
+        </w:rPr>
+        <w:t xml:space="preserve">component</w:t>
+      </w:r>
+      <w:r>
+        <w:t xml:space="preserve"> </w:t>
+      </w:r>
+      <w:r>
+        <w:t xml:space="preserve">execution artifacts in the corpus — gap (blocked, not fabricated).</w:t>
       </w:r>
     </w:p>
     <w:bookmarkEnd w:id="59"/>
     <w:bookmarkEnd w:id="60"/>
-    <w:bookmarkStart w:id="61" w:name="test-cases-2"/>
+    <w:bookmarkStart w:id="65" w:name="integration-testing"/>
+    <w:p>
+      <w:pPr>
+        <w:pStyle w:val="Heading2"/>
+      </w:pPr>
+      <w:r>
+        <w:t xml:space="preserve">Integration Testing</w:t>
+      </w:r>
+    </w:p>
+    <w:bookmarkStart w:id="62" w:name="test-specification-2"/>
     <w:p>
       <w:pPr>
         <w:pStyle w:val="Heading3"/>
       </w:pPr>
       <w:r>
+        <w:t xml:space="preserve">Test Specification</w:t>
+      </w:r>
+    </w:p>
+    <w:bookmarkStart w:id="61" w:name="X69e33c655e72527100e04d36e8f8fcc5fc2cd50"/>
+    <w:p>
+      <w:pPr>
+        <w:pStyle w:val="Heading4"/>
+      </w:pPr>
+      <w:r>
+        <w:rPr>
+          <w:rStyle w:val="VerbatimChar"/>
+        </w:rPr>
+        <w:t xml:space="preserve">FB2-VER-TMS-000007</w:t>
+      </w:r>
+      <w:r>
+        <w:t xml:space="preserve"> </w:t>
+      </w:r>
+      <w:r>
+        <w:t xml:space="preserve">— Test: Software Integration Chain (SOA-Database-Contactor) (synthetic_reference)</w:t>
+      </w:r>
+    </w:p>
+    <w:p>
+      <w:pPr>
+        <w:pStyle w:val="Compact"/>
+        <w:numPr>
+          <w:ilvl w:val="0"/>
+          <w:numId w:val="1053"/>
+        </w:numPr>
+      </w:pPr>
+      <w:r>
+        <w:rPr>
+          <w:b/>
+          <w:bCs/>
+        </w:rPr>
+        <w:t xml:space="preserve">Test type</w:t>
+      </w:r>
+      <w:r>
+        <w:t xml:space="preserve">:</w:t>
+      </w:r>
+      <w:r>
+        <w:t xml:space="preserve"> </w:t>
+      </w:r>
+      <w:r>
+        <w:rPr>
+          <w:rStyle w:val="VerbatimChar"/>
+        </w:rPr>
+        <w:t xml:space="preserve">integration</w:t>
+      </w:r>
+      <w:r>
+        <w:t xml:space="preserve"> </w:t>
+      </w:r>
+      <w:r>
+        <w:t xml:space="preserve">|</w:t>
+      </w:r>
+      <w:r>
+        <w:t xml:space="preserve"> </w:t>
+      </w:r>
+      <w:r>
+        <w:rPr>
+          <w:b/>
+          <w:bCs/>
+        </w:rPr>
+        <w:t xml:space="preserve">Oracle basis</w:t>
+      </w:r>
+      <w:r>
+        <w:t xml:space="preserve">:</w:t>
+      </w:r>
+      <w:r>
+        <w:t xml:space="preserve"> </w:t>
+      </w:r>
+      <w:r>
+        <w:rPr>
+          <w:rStyle w:val="VerbatimChar"/>
+        </w:rPr>
+        <w:t xml:space="preserve">synthetic_assumption</w:t>
+      </w:r>
+    </w:p>
+    <w:p>
+      <w:pPr>
+        <w:pStyle w:val="Compact"/>
+        <w:numPr>
+          <w:ilvl w:val="0"/>
+          <w:numId w:val="1053"/>
+        </w:numPr>
+      </w:pPr>
+      <w:r>
+        <w:rPr>
+          <w:b/>
+          <w:bCs/>
+        </w:rPr>
+        <w:t xml:space="preserve">Objective</w:t>
+      </w:r>
+      <w:r>
+        <w:t xml:space="preserve">: Define the software integration verification intent for the SOA-database-contactor chain; PLANNING STUB — no execution performed, execution blocked (no integration harness in corpus scope)</w:t>
+      </w:r>
+    </w:p>
+    <w:p>
+      <w:pPr>
+        <w:pStyle w:val="Compact"/>
+        <w:numPr>
+          <w:ilvl w:val="0"/>
+          <w:numId w:val="1053"/>
+        </w:numPr>
+      </w:pPr>
+      <w:r>
+        <w:rPr>
+          <w:b/>
+          <w:bCs/>
+        </w:rPr>
+        <w:t xml:space="preserve">Preconditions</w:t>
+      </w:r>
+      <w:r>
+        <w:t xml:space="preserve">: SOA, database and contactor units available as host builds, Integration harness defined (blocked — not in corpus scope)</w:t>
+      </w:r>
+    </w:p>
+    <w:p>
+      <w:pPr>
+        <w:pStyle w:val="Compact"/>
+        <w:numPr>
+          <w:ilvl w:val="0"/>
+          <w:numId w:val="1053"/>
+        </w:numPr>
+      </w:pPr>
+      <w:r>
+        <w:rPr>
+          <w:b/>
+          <w:bCs/>
+        </w:rPr>
+        <w:t xml:space="preserve">Environment</w:t>
+      </w:r>
+      <w:r>
+        <w:t xml:space="preserve">: POSIX host (Linux) — harness blocked; Unity/CMock; config</w:t>
+      </w:r>
+      <w:r>
+        <w:t xml:space="preserve"> </w:t>
+      </w:r>
+      <w:r>
+        <w:rPr>
+          <w:rStyle w:val="VerbatimChar"/>
+        </w:rPr>
+        <w:t xml:space="preserve">conf/unit/app_project_posix.yml</w:t>
+      </w:r>
+    </w:p>
+    <w:p>
+      <w:pPr>
+        <w:pStyle w:val="Compact"/>
+        <w:numPr>
+          <w:ilvl w:val="0"/>
+          <w:numId w:val="1053"/>
+        </w:numPr>
+      </w:pPr>
+      <w:r>
+        <w:rPr>
+          <w:b/>
+          <w:bCs/>
+        </w:rPr>
+        <w:t xml:space="preserve">Test cases (steps)</w:t>
+      </w:r>
+      <w:r>
+        <w:t xml:space="preserve">:</w:t>
+      </w:r>
+    </w:p>
+    <w:p>
+      <w:pPr>
+        <w:pStyle w:val="Compact"/>
+        <w:numPr>
+          <w:ilvl w:val="1"/>
+          <w:numId w:val="1054"/>
+        </w:numPr>
+      </w:pPr>
+      <w:r>
+        <w:rPr>
+          <w:b/>
+          <w:bCs/>
+        </w:rPr>
+        <w:t xml:space="preserve">Publish violated cell voltage set to database via MEAS path</w:t>
+      </w:r>
+      <w:r>
+        <w:t xml:space="preserve"> </w:t>
+      </w:r>
+      <w:r>
+        <w:t xml:space="preserve">→ expected: SOA reads violated set within task cycle</w:t>
+      </w:r>
+    </w:p>
+    <w:p>
+      <w:pPr>
+        <w:pStyle w:val="Compact"/>
+        <w:numPr>
+          <w:ilvl w:val="1"/>
+          <w:numId w:val="1054"/>
+        </w:numPr>
+      </w:pPr>
+      <w:r>
+        <w:rPr>
+          <w:b/>
+          <w:bCs/>
+        </w:rPr>
+        <w:t xml:space="preserve">Confirm SOA fault request propagates to BMS state machine</w:t>
+      </w:r>
+      <w:r>
+        <w:t xml:space="preserve"> </w:t>
+      </w:r>
+      <w:r>
+        <w:t xml:space="preserve">→ expected: FAULT state entered</w:t>
+      </w:r>
+    </w:p>
+    <w:p>
+      <w:pPr>
+        <w:pStyle w:val="Compact"/>
+        <w:numPr>
+          <w:ilvl w:val="1"/>
+          <w:numId w:val="1054"/>
+        </w:numPr>
+      </w:pPr>
+      <w:r>
+        <w:rPr>
+          <w:b/>
+          <w:bCs/>
+        </w:rPr>
+        <w:t xml:space="preserve">Confirm contactor open command issued</w:t>
+      </w:r>
+      <w:r>
+        <w:t xml:space="preserve"> </w:t>
+      </w:r>
+      <w:r>
+        <w:t xml:space="preserve">→ expected: Coil de-energize commanded within 5 ms</w:t>
+      </w:r>
+    </w:p>
+    <w:p>
+      <w:pPr>
+        <w:pStyle w:val="Compact"/>
+        <w:numPr>
+          <w:ilvl w:val="0"/>
+          <w:numId w:val="1053"/>
+        </w:numPr>
+      </w:pPr>
+      <w:r>
+        <w:rPr>
+          <w:b/>
+          <w:bCs/>
+        </w:rPr>
+        <w:t xml:space="preserve">Expected outcomes</w:t>
+      </w:r>
+      <w:r>
+        <w:t xml:space="preserve">:</w:t>
+      </w:r>
+    </w:p>
+    <w:p>
+      <w:pPr>
+        <w:pStyle w:val="Compact"/>
+        <w:numPr>
+          <w:ilvl w:val="1"/>
+          <w:numId w:val="1055"/>
+        </w:numPr>
+      </w:pPr>
+      <w:r>
+        <w:rPr>
+          <w:rStyle w:val="VerbatimChar"/>
+        </w:rPr>
+        <w:t xml:space="preserve">chain_fault_to_open_verified</w:t>
+      </w:r>
+      <w:r>
+        <w:t xml:space="preserve"> </w:t>
+      </w:r>
+      <w:r>
+        <w:t xml:space="preserve">= true (tolerance exact)</w:t>
+      </w:r>
+    </w:p>
+    <w:bookmarkEnd w:id="61"/>
+    <w:bookmarkEnd w:id="62"/>
+    <w:bookmarkStart w:id="63" w:name="test-cases-2"/>
+    <w:p>
+      <w:pPr>
+        <w:pStyle w:val="Heading3"/>
+      </w:pPr>
+      <w:r>
         <w:t xml:space="preserve">Test Cases</w:t>
       </w:r>
     </w:p>
@@ -9367,7 +9729,7 @@
         <w:pStyle w:val="Compact"/>
         <w:numPr>
           <w:ilvl w:val="0"/>
-          <w:numId w:val="1054"/>
+          <w:numId w:val="1056"/>
         </w:numPr>
       </w:pPr>
       <w:r>
@@ -9396,8 +9758,8 @@
         <w:t xml:space="preserve">: 3</w:t>
       </w:r>
     </w:p>
-    <w:bookmarkEnd w:id="61"/>
-    <w:bookmarkStart w:id="62" w:name="execution-report-2"/>
+    <w:bookmarkEnd w:id="63"/>
+    <w:bookmarkStart w:id="64" w:name="execution-report-2"/>
     <w:p>
       <w:pPr>
         <w:pStyle w:val="Heading3"/>
@@ -9429,9 +9791,9 @@
         <w:t xml:space="preserve">execution artifacts in the corpus — gap (blocked, not fabricated).</w:t>
       </w:r>
     </w:p>
-    <w:bookmarkEnd w:id="62"/>
-    <w:bookmarkEnd w:id="63"/>
-    <w:bookmarkStart w:id="67" w:name="hil-testing"/>
+    <w:bookmarkEnd w:id="64"/>
+    <w:bookmarkEnd w:id="65"/>
+    <w:bookmarkStart w:id="69" w:name="hil-testing"/>
     <w:p>
       <w:pPr>
         <w:pStyle w:val="Heading2"/>
@@ -9440,7 +9802,7 @@
         <w:t xml:space="preserve">HIL Testing</w:t>
       </w:r>
     </w:p>
-    <w:bookmarkStart w:id="64" w:name="test-specification-3"/>
+    <w:bookmarkStart w:id="66" w:name="test-specification-3"/>
     <w:p>
       <w:pPr>
         <w:pStyle w:val="Heading3"/>
@@ -9488,8 +9850,8 @@
         <w:t xml:space="preserve">(blocked, not fabricated).</w:t>
       </w:r>
     </w:p>
-    <w:bookmarkEnd w:id="64"/>
-    <w:bookmarkStart w:id="65" w:name="test-cases-3"/>
+    <w:bookmarkEnd w:id="66"/>
+    <w:bookmarkStart w:id="67" w:name="test-cases-3"/>
     <w:p>
       <w:pPr>
         <w:pStyle w:val="Heading3"/>
@@ -9513,8 +9875,8 @@
         <w:t xml:space="preserve">: 0</w:t>
       </w:r>
     </w:p>
-    <w:bookmarkEnd w:id="65"/>
-    <w:bookmarkStart w:id="66" w:name="execution-report-3"/>
+    <w:bookmarkEnd w:id="67"/>
+    <w:bookmarkStart w:id="68" w:name="execution-report-3"/>
     <w:p>
       <w:pPr>
         <w:pStyle w:val="Heading3"/>
@@ -9531,9 +9893,9 @@
         <w:t xml:space="preserve">No target-HIL executions exist in the corpus — per governance policy, actual product evidence = 0 (blocked, not fabricated).</w:t>
       </w:r>
     </w:p>
-    <w:bookmarkEnd w:id="66"/>
-    <w:bookmarkEnd w:id="67"/>
-    <w:bookmarkStart w:id="68" w:name="static-analysis-deviance-evidence"/>
+    <w:bookmarkEnd w:id="68"/>
+    <w:bookmarkEnd w:id="69"/>
+    <w:bookmarkStart w:id="70" w:name="static-analysis-deviance-evidence"/>
     <w:p>
       <w:pPr>
         <w:pStyle w:val="Heading2"/>
@@ -11933,7 +12295,7 @@
           <w:i/>
           <w:iCs/>
         </w:rPr>
-        <w:t xml:space="preserve">Generated: 2026-09-29T14:03:49Z — auto-generated from the machine-verifiable corpus. Regenerate with</w:t>
+        <w:t xml:space="preserve">Generated: 2026-09-29T17:10:59Z — auto-generated from the machine-verifiable corpus. Regenerate with</w:t>
       </w:r>
       <w:r>
         <w:rPr>
@@ -11958,8 +12320,8 @@
         <w:t xml:space="preserve">.</w:t>
       </w:r>
     </w:p>
-    <w:bookmarkEnd w:id="68"/>
-    <w:bookmarkEnd w:id="69"/>
+    <w:bookmarkEnd w:id="70"/>
+    <w:bookmarkEnd w:id="71"/>
     <w:sectPr/>
   </w:body>
 </w:document>
@@ -12654,6 +13016,12 @@
     <w:abstractNumId w:val="991"/>
   </w:num>
   <w:num w:numId="1052">
+    <w:abstractNumId w:val="991"/>
+  </w:num>
+  <w:num w:numId="1053">
+    <w:abstractNumId w:val="991"/>
+  </w:num>
+  <w:num w:numId="1054">
     <w:abstractNumId w:val="99411"/>
     <w:lvlOverride w:ilvl="0">
       <w:startOverride w:val="1"/>
@@ -12683,10 +13051,10 @@
       <w:startOverride w:val="1"/>
     </w:lvlOverride>
   </w:num>
-  <w:num w:numId="1053">
+  <w:num w:numId="1055">
     <w:abstractNumId w:val="991"/>
   </w:num>
-  <w:num w:numId="1054">
+  <w:num w:numId="1056">
     <w:abstractNumId w:val="991"/>
   </w:num>
 </w:numbering>

--- a/docs/artifacts/spec-documents/09-software-verification-report.docx
+++ b/docs/artifacts/spec-documents/09-software-verification-report.docx
@@ -23,7 +23,7 @@
         <w:pStyle w:val="Date"/>
       </w:pPr>
       <w:r>
-        <w:t xml:space="preserve">2026-09-29</w:t>
+        <w:t xml:space="preserve">2026-09-30</w:t>
       </w:r>
     </w:p>
     <w:sdt>
@@ -316,7 +316,7 @@
               <w:jc w:val="left"/>
             </w:pPr>
             <w:r>
-              <w:t xml:space="preserve">2026-09-29T17:10:59Z</w:t>
+              <w:t xml:space="preserve">2026-09-30T01:21:29Z</w:t>
             </w:r>
           </w:p>
         </w:tc>
@@ -6929,7 +6929,7 @@
         <w:rPr>
           <w:rStyle w:val="VerbatimChar"/>
         </w:rPr>
-        <w:t xml:space="preserve">tests/unit/app/engine/database/database.h</w:t>
+        <w:t xml:space="preserve">src/app/engine/database/database.h</w:t>
       </w:r>
       <w:r>
         <w:t xml:space="preserve">,</w:t>
@@ -7098,7 +7098,7 @@
         <w:rPr>
           <w:rStyle w:val="VerbatimChar"/>
         </w:rPr>
-        <w:t xml:space="preserve">tests/unit/app/engine/database/database.h</w:t>
+        <w:t xml:space="preserve">src/app/engine/database/database.h</w:t>
       </w:r>
       <w:r>
         <w:t xml:space="preserve">,</w:t>
@@ -7267,7 +7267,7 @@
         <w:rPr>
           <w:rStyle w:val="VerbatimChar"/>
         </w:rPr>
-        <w:t xml:space="preserve">tests/unit/app/engine/database/database.h</w:t>
+        <w:t xml:space="preserve">src/app/engine/database/database.h</w:t>
       </w:r>
       <w:r>
         <w:t xml:space="preserve">,</w:t>
@@ -7436,7 +7436,7 @@
         <w:rPr>
           <w:rStyle w:val="VerbatimChar"/>
         </w:rPr>
-        <w:t xml:space="preserve">tests/unit/app/engine/database/database.h</w:t>
+        <w:t xml:space="preserve">src/app/engine/database/database.h</w:t>
       </w:r>
       <w:r>
         <w:t xml:space="preserve">,</w:t>
@@ -7605,7 +7605,7 @@
         <w:rPr>
           <w:rStyle w:val="VerbatimChar"/>
         </w:rPr>
-        <w:t xml:space="preserve">tests/unit/app/engine/database/database.h</w:t>
+        <w:t xml:space="preserve">src/app/engine/database/database.h</w:t>
       </w:r>
       <w:r>
         <w:t xml:space="preserve">,</w:t>
@@ -7774,7 +7774,7 @@
         <w:rPr>
           <w:rStyle w:val="VerbatimChar"/>
         </w:rPr>
-        <w:t xml:space="preserve">tests/unit/app/engine/database/database.h</w:t>
+        <w:t xml:space="preserve">src/app/engine/database/database.h</w:t>
       </w:r>
       <w:r>
         <w:t xml:space="preserve">,</w:t>
@@ -7943,7 +7943,7 @@
         <w:rPr>
           <w:rStyle w:val="VerbatimChar"/>
         </w:rPr>
-        <w:t xml:space="preserve">tests/unit/app/engine/database/database.h</w:t>
+        <w:t xml:space="preserve">src/app/engine/database/database.h</w:t>
       </w:r>
       <w:r>
         <w:t xml:space="preserve">,</w:t>
@@ -8149,6 +8149,78 @@
           <w:rStyle w:val="VerbatimChar"/>
         </w:rPr>
         <w:t xml:space="preserve">src/app/driver/mcu/mcu.c</w:t>
+      </w:r>
+      <w:r>
+        <w:t xml:space="preserve">,</w:t>
+      </w:r>
+      <w:r>
+        <w:t xml:space="preserve"> </w:t>
+      </w:r>
+      <w:r>
+        <w:rPr>
+          <w:rStyle w:val="VerbatimChar"/>
+        </w:rPr>
+        <w:t xml:space="preserve">docs/artifacts/evidence/actual-runs/foxbms2-sil-host-unit-test-macos-2026-09-29/REATTRIBUTION.md</w:t>
+      </w:r>
+      <w:r>
+        <w:t xml:space="preserve">,</w:t>
+      </w:r>
+      <w:r>
+        <w:t xml:space="preserve"> </w:t>
+      </w:r>
+      <w:r>
+        <w:rPr>
+          <w:rStyle w:val="VerbatimChar"/>
+        </w:rPr>
+        <w:t xml:space="preserve">docs/artifacts/evidence/actual-runs/foxbms2-sil-host-unit-test-macos-2026-09-29/VACUOUS-TESTS.md</w:t>
+      </w:r>
+      <w:r>
+        <w:t xml:space="preserve">,</w:t>
+      </w:r>
+      <w:r>
+        <w:t xml:space="preserve"> </w:t>
+      </w:r>
+      <w:r>
+        <w:rPr>
+          <w:rStyle w:val="VerbatimChar"/>
+        </w:rPr>
+        <w:t xml:space="preserve">docs/artifacts/evidence/actual-runs/foxbms2-sil-host-unit-test-macos-2026-09-29/RELAXED-DIAGNOSTICS.md</w:t>
+      </w:r>
+      <w:r>
+        <w:t xml:space="preserve">,</w:t>
+      </w:r>
+      <w:r>
+        <w:t xml:space="preserve"> </w:t>
+      </w:r>
+      <w:r>
+        <w:rPr>
+          <w:rStyle w:val="VerbatimChar"/>
+        </w:rPr>
+        <w:t xml:space="preserve">docs/artifacts/evidence/actual-runs/foxbms2-sil-host-unit-test-macos-2026-09-29/REPORT-BUILD-FAILURES-AND-CLASSIFIER.md</w:t>
+      </w:r>
+      <w:r>
+        <w:t xml:space="preserve">,</w:t>
+      </w:r>
+      <w:r>
+        <w:t xml:space="preserve"> </w:t>
+      </w:r>
+      <w:r>
+        <w:rPr>
+          <w:rStyle w:val="VerbatimChar"/>
+        </w:rPr>
+        <w:t xml:space="preserve">docs/artifacts/evidence/actual-runs/foxbms2-sil-host-unit-test-macos-2026-09-29/TASK1-CLASSIFICATION.md</w:t>
+      </w:r>
+      <w:r>
+        <w:t xml:space="preserve">,</w:t>
+      </w:r>
+      <w:r>
+        <w:t xml:space="preserve"> </w:t>
+      </w:r>
+      <w:r>
+        <w:rPr>
+          <w:rStyle w:val="VerbatimChar"/>
+        </w:rPr>
+        <w:t xml:space="preserve">docs/artifacts/evidence/actual-runs/foxbms2-sil-host-unit-test-macos-2026-09-29/TASK2-SEGFAULT.md</w:t>
       </w:r>
     </w:p>
     <w:bookmarkEnd w:id="47"/>
@@ -12295,7 +12367,7 @@
           <w:i/>
           <w:iCs/>
         </w:rPr>
-        <w:t xml:space="preserve">Generated: 2026-09-29T17:10:59Z — auto-generated from the machine-verifiable corpus. Regenerate with</w:t>
+        <w:t xml:space="preserve">Generated: 2026-09-30T01:21:29Z — auto-generated from the machine-verifiable corpus. Regenerate with</w:t>
       </w:r>
       <w:r>
         <w:rPr>

--- a/docs/artifacts/spec-documents/09-software-verification-report.docx
+++ b/docs/artifacts/spec-documents/09-software-verification-report.docx
@@ -23,7 +23,7 @@
         <w:pStyle w:val="Date"/>
       </w:pPr>
       <w:r>
-        <w:t xml:space="preserve">2026-09-30</w:t>
+        <w:t xml:space="preserve">2026-10-01</w:t>
       </w:r>
     </w:p>
     <w:sdt>
@@ -52,7 +52,7 @@
         </w:p>
       </w:sdtContent>
     </w:sdt>
-    <w:bookmarkStart w:id="71" w:name="foxbms-2-software-verification-report"/>
+    <w:bookmarkStart w:id="76" w:name="foxbms-2-software-verification-report"/>
     <w:p>
       <w:pPr>
         <w:pStyle w:val="Heading1"/>
@@ -316,7 +316,7 @@
               <w:jc w:val="left"/>
             </w:pPr>
             <w:r>
-              <w:t xml:space="preserve">2026-09-30T01:21:29Z</w:t>
+              <w:t xml:space="preserve">2026-10-01T05:09:49Z</w:t>
             </w:r>
           </w:p>
         </w:tc>
@@ -2563,7 +2563,7 @@
       </w:r>
     </w:p>
     <w:bookmarkEnd w:id="21"/>
-    <w:bookmarkStart w:id="56" w:name="unit-testing"/>
+    <w:bookmarkStart w:id="57" w:name="unit-testing"/>
     <w:p>
       <w:pPr>
         <w:pStyle w:val="Heading2"/>
@@ -2572,7 +2572,7 @@
         <w:t xml:space="preserve">Unit Testing</w:t>
       </w:r>
     </w:p>
-    <w:bookmarkStart w:id="32" w:name="test-specification"/>
+    <w:bookmarkStart w:id="33" w:name="test-specification"/>
     <w:p>
       <w:pPr>
         <w:pStyle w:val="Heading3"/>
@@ -5495,8 +5495,359 @@
       </w:r>
     </w:p>
     <w:bookmarkEnd w:id="31"/>
+    <w:bookmarkStart w:id="32" w:name="X0684e1309136a04a9bf28e7c7471dbe3c604559"/>
+    <w:p>
+      <w:pPr>
+        <w:pStyle w:val="Heading4"/>
+      </w:pPr>
+      <w:r>
+        <w:rPr>
+          <w:rStyle w:val="VerbatimChar"/>
+        </w:rPr>
+        <w:t xml:space="preserve">FB2-VER-TMS-000024</w:t>
+      </w:r>
+      <w:r>
+        <w:t xml:space="preserve"> </w:t>
+      </w:r>
+      <w:r>
+        <w:t xml:space="preserve">— Test: the debounce and the degraded-to-fault boundary FB2-SYS-SYR-000002 demands, against an explicitly labelled synthetic assumption (synthetic_reference)</w:t>
+      </w:r>
+    </w:p>
+    <w:p>
+      <w:pPr>
+        <w:pStyle w:val="Compact"/>
+        <w:numPr>
+          <w:ilvl w:val="0"/>
+          <w:numId w:val="1031"/>
+        </w:numPr>
+      </w:pPr>
+      <w:r>
+        <w:rPr>
+          <w:b/>
+          <w:bCs/>
+        </w:rPr>
+        <w:t xml:space="preserve">Test type</w:t>
+      </w:r>
+      <w:r>
+        <w:t xml:space="preserve">:</w:t>
+      </w:r>
+      <w:r>
+        <w:t xml:space="preserve"> </w:t>
+      </w:r>
+      <w:r>
+        <w:rPr>
+          <w:rStyle w:val="VerbatimChar"/>
+        </w:rPr>
+        <w:t xml:space="preserve">unit</w:t>
+      </w:r>
+      <w:r>
+        <w:t xml:space="preserve"> </w:t>
+      </w:r>
+      <w:r>
+        <w:t xml:space="preserve">|</w:t>
+      </w:r>
+      <w:r>
+        <w:t xml:space="preserve"> </w:t>
+      </w:r>
+      <w:r>
+        <w:rPr>
+          <w:b/>
+          <w:bCs/>
+        </w:rPr>
+        <w:t xml:space="preserve">Oracle basis</w:t>
+      </w:r>
+      <w:r>
+        <w:t xml:space="preserve">:</w:t>
+      </w:r>
+      <w:r>
+        <w:t xml:space="preserve"> </w:t>
+      </w:r>
+      <w:r>
+        <w:rPr>
+          <w:rStyle w:val="VerbatimChar"/>
+        </w:rPr>
+        <w:t xml:space="preserve">synthetic_assumption</w:t>
+      </w:r>
+    </w:p>
+    <w:p>
+      <w:pPr>
+        <w:pStyle w:val="Compact"/>
+        <w:numPr>
+          <w:ilvl w:val="0"/>
+          <w:numId w:val="1031"/>
+        </w:numPr>
+      </w:pPr>
+      <w:r>
+        <w:rPr>
+          <w:b/>
+          <w:bCs/>
+        </w:rPr>
+        <w:t xml:space="preserve">Objective</w:t>
+      </w:r>
+      <w:r>
+        <w:t xml:space="preserve">: Verify the two parts of FB2-SYS-SYR-000002 that have no counterpart in the pinned source and can therefore only be judged against a stated assumption: that a classification requires two consecutive violations within 100 ms, and that a numerical or named rule separates the degraded reaction from the …</w:t>
+      </w:r>
+    </w:p>
+    <w:p>
+      <w:pPr>
+        <w:pStyle w:val="Compact"/>
+        <w:numPr>
+          <w:ilvl w:val="0"/>
+          <w:numId w:val="1031"/>
+        </w:numPr>
+      </w:pPr>
+      <w:r>
+        <w:rPr>
+          <w:b/>
+          <w:bCs/>
+        </w:rPr>
+        <w:t xml:space="preserve">Preconditions</w:t>
+      </w:r>
+      <w:r>
+        <w:t xml:space="preserve">: The assumption about the reference project’s debounce behaviour is stated in this record and is not …, The degraded-to-fault boundary is stated as a value to be declared, not as a value that exists.</w:t>
+      </w:r>
+    </w:p>
+    <w:p>
+      <w:pPr>
+        <w:pStyle w:val="Compact"/>
+        <w:numPr>
+          <w:ilvl w:val="0"/>
+          <w:numId w:val="1031"/>
+        </w:numPr>
+      </w:pPr>
+      <w:r>
+        <w:rPr>
+          <w:b/>
+          <w:bCs/>
+        </w:rPr>
+        <w:t xml:space="preserve">Environment</w:t>
+      </w:r>
+      <w:r>
+        <w:t xml:space="preserve">: no hardware and no software execution; the measure is a specification review of a requirement against an absence in the source; not applicable - nothing is executed; config</w:t>
+      </w:r>
+      <w:r>
+        <w:t xml:space="preserve"> </w:t>
+      </w:r>
+      <w:r>
+        <w:rPr>
+          <w:rStyle w:val="VerbatimChar"/>
+        </w:rPr>
+        <w:t xml:space="preserve">BAS-REF-001 parameter registry and the pinned source's SOA module and diagnosis configuration</w:t>
+      </w:r>
+    </w:p>
+    <w:p>
+      <w:pPr>
+        <w:pStyle w:val="Compact"/>
+        <w:numPr>
+          <w:ilvl w:val="0"/>
+          <w:numId w:val="1031"/>
+        </w:numPr>
+      </w:pPr>
+      <w:r>
+        <w:rPr>
+          <w:b/>
+          <w:bCs/>
+        </w:rPr>
+        <w:t xml:space="preserve">Test cases (steps)</w:t>
+      </w:r>
+      <w:r>
+        <w:t xml:space="preserve">:</w:t>
+      </w:r>
+    </w:p>
+    <w:p>
+      <w:pPr>
+        <w:pStyle w:val="Compact"/>
+        <w:numPr>
+          <w:ilvl w:val="1"/>
+          <w:numId w:val="1032"/>
+        </w:numPr>
+      </w:pPr>
+      <w:r>
+        <w:rPr>
+          <w:b/>
+          <w:bCs/>
+        </w:rPr>
+        <w:t xml:space="preserve">Search the pinned SOA module for any counter, debounce or consecutive-violation state.</w:t>
+      </w:r>
+      <w:r>
+        <w:t xml:space="preserve"> </w:t>
+      </w:r>
+      <w:r>
+        <w:t xml:space="preserve">→ expected: No such state is found, which is recorded as the condition the measure exists to make visible.</w:t>
+      </w:r>
+    </w:p>
+    <w:p>
+      <w:pPr>
+        <w:pStyle w:val="Compact"/>
+        <w:numPr>
+          <w:ilvl w:val="1"/>
+          <w:numId w:val="1032"/>
+        </w:numPr>
+      </w:pPr>
+      <w:r>
+        <w:rPr>
+          <w:b/>
+          <w:bCs/>
+        </w:rPr>
+        <w:t xml:space="preserve">Read the diagnosis configuration’s occurrence threshold and delay for the maximum-safety over-voltage entry and compare them with the requirement’s tw…</w:t>
+      </w:r>
+      <w:r>
+        <w:t xml:space="preserve"> </w:t>
+      </w:r>
+      <w:r>
+        <w:t xml:space="preserve">→ expected: The two mechanisms are recorded side by side and shown not to be the same: different layer, different granularity, different parameters.</w:t>
+      </w:r>
+    </w:p>
+    <w:p>
+      <w:pPr>
+        <w:pStyle w:val="Compact"/>
+        <w:numPr>
+          <w:ilvl w:val="1"/>
+          <w:numId w:val="1032"/>
+        </w:numPr>
+      </w:pPr>
+      <w:r>
+        <w:rPr>
+          <w:b/>
+          <w:bCs/>
+        </w:rPr>
+        <w:t xml:space="preserve">State, against the assumption this record declares, the classification outcome for a sequence of one violation, of two violations inside the window, a…</w:t>
+      </w:r>
+      <w:r>
+        <w:t xml:space="preserve"> </w:t>
+      </w:r>
+      <w:r>
+        <w:t xml:space="preserve">→ expected: Three outcomes are stated, and the second one depends entirely on the assumption rather than on the source.</w:t>
+      </w:r>
+    </w:p>
+    <w:p>
+      <w:pPr>
+        <w:pStyle w:val="Compact"/>
+        <w:numPr>
+          <w:ilvl w:val="1"/>
+          <w:numId w:val="1032"/>
+        </w:numPr>
+      </w:pPr>
+      <w:r>
+        <w:rPr>
+          <w:b/>
+          <w:bCs/>
+        </w:rPr>
+        <w:t xml:space="preserve">State what the degraded-to-fault boundary must be before this criterion can be verified at all.</w:t>
+      </w:r>
+      <w:r>
+        <w:t xml:space="preserve"> </w:t>
+      </w:r>
+      <w:r>
+        <w:t xml:space="preserve">→ expected: A single declared value or named rule is required, and its absence is recorded as the reason the criterion is unverifiable rather than as a pass.</w:t>
+      </w:r>
+    </w:p>
+    <w:p>
+      <w:pPr>
+        <w:pStyle w:val="Compact"/>
+        <w:numPr>
+          <w:ilvl w:val="0"/>
+          <w:numId w:val="1031"/>
+        </w:numPr>
+      </w:pPr>
+      <w:r>
+        <w:rPr>
+          <w:b/>
+          <w:bCs/>
+        </w:rPr>
+        <w:t xml:space="preserve">Expected outcomes</w:t>
+      </w:r>
+      <w:r>
+        <w:t xml:space="preserve">:</w:t>
+      </w:r>
+    </w:p>
+    <w:p>
+      <w:pPr>
+        <w:pStyle w:val="Compact"/>
+        <w:numPr>
+          <w:ilvl w:val="1"/>
+          <w:numId w:val="1033"/>
+        </w:numPr>
+      </w:pPr>
+      <w:r>
+        <w:rPr>
+          <w:rStyle w:val="VerbatimChar"/>
+        </w:rPr>
+        <w:t xml:space="preserve">soa_debounce_state_found_in_source</w:t>
+      </w:r>
+      <w:r>
+        <w:t xml:space="preserve"> </w:t>
+      </w:r>
+      <w:r>
+        <w:t xml:space="preserve">= 0 (tolerance exact)</w:t>
+      </w:r>
+    </w:p>
+    <w:p>
+      <w:pPr>
+        <w:pStyle w:val="Compact"/>
+        <w:numPr>
+          <w:ilvl w:val="1"/>
+          <w:numId w:val="1033"/>
+        </w:numPr>
+      </w:pPr>
+      <w:r>
+        <w:rPr>
+          <w:rStyle w:val="VerbatimChar"/>
+        </w:rPr>
+        <w:t xml:space="preserve">consecutive_violations_required_by_requirement</w:t>
+      </w:r>
+      <w:r>
+        <w:t xml:space="preserve"> </w:t>
+      </w:r>
+      <w:r>
+        <w:t xml:space="preserve">= 2 (tolerance exact)</w:t>
+      </w:r>
+    </w:p>
+    <w:p>
+      <w:pPr>
+        <w:pStyle w:val="Compact"/>
+        <w:numPr>
+          <w:ilvl w:val="1"/>
+          <w:numId w:val="1033"/>
+        </w:numPr>
+      </w:pPr>
+      <w:r>
+        <w:rPr>
+          <w:rStyle w:val="VerbatimChar"/>
+        </w:rPr>
+        <w:t xml:space="preserve">verdict_depends_on_declared_assumption_classification_outcome_is_assumption_dependent</w:t>
+      </w:r>
+      <w:r>
+        <w:t xml:space="preserve"> </w:t>
+      </w:r>
+      <w:r>
+        <w:t xml:space="preserve">= true (tolerance exact)</w:t>
+      </w:r>
+    </w:p>
+    <w:p>
+      <w:pPr>
+        <w:pStyle w:val="Compact"/>
+        <w:numPr>
+          <w:ilvl w:val="1"/>
+          <w:numId w:val="1033"/>
+        </w:numPr>
+      </w:pPr>
+      <w:r>
+        <w:rPr>
+          <w:rStyle w:val="VerbatimChar"/>
+        </w:rPr>
+        <w:t xml:space="preserve">degraded_to_fault_boundary_declared_declared_boundary_value</w:t>
+      </w:r>
+      <w:r>
+        <w:t xml:space="preserve"> </w:t>
+      </w:r>
+      <w:r>
+        <w:t xml:space="preserve">= not_declared (tolerance exact)</w:t>
+      </w:r>
+    </w:p>
     <w:bookmarkEnd w:id="32"/>
-    <w:bookmarkStart w:id="33" w:name="test-cases"/>
+    <w:bookmarkEnd w:id="33"/>
+    <w:bookmarkStart w:id="34" w:name="test-cases"/>
     <w:p>
       <w:pPr>
         <w:pStyle w:val="Heading3"/>
@@ -5510,7 +5861,7 @@
         <w:pStyle w:val="Compact"/>
         <w:numPr>
           <w:ilvl w:val="0"/>
-          <w:numId w:val="1031"/>
+          <w:numId w:val="1034"/>
         </w:numPr>
       </w:pPr>
       <w:r>
@@ -5531,7 +5882,7 @@
         <w:pStyle w:val="Compact"/>
         <w:numPr>
           <w:ilvl w:val="0"/>
-          <w:numId w:val="1031"/>
+          <w:numId w:val="1034"/>
         </w:numPr>
       </w:pPr>
       <w:r>
@@ -5552,7 +5903,7 @@
         <w:pStyle w:val="Compact"/>
         <w:numPr>
           <w:ilvl w:val="0"/>
-          <w:numId w:val="1031"/>
+          <w:numId w:val="1034"/>
         </w:numPr>
       </w:pPr>
       <w:r>
@@ -5573,7 +5924,7 @@
         <w:pStyle w:val="Compact"/>
         <w:numPr>
           <w:ilvl w:val="0"/>
-          <w:numId w:val="1031"/>
+          <w:numId w:val="1034"/>
         </w:numPr>
       </w:pPr>
       <w:r>
@@ -5594,7 +5945,7 @@
         <w:pStyle w:val="Compact"/>
         <w:numPr>
           <w:ilvl w:val="0"/>
-          <w:numId w:val="1031"/>
+          <w:numId w:val="1034"/>
         </w:numPr>
       </w:pPr>
       <w:r>
@@ -5615,7 +5966,7 @@
         <w:pStyle w:val="Compact"/>
         <w:numPr>
           <w:ilvl w:val="0"/>
-          <w:numId w:val="1031"/>
+          <w:numId w:val="1034"/>
         </w:numPr>
       </w:pPr>
       <w:r>
@@ -5636,7 +5987,7 @@
         <w:pStyle w:val="Compact"/>
         <w:numPr>
           <w:ilvl w:val="0"/>
-          <w:numId w:val="1031"/>
+          <w:numId w:val="1034"/>
         </w:numPr>
       </w:pPr>
       <w:r>
@@ -5657,7 +6008,7 @@
         <w:pStyle w:val="Compact"/>
         <w:numPr>
           <w:ilvl w:val="0"/>
-          <w:numId w:val="1031"/>
+          <w:numId w:val="1034"/>
         </w:numPr>
       </w:pPr>
       <w:r>
@@ -5678,7 +6029,7 @@
         <w:pStyle w:val="Compact"/>
         <w:numPr>
           <w:ilvl w:val="0"/>
-          <w:numId w:val="1031"/>
+          <w:numId w:val="1034"/>
         </w:numPr>
       </w:pPr>
       <w:r>
@@ -5699,7 +6050,7 @@
         <w:pStyle w:val="Compact"/>
         <w:numPr>
           <w:ilvl w:val="0"/>
-          <w:numId w:val="1031"/>
+          <w:numId w:val="1034"/>
         </w:numPr>
       </w:pPr>
       <w:r>
@@ -5714,6 +6065,27 @@
       <w:r>
         <w:t xml:space="preserve">(synthetic_reference): 3 test case(s)</w:t>
       </w:r>
+    </w:p>
+    <w:p>
+      <w:pPr>
+        <w:pStyle w:val="Compact"/>
+        <w:numPr>
+          <w:ilvl w:val="0"/>
+          <w:numId w:val="1034"/>
+        </w:numPr>
+      </w:pPr>
+      <w:r>
+        <w:rPr>
+          <w:rStyle w:val="VerbatimChar"/>
+        </w:rPr>
+        <w:t xml:space="preserve">FB2-VER-TMS-000024</w:t>
+      </w:r>
+      <w:r>
+        <w:t xml:space="preserve"> </w:t>
+      </w:r>
+      <w:r>
+        <w:t xml:space="preserve">(synthetic_reference): 4 test case(s)</w:t>
+      </w:r>
       <w:r>
         <w:t xml:space="preserve"> </w:t>
       </w:r>
@@ -5725,11 +6097,11 @@
         <w:t xml:space="preserve">Subtotal test cases</w:t>
       </w:r>
       <w:r>
-        <w:t xml:space="preserve">: 32</w:t>
-      </w:r>
-    </w:p>
-    <w:bookmarkEnd w:id="33"/>
-    <w:bookmarkStart w:id="55" w:name="execution-report"/>
+        <w:t xml:space="preserve">: 36</w:t>
+      </w:r>
+    </w:p>
+    <w:bookmarkEnd w:id="34"/>
+    <w:bookmarkStart w:id="56" w:name="execution-report"/>
     <w:p>
       <w:pPr>
         <w:pStyle w:val="Heading3"/>
@@ -5738,7 +6110,7 @@
         <w:t xml:space="preserve">Execution Report</w:t>
       </w:r>
     </w:p>
-    <w:bookmarkStart w:id="34" w:name="Xdfcbb195b635ebd9d7aa13bf1003943c818c8e0"/>
+    <w:bookmarkStart w:id="35" w:name="Xdfcbb195b635ebd9d7aa13bf1003943c818c8e0"/>
     <w:p>
       <w:pPr>
         <w:pStyle w:val="Heading5"/>
@@ -5767,7 +6139,7 @@
         <w:pStyle w:val="Compact"/>
         <w:numPr>
           <w:ilvl w:val="0"/>
-          <w:numId w:val="1032"/>
+          <w:numId w:val="1035"/>
         </w:numPr>
       </w:pPr>
       <w:r>
@@ -5852,7 +6224,7 @@
         <w:pStyle w:val="Compact"/>
         <w:numPr>
           <w:ilvl w:val="0"/>
-          <w:numId w:val="1032"/>
+          <w:numId w:val="1035"/>
         </w:numPr>
       </w:pPr>
       <w:r>
@@ -5871,7 +6243,7 @@
         <w:pStyle w:val="Compact"/>
         <w:numPr>
           <w:ilvl w:val="0"/>
-          <w:numId w:val="1032"/>
+          <w:numId w:val="1035"/>
         </w:numPr>
       </w:pPr>
       <w:r>
@@ -5906,8 +6278,8 @@
         <w:t xml:space="preserve">tests/unit/app/application/soa/test_soa.c</w:t>
       </w:r>
     </w:p>
-    <w:bookmarkEnd w:id="34"/>
-    <w:bookmarkStart w:id="35" w:name="Xbdebd7c22a456d9a1b22517a9fa3efa8d0e830b"/>
+    <w:bookmarkEnd w:id="35"/>
+    <w:bookmarkStart w:id="36" w:name="Xbdebd7c22a456d9a1b22517a9fa3efa8d0e830b"/>
     <w:p>
       <w:pPr>
         <w:pStyle w:val="Heading5"/>
@@ -5936,7 +6308,7 @@
         <w:pStyle w:val="Compact"/>
         <w:numPr>
           <w:ilvl w:val="0"/>
-          <w:numId w:val="1033"/>
+          <w:numId w:val="1036"/>
         </w:numPr>
       </w:pPr>
       <w:r>
@@ -6021,7 +6393,7 @@
         <w:pStyle w:val="Compact"/>
         <w:numPr>
           <w:ilvl w:val="0"/>
-          <w:numId w:val="1033"/>
+          <w:numId w:val="1036"/>
         </w:numPr>
       </w:pPr>
       <w:r>
@@ -6040,7 +6412,7 @@
         <w:pStyle w:val="Compact"/>
         <w:numPr>
           <w:ilvl w:val="0"/>
-          <w:numId w:val="1033"/>
+          <w:numId w:val="1036"/>
         </w:numPr>
       </w:pPr>
       <w:r>
@@ -6075,8 +6447,8 @@
         <w:t xml:space="preserve">tests/unit/app/driver/contactor/test_contactor.c</w:t>
       </w:r>
     </w:p>
-    <w:bookmarkEnd w:id="35"/>
-    <w:bookmarkStart w:id="36" w:name="X5ae9f6c0bc43bbac94ae41e4c74d1b83533faf1"/>
+    <w:bookmarkEnd w:id="36"/>
+    <w:bookmarkStart w:id="37" w:name="X5ae9f6c0bc43bbac94ae41e4c74d1b83533faf1"/>
     <w:p>
       <w:pPr>
         <w:pStyle w:val="Heading5"/>
@@ -6105,7 +6477,7 @@
         <w:pStyle w:val="Compact"/>
         <w:numPr>
           <w:ilvl w:val="0"/>
-          <w:numId w:val="1034"/>
+          <w:numId w:val="1037"/>
         </w:numPr>
       </w:pPr>
       <w:r>
@@ -6190,7 +6562,7 @@
         <w:pStyle w:val="Compact"/>
         <w:numPr>
           <w:ilvl w:val="0"/>
-          <w:numId w:val="1034"/>
+          <w:numId w:val="1037"/>
         </w:numPr>
       </w:pPr>
       <w:r>
@@ -6209,7 +6581,7 @@
         <w:pStyle w:val="Compact"/>
         <w:numPr>
           <w:ilvl w:val="0"/>
-          <w:numId w:val="1034"/>
+          <w:numId w:val="1037"/>
         </w:numPr>
       </w:pPr>
       <w:r>
@@ -6244,8 +6616,8 @@
         <w:t xml:space="preserve">tests/unit/app/driver/afe/api/test_afe_plausibility.c</w:t>
       </w:r>
     </w:p>
-    <w:bookmarkEnd w:id="36"/>
-    <w:bookmarkStart w:id="37" w:name="X9230fd3a98d151925c0b50835facfd00ce73936"/>
+    <w:bookmarkEnd w:id="37"/>
+    <w:bookmarkStart w:id="38" w:name="X9230fd3a98d151925c0b50835facfd00ce73936"/>
     <w:p>
       <w:pPr>
         <w:pStyle w:val="Heading5"/>
@@ -6274,7 +6646,7 @@
         <w:pStyle w:val="Compact"/>
         <w:numPr>
           <w:ilvl w:val="0"/>
-          <w:numId w:val="1035"/>
+          <w:numId w:val="1038"/>
         </w:numPr>
       </w:pPr>
       <w:r>
@@ -6359,7 +6731,7 @@
         <w:pStyle w:val="Compact"/>
         <w:numPr>
           <w:ilvl w:val="0"/>
-          <w:numId w:val="1035"/>
+          <w:numId w:val="1038"/>
         </w:numPr>
       </w:pPr>
       <w:r>
@@ -6378,7 +6750,7 @@
         <w:pStyle w:val="Compact"/>
         <w:numPr>
           <w:ilvl w:val="0"/>
-          <w:numId w:val="1035"/>
+          <w:numId w:val="1038"/>
         </w:numPr>
       </w:pPr>
       <w:r>
@@ -6413,8 +6785,8 @@
         <w:t xml:space="preserve">tests/unit/app/driver/contactor/test_contactor.c</w:t>
       </w:r>
     </w:p>
-    <w:bookmarkEnd w:id="37"/>
-    <w:bookmarkStart w:id="38" w:name="X852e15fa8932024ec65ab58a0565c1893ee68ea"/>
+    <w:bookmarkEnd w:id="38"/>
+    <w:bookmarkStart w:id="39" w:name="X852e15fa8932024ec65ab58a0565c1893ee68ea"/>
     <w:p>
       <w:pPr>
         <w:pStyle w:val="Heading5"/>
@@ -6443,7 +6815,7 @@
         <w:pStyle w:val="Compact"/>
         <w:numPr>
           <w:ilvl w:val="0"/>
-          <w:numId w:val="1036"/>
+          <w:numId w:val="1039"/>
         </w:numPr>
       </w:pPr>
       <w:r>
@@ -6528,7 +6900,7 @@
         <w:pStyle w:val="Compact"/>
         <w:numPr>
           <w:ilvl w:val="0"/>
-          <w:numId w:val="1036"/>
+          <w:numId w:val="1039"/>
         </w:numPr>
       </w:pPr>
       <w:r>
@@ -6547,7 +6919,7 @@
         <w:pStyle w:val="Compact"/>
         <w:numPr>
           <w:ilvl w:val="0"/>
-          <w:numId w:val="1036"/>
+          <w:numId w:val="1039"/>
         </w:numPr>
       </w:pPr>
       <w:r>
@@ -6594,8 +6966,8 @@
         <w:t xml:space="preserve">src/os/freertos/freertos/include/mpu_wrappers.h</w:t>
       </w:r>
     </w:p>
-    <w:bookmarkEnd w:id="38"/>
-    <w:bookmarkStart w:id="39" w:name="Xed2ac61d3beb0040b9545492503b18292c9df63"/>
+    <w:bookmarkEnd w:id="39"/>
+    <w:bookmarkStart w:id="40" w:name="Xed2ac61d3beb0040b9545492503b18292c9df63"/>
     <w:p>
       <w:pPr>
         <w:pStyle w:val="Heading5"/>
@@ -6624,7 +6996,7 @@
         <w:pStyle w:val="Compact"/>
         <w:numPr>
           <w:ilvl w:val="0"/>
-          <w:numId w:val="1037"/>
+          <w:numId w:val="1040"/>
         </w:numPr>
       </w:pPr>
       <w:r>
@@ -6709,7 +7081,7 @@
         <w:pStyle w:val="Compact"/>
         <w:numPr>
           <w:ilvl w:val="0"/>
-          <w:numId w:val="1037"/>
+          <w:numId w:val="1040"/>
         </w:numPr>
       </w:pPr>
       <w:r>
@@ -6728,7 +7100,7 @@
         <w:pStyle w:val="Compact"/>
         <w:numPr>
           <w:ilvl w:val="0"/>
-          <w:numId w:val="1037"/>
+          <w:numId w:val="1040"/>
         </w:numPr>
       </w:pPr>
       <w:r>
@@ -6775,8 +7147,8 @@
         <w:t xml:space="preserve">src/os/freertos/freertos/include/mpu_wrappers.h</w:t>
       </w:r>
     </w:p>
-    <w:bookmarkEnd w:id="39"/>
-    <w:bookmarkStart w:id="40" w:name="Xc20ed2e3f74ee829eec6c2854ed37d30de0c84f"/>
+    <w:bookmarkEnd w:id="40"/>
+    <w:bookmarkStart w:id="41" w:name="Xc20ed2e3f74ee829eec6c2854ed37d30de0c84f"/>
     <w:p>
       <w:pPr>
         <w:pStyle w:val="Heading5"/>
@@ -6805,7 +7177,7 @@
         <w:pStyle w:val="Compact"/>
         <w:numPr>
           <w:ilvl w:val="0"/>
-          <w:numId w:val="1038"/>
+          <w:numId w:val="1041"/>
         </w:numPr>
       </w:pPr>
       <w:r>
@@ -6890,7 +7262,7 @@
         <w:pStyle w:val="Compact"/>
         <w:numPr>
           <w:ilvl w:val="0"/>
-          <w:numId w:val="1038"/>
+          <w:numId w:val="1041"/>
         </w:numPr>
       </w:pPr>
       <w:r>
@@ -6909,7 +7281,7 @@
         <w:pStyle w:val="Compact"/>
         <w:numPr>
           <w:ilvl w:val="0"/>
-          <w:numId w:val="1038"/>
+          <w:numId w:val="1041"/>
         </w:numPr>
       </w:pPr>
       <w:r>
@@ -6944,8 +7316,8 @@
         <w:t xml:space="preserve">tests/unit/app/application/algorithm/moving_average/test_moving_average.c</w:t>
       </w:r>
     </w:p>
-    <w:bookmarkEnd w:id="40"/>
-    <w:bookmarkStart w:id="41" w:name="Xd15baab818c7038e297fe24b13b485a75748ef7"/>
+    <w:bookmarkEnd w:id="41"/>
+    <w:bookmarkStart w:id="42" w:name="Xd15baab818c7038e297fe24b13b485a75748ef7"/>
     <w:p>
       <w:pPr>
         <w:pStyle w:val="Heading5"/>
@@ -6974,7 +7346,7 @@
         <w:pStyle w:val="Compact"/>
         <w:numPr>
           <w:ilvl w:val="0"/>
-          <w:numId w:val="1039"/>
+          <w:numId w:val="1042"/>
         </w:numPr>
       </w:pPr>
       <w:r>
@@ -7059,7 +7431,7 @@
         <w:pStyle w:val="Compact"/>
         <w:numPr>
           <w:ilvl w:val="0"/>
-          <w:numId w:val="1039"/>
+          <w:numId w:val="1042"/>
         </w:numPr>
       </w:pPr>
       <w:r>
@@ -7078,7 +7450,7 @@
         <w:pStyle w:val="Compact"/>
         <w:numPr>
           <w:ilvl w:val="0"/>
-          <w:numId w:val="1039"/>
+          <w:numId w:val="1042"/>
         </w:numPr>
       </w:pPr>
       <w:r>
@@ -7113,8 +7485,8 @@
         <w:t xml:space="preserve">tests/unit/app/application/algorithm/state_estimation/soc/lookup-table/test_soc_lookup-table.c</w:t>
       </w:r>
     </w:p>
-    <w:bookmarkEnd w:id="41"/>
-    <w:bookmarkStart w:id="42" w:name="X57c3ddd1bbec4f9d69602cb29ffc13d2a2a1434"/>
+    <w:bookmarkEnd w:id="42"/>
+    <w:bookmarkStart w:id="43" w:name="X57c3ddd1bbec4f9d69602cb29ffc13d2a2a1434"/>
     <w:p>
       <w:pPr>
         <w:pStyle w:val="Heading5"/>
@@ -7143,7 +7515,7 @@
         <w:pStyle w:val="Compact"/>
         <w:numPr>
           <w:ilvl w:val="0"/>
-          <w:numId w:val="1040"/>
+          <w:numId w:val="1043"/>
         </w:numPr>
       </w:pPr>
       <w:r>
@@ -7228,7 +7600,7 @@
         <w:pStyle w:val="Compact"/>
         <w:numPr>
           <w:ilvl w:val="0"/>
-          <w:numId w:val="1040"/>
+          <w:numId w:val="1043"/>
         </w:numPr>
       </w:pPr>
       <w:r>
@@ -7247,7 +7619,7 @@
         <w:pStyle w:val="Compact"/>
         <w:numPr>
           <w:ilvl w:val="0"/>
-          <w:numId w:val="1040"/>
+          <w:numId w:val="1043"/>
         </w:numPr>
       </w:pPr>
       <w:r>
@@ -7282,8 +7654,8 @@
         <w:t xml:space="preserve">tests/unit/app/application/algorithm/state_estimation/test_state_estimation.c</w:t>
       </w:r>
     </w:p>
-    <w:bookmarkEnd w:id="42"/>
-    <w:bookmarkStart w:id="43" w:name="X1e2854cc0240bb293c48ef4370a139dfec5f1ac"/>
+    <w:bookmarkEnd w:id="43"/>
+    <w:bookmarkStart w:id="44" w:name="X1e2854cc0240bb293c48ef4370a139dfec5f1ac"/>
     <w:p>
       <w:pPr>
         <w:pStyle w:val="Heading5"/>
@@ -7312,7 +7684,7 @@
         <w:pStyle w:val="Compact"/>
         <w:numPr>
           <w:ilvl w:val="0"/>
-          <w:numId w:val="1041"/>
+          <w:numId w:val="1044"/>
         </w:numPr>
       </w:pPr>
       <w:r>
@@ -7397,7 +7769,7 @@
         <w:pStyle w:val="Compact"/>
         <w:numPr>
           <w:ilvl w:val="0"/>
-          <w:numId w:val="1041"/>
+          <w:numId w:val="1044"/>
         </w:numPr>
       </w:pPr>
       <w:r>
@@ -7416,7 +7788,7 @@
         <w:pStyle w:val="Compact"/>
         <w:numPr>
           <w:ilvl w:val="0"/>
-          <w:numId w:val="1041"/>
+          <w:numId w:val="1044"/>
         </w:numPr>
       </w:pPr>
       <w:r>
@@ -7451,8 +7823,8 @@
         <w:t xml:space="preserve">tests/unit/app/driver/afe/debug/default/test_debug_default.c</w:t>
       </w:r>
     </w:p>
-    <w:bookmarkEnd w:id="43"/>
-    <w:bookmarkStart w:id="44" w:name="X65fbcea3c1c6fcfd46418ba6688697853952320"/>
+    <w:bookmarkEnd w:id="44"/>
+    <w:bookmarkStart w:id="45" w:name="X65fbcea3c1c6fcfd46418ba6688697853952320"/>
     <w:p>
       <w:pPr>
         <w:pStyle w:val="Heading5"/>
@@ -7481,7 +7853,7 @@
         <w:pStyle w:val="Compact"/>
         <w:numPr>
           <w:ilvl w:val="0"/>
-          <w:numId w:val="1042"/>
+          <w:numId w:val="1045"/>
         </w:numPr>
       </w:pPr>
       <w:r>
@@ -7566,7 +7938,7 @@
         <w:pStyle w:val="Compact"/>
         <w:numPr>
           <w:ilvl w:val="0"/>
-          <w:numId w:val="1042"/>
+          <w:numId w:val="1045"/>
         </w:numPr>
       </w:pPr>
       <w:r>
@@ -7585,7 +7957,7 @@
         <w:pStyle w:val="Compact"/>
         <w:numPr>
           <w:ilvl w:val="0"/>
-          <w:numId w:val="1042"/>
+          <w:numId w:val="1045"/>
         </w:numPr>
       </w:pPr>
       <w:r>
@@ -7620,8 +7992,8 @@
         <w:t xml:space="preserve">tests/unit/app/engine/config/test_diag_cfg.c</w:t>
       </w:r>
     </w:p>
-    <w:bookmarkEnd w:id="44"/>
-    <w:bookmarkStart w:id="45" w:name="X6a691bf1e0c6ef2f820a8d9a5dd0182ab749d55"/>
+    <w:bookmarkEnd w:id="45"/>
+    <w:bookmarkStart w:id="46" w:name="X6a691bf1e0c6ef2f820a8d9a5dd0182ab749d55"/>
     <w:p>
       <w:pPr>
         <w:pStyle w:val="Heading5"/>
@@ -7650,7 +8022,7 @@
         <w:pStyle w:val="Compact"/>
         <w:numPr>
           <w:ilvl w:val="0"/>
-          <w:numId w:val="1043"/>
+          <w:numId w:val="1046"/>
         </w:numPr>
       </w:pPr>
       <w:r>
@@ -7735,7 +8107,7 @@
         <w:pStyle w:val="Compact"/>
         <w:numPr>
           <w:ilvl w:val="0"/>
-          <w:numId w:val="1043"/>
+          <w:numId w:val="1046"/>
         </w:numPr>
       </w:pPr>
       <w:r>
@@ -7754,7 +8126,7 @@
         <w:pStyle w:val="Compact"/>
         <w:numPr>
           <w:ilvl w:val="0"/>
-          <w:numId w:val="1043"/>
+          <w:numId w:val="1046"/>
         </w:numPr>
       </w:pPr>
       <w:r>
@@ -7789,8 +8161,8 @@
         <w:t xml:space="preserve">tests/unit/app/application/redundancy/test_redundancy.c</w:t>
       </w:r>
     </w:p>
-    <w:bookmarkEnd w:id="45"/>
-    <w:bookmarkStart w:id="46" w:name="Xbd3ce133c53230afb016ff0f79186fc43ed1a1d"/>
+    <w:bookmarkEnd w:id="46"/>
+    <w:bookmarkStart w:id="47" w:name="Xbd3ce133c53230afb016ff0f79186fc43ed1a1d"/>
     <w:p>
       <w:pPr>
         <w:pStyle w:val="Heading5"/>
@@ -7819,7 +8191,7 @@
         <w:pStyle w:val="Compact"/>
         <w:numPr>
           <w:ilvl w:val="0"/>
-          <w:numId w:val="1044"/>
+          <w:numId w:val="1047"/>
         </w:numPr>
       </w:pPr>
       <w:r>
@@ -7904,7 +8276,7 @@
         <w:pStyle w:val="Compact"/>
         <w:numPr>
           <w:ilvl w:val="0"/>
-          <w:numId w:val="1044"/>
+          <w:numId w:val="1047"/>
         </w:numPr>
       </w:pPr>
       <w:r>
@@ -7923,7 +8295,7 @@
         <w:pStyle w:val="Compact"/>
         <w:numPr>
           <w:ilvl w:val="0"/>
-          <w:numId w:val="1044"/>
+          <w:numId w:val="1047"/>
         </w:numPr>
       </w:pPr>
       <w:r>
@@ -7958,8 +8330,8 @@
         <w:t xml:space="preserve">tests/unit/app/engine/diag/test_diag.c</w:t>
       </w:r>
     </w:p>
-    <w:bookmarkEnd w:id="46"/>
-    <w:bookmarkStart w:id="47" w:name="X117e4757074840e9753ddc39ca05d02f2b0bb60"/>
+    <w:bookmarkEnd w:id="47"/>
+    <w:bookmarkStart w:id="48" w:name="X117e4757074840e9753ddc39ca05d02f2b0bb60"/>
     <w:p>
       <w:pPr>
         <w:pStyle w:val="Heading5"/>
@@ -7988,7 +8360,7 @@
         <w:pStyle w:val="Compact"/>
         <w:numPr>
           <w:ilvl w:val="0"/>
-          <w:numId w:val="1045"/>
+          <w:numId w:val="1048"/>
         </w:numPr>
       </w:pPr>
       <w:r>
@@ -8073,7 +8445,7 @@
         <w:pStyle w:val="Compact"/>
         <w:numPr>
           <w:ilvl w:val="0"/>
-          <w:numId w:val="1045"/>
+          <w:numId w:val="1048"/>
         </w:numPr>
       </w:pPr>
       <w:r>
@@ -8092,7 +8464,7 @@
         <w:pStyle w:val="Compact"/>
         <w:numPr>
           <w:ilvl w:val="0"/>
-          <w:numId w:val="1045"/>
+          <w:numId w:val="1048"/>
         </w:numPr>
       </w:pPr>
       <w:r>
@@ -8223,8 +8595,8 @@
         <w:t xml:space="preserve">docs/artifacts/evidence/actual-runs/foxbms2-sil-host-unit-test-macos-2026-09-29/TASK2-SEGFAULT.md</w:t>
       </w:r>
     </w:p>
-    <w:bookmarkEnd w:id="47"/>
-    <w:bookmarkStart w:id="48" w:name="X5d38a87ca796d8b99b7855473c4e6ad2d4ee13b"/>
+    <w:bookmarkEnd w:id="48"/>
+    <w:bookmarkStart w:id="49" w:name="X5d38a87ca796d8b99b7855473c4e6ad2d4ee13b"/>
     <w:p>
       <w:pPr>
         <w:pStyle w:val="Heading5"/>
@@ -8253,7 +8625,7 @@
         <w:pStyle w:val="Compact"/>
         <w:numPr>
           <w:ilvl w:val="0"/>
-          <w:numId w:val="1046"/>
+          <w:numId w:val="1049"/>
         </w:numPr>
       </w:pPr>
       <w:r>
@@ -8338,7 +8710,7 @@
         <w:pStyle w:val="Compact"/>
         <w:numPr>
           <w:ilvl w:val="0"/>
-          <w:numId w:val="1046"/>
+          <w:numId w:val="1049"/>
         </w:numPr>
       </w:pPr>
       <w:r>
@@ -8357,7 +8729,7 @@
         <w:pStyle w:val="Compact"/>
         <w:numPr>
           <w:ilvl w:val="0"/>
-          <w:numId w:val="1046"/>
+          <w:numId w:val="1049"/>
         </w:numPr>
       </w:pPr>
       <w:r>
@@ -8392,8 +8764,8 @@
         <w:t xml:space="preserve">tests/unit/app/driver/afe/ltc/6813-1/test_ltc_6813-1.c</w:t>
       </w:r>
     </w:p>
-    <w:bookmarkEnd w:id="48"/>
-    <w:bookmarkStart w:id="49" w:name="X58e6a13ebb75e7eab5587c0d2e0108f87454767"/>
+    <w:bookmarkEnd w:id="49"/>
+    <w:bookmarkStart w:id="50" w:name="X58e6a13ebb75e7eab5587c0d2e0108f87454767"/>
     <w:p>
       <w:pPr>
         <w:pStyle w:val="Heading5"/>
@@ -8422,7 +8794,7 @@
         <w:pStyle w:val="Compact"/>
         <w:numPr>
           <w:ilvl w:val="0"/>
-          <w:numId w:val="1047"/>
+          <w:numId w:val="1050"/>
         </w:numPr>
       </w:pPr>
       <w:r>
@@ -8507,7 +8879,7 @@
         <w:pStyle w:val="Compact"/>
         <w:numPr>
           <w:ilvl w:val="0"/>
-          <w:numId w:val="1047"/>
+          <w:numId w:val="1050"/>
         </w:numPr>
       </w:pPr>
       <w:r>
@@ -8526,7 +8898,7 @@
         <w:pStyle w:val="Compact"/>
         <w:numPr>
           <w:ilvl w:val="0"/>
-          <w:numId w:val="1047"/>
+          <w:numId w:val="1050"/>
         </w:numPr>
       </w:pPr>
       <w:r>
@@ -8561,8 +8933,8 @@
         <w:t xml:space="preserve">tests/unit/app/application/soa/test_soa.c</w:t>
       </w:r>
     </w:p>
-    <w:bookmarkEnd w:id="49"/>
-    <w:bookmarkStart w:id="50" w:name="X608be2e9cbe6354c29f7899d1cb7bbc09e56f6a"/>
+    <w:bookmarkEnd w:id="50"/>
+    <w:bookmarkStart w:id="51" w:name="X608be2e9cbe6354c29f7899d1cb7bbc09e56f6a"/>
     <w:p>
       <w:pPr>
         <w:pStyle w:val="Heading5"/>
@@ -8591,7 +8963,7 @@
         <w:pStyle w:val="Compact"/>
         <w:numPr>
           <w:ilvl w:val="0"/>
-          <w:numId w:val="1048"/>
+          <w:numId w:val="1051"/>
         </w:numPr>
       </w:pPr>
       <w:r>
@@ -8676,7 +9048,7 @@
         <w:pStyle w:val="Compact"/>
         <w:numPr>
           <w:ilvl w:val="0"/>
-          <w:numId w:val="1048"/>
+          <w:numId w:val="1051"/>
         </w:numPr>
       </w:pPr>
       <w:r>
@@ -8695,7 +9067,7 @@
         <w:pStyle w:val="Compact"/>
         <w:numPr>
           <w:ilvl w:val="0"/>
-          <w:numId w:val="1048"/>
+          <w:numId w:val="1051"/>
         </w:numPr>
       </w:pPr>
       <w:r>
@@ -8730,8 +9102,8 @@
         <w:t xml:space="preserve">tests/unit/app/driver/contactor/test_contactor.c</w:t>
       </w:r>
     </w:p>
-    <w:bookmarkEnd w:id="50"/>
-    <w:bookmarkStart w:id="51" w:name="X8ea60dc6d7d50b612cb83d14c059f66e1accfc1"/>
+    <w:bookmarkEnd w:id="51"/>
+    <w:bookmarkStart w:id="52" w:name="X8ea60dc6d7d50b612cb83d14c059f66e1accfc1"/>
     <w:p>
       <w:pPr>
         <w:pStyle w:val="Heading5"/>
@@ -8760,7 +9132,7 @@
         <w:pStyle w:val="Compact"/>
         <w:numPr>
           <w:ilvl w:val="0"/>
-          <w:numId w:val="1049"/>
+          <w:numId w:val="1052"/>
         </w:numPr>
       </w:pPr>
       <w:r>
@@ -8845,7 +9217,7 @@
         <w:pStyle w:val="Compact"/>
         <w:numPr>
           <w:ilvl w:val="0"/>
-          <w:numId w:val="1049"/>
+          <w:numId w:val="1052"/>
         </w:numPr>
       </w:pPr>
       <w:r>
@@ -8864,7 +9236,7 @@
         <w:pStyle w:val="Compact"/>
         <w:numPr>
           <w:ilvl w:val="0"/>
-          <w:numId w:val="1049"/>
+          <w:numId w:val="1052"/>
         </w:numPr>
       </w:pPr>
       <w:r>
@@ -8899,8 +9271,8 @@
         <w:t xml:space="preserve">tests/unit/app/driver/afe/api/test_afe_plausibility.c</w:t>
       </w:r>
     </w:p>
-    <w:bookmarkEnd w:id="51"/>
-    <w:bookmarkStart w:id="52" w:name="X7820b97e901ffe40dd2fece6bbf18bfcaa11e2f"/>
+    <w:bookmarkEnd w:id="52"/>
+    <w:bookmarkStart w:id="53" w:name="X7820b97e901ffe40dd2fece6bbf18bfcaa11e2f"/>
     <w:p>
       <w:pPr>
         <w:pStyle w:val="Heading5"/>
@@ -8929,7 +9301,7 @@
         <w:pStyle w:val="Compact"/>
         <w:numPr>
           <w:ilvl w:val="0"/>
-          <w:numId w:val="1050"/>
+          <w:numId w:val="1053"/>
         </w:numPr>
       </w:pPr>
       <w:r>
@@ -9014,7 +9386,7 @@
         <w:pStyle w:val="Compact"/>
         <w:numPr>
           <w:ilvl w:val="0"/>
-          <w:numId w:val="1050"/>
+          <w:numId w:val="1053"/>
         </w:numPr>
       </w:pPr>
       <w:r>
@@ -9033,7 +9405,7 @@
         <w:pStyle w:val="Compact"/>
         <w:numPr>
           <w:ilvl w:val="0"/>
-          <w:numId w:val="1050"/>
+          <w:numId w:val="1053"/>
         </w:numPr>
       </w:pPr>
       <w:r>
@@ -9056,8 +9428,8 @@
         <w:t xml:space="preserve">FB2-VER-TMS-000004</w:t>
       </w:r>
     </w:p>
-    <w:bookmarkEnd w:id="52"/>
-    <w:bookmarkStart w:id="53" w:name="Xd5df19ad137a8dcd6d20b1cd54d559410ef780a"/>
+    <w:bookmarkEnd w:id="53"/>
+    <w:bookmarkStart w:id="54" w:name="Xd5df19ad137a8dcd6d20b1cd54d559410ef780a"/>
     <w:p>
       <w:pPr>
         <w:pStyle w:val="Heading5"/>
@@ -9086,7 +9458,7 @@
         <w:pStyle w:val="Compact"/>
         <w:numPr>
           <w:ilvl w:val="0"/>
-          <w:numId w:val="1051"/>
+          <w:numId w:val="1054"/>
         </w:numPr>
       </w:pPr>
       <w:r>
@@ -9171,7 +9543,7 @@
         <w:pStyle w:val="Compact"/>
         <w:numPr>
           <w:ilvl w:val="0"/>
-          <w:numId w:val="1051"/>
+          <w:numId w:val="1054"/>
         </w:numPr>
       </w:pPr>
       <w:r>
@@ -9190,7 +9562,7 @@
         <w:pStyle w:val="Compact"/>
         <w:numPr>
           <w:ilvl w:val="0"/>
-          <w:numId w:val="1051"/>
+          <w:numId w:val="1054"/>
         </w:numPr>
       </w:pPr>
       <w:r>
@@ -9225,8 +9597,8 @@
         <w:t xml:space="preserve">tests/unit/app/driver/afe/ltc/6813-1/test_ltc_6813-1.c</w:t>
       </w:r>
     </w:p>
-    <w:bookmarkEnd w:id="53"/>
-    <w:bookmarkStart w:id="54" w:name="X926876aa927ca90459db89eebf58172efb20f9d"/>
+    <w:bookmarkEnd w:id="54"/>
+    <w:bookmarkStart w:id="55" w:name="X926876aa927ca90459db89eebf58172efb20f9d"/>
     <w:p>
       <w:pPr>
         <w:pStyle w:val="Heading5"/>
@@ -9255,7 +9627,7 @@
         <w:pStyle w:val="Compact"/>
         <w:numPr>
           <w:ilvl w:val="0"/>
-          <w:numId w:val="1052"/>
+          <w:numId w:val="1055"/>
         </w:numPr>
       </w:pPr>
       <w:r>
@@ -9340,7 +9712,7 @@
         <w:pStyle w:val="Compact"/>
         <w:numPr>
           <w:ilvl w:val="0"/>
-          <w:numId w:val="1052"/>
+          <w:numId w:val="1055"/>
         </w:numPr>
       </w:pPr>
       <w:r>
@@ -9359,7 +9731,7 @@
         <w:pStyle w:val="Compact"/>
         <w:numPr>
           <w:ilvl w:val="0"/>
-          <w:numId w:val="1052"/>
+          <w:numId w:val="1055"/>
         </w:numPr>
       </w:pPr>
       <w:r>
@@ -9382,10 +9754,10 @@
         <w:t xml:space="preserve">FB2-VER-TMS-000006</w:t>
       </w:r>
     </w:p>
-    <w:bookmarkEnd w:id="54"/>
     <w:bookmarkEnd w:id="55"/>
     <w:bookmarkEnd w:id="56"/>
-    <w:bookmarkStart w:id="60" w:name="component-testing"/>
+    <w:bookmarkEnd w:id="57"/>
+    <w:bookmarkStart w:id="61" w:name="component-testing"/>
     <w:p>
       <w:pPr>
         <w:pStyle w:val="Heading2"/>
@@ -9394,7 +9766,7 @@
         <w:t xml:space="preserve">Component Testing</w:t>
       </w:r>
     </w:p>
-    <w:bookmarkStart w:id="57" w:name="test-specification-1"/>
+    <w:bookmarkStart w:id="58" w:name="test-specification-1"/>
     <w:p>
       <w:pPr>
         <w:pStyle w:val="Heading3"/>
@@ -9442,8 +9814,8 @@
         <w:t xml:space="preserve">(blocked, not fabricated).</w:t>
       </w:r>
     </w:p>
-    <w:bookmarkEnd w:id="57"/>
-    <w:bookmarkStart w:id="58" w:name="test-cases-1"/>
+    <w:bookmarkEnd w:id="58"/>
+    <w:bookmarkStart w:id="59" w:name="test-cases-1"/>
     <w:p>
       <w:pPr>
         <w:pStyle w:val="Heading3"/>
@@ -9467,8 +9839,8 @@
         <w:t xml:space="preserve">: 0</w:t>
       </w:r>
     </w:p>
-    <w:bookmarkEnd w:id="58"/>
-    <w:bookmarkStart w:id="59" w:name="execution-report-1"/>
+    <w:bookmarkEnd w:id="59"/>
+    <w:bookmarkStart w:id="60" w:name="execution-report-1"/>
     <w:p>
       <w:pPr>
         <w:pStyle w:val="Heading3"/>
@@ -9500,9 +9872,9 @@
         <w:t xml:space="preserve">execution artifacts in the corpus — gap (blocked, not fabricated).</w:t>
       </w:r>
     </w:p>
-    <w:bookmarkEnd w:id="59"/>
     <w:bookmarkEnd w:id="60"/>
-    <w:bookmarkStart w:id="65" w:name="integration-testing"/>
+    <w:bookmarkEnd w:id="61"/>
+    <w:bookmarkStart w:id="70" w:name="integration-testing"/>
     <w:p>
       <w:pPr>
         <w:pStyle w:val="Heading2"/>
@@ -9511,7 +9883,7 @@
         <w:t xml:space="preserve">Integration Testing</w:t>
       </w:r>
     </w:p>
-    <w:bookmarkStart w:id="62" w:name="test-specification-2"/>
+    <w:bookmarkStart w:id="67" w:name="test-specification-2"/>
     <w:p>
       <w:pPr>
         <w:pStyle w:val="Heading3"/>
@@ -9520,7 +9892,7 @@
         <w:t xml:space="preserve">Test Specification</w:t>
       </w:r>
     </w:p>
-    <w:bookmarkStart w:id="61" w:name="X69e33c655e72527100e04d36e8f8fcc5fc2cd50"/>
+    <w:bookmarkStart w:id="62" w:name="X69e33c655e72527100e04d36e8f8fcc5fc2cd50"/>
     <w:p>
       <w:pPr>
         <w:pStyle w:val="Heading4"/>
@@ -9543,7 +9915,7 @@
         <w:pStyle w:val="Compact"/>
         <w:numPr>
           <w:ilvl w:val="0"/>
-          <w:numId w:val="1053"/>
+          <w:numId w:val="1056"/>
         </w:numPr>
       </w:pPr>
       <w:r>
@@ -9599,7 +9971,7 @@
         <w:pStyle w:val="Compact"/>
         <w:numPr>
           <w:ilvl w:val="0"/>
-          <w:numId w:val="1053"/>
+          <w:numId w:val="1056"/>
         </w:numPr>
       </w:pPr>
       <w:r>
@@ -9618,7 +9990,7 @@
         <w:pStyle w:val="Compact"/>
         <w:numPr>
           <w:ilvl w:val="0"/>
-          <w:numId w:val="1053"/>
+          <w:numId w:val="1056"/>
         </w:numPr>
       </w:pPr>
       <w:r>
@@ -9637,7 +10009,7 @@
         <w:pStyle w:val="Compact"/>
         <w:numPr>
           <w:ilvl w:val="0"/>
-          <w:numId w:val="1053"/>
+          <w:numId w:val="1056"/>
         </w:numPr>
       </w:pPr>
       <w:r>
@@ -9665,7 +10037,7 @@
         <w:pStyle w:val="Compact"/>
         <w:numPr>
           <w:ilvl w:val="0"/>
-          <w:numId w:val="1053"/>
+          <w:numId w:val="1056"/>
         </w:numPr>
       </w:pPr>
       <w:r>
@@ -9684,7 +10056,7 @@
         <w:pStyle w:val="Compact"/>
         <w:numPr>
           <w:ilvl w:val="1"/>
-          <w:numId w:val="1054"/>
+          <w:numId w:val="1057"/>
         </w:numPr>
       </w:pPr>
       <w:r>
@@ -9706,7 +10078,7 @@
         <w:pStyle w:val="Compact"/>
         <w:numPr>
           <w:ilvl w:val="1"/>
-          <w:numId w:val="1054"/>
+          <w:numId w:val="1057"/>
         </w:numPr>
       </w:pPr>
       <w:r>
@@ -9728,7 +10100,7 @@
         <w:pStyle w:val="Compact"/>
         <w:numPr>
           <w:ilvl w:val="1"/>
-          <w:numId w:val="1054"/>
+          <w:numId w:val="1057"/>
         </w:numPr>
       </w:pPr>
       <w:r>
@@ -9750,7 +10122,7 @@
         <w:pStyle w:val="Compact"/>
         <w:numPr>
           <w:ilvl w:val="0"/>
-          <w:numId w:val="1053"/>
+          <w:numId w:val="1056"/>
         </w:numPr>
       </w:pPr>
       <w:r>
@@ -9769,7 +10141,7 @@
         <w:pStyle w:val="Compact"/>
         <w:numPr>
           <w:ilvl w:val="1"/>
-          <w:numId w:val="1055"/>
+          <w:numId w:val="1058"/>
         </w:numPr>
       </w:pPr>
       <w:r>
@@ -9785,9 +10157,1479 @@
         <w:t xml:space="preserve">= true (tolerance exact)</w:t>
       </w:r>
     </w:p>
-    <w:bookmarkEnd w:id="61"/>
     <w:bookmarkEnd w:id="62"/>
-    <w:bookmarkStart w:id="63" w:name="test-cases-2"/>
+    <w:bookmarkStart w:id="63" w:name="X3808482186bc9e3102cd40428c8dadf952ed574"/>
+    <w:p>
+      <w:pPr>
+        <w:pStyle w:val="Heading4"/>
+      </w:pPr>
+      <w:r>
+        <w:rPr>
+          <w:rStyle w:val="VerbatimChar"/>
+        </w:rPr>
+        <w:t xml:space="preserve">FB2-VER-TMS-000021</w:t>
+      </w:r>
+      <w:r>
+        <w:t xml:space="preserve"> </w:t>
+      </w:r>
+      <w:r>
+        <w:t xml:space="preserve">— Test: every transferred cell-voltage value is integrity-checked before any decision consumes it, and every published value carries a usable age (synthetic_reference)</w:t>
+      </w:r>
+    </w:p>
+    <w:p>
+      <w:pPr>
+        <w:pStyle w:val="Compact"/>
+        <w:numPr>
+          <w:ilvl w:val="0"/>
+          <w:numId w:val="1059"/>
+        </w:numPr>
+      </w:pPr>
+      <w:r>
+        <w:rPr>
+          <w:b/>
+          <w:bCs/>
+        </w:rPr>
+        <w:t xml:space="preserve">Test type</w:t>
+      </w:r>
+      <w:r>
+        <w:t xml:space="preserve">:</w:t>
+      </w:r>
+      <w:r>
+        <w:t xml:space="preserve"> </w:t>
+      </w:r>
+      <w:r>
+        <w:rPr>
+          <w:rStyle w:val="VerbatimChar"/>
+        </w:rPr>
+        <w:t xml:space="preserve">integration</w:t>
+      </w:r>
+      <w:r>
+        <w:t xml:space="preserve"> </w:t>
+      </w:r>
+      <w:r>
+        <w:t xml:space="preserve">|</w:t>
+      </w:r>
+      <w:r>
+        <w:t xml:space="preserve"> </w:t>
+      </w:r>
+      <w:r>
+        <w:rPr>
+          <w:b/>
+          <w:bCs/>
+        </w:rPr>
+        <w:t xml:space="preserve">Oracle basis</w:t>
+      </w:r>
+      <w:r>
+        <w:t xml:space="preserve">:</w:t>
+      </w:r>
+      <w:r>
+        <w:t xml:space="preserve"> </w:t>
+      </w:r>
+      <w:r>
+        <w:rPr>
+          <w:rStyle w:val="VerbatimChar"/>
+        </w:rPr>
+        <w:t xml:space="preserve">source_grounded</w:t>
+      </w:r>
+    </w:p>
+    <w:p>
+      <w:pPr>
+        <w:pStyle w:val="Compact"/>
+        <w:numPr>
+          <w:ilvl w:val="0"/>
+          <w:numId w:val="1059"/>
+        </w:numPr>
+      </w:pPr>
+      <w:r>
+        <w:rPr>
+          <w:b/>
+          <w:bCs/>
+        </w:rPr>
+        <w:t xml:space="preserve">Objective</w:t>
+      </w:r>
+      <w:r>
+        <w:t xml:space="preserve">: Confirm two of FB2-SYS-SYR-000001’s four acceptance criteria against the pinned source’s own mechanism: that the integrity of every transferred value is decided before any decision uses it, and that each published value carries an age that can be read. The integrity criterion is judged against LTC_C…</w:t>
+      </w:r>
+    </w:p>
+    <w:p>
+      <w:pPr>
+        <w:pStyle w:val="Compact"/>
+        <w:numPr>
+          <w:ilvl w:val="0"/>
+          <w:numId w:val="1059"/>
+        </w:numPr>
+      </w:pPr>
+      <w:r>
+        <w:rPr>
+          <w:b/>
+          <w:bCs/>
+        </w:rPr>
+        <w:t xml:space="preserve">Preconditions</w:t>
+      </w:r>
+      <w:r>
+        <w:t xml:space="preserve">: The reference project’s AFE driver is initialised and a measurement cycle has completed at least onc…, The database is initialised so that a write stamps the block header., The AFE plausibility entry is available for the range check.</w:t>
+      </w:r>
+    </w:p>
+    <w:p>
+      <w:pPr>
+        <w:pStyle w:val="Compact"/>
+        <w:numPr>
+          <w:ilvl w:val="0"/>
+          <w:numId w:val="1059"/>
+        </w:numPr>
+      </w:pPr>
+      <w:r>
+        <w:rPr>
+          <w:b/>
+          <w:bCs/>
+        </w:rPr>
+        <w:t xml:space="preserve">Environment</w:t>
+      </w:r>
+      <w:r>
+        <w:t xml:space="preserve">: POSIX host (Linux) running the unit-test build, with the AFE driver and the database linked and the SPI interface stubbed; foxBMS 2 application firmware built with the unit-test configuration; config</w:t>
+      </w:r>
+      <w:r>
+        <w:t xml:space="preserve"> </w:t>
+      </w:r>
+      <w:r>
+        <w:rPr>
+          <w:rStyle w:val="VerbatimChar"/>
+        </w:rPr>
+        <w:t xml:space="preserve">conf/unit/app_project_posix.yml with FOXBMS_AFE_DRIVER_LTC=1u, which is the configuration the repository's own unit-test build selects</w:t>
+      </w:r>
+    </w:p>
+    <w:p>
+      <w:pPr>
+        <w:pStyle w:val="Compact"/>
+        <w:numPr>
+          <w:ilvl w:val="0"/>
+          <w:numId w:val="1059"/>
+        </w:numPr>
+      </w:pPr>
+      <w:r>
+        <w:rPr>
+          <w:b/>
+          <w:bCs/>
+        </w:rPr>
+        <w:t xml:space="preserve">Test cases (steps)</w:t>
+      </w:r>
+      <w:r>
+        <w:t xml:space="preserve">:</w:t>
+      </w:r>
+    </w:p>
+    <w:p>
+      <w:pPr>
+        <w:pStyle w:val="Compact"/>
+        <w:numPr>
+          <w:ilvl w:val="1"/>
+          <w:numId w:val="1060"/>
+        </w:numPr>
+      </w:pPr>
+      <w:r>
+        <w:rPr>
+          <w:b/>
+          <w:bCs/>
+        </w:rPr>
+        <w:t xml:space="preserve">Run 100 measurement cycles with uncorrupted frames and record the PEC validity flag and the header timestamp for each published block.</w:t>
+      </w:r>
+      <w:r>
+        <w:t xml:space="preserve"> </w:t>
+      </w:r>
+      <w:r>
+        <w:t xml:space="preserve">→ expected: Every cycle reports PEC valid and every published block carries a non-zero header timestamp.</w:t>
+      </w:r>
+    </w:p>
+    <w:p>
+      <w:pPr>
+        <w:pStyle w:val="Compact"/>
+        <w:numPr>
+          <w:ilvl w:val="1"/>
+          <w:numId w:val="1060"/>
+        </w:numPr>
+      </w:pPr>
+      <w:r>
+        <w:rPr>
+          <w:b/>
+          <w:bCs/>
+        </w:rPr>
+        <w:t xml:space="preserve">Run 100 measurement cycles in which exactly one LTC’s PEC is corrupted, and record the PEC validity flag, the per-cell invalid flag and the value a su…</w:t>
+      </w:r>
+      <w:r>
+        <w:t xml:space="preserve"> </w:t>
+      </w:r>
+      <w:r>
+        <w:t xml:space="preserve">→ expected: The corrupted LTC’s PEC validity flag is false, its per-cell invalid flag is true, and no decision reads a value for that cell that is not marked inva…</w:t>
+      </w:r>
+    </w:p>
+    <w:p>
+      <w:pPr>
+        <w:pStyle w:val="Compact"/>
+        <w:numPr>
+          <w:ilvl w:val="1"/>
+          <w:numId w:val="1060"/>
+        </w:numPr>
+      </w:pPr>
+      <w:r>
+        <w:rPr>
+          <w:b/>
+          <w:bCs/>
+        </w:rPr>
+        <w:t xml:space="preserve">Suppress the database write for one cycle and read the header timestamp again.</w:t>
+      </w:r>
+      <w:r>
+        <w:t xml:space="preserve"> </w:t>
+      </w:r>
+      <w:r>
+        <w:t xml:space="preserve">→ expected: The header timestamp does not advance for the suppressed cycle, so the age of the last published value is observable rather than inferred.</w:t>
+      </w:r>
+    </w:p>
+    <w:p>
+      <w:pPr>
+        <w:pStyle w:val="Compact"/>
+        <w:numPr>
+          <w:ilvl w:val="1"/>
+          <w:numId w:val="1060"/>
+        </w:numPr>
+      </w:pPr>
+      <w:r>
+        <w:rPr>
+          <w:b/>
+          <w:bCs/>
+        </w:rPr>
+        <w:t xml:space="preserve">Compare the age implied by the header timestamp against the number of measurement cycles elapsed.</w:t>
+      </w:r>
+      <w:r>
+        <w:t xml:space="preserve"> </w:t>
+      </w:r>
+      <w:r>
+        <w:t xml:space="preserve">→ expected: The age increases monotonically and by one acquisition period per elapsed cycle.</w:t>
+      </w:r>
+    </w:p>
+    <w:p>
+      <w:pPr>
+        <w:pStyle w:val="Compact"/>
+        <w:numPr>
+          <w:ilvl w:val="0"/>
+          <w:numId w:val="1059"/>
+        </w:numPr>
+      </w:pPr>
+      <w:r>
+        <w:rPr>
+          <w:b/>
+          <w:bCs/>
+        </w:rPr>
+        <w:t xml:space="preserve">Expected outcomes</w:t>
+      </w:r>
+      <w:r>
+        <w:t xml:space="preserve">:</w:t>
+      </w:r>
+    </w:p>
+    <w:p>
+      <w:pPr>
+        <w:pStyle w:val="Compact"/>
+        <w:numPr>
+          <w:ilvl w:val="1"/>
+          <w:numId w:val="1061"/>
+        </w:numPr>
+      </w:pPr>
+      <w:r>
+        <w:rPr>
+          <w:rStyle w:val="VerbatimChar"/>
+        </w:rPr>
+        <w:t xml:space="preserve">cycles_with_integrity_decided_before_use</w:t>
+      </w:r>
+      <w:r>
+        <w:t xml:space="preserve"> </w:t>
+      </w:r>
+      <w:r>
+        <w:t xml:space="preserve">= 100 (tolerance exact)</w:t>
+      </w:r>
+    </w:p>
+    <w:p>
+      <w:pPr>
+        <w:pStyle w:val="Compact"/>
+        <w:numPr>
+          <w:ilvl w:val="1"/>
+          <w:numId w:val="1061"/>
+        </w:numPr>
+      </w:pPr>
+      <w:r>
+        <w:rPr>
+          <w:rStyle w:val="VerbatimChar"/>
+        </w:rPr>
+        <w:t xml:space="preserve">corrupted_frames_consumed_unchallenged</w:t>
+      </w:r>
+      <w:r>
+        <w:t xml:space="preserve"> </w:t>
+      </w:r>
+      <w:r>
+        <w:t xml:space="preserve">= 0 (tolerance exact)</w:t>
+      </w:r>
+    </w:p>
+    <w:p>
+      <w:pPr>
+        <w:pStyle w:val="Compact"/>
+        <w:numPr>
+          <w:ilvl w:val="1"/>
+          <w:numId w:val="1061"/>
+        </w:numPr>
+      </w:pPr>
+      <w:r>
+        <w:rPr>
+          <w:rStyle w:val="VerbatimChar"/>
+        </w:rPr>
+        <w:t xml:space="preserve">published_blocks_with_readable_age</w:t>
+      </w:r>
+      <w:r>
+        <w:t xml:space="preserve"> </w:t>
+      </w:r>
+      <w:r>
+        <w:t xml:space="preserve">= 100 (tolerance exact)</w:t>
+      </w:r>
+    </w:p>
+    <w:p>
+      <w:pPr>
+        <w:pStyle w:val="Compact"/>
+        <w:numPr>
+          <w:ilvl w:val="1"/>
+          <w:numId w:val="1061"/>
+        </w:numPr>
+      </w:pPr>
+      <w:r>
+        <w:rPr>
+          <w:rStyle w:val="VerbatimChar"/>
+        </w:rPr>
+        <w:t xml:space="preserve">age_monotonic_across_cycles</w:t>
+      </w:r>
+      <w:r>
+        <w:t xml:space="preserve"> </w:t>
+      </w:r>
+      <w:r>
+        <w:t xml:space="preserve">= true (tolerance exact)</w:t>
+      </w:r>
+    </w:p>
+    <w:bookmarkEnd w:id="63"/>
+    <w:bookmarkStart w:id="64" w:name="X8676e9aa9a28084477b952c830836bbdbdeeddb"/>
+    <w:p>
+      <w:pPr>
+        <w:pStyle w:val="Heading4"/>
+      </w:pPr>
+      <w:r>
+        <w:rPr>
+          <w:rStyle w:val="VerbatimChar"/>
+        </w:rPr>
+        <w:t xml:space="preserve">FB2-VER-TMS-000023</w:t>
+      </w:r>
+      <w:r>
+        <w:t xml:space="preserve"> </w:t>
+      </w:r>
+      <w:r>
+        <w:t xml:space="preserve">— Test: an excursion into each safe-operating-area tier produces the graded reaction the pinned source actually configures, and only the safety-limit tier reaches the fault reaction (synthetic_reference)</w:t>
+      </w:r>
+    </w:p>
+    <w:p>
+      <w:pPr>
+        <w:pStyle w:val="Compact"/>
+        <w:numPr>
+          <w:ilvl w:val="0"/>
+          <w:numId w:val="1062"/>
+        </w:numPr>
+      </w:pPr>
+      <w:r>
+        <w:rPr>
+          <w:b/>
+          <w:bCs/>
+        </w:rPr>
+        <w:t xml:space="preserve">Test type</w:t>
+      </w:r>
+      <w:r>
+        <w:t xml:space="preserve">:</w:t>
+      </w:r>
+      <w:r>
+        <w:t xml:space="preserve"> </w:t>
+      </w:r>
+      <w:r>
+        <w:rPr>
+          <w:rStyle w:val="VerbatimChar"/>
+        </w:rPr>
+        <w:t xml:space="preserve">integration</w:t>
+      </w:r>
+      <w:r>
+        <w:t xml:space="preserve"> </w:t>
+      </w:r>
+      <w:r>
+        <w:t xml:space="preserve">|</w:t>
+      </w:r>
+      <w:r>
+        <w:t xml:space="preserve"> </w:t>
+      </w:r>
+      <w:r>
+        <w:rPr>
+          <w:b/>
+          <w:bCs/>
+        </w:rPr>
+        <w:t xml:space="preserve">Oracle basis</w:t>
+      </w:r>
+      <w:r>
+        <w:t xml:space="preserve">:</w:t>
+      </w:r>
+      <w:r>
+        <w:t xml:space="preserve"> </w:t>
+      </w:r>
+      <w:r>
+        <w:rPr>
+          <w:rStyle w:val="VerbatimChar"/>
+        </w:rPr>
+        <w:t xml:space="preserve">source_grounded</w:t>
+      </w:r>
+    </w:p>
+    <w:p>
+      <w:pPr>
+        <w:pStyle w:val="Compact"/>
+        <w:numPr>
+          <w:ilvl w:val="0"/>
+          <w:numId w:val="1062"/>
+        </w:numPr>
+      </w:pPr>
+      <w:r>
+        <w:rPr>
+          <w:b/>
+          <w:bCs/>
+        </w:rPr>
+        <w:t xml:space="preserve">Objective</w:t>
+      </w:r>
+      <w:r>
+        <w:t xml:space="preserve">: Establish, against the pinned source rather than against the item’s output, which of FB2-SYS-SYR-000002’s reactions the code can produce. SOA_CheckVoltages compares each string’s extremes against three nested tiers per direction - operating, recommended safety and maximum safety - and raises a diagn…</w:t>
+      </w:r>
+    </w:p>
+    <w:p>
+      <w:pPr>
+        <w:pStyle w:val="Compact"/>
+        <w:numPr>
+          <w:ilvl w:val="0"/>
+          <w:numId w:val="1062"/>
+        </w:numPr>
+      </w:pPr>
+      <w:r>
+        <w:rPr>
+          <w:b/>
+          <w:bCs/>
+        </w:rPr>
+        <w:t xml:space="preserve">Preconditions</w:t>
+      </w:r>
+      <w:r>
+        <w:t xml:space="preserve">: The reference project’s limit configuration is loaded from the parameter registry., The diagnosis configuration table is the one in the pinned source, which is what determines the grad…</w:t>
+      </w:r>
+    </w:p>
+    <w:p>
+      <w:pPr>
+        <w:pStyle w:val="Compact"/>
+        <w:numPr>
+          <w:ilvl w:val="0"/>
+          <w:numId w:val="1062"/>
+        </w:numPr>
+      </w:pPr>
+      <w:r>
+        <w:rPr>
+          <w:b/>
+          <w:bCs/>
+        </w:rPr>
+        <w:t xml:space="preserve">Environment</w:t>
+      </w:r>
+      <w:r>
+        <w:t xml:space="preserve">: POSIX host (Linux) running the unit-test build, with the SOA module linked and the diagnosis handler stubbed to record every entry raised; foxBMS 2 application firmware built with the unit-test configuration; config</w:t>
+      </w:r>
+      <w:r>
+        <w:t xml:space="preserve"> </w:t>
+      </w:r>
+      <w:r>
+        <w:rPr>
+          <w:rStyle w:val="VerbatimChar"/>
+        </w:rPr>
+        <w:t xml:space="preserve">conf/unit/app_project_posix.yml</w:t>
+      </w:r>
+    </w:p>
+    <w:p>
+      <w:pPr>
+        <w:pStyle w:val="Compact"/>
+        <w:numPr>
+          <w:ilvl w:val="0"/>
+          <w:numId w:val="1062"/>
+        </w:numPr>
+      </w:pPr>
+      <w:r>
+        <w:rPr>
+          <w:b/>
+          <w:bCs/>
+        </w:rPr>
+        <w:t xml:space="preserve">Test cases (steps)</w:t>
+      </w:r>
+      <w:r>
+        <w:t xml:space="preserve">:</w:t>
+      </w:r>
+    </w:p>
+    <w:p>
+      <w:pPr>
+        <w:pStyle w:val="Compact"/>
+        <w:numPr>
+          <w:ilvl w:val="1"/>
+          <w:numId w:val="1063"/>
+        </w:numPr>
+      </w:pPr>
+      <w:r>
+        <w:rPr>
+          <w:b/>
+          <w:bCs/>
+        </w:rPr>
+        <w:t xml:space="preserve">Read the configuration table and record the severity and delay configured for each of the three over-voltage diagnosis entries.</w:t>
+      </w:r>
+      <w:r>
+        <w:t xml:space="preserve"> </w:t>
+      </w:r>
+      <w:r>
+        <w:t xml:space="preserve">→ expected: Three entries are recorded with distinct severities and distinct delay settings.</w:t>
+      </w:r>
+    </w:p>
+    <w:p>
+      <w:pPr>
+        <w:pStyle w:val="Compact"/>
+        <w:numPr>
+          <w:ilvl w:val="1"/>
+          <w:numId w:val="1063"/>
+        </w:numPr>
+      </w:pPr>
+      <w:r>
+        <w:rPr>
+          <w:b/>
+          <w:bCs/>
+        </w:rPr>
+        <w:t xml:space="preserve">Inject a maximum cell voltage just above the operating-limit threshold and record every diagnosis entry raised.</w:t>
+      </w:r>
+      <w:r>
+        <w:t xml:space="preserve"> </w:t>
+      </w:r>
+      <w:r>
+        <w:t xml:space="preserve">→ expected: Exactly one entry is raised, and it is the operating-limit one.</w:t>
+      </w:r>
+    </w:p>
+    <w:p>
+      <w:pPr>
+        <w:pStyle w:val="Compact"/>
+        <w:numPr>
+          <w:ilvl w:val="1"/>
+          <w:numId w:val="1063"/>
+        </w:numPr>
+      </w:pPr>
+      <w:r>
+        <w:rPr>
+          <w:b/>
+          <w:bCs/>
+        </w:rPr>
+        <w:t xml:space="preserve">Inject a maximum cell voltage between the recommended-safety and maximum-safety thresholds.</w:t>
+      </w:r>
+      <w:r>
+        <w:t xml:space="preserve"> </w:t>
+      </w:r>
+      <w:r>
+        <w:t xml:space="preserve">→ expected: Two entries are raised, and the maximum-safety entry is not among them.</w:t>
+      </w:r>
+    </w:p>
+    <w:p>
+      <w:pPr>
+        <w:pStyle w:val="Compact"/>
+        <w:numPr>
+          <w:ilvl w:val="1"/>
+          <w:numId w:val="1063"/>
+        </w:numPr>
+      </w:pPr>
+      <w:r>
+        <w:rPr>
+          <w:b/>
+          <w:bCs/>
+        </w:rPr>
+        <w:t xml:space="preserve">Inject a maximum cell voltage above the maximum-safety threshold.</w:t>
+      </w:r>
+      <w:r>
+        <w:t xml:space="preserve"> </w:t>
+      </w:r>
+      <w:r>
+        <w:t xml:space="preserve">→ expected: Three entries are raised, including the maximum-safety one, which is the entry configured as a fatal error.</w:t>
+      </w:r>
+    </w:p>
+    <w:p>
+      <w:pPr>
+        <w:pStyle w:val="Compact"/>
+        <w:numPr>
+          <w:ilvl w:val="1"/>
+          <w:numId w:val="1063"/>
+        </w:numPr>
+      </w:pPr>
+      <w:r>
+        <w:rPr>
+          <w:b/>
+          <w:bCs/>
+        </w:rPr>
+        <w:t xml:space="preserve">Return the voltage below the operating-limit threshold and record the entries again.</w:t>
+      </w:r>
+      <w:r>
+        <w:t xml:space="preserve"> </w:t>
+      </w:r>
+      <w:r>
+        <w:t xml:space="preserve">→ expected: The entries are cleared with the clear event rather than left latched.</w:t>
+      </w:r>
+    </w:p>
+    <w:p>
+      <w:pPr>
+        <w:pStyle w:val="Compact"/>
+        <w:numPr>
+          <w:ilvl w:val="0"/>
+          <w:numId w:val="1062"/>
+        </w:numPr>
+      </w:pPr>
+      <w:r>
+        <w:rPr>
+          <w:b/>
+          <w:bCs/>
+        </w:rPr>
+        <w:t xml:space="preserve">Expected outcomes</w:t>
+      </w:r>
+      <w:r>
+        <w:t xml:space="preserve">:</w:t>
+      </w:r>
+    </w:p>
+    <w:p>
+      <w:pPr>
+        <w:pStyle w:val="Compact"/>
+        <w:numPr>
+          <w:ilvl w:val="1"/>
+          <w:numId w:val="1064"/>
+        </w:numPr>
+      </w:pPr>
+      <w:r>
+        <w:rPr>
+          <w:rStyle w:val="VerbatimChar"/>
+        </w:rPr>
+        <w:t xml:space="preserve">entries_raised_at_operating_limit</w:t>
+      </w:r>
+      <w:r>
+        <w:t xml:space="preserve"> </w:t>
+      </w:r>
+      <w:r>
+        <w:t xml:space="preserve">= 1 (tolerance exact)</w:t>
+      </w:r>
+    </w:p>
+    <w:p>
+      <w:pPr>
+        <w:pStyle w:val="Compact"/>
+        <w:numPr>
+          <w:ilvl w:val="1"/>
+          <w:numId w:val="1064"/>
+        </w:numPr>
+      </w:pPr>
+      <w:r>
+        <w:rPr>
+          <w:rStyle w:val="VerbatimChar"/>
+        </w:rPr>
+        <w:t xml:space="preserve">entries_raised_below_maximum_safety</w:t>
+      </w:r>
+      <w:r>
+        <w:t xml:space="preserve"> </w:t>
+      </w:r>
+      <w:r>
+        <w:t xml:space="preserve">= 2 (tolerance exact)</w:t>
+      </w:r>
+    </w:p>
+    <w:p>
+      <w:pPr>
+        <w:pStyle w:val="Compact"/>
+        <w:numPr>
+          <w:ilvl w:val="1"/>
+          <w:numId w:val="1064"/>
+        </w:numPr>
+      </w:pPr>
+      <w:r>
+        <w:rPr>
+          <w:rStyle w:val="VerbatimChar"/>
+        </w:rPr>
+        <w:t xml:space="preserve">entries_raised_at_maximum_safety</w:t>
+      </w:r>
+      <w:r>
+        <w:t xml:space="preserve"> </w:t>
+      </w:r>
+      <w:r>
+        <w:t xml:space="preserve">= 3 (tolerance exact)</w:t>
+      </w:r>
+    </w:p>
+    <w:p>
+      <w:pPr>
+        <w:pStyle w:val="Compact"/>
+        <w:numPr>
+          <w:ilvl w:val="1"/>
+          <w:numId w:val="1064"/>
+        </w:numPr>
+      </w:pPr>
+      <w:r>
+        <w:rPr>
+          <w:rStyle w:val="VerbatimChar"/>
+        </w:rPr>
+        <w:t xml:space="preserve">tiers_configured_as_fatal_error</w:t>
+      </w:r>
+      <w:r>
+        <w:t xml:space="preserve"> </w:t>
+      </w:r>
+      <w:r>
+        <w:t xml:space="preserve">= 1 (tolerance exact)</w:t>
+      </w:r>
+    </w:p>
+    <w:bookmarkEnd w:id="64"/>
+    <w:bookmarkStart w:id="65" w:name="X6674c379f48e5c3788b2dd9770c43366102fc9b"/>
+    <w:p>
+      <w:pPr>
+        <w:pStyle w:val="Heading4"/>
+      </w:pPr>
+      <w:r>
+        <w:rPr>
+          <w:rStyle w:val="VerbatimChar"/>
+        </w:rPr>
+        <w:t xml:space="preserve">FB2-VER-TMS-000026</w:t>
+      </w:r>
+      <w:r>
+        <w:t xml:space="preserve"> </w:t>
+      </w:r>
+      <w:r>
+        <w:t xml:space="preserve">— Test: the limit applied, and the reaction reached, depend on the mode or direction in which the condition occurs (synthetic_reference)</w:t>
+      </w:r>
+    </w:p>
+    <w:p>
+      <w:pPr>
+        <w:pStyle w:val="Compact"/>
+        <w:numPr>
+          <w:ilvl w:val="0"/>
+          <w:numId w:val="1065"/>
+        </w:numPr>
+      </w:pPr>
+      <w:r>
+        <w:rPr>
+          <w:b/>
+          <w:bCs/>
+        </w:rPr>
+        <w:t xml:space="preserve">Test type</w:t>
+      </w:r>
+      <w:r>
+        <w:t xml:space="preserve">:</w:t>
+      </w:r>
+      <w:r>
+        <w:t xml:space="preserve"> </w:t>
+      </w:r>
+      <w:r>
+        <w:rPr>
+          <w:rStyle w:val="VerbatimChar"/>
+        </w:rPr>
+        <w:t xml:space="preserve">integration</w:t>
+      </w:r>
+      <w:r>
+        <w:t xml:space="preserve"> </w:t>
+      </w:r>
+      <w:r>
+        <w:t xml:space="preserve">|</w:t>
+      </w:r>
+      <w:r>
+        <w:t xml:space="preserve"> </w:t>
+      </w:r>
+      <w:r>
+        <w:rPr>
+          <w:b/>
+          <w:bCs/>
+        </w:rPr>
+        <w:t xml:space="preserve">Oracle basis</w:t>
+      </w:r>
+      <w:r>
+        <w:t xml:space="preserve">:</w:t>
+      </w:r>
+      <w:r>
+        <w:t xml:space="preserve"> </w:t>
+      </w:r>
+      <w:r>
+        <w:rPr>
+          <w:rStyle w:val="VerbatimChar"/>
+        </w:rPr>
+        <w:t xml:space="preserve">source_grounded</w:t>
+      </w:r>
+    </w:p>
+    <w:p>
+      <w:pPr>
+        <w:pStyle w:val="Compact"/>
+        <w:numPr>
+          <w:ilvl w:val="0"/>
+          <w:numId w:val="1065"/>
+        </w:numPr>
+      </w:pPr>
+      <w:r>
+        <w:rPr>
+          <w:b/>
+          <w:bCs/>
+        </w:rPr>
+        <w:t xml:space="preserve">Objective</w:t>
+      </w:r>
+      <w:r>
+        <w:t xml:space="preserve">: Confirm that FB2-SYS-SYR-000004’s core claim is falsifiable against the pinned source: that the limit applied and the reaction reached are selected by the mode or direction rather than fixed. Two independent mechanisms in the source select on mode or direction. SOA_CheckTemperatures chooses between …</w:t>
+      </w:r>
+    </w:p>
+    <w:p>
+      <w:pPr>
+        <w:pStyle w:val="Compact"/>
+        <w:numPr>
+          <w:ilvl w:val="0"/>
+          <w:numId w:val="1065"/>
+        </w:numPr>
+      </w:pPr>
+      <w:r>
+        <w:rPr>
+          <w:b/>
+          <w:bCs/>
+        </w:rPr>
+        <w:t xml:space="preserve">Preconditions</w:t>
+      </w:r>
+      <w:r>
+        <w:t xml:space="preserve">: The reference project’s limit configuration is loaded., The application’s state machine is initialised in the uninitialised state.</w:t>
+      </w:r>
+    </w:p>
+    <w:p>
+      <w:pPr>
+        <w:pStyle w:val="Compact"/>
+        <w:numPr>
+          <w:ilvl w:val="0"/>
+          <w:numId w:val="1065"/>
+        </w:numPr>
+      </w:pPr>
+      <w:r>
+        <w:rPr>
+          <w:b/>
+          <w:bCs/>
+        </w:rPr>
+        <w:t xml:space="preserve">Environment</w:t>
+      </w:r>
+      <w:r>
+        <w:t xml:space="preserve">: POSIX host (Linux) running the unit-test build, with the SOA module and the application’s state machine linked and the diagnosis handler stubbed to record entries; foxBMS 2 application firmware built with the unit-test configuration; config</w:t>
+      </w:r>
+      <w:r>
+        <w:t xml:space="preserve"> </w:t>
+      </w:r>
+      <w:r>
+        <w:rPr>
+          <w:rStyle w:val="VerbatimChar"/>
+        </w:rPr>
+        <w:t xml:space="preserve">conf/unit/app_project_posix.yml</w:t>
+      </w:r>
+    </w:p>
+    <w:p>
+      <w:pPr>
+        <w:pStyle w:val="Compact"/>
+        <w:numPr>
+          <w:ilvl w:val="0"/>
+          <w:numId w:val="1065"/>
+        </w:numPr>
+      </w:pPr>
+      <w:r>
+        <w:rPr>
+          <w:b/>
+          <w:bCs/>
+        </w:rPr>
+        <w:t xml:space="preserve">Test cases (steps)</w:t>
+      </w:r>
+      <w:r>
+        <w:t xml:space="preserve">:</w:t>
+      </w:r>
+    </w:p>
+    <w:p>
+      <w:pPr>
+        <w:pStyle w:val="Compact"/>
+        <w:numPr>
+          <w:ilvl w:val="1"/>
+          <w:numId w:val="1066"/>
+        </w:numPr>
+      </w:pPr>
+      <w:r>
+        <w:rPr>
+          <w:b/>
+          <w:bCs/>
+        </w:rPr>
+        <w:t xml:space="preserve">Inject the chosen cell temperature with a positive string current and record the entries raised.</w:t>
+      </w:r>
+      <w:r>
+        <w:t xml:space="preserve"> </w:t>
+      </w:r>
+      <w:r>
+        <w:t xml:space="preserve">→ expected: The entries raised are the charge-direction temperature entries.</w:t>
+      </w:r>
+    </w:p>
+    <w:p>
+      <w:pPr>
+        <w:pStyle w:val="Compact"/>
+        <w:numPr>
+          <w:ilvl w:val="1"/>
+          <w:numId w:val="1066"/>
+        </w:numPr>
+      </w:pPr>
+      <w:r>
+        <w:rPr>
+          <w:b/>
+          <w:bCs/>
+        </w:rPr>
+        <w:t xml:space="preserve">Inject the identical temperature with a negative string current.</w:t>
+      </w:r>
+      <w:r>
+        <w:t xml:space="preserve"> </w:t>
+      </w:r>
+      <w:r>
+        <w:t xml:space="preserve">→ expected: The entries raised are the discharge-direction temperature entries, which differ from step 1 for at least one tier.</w:t>
+      </w:r>
+    </w:p>
+    <w:p>
+      <w:pPr>
+        <w:pStyle w:val="Compact"/>
+        <w:numPr>
+          <w:ilvl w:val="1"/>
+          <w:numId w:val="1066"/>
+        </w:numPr>
+      </w:pPr>
+      <w:r>
+        <w:rPr>
+          <w:b/>
+          <w:bCs/>
+        </w:rPr>
+        <w:t xml:space="preserve">Issue an initialisation request in the uninitialised state and record the returned result.</w:t>
+      </w:r>
+      <w:r>
+        <w:t xml:space="preserve"> </w:t>
+      </w:r>
+      <w:r>
+        <w:t xml:space="preserve">→ expected: The request is accepted.</w:t>
+      </w:r>
+    </w:p>
+    <w:p>
+      <w:pPr>
+        <w:pStyle w:val="Compact"/>
+        <w:numPr>
+          <w:ilvl w:val="1"/>
+          <w:numId w:val="1066"/>
+        </w:numPr>
+      </w:pPr>
+      <w:r>
+        <w:rPr>
+          <w:b/>
+          <w:bCs/>
+        </w:rPr>
+        <w:t xml:space="preserve">Issue the identical request after initialisation and record the returned result.</w:t>
+      </w:r>
+      <w:r>
+        <w:t xml:space="preserve"> </w:t>
+      </w:r>
+      <w:r>
+        <w:t xml:space="preserve">→ expected: The request is refused with a reason specific to the state it was issued in.</w:t>
+      </w:r>
+    </w:p>
+    <w:p>
+      <w:pPr>
+        <w:pStyle w:val="Compact"/>
+        <w:numPr>
+          <w:ilvl w:val="1"/>
+          <w:numId w:val="1066"/>
+        </w:numPr>
+      </w:pPr>
+      <w:r>
+        <w:rPr>
+          <w:b/>
+          <w:bCs/>
+        </w:rPr>
+        <w:t xml:space="preserve">Record which state the refusal reason came from.</w:t>
+      </w:r>
+      <w:r>
+        <w:t xml:space="preserve"> </w:t>
+      </w:r>
+      <w:r>
+        <w:t xml:space="preserve">→ expected: The refusal is attributable to the state rather than to a fixed policy.</w:t>
+      </w:r>
+    </w:p>
+    <w:p>
+      <w:pPr>
+        <w:pStyle w:val="Compact"/>
+        <w:numPr>
+          <w:ilvl w:val="0"/>
+          <w:numId w:val="1065"/>
+        </w:numPr>
+      </w:pPr>
+      <w:r>
+        <w:rPr>
+          <w:b/>
+          <w:bCs/>
+        </w:rPr>
+        <w:t xml:space="preserve">Expected outcomes</w:t>
+      </w:r>
+      <w:r>
+        <w:t xml:space="preserve">:</w:t>
+      </w:r>
+    </w:p>
+    <w:p>
+      <w:pPr>
+        <w:pStyle w:val="Compact"/>
+        <w:numPr>
+          <w:ilvl w:val="1"/>
+          <w:numId w:val="1067"/>
+        </w:numPr>
+      </w:pPr>
+      <w:r>
+        <w:rPr>
+          <w:rStyle w:val="VerbatimChar"/>
+        </w:rPr>
+        <w:t xml:space="preserve">distinct_reaction_sets_by_direction</w:t>
+      </w:r>
+      <w:r>
+        <w:t xml:space="preserve"> </w:t>
+      </w:r>
+      <w:r>
+        <w:t xml:space="preserve">= true (tolerance exact)</w:t>
+      </w:r>
+    </w:p>
+    <w:p>
+      <w:pPr>
+        <w:pStyle w:val="Compact"/>
+        <w:numPr>
+          <w:ilvl w:val="1"/>
+          <w:numId w:val="1067"/>
+        </w:numPr>
+      </w:pPr>
+      <w:r>
+        <w:rPr>
+          <w:rStyle w:val="VerbatimChar"/>
+        </w:rPr>
+        <w:t xml:space="preserve">initialisation_accepted_in_uninitialised_state</w:t>
+      </w:r>
+      <w:r>
+        <w:t xml:space="preserve"> </w:t>
+      </w:r>
+      <w:r>
+        <w:t xml:space="preserve">= true (tolerance exact)</w:t>
+      </w:r>
+    </w:p>
+    <w:p>
+      <w:pPr>
+        <w:pStyle w:val="Compact"/>
+        <w:numPr>
+          <w:ilvl w:val="1"/>
+          <w:numId w:val="1067"/>
+        </w:numPr>
+      </w:pPr>
+      <w:r>
+        <w:rPr>
+          <w:rStyle w:val="VerbatimChar"/>
+        </w:rPr>
+        <w:t xml:space="preserve">initialisation_refused_after_initialisation</w:t>
+      </w:r>
+      <w:r>
+        <w:t xml:space="preserve"> </w:t>
+      </w:r>
+      <w:r>
+        <w:t xml:space="preserve">= true (tolerance exact)</w:t>
+      </w:r>
+    </w:p>
+    <w:p>
+      <w:pPr>
+        <w:pStyle w:val="Compact"/>
+        <w:numPr>
+          <w:ilvl w:val="1"/>
+          <w:numId w:val="1067"/>
+        </w:numPr>
+      </w:pPr>
+      <w:r>
+        <w:rPr>
+          <w:rStyle w:val="VerbatimChar"/>
+        </w:rPr>
+        <w:t xml:space="preserve">refusal_reason_attributable_to_state</w:t>
+      </w:r>
+      <w:r>
+        <w:t xml:space="preserve"> </w:t>
+      </w:r>
+      <w:r>
+        <w:t xml:space="preserve">= true (tolerance exact)</w:t>
+      </w:r>
+    </w:p>
+    <w:bookmarkEnd w:id="65"/>
+    <w:bookmarkStart w:id="66" w:name="X870e3da747ebf6404d383ce254df50a4ae99cfb"/>
+    <w:p>
+      <w:pPr>
+        <w:pStyle w:val="Heading4"/>
+      </w:pPr>
+      <w:r>
+        <w:rPr>
+          <w:rStyle w:val="VerbatimChar"/>
+        </w:rPr>
+        <w:t xml:space="preserve">FB2-VER-TMS-000028</w:t>
+      </w:r>
+      <w:r>
+        <w:t xml:space="preserve"> </w:t>
+      </w:r>
+      <w:r>
+        <w:t xml:space="preserve">— Test: a current or temperature measurement whose trust cannot be established is marked invalid before any supervisory comparison consumes it (synthetic_reference)</w:t>
+      </w:r>
+    </w:p>
+    <w:p>
+      <w:pPr>
+        <w:pStyle w:val="Compact"/>
+        <w:numPr>
+          <w:ilvl w:val="0"/>
+          <w:numId w:val="1068"/>
+        </w:numPr>
+      </w:pPr>
+      <w:r>
+        <w:rPr>
+          <w:b/>
+          <w:bCs/>
+        </w:rPr>
+        <w:t xml:space="preserve">Test type</w:t>
+      </w:r>
+      <w:r>
+        <w:t xml:space="preserve">:</w:t>
+      </w:r>
+      <w:r>
+        <w:t xml:space="preserve"> </w:t>
+      </w:r>
+      <w:r>
+        <w:rPr>
+          <w:rStyle w:val="VerbatimChar"/>
+        </w:rPr>
+        <w:t xml:space="preserve">integration</w:t>
+      </w:r>
+      <w:r>
+        <w:t xml:space="preserve"> </w:t>
+      </w:r>
+      <w:r>
+        <w:t xml:space="preserve">|</w:t>
+      </w:r>
+      <w:r>
+        <w:t xml:space="preserve"> </w:t>
+      </w:r>
+      <w:r>
+        <w:rPr>
+          <w:b/>
+          <w:bCs/>
+        </w:rPr>
+        <w:t xml:space="preserve">Oracle basis</w:t>
+      </w:r>
+      <w:r>
+        <w:t xml:space="preserve">:</w:t>
+      </w:r>
+      <w:r>
+        <w:t xml:space="preserve"> </w:t>
+      </w:r>
+      <w:r>
+        <w:rPr>
+          <w:rStyle w:val="VerbatimChar"/>
+        </w:rPr>
+        <w:t xml:space="preserve">source_grounded</w:t>
+      </w:r>
+    </w:p>
+    <w:p>
+      <w:pPr>
+        <w:pStyle w:val="Compact"/>
+        <w:numPr>
+          <w:ilvl w:val="0"/>
+          <w:numId w:val="1068"/>
+        </w:numPr>
+      </w:pPr>
+      <w:r>
+        <w:rPr>
+          <w:b/>
+          <w:bCs/>
+        </w:rPr>
+        <w:t xml:space="preserve">Objective</w:t>
+      </w:r>
+      <w:r>
+        <w:t xml:space="preserve">: Confirm FB2-SYS-SYR-000006’s validity-marking and envelope-check criteria against the pinned source. Two independent gates are available. On the acquisition side, the current-sensor receive callback sets the per-string invalidMeasurement flag on every channel error it handles and clears it on reset,…</w:t>
+      </w:r>
+    </w:p>
+    <w:p>
+      <w:pPr>
+        <w:pStyle w:val="Compact"/>
+        <w:numPr>
+          <w:ilvl w:val="0"/>
+          <w:numId w:val="1068"/>
+        </w:numPr>
+      </w:pPr>
+      <w:r>
+        <w:rPr>
+          <w:b/>
+          <w:bCs/>
+        </w:rPr>
+        <w:t xml:space="preserve">Preconditions</w:t>
+      </w:r>
+      <w:r>
+        <w:t xml:space="preserve">: The current-sensor receive callback is linked so that channel-error handling can be driven., The SOA module is linked with the database write path so that the invalid flags it reads are the one…</w:t>
+      </w:r>
+    </w:p>
+    <w:p>
+      <w:pPr>
+        <w:pStyle w:val="Compact"/>
+        <w:numPr>
+          <w:ilvl w:val="0"/>
+          <w:numId w:val="1068"/>
+        </w:numPr>
+      </w:pPr>
+      <w:r>
+        <w:rPr>
+          <w:b/>
+          <w:bCs/>
+        </w:rPr>
+        <w:t xml:space="preserve">Environment</w:t>
+      </w:r>
+      <w:r>
+        <w:t xml:space="preserve">: POSIX host (Linux) running the unit-test build, with the current-sensor receive callback and the SOA module linked; foxBMS 2 application firmware built with the unit-test configuration; config</w:t>
+      </w:r>
+      <w:r>
+        <w:t xml:space="preserve"> </w:t>
+      </w:r>
+      <w:r>
+        <w:rPr>
+          <w:rStyle w:val="VerbatimChar"/>
+        </w:rPr>
+        <w:t xml:space="preserve">conf/unit/app_project_posix.yml</w:t>
+      </w:r>
+    </w:p>
+    <w:p>
+      <w:pPr>
+        <w:pStyle w:val="Compact"/>
+        <w:numPr>
+          <w:ilvl w:val="0"/>
+          <w:numId w:val="1068"/>
+        </w:numPr>
+      </w:pPr>
+      <w:r>
+        <w:rPr>
+          <w:b/>
+          <w:bCs/>
+        </w:rPr>
+        <w:t xml:space="preserve">Test cases (steps)</w:t>
+      </w:r>
+      <w:r>
+        <w:t xml:space="preserve">:</w:t>
+      </w:r>
+    </w:p>
+    <w:p>
+      <w:pPr>
+        <w:pStyle w:val="Compact"/>
+        <w:numPr>
+          <w:ilvl w:val="1"/>
+          <w:numId w:val="1069"/>
+        </w:numPr>
+      </w:pPr>
+      <w:r>
+        <w:rPr>
+          <w:b/>
+          <w:bCs/>
+        </w:rPr>
+        <w:t xml:space="preserve">Drive a channel-error indication for a monitored current channel and read that string’s invalidMeasurement flag.</w:t>
+      </w:r>
+      <w:r>
+        <w:t xml:space="preserve"> </w:t>
+      </w:r>
+      <w:r>
+        <w:t xml:space="preserve">→ expected: The flag is set, and it is set by the receive callback rather than by the consumer.</w:t>
+      </w:r>
+    </w:p>
+    <w:p>
+      <w:pPr>
+        <w:pStyle w:val="Compact"/>
+        <w:numPr>
+          <w:ilvl w:val="1"/>
+          <w:numId w:val="1069"/>
+        </w:numPr>
+      </w:pPr>
+      <w:r>
+        <w:rPr>
+          <w:b/>
+          <w:bCs/>
+        </w:rPr>
+        <w:t xml:space="preserve">Drive the reset of that channel error and read the flag again.</w:t>
+      </w:r>
+      <w:r>
+        <w:t xml:space="preserve"> </w:t>
+      </w:r>
+      <w:r>
+        <w:t xml:space="preserve">→ expected: The flag is cleared.</w:t>
+      </w:r>
+    </w:p>
+    <w:p>
+      <w:pPr>
+        <w:pStyle w:val="Compact"/>
+        <w:numPr>
+          <w:ilvl w:val="1"/>
+          <w:numId w:val="1069"/>
+        </w:numPr>
+      </w:pPr>
+      <w:r>
+        <w:rPr>
+          <w:b/>
+          <w:bCs/>
+        </w:rPr>
+        <w:t xml:space="preserve">With the flag set, present a string current above the applicable charge-direction limit and record the entries raised.</w:t>
+      </w:r>
+      <w:r>
+        <w:t xml:space="preserve"> </w:t>
+      </w:r>
+      <w:r>
+        <w:t xml:space="preserve">→ expected: No current-limit entry is raised for that string, and no entry at all is raised from the skipped branch.</w:t>
+      </w:r>
+    </w:p>
+    <w:p>
+      <w:pPr>
+        <w:pStyle w:val="Compact"/>
+        <w:numPr>
+          <w:ilvl w:val="1"/>
+          <w:numId w:val="1069"/>
+        </w:numPr>
+      </w:pPr>
+      <w:r>
+        <w:rPr>
+          <w:b/>
+          <w:bCs/>
+        </w:rPr>
+        <w:t xml:space="preserve">Clear the flag, present the identical current again and record the entries.</w:t>
+      </w:r>
+      <w:r>
+        <w:t xml:space="preserve"> </w:t>
+      </w:r>
+      <w:r>
+        <w:t xml:space="preserve">→ expected: The charge-direction current-limit entry is raised, which shows the skip in step 3 was caused by the flag and not by the value.</w:t>
+      </w:r>
+    </w:p>
+    <w:p>
+      <w:pPr>
+        <w:pStyle w:val="Compact"/>
+        <w:numPr>
+          <w:ilvl w:val="1"/>
+          <w:numId w:val="1069"/>
+        </w:numPr>
+      </w:pPr>
+      <w:r>
+        <w:rPr>
+          <w:b/>
+          <w:bCs/>
+        </w:rPr>
+        <w:t xml:space="preserve">Present a temperature above the applicable tier in each current direction and record the entries.</w:t>
+      </w:r>
+      <w:r>
+        <w:t xml:space="preserve"> </w:t>
+      </w:r>
+      <w:r>
+        <w:t xml:space="preserve">→ expected: The entries raised are the tier entries for the direction in force, not for both directions.</w:t>
+      </w:r>
+    </w:p>
+    <w:p>
+      <w:pPr>
+        <w:pStyle w:val="Compact"/>
+        <w:numPr>
+          <w:ilvl w:val="0"/>
+          <w:numId w:val="1068"/>
+        </w:numPr>
+      </w:pPr>
+      <w:r>
+        <w:rPr>
+          <w:b/>
+          <w:bCs/>
+        </w:rPr>
+        <w:t xml:space="preserve">Expected outcomes</w:t>
+      </w:r>
+      <w:r>
+        <w:t xml:space="preserve">:</w:t>
+      </w:r>
+    </w:p>
+    <w:p>
+      <w:pPr>
+        <w:pStyle w:val="Compact"/>
+        <w:numPr>
+          <w:ilvl w:val="1"/>
+          <w:numId w:val="1070"/>
+        </w:numPr>
+      </w:pPr>
+      <w:r>
+        <w:rPr>
+          <w:rStyle w:val="VerbatimChar"/>
+        </w:rPr>
+        <w:t xml:space="preserve">invalid_flag_set_at_acquisition_boundary</w:t>
+      </w:r>
+      <w:r>
+        <w:t xml:space="preserve"> </w:t>
+      </w:r>
+      <w:r>
+        <w:t xml:space="preserve">= true (tolerance exact)</w:t>
+      </w:r>
+    </w:p>
+    <w:p>
+      <w:pPr>
+        <w:pStyle w:val="Compact"/>
+        <w:numPr>
+          <w:ilvl w:val="1"/>
+          <w:numId w:val="1070"/>
+        </w:numPr>
+      </w:pPr>
+      <w:r>
+        <w:rPr>
+          <w:rStyle w:val="VerbatimChar"/>
+        </w:rPr>
+        <w:t xml:space="preserve">limit_entries_raised_while_invalid</w:t>
+      </w:r>
+      <w:r>
+        <w:t xml:space="preserve"> </w:t>
+      </w:r>
+      <w:r>
+        <w:t xml:space="preserve">= 0 (tolerance exact)</w:t>
+      </w:r>
+    </w:p>
+    <w:p>
+      <w:pPr>
+        <w:pStyle w:val="Compact"/>
+        <w:numPr>
+          <w:ilvl w:val="1"/>
+          <w:numId w:val="1070"/>
+        </w:numPr>
+      </w:pPr>
+      <w:r>
+        <w:rPr>
+          <w:rStyle w:val="VerbatimChar"/>
+        </w:rPr>
+        <w:t xml:space="preserve">limit_entries_raised_after_validity_restored</w:t>
+      </w:r>
+      <w:r>
+        <w:t xml:space="preserve"> </w:t>
+      </w:r>
+      <w:r>
+        <w:t xml:space="preserve">= at least 1 (tolerance at least)</w:t>
+      </w:r>
+    </w:p>
+    <w:p>
+      <w:pPr>
+        <w:pStyle w:val="Compact"/>
+        <w:numPr>
+          <w:ilvl w:val="1"/>
+          <w:numId w:val="1070"/>
+        </w:numPr>
+      </w:pPr>
+      <w:r>
+        <w:rPr>
+          <w:rStyle w:val="VerbatimChar"/>
+        </w:rPr>
+        <w:t xml:space="preserve">temperature_tiers_selected_by_direction</w:t>
+      </w:r>
+      <w:r>
+        <w:t xml:space="preserve"> </w:t>
+      </w:r>
+      <w:r>
+        <w:t xml:space="preserve">= true (tolerance exact)</w:t>
+      </w:r>
+    </w:p>
+    <w:bookmarkEnd w:id="66"/>
+    <w:bookmarkEnd w:id="67"/>
+    <w:bookmarkStart w:id="68" w:name="test-cases-2"/>
     <w:p>
       <w:pPr>
         <w:pStyle w:val="Heading3"/>
@@ -9801,7 +11643,7 @@
         <w:pStyle w:val="Compact"/>
         <w:numPr>
           <w:ilvl w:val="0"/>
-          <w:numId w:val="1056"/>
+          <w:numId w:val="1071"/>
         </w:numPr>
       </w:pPr>
       <w:r>
@@ -9816,6 +11658,90 @@
       <w:r>
         <w:t xml:space="preserve">(synthetic_reference): 3 test case(s)</w:t>
       </w:r>
+    </w:p>
+    <w:p>
+      <w:pPr>
+        <w:pStyle w:val="Compact"/>
+        <w:numPr>
+          <w:ilvl w:val="0"/>
+          <w:numId w:val="1071"/>
+        </w:numPr>
+      </w:pPr>
+      <w:r>
+        <w:rPr>
+          <w:rStyle w:val="VerbatimChar"/>
+        </w:rPr>
+        <w:t xml:space="preserve">FB2-VER-TMS-000021</w:t>
+      </w:r>
+      <w:r>
+        <w:t xml:space="preserve"> </w:t>
+      </w:r>
+      <w:r>
+        <w:t xml:space="preserve">(synthetic_reference): 4 test case(s)</w:t>
+      </w:r>
+    </w:p>
+    <w:p>
+      <w:pPr>
+        <w:pStyle w:val="Compact"/>
+        <w:numPr>
+          <w:ilvl w:val="0"/>
+          <w:numId w:val="1071"/>
+        </w:numPr>
+      </w:pPr>
+      <w:r>
+        <w:rPr>
+          <w:rStyle w:val="VerbatimChar"/>
+        </w:rPr>
+        <w:t xml:space="preserve">FB2-VER-TMS-000023</w:t>
+      </w:r>
+      <w:r>
+        <w:t xml:space="preserve"> </w:t>
+      </w:r>
+      <w:r>
+        <w:t xml:space="preserve">(synthetic_reference): 5 test case(s)</w:t>
+      </w:r>
+    </w:p>
+    <w:p>
+      <w:pPr>
+        <w:pStyle w:val="Compact"/>
+        <w:numPr>
+          <w:ilvl w:val="0"/>
+          <w:numId w:val="1071"/>
+        </w:numPr>
+      </w:pPr>
+      <w:r>
+        <w:rPr>
+          <w:rStyle w:val="VerbatimChar"/>
+        </w:rPr>
+        <w:t xml:space="preserve">FB2-VER-TMS-000026</w:t>
+      </w:r>
+      <w:r>
+        <w:t xml:space="preserve"> </w:t>
+      </w:r>
+      <w:r>
+        <w:t xml:space="preserve">(synthetic_reference): 5 test case(s)</w:t>
+      </w:r>
+    </w:p>
+    <w:p>
+      <w:pPr>
+        <w:pStyle w:val="Compact"/>
+        <w:numPr>
+          <w:ilvl w:val="0"/>
+          <w:numId w:val="1071"/>
+        </w:numPr>
+      </w:pPr>
+      <w:r>
+        <w:rPr>
+          <w:rStyle w:val="VerbatimChar"/>
+        </w:rPr>
+        <w:t xml:space="preserve">FB2-VER-TMS-000028</w:t>
+      </w:r>
+      <w:r>
+        <w:t xml:space="preserve"> </w:t>
+      </w:r>
+      <w:r>
+        <w:t xml:space="preserve">(synthetic_reference): 5 test case(s)</w:t>
+      </w:r>
       <w:r>
         <w:t xml:space="preserve"> </w:t>
       </w:r>
@@ -9827,11 +11753,11 @@
         <w:t xml:space="preserve">Subtotal test cases</w:t>
       </w:r>
       <w:r>
-        <w:t xml:space="preserve">: 3</w:t>
-      </w:r>
-    </w:p>
-    <w:bookmarkEnd w:id="63"/>
-    <w:bookmarkStart w:id="64" w:name="execution-report-2"/>
+        <w:t xml:space="preserve">: 22</w:t>
+      </w:r>
+    </w:p>
+    <w:bookmarkEnd w:id="68"/>
+    <w:bookmarkStart w:id="69" w:name="execution-report-2"/>
     <w:p>
       <w:pPr>
         <w:pStyle w:val="Heading3"/>
@@ -9863,9 +11789,9 @@
         <w:t xml:space="preserve">execution artifacts in the corpus — gap (blocked, not fabricated).</w:t>
       </w:r>
     </w:p>
-    <w:bookmarkEnd w:id="64"/>
-    <w:bookmarkEnd w:id="65"/>
-    <w:bookmarkStart w:id="69" w:name="hil-testing"/>
+    <w:bookmarkEnd w:id="69"/>
+    <w:bookmarkEnd w:id="70"/>
+    <w:bookmarkStart w:id="74" w:name="hil-testing"/>
     <w:p>
       <w:pPr>
         <w:pStyle w:val="Heading2"/>
@@ -9874,7 +11800,7 @@
         <w:t xml:space="preserve">HIL Testing</w:t>
       </w:r>
     </w:p>
-    <w:bookmarkStart w:id="66" w:name="test-specification-3"/>
+    <w:bookmarkStart w:id="71" w:name="test-specification-3"/>
     <w:p>
       <w:pPr>
         <w:pStyle w:val="Heading3"/>
@@ -9922,8 +11848,8 @@
         <w:t xml:space="preserve">(blocked, not fabricated).</w:t>
       </w:r>
     </w:p>
-    <w:bookmarkEnd w:id="66"/>
-    <w:bookmarkStart w:id="67" w:name="test-cases-3"/>
+    <w:bookmarkEnd w:id="71"/>
+    <w:bookmarkStart w:id="72" w:name="test-cases-3"/>
     <w:p>
       <w:pPr>
         <w:pStyle w:val="Heading3"/>
@@ -9947,8 +11873,8 @@
         <w:t xml:space="preserve">: 0</w:t>
       </w:r>
     </w:p>
-    <w:bookmarkEnd w:id="67"/>
-    <w:bookmarkStart w:id="68" w:name="execution-report-3"/>
+    <w:bookmarkEnd w:id="72"/>
+    <w:bookmarkStart w:id="73" w:name="execution-report-3"/>
     <w:p>
       <w:pPr>
         <w:pStyle w:val="Heading3"/>
@@ -9965,9 +11891,9 @@
         <w:t xml:space="preserve">No target-HIL executions exist in the corpus — per governance policy, actual product evidence = 0 (blocked, not fabricated).</w:t>
       </w:r>
     </w:p>
-    <w:bookmarkEnd w:id="68"/>
-    <w:bookmarkEnd w:id="69"/>
-    <w:bookmarkStart w:id="70" w:name="static-analysis-deviance-evidence"/>
+    <w:bookmarkEnd w:id="73"/>
+    <w:bookmarkEnd w:id="74"/>
+    <w:bookmarkStart w:id="75" w:name="static-analysis-deviance-evidence"/>
     <w:p>
       <w:pPr>
         <w:pStyle w:val="Heading2"/>
@@ -12367,7 +14293,7 @@
           <w:i/>
           <w:iCs/>
         </w:rPr>
-        <w:t xml:space="preserve">Generated: 2026-09-30T01:21:29Z — auto-generated from the machine-verifiable corpus. Regenerate with</w:t>
+        <w:t xml:space="preserve">Generated: 2026-10-01T05:09:49Z — auto-generated from the machine-verifiable corpus. Regenerate with</w:t>
       </w:r>
       <w:r>
         <w:rPr>
@@ -12392,8 +14318,8 @@
         <w:t xml:space="preserve">.</w:t>
       </w:r>
     </w:p>
-    <w:bookmarkEnd w:id="70"/>
-    <w:bookmarkEnd w:id="71"/>
+    <w:bookmarkEnd w:id="75"/>
+    <w:bookmarkEnd w:id="76"/>
     <w:sectPr/>
   </w:body>
 </w:document>
@@ -13028,7 +14954,34 @@
     <w:abstractNumId w:val="991"/>
   </w:num>
   <w:num w:numId="1032">
-    <w:abstractNumId w:val="991"/>
+    <w:abstractNumId w:val="99411"/>
+    <w:lvlOverride w:ilvl="0">
+      <w:startOverride w:val="1"/>
+    </w:lvlOverride>
+    <w:lvlOverride w:ilvl="1">
+      <w:startOverride w:val="1"/>
+    </w:lvlOverride>
+    <w:lvlOverride w:ilvl="2">
+      <w:startOverride w:val="1"/>
+    </w:lvlOverride>
+    <w:lvlOverride w:ilvl="3">
+      <w:startOverride w:val="1"/>
+    </w:lvlOverride>
+    <w:lvlOverride w:ilvl="4">
+      <w:startOverride w:val="1"/>
+    </w:lvlOverride>
+    <w:lvlOverride w:ilvl="5">
+      <w:startOverride w:val="1"/>
+    </w:lvlOverride>
+    <w:lvlOverride w:ilvl="6">
+      <w:startOverride w:val="1"/>
+    </w:lvlOverride>
+    <w:lvlOverride w:ilvl="7">
+      <w:startOverride w:val="1"/>
+    </w:lvlOverride>
+    <w:lvlOverride w:ilvl="8">
+      <w:startOverride w:val="1"/>
+    </w:lvlOverride>
   </w:num>
   <w:num w:numId="1033">
     <w:abstractNumId w:val="991"/>
@@ -13094,6 +15047,15 @@
     <w:abstractNumId w:val="991"/>
   </w:num>
   <w:num w:numId="1054">
+    <w:abstractNumId w:val="991"/>
+  </w:num>
+  <w:num w:numId="1055">
+    <w:abstractNumId w:val="991"/>
+  </w:num>
+  <w:num w:numId="1056">
+    <w:abstractNumId w:val="991"/>
+  </w:num>
+  <w:num w:numId="1057">
     <w:abstractNumId w:val="99411"/>
     <w:lvlOverride w:ilvl="0">
       <w:startOverride w:val="1"/>
@@ -13123,10 +15085,154 @@
       <w:startOverride w:val="1"/>
     </w:lvlOverride>
   </w:num>
-  <w:num w:numId="1055">
+  <w:num w:numId="1058">
     <w:abstractNumId w:val="991"/>
   </w:num>
-  <w:num w:numId="1056">
+  <w:num w:numId="1059">
+    <w:abstractNumId w:val="991"/>
+  </w:num>
+  <w:num w:numId="1060">
+    <w:abstractNumId w:val="99411"/>
+    <w:lvlOverride w:ilvl="0">
+      <w:startOverride w:val="1"/>
+    </w:lvlOverride>
+    <w:lvlOverride w:ilvl="1">
+      <w:startOverride w:val="1"/>
+    </w:lvlOverride>
+    <w:lvlOverride w:ilvl="2">
+      <w:startOverride w:val="1"/>
+    </w:lvlOverride>
+    <w:lvlOverride w:ilvl="3">
+      <w:startOverride w:val="1"/>
+    </w:lvlOverride>
+    <w:lvlOverride w:ilvl="4">
+      <w:startOverride w:val="1"/>
+    </w:lvlOverride>
+    <w:lvlOverride w:ilvl="5">
+      <w:startOverride w:val="1"/>
+    </w:lvlOverride>
+    <w:lvlOverride w:ilvl="6">
+      <w:startOverride w:val="1"/>
+    </w:lvlOverride>
+    <w:lvlOverride w:ilvl="7">
+      <w:startOverride w:val="1"/>
+    </w:lvlOverride>
+    <w:lvlOverride w:ilvl="8">
+      <w:startOverride w:val="1"/>
+    </w:lvlOverride>
+  </w:num>
+  <w:num w:numId="1061">
+    <w:abstractNumId w:val="991"/>
+  </w:num>
+  <w:num w:numId="1062">
+    <w:abstractNumId w:val="991"/>
+  </w:num>
+  <w:num w:numId="1063">
+    <w:abstractNumId w:val="99411"/>
+    <w:lvlOverride w:ilvl="0">
+      <w:startOverride w:val="1"/>
+    </w:lvlOverride>
+    <w:lvlOverride w:ilvl="1">
+      <w:startOverride w:val="1"/>
+    </w:lvlOverride>
+    <w:lvlOverride w:ilvl="2">
+      <w:startOverride w:val="1"/>
+    </w:lvlOverride>
+    <w:lvlOverride w:ilvl="3">
+      <w:startOverride w:val="1"/>
+    </w:lvlOverride>
+    <w:lvlOverride w:ilvl="4">
+      <w:startOverride w:val="1"/>
+    </w:lvlOverride>
+    <w:lvlOverride w:ilvl="5">
+      <w:startOverride w:val="1"/>
+    </w:lvlOverride>
+    <w:lvlOverride w:ilvl="6">
+      <w:startOverride w:val="1"/>
+    </w:lvlOverride>
+    <w:lvlOverride w:ilvl="7">
+      <w:startOverride w:val="1"/>
+    </w:lvlOverride>
+    <w:lvlOverride w:ilvl="8">
+      <w:startOverride w:val="1"/>
+    </w:lvlOverride>
+  </w:num>
+  <w:num w:numId="1064">
+    <w:abstractNumId w:val="991"/>
+  </w:num>
+  <w:num w:numId="1065">
+    <w:abstractNumId w:val="991"/>
+  </w:num>
+  <w:num w:numId="1066">
+    <w:abstractNumId w:val="99411"/>
+    <w:lvlOverride w:ilvl="0">
+      <w:startOverride w:val="1"/>
+    </w:lvlOverride>
+    <w:lvlOverride w:ilvl="1">
+      <w:startOverride w:val="1"/>
+    </w:lvlOverride>
+    <w:lvlOverride w:ilvl="2">
+      <w:startOverride w:val="1"/>
+    </w:lvlOverride>
+    <w:lvlOverride w:ilvl="3">
+      <w:startOverride w:val="1"/>
+    </w:lvlOverride>
+    <w:lvlOverride w:ilvl="4">
+      <w:startOverride w:val="1"/>
+    </w:lvlOverride>
+    <w:lvlOverride w:ilvl="5">
+      <w:startOverride w:val="1"/>
+    </w:lvlOverride>
+    <w:lvlOverride w:ilvl="6">
+      <w:startOverride w:val="1"/>
+    </w:lvlOverride>
+    <w:lvlOverride w:ilvl="7">
+      <w:startOverride w:val="1"/>
+    </w:lvlOverride>
+    <w:lvlOverride w:ilvl="8">
+      <w:startOverride w:val="1"/>
+    </w:lvlOverride>
+  </w:num>
+  <w:num w:numId="1067">
+    <w:abstractNumId w:val="991"/>
+  </w:num>
+  <w:num w:numId="1068">
+    <w:abstractNumId w:val="991"/>
+  </w:num>
+  <w:num w:numId="1069">
+    <w:abstractNumId w:val="99411"/>
+    <w:lvlOverride w:ilvl="0">
+      <w:startOverride w:val="1"/>
+    </w:lvlOverride>
+    <w:lvlOverride w:ilvl="1">
+      <w:startOverride w:val="1"/>
+    </w:lvlOverride>
+    <w:lvlOverride w:ilvl="2">
+      <w:startOverride w:val="1"/>
+    </w:lvlOverride>
+    <w:lvlOverride w:ilvl="3">
+      <w:startOverride w:val="1"/>
+    </w:lvlOverride>
+    <w:lvlOverride w:ilvl="4">
+      <w:startOverride w:val="1"/>
+    </w:lvlOverride>
+    <w:lvlOverride w:ilvl="5">
+      <w:startOverride w:val="1"/>
+    </w:lvlOverride>
+    <w:lvlOverride w:ilvl="6">
+      <w:startOverride w:val="1"/>
+    </w:lvlOverride>
+    <w:lvlOverride w:ilvl="7">
+      <w:startOverride w:val="1"/>
+    </w:lvlOverride>
+    <w:lvlOverride w:ilvl="8">
+      <w:startOverride w:val="1"/>
+    </w:lvlOverride>
+  </w:num>
+  <w:num w:numId="1070">
+    <w:abstractNumId w:val="991"/>
+  </w:num>
+  <w:num w:numId="1071">
     <w:abstractNumId w:val="991"/>
   </w:num>
 </w:numbering>

--- a/docs/artifacts/spec-documents/09-software-verification-report.docx
+++ b/docs/artifacts/spec-documents/09-software-verification-report.docx
@@ -316,7 +316,7 @@
               <w:jc w:val="left"/>
             </w:pPr>
             <w:r>
-              <w:t xml:space="preserve">2026-10-01T05:09:49Z</w:t>
+              <w:t xml:space="preserve">2026-10-01T13:26:59Z</w:t>
             </w:r>
           </w:p>
         </w:tc>
@@ -14293,7 +14293,7 @@
           <w:i/>
           <w:iCs/>
         </w:rPr>
-        <w:t xml:space="preserve">Generated: 2026-10-01T05:09:49Z — auto-generated from the machine-verifiable corpus. Regenerate with</w:t>
+        <w:t xml:space="preserve">Generated: 2026-10-01T13:26:59Z — auto-generated from the machine-verifiable corpus. Regenerate with</w:t>
       </w:r>
       <w:r>
         <w:rPr>

--- a/docs/artifacts/spec-documents/09-software-verification-report.docx
+++ b/docs/artifacts/spec-documents/09-software-verification-report.docx
@@ -316,7 +316,7 @@
               <w:jc w:val="left"/>
             </w:pPr>
             <w:r>
-              <w:t xml:space="preserve">2026-10-01T13:26:59Z</w:t>
+              <w:t xml:space="preserve">2026-10-01T16:36:58Z</w:t>
             </w:r>
           </w:p>
         </w:tc>
@@ -14293,7 +14293,7 @@
           <w:i/>
           <w:iCs/>
         </w:rPr>
-        <w:t xml:space="preserve">Generated: 2026-10-01T13:26:59Z — auto-generated from the machine-verifiable corpus. Regenerate with</w:t>
+        <w:t xml:space="preserve">Generated: 2026-10-01T16:36:58Z — auto-generated from the machine-verifiable corpus. Regenerate with</w:t>
       </w:r>
       <w:r>
         <w:rPr>

--- a/docs/artifacts/spec-documents/09-software-verification-report.docx
+++ b/docs/artifacts/spec-documents/09-software-verification-report.docx
@@ -316,7 +316,7 @@
               <w:jc w:val="left"/>
             </w:pPr>
             <w:r>
-              <w:t xml:space="preserve">2026-10-01T16:36:58Z</w:t>
+              <w:t xml:space="preserve">2026-10-01T19:25:12Z</w:t>
             </w:r>
           </w:p>
         </w:tc>
@@ -14293,7 +14293,7 @@
           <w:i/>
           <w:iCs/>
         </w:rPr>
-        <w:t xml:space="preserve">Generated: 2026-10-01T16:36:58Z — auto-generated from the machine-verifiable corpus. Regenerate with</w:t>
+        <w:t xml:space="preserve">Generated: 2026-10-01T19:25:12Z — auto-generated from the machine-verifiable corpus. Regenerate with</w:t>
       </w:r>
       <w:r>
         <w:rPr>

--- a/docs/artifacts/spec-documents/09-software-verification-report.docx
+++ b/docs/artifacts/spec-documents/09-software-verification-report.docx
@@ -23,7 +23,7 @@
         <w:pStyle w:val="Date"/>
       </w:pPr>
       <w:r>
-        <w:t xml:space="preserve">2026-10-01</w:t>
+        <w:t xml:space="preserve">2026-10-02</w:t>
       </w:r>
     </w:p>
     <w:sdt>
@@ -316,7 +316,7 @@
               <w:jc w:val="left"/>
             </w:pPr>
             <w:r>
-              <w:t xml:space="preserve">2026-10-01T19:25:12Z</w:t>
+              <w:t xml:space="preserve">2026-10-02T01:21:37Z</w:t>
             </w:r>
           </w:p>
         </w:tc>
@@ -14293,7 +14293,7 @@
           <w:i/>
           <w:iCs/>
         </w:rPr>
-        <w:t xml:space="preserve">Generated: 2026-10-01T19:25:12Z — auto-generated from the machine-verifiable corpus. Regenerate with</w:t>
+        <w:t xml:space="preserve">Generated: 2026-10-02T01:21:37Z — auto-generated from the machine-verifiable corpus. Regenerate with</w:t>
       </w:r>
       <w:r>
         <w:rPr>

--- a/docs/artifacts/spec-documents/09-software-verification-report.docx
+++ b/docs/artifacts/spec-documents/09-software-verification-report.docx
@@ -23,7 +23,7 @@
         <w:pStyle w:val="Date"/>
       </w:pPr>
       <w:r>
-        <w:t xml:space="preserve">2026-10-02</w:t>
+        <w:t xml:space="preserve">2026-10-03</w:t>
       </w:r>
     </w:p>
     <w:sdt>
@@ -316,7 +316,7 @@
               <w:jc w:val="left"/>
             </w:pPr>
             <w:r>
-              <w:t xml:space="preserve">2026-10-02T01:21:37Z</w:t>
+              <w:t xml:space="preserve">2026-10-03T11:20:05Z</w:t>
             </w:r>
           </w:p>
         </w:tc>
@@ -14293,7 +14293,7 @@
           <w:i/>
           <w:iCs/>
         </w:rPr>
-        <w:t xml:space="preserve">Generated: 2026-10-02T01:21:37Z — auto-generated from the machine-verifiable corpus. Regenerate with</w:t>
+        <w:t xml:space="preserve">Generated: 2026-10-03T11:20:05Z — auto-generated from the machine-verifiable corpus. Regenerate with</w:t>
       </w:r>
       <w:r>
         <w:rPr>

--- a/docs/artifacts/spec-documents/09-software-verification-report.docx
+++ b/docs/artifacts/spec-documents/09-software-verification-report.docx
@@ -23,7 +23,7 @@
         <w:pStyle w:val="Date"/>
       </w:pPr>
       <w:r>
-        <w:t xml:space="preserve">2026-10-03</w:t>
+        <w:t xml:space="preserve">2026-10-04</w:t>
       </w:r>
     </w:p>
     <w:sdt>
@@ -316,7 +316,7 @@
               <w:jc w:val="left"/>
             </w:pPr>
             <w:r>
-              <w:t xml:space="preserve">2026-10-03T11:20:05Z</w:t>
+              <w:t xml:space="preserve">2026-10-04T00:17:01Z</w:t>
             </w:r>
           </w:p>
         </w:tc>
@@ -14293,7 +14293,7 @@
           <w:i/>
           <w:iCs/>
         </w:rPr>
-        <w:t xml:space="preserve">Generated: 2026-10-03T11:20:05Z — auto-generated from the machine-verifiable corpus. Regenerate with</w:t>
+        <w:t xml:space="preserve">Generated: 2026-10-04T00:17:01Z — auto-generated from the machine-verifiable corpus. Regenerate with</w:t>
       </w:r>
       <w:r>
         <w:rPr>
